--- a/CMA_W_B1_Ch02_AnswerKeys.docx
+++ b/CMA_W_B1_Ch02_AnswerKeys.docx
@@ -97,73 +97,73 @@
                 <w:sz w:val="17"/>
                 <w:szCs w:val="17"/>
               </w:rPr>
-              <w:t xml:space="preserve">C</w:t>
-            </w:r>
-          </w:p>
-        </w:tc>
-        <w:tc>
-          <w:tcPr>
-            <w:tcW w:type="pct" w:w="1667"/>
-            <w:tcMar>
-              <w:top w:type="dxa" w:w="40"/>
-              <w:left w:type="dxa" w:w="100"/>
-              <w:bottom w:type="dxa" w:w="40"/>
-              <w:right w:type="dxa" w:w="100"/>
-            </w:tcMar>
-          </w:tcPr>
-          <w:p>
-            <w:pPr>
-              <w:spacing w:before="22" w:after="22"/>
-            </w:pPr>
-            <w:r>
-              <w:rPr>
-                <w:b/>
-                <w:bCs/>
-                <w:color w:val="8186EF"/>
-                <w:sz w:val="16"/>
-                <w:szCs w:val="16"/>
-              </w:rPr>
-              <w:t xml:space="preserve">13  </w:t>
-            </w:r>
-            <w:r>
-              <w:rPr>
-                <w:sz w:val="17"/>
-                <w:szCs w:val="17"/>
-              </w:rPr>
-              <w:t xml:space="preserve">C</w:t>
-            </w:r>
-          </w:p>
-        </w:tc>
-        <w:tc>
-          <w:tcPr>
-            <w:tcW w:type="pct" w:w="1667"/>
-            <w:tcMar>
-              <w:top w:type="dxa" w:w="40"/>
-              <w:left w:type="dxa" w:w="100"/>
-              <w:bottom w:type="dxa" w:w="40"/>
-              <w:right w:type="dxa" w:w="100"/>
-            </w:tcMar>
-          </w:tcPr>
-          <w:p>
-            <w:pPr>
-              <w:spacing w:before="22" w:after="22"/>
-            </w:pPr>
-            <w:r>
-              <w:rPr>
-                <w:b/>
-                <w:bCs/>
-                <w:color w:val="8186EF"/>
-                <w:sz w:val="16"/>
-                <w:szCs w:val="16"/>
-              </w:rPr>
-              <w:t xml:space="preserve">25  </w:t>
-            </w:r>
-            <w:r>
-              <w:rPr>
-                <w:sz w:val="17"/>
-                <w:szCs w:val="17"/>
-              </w:rPr>
-              <w:t xml:space="preserve">C</w:t>
+              <w:t xml:space="preserve">balance sheet · liquidity · solvency</w:t>
+            </w:r>
+          </w:p>
+        </w:tc>
+        <w:tc>
+          <w:tcPr>
+            <w:tcW w:type="pct" w:w="1667"/>
+            <w:tcMar>
+              <w:top w:type="dxa" w:w="40"/>
+              <w:left w:type="dxa" w:w="100"/>
+              <w:bottom w:type="dxa" w:w="40"/>
+              <w:right w:type="dxa" w:w="100"/>
+            </w:tcMar>
+          </w:tcPr>
+          <w:p>
+            <w:pPr>
+              <w:spacing w:before="22" w:after="22"/>
+            </w:pPr>
+            <w:r>
+              <w:rPr>
+                <w:b/>
+                <w:bCs/>
+                <w:color w:val="8186EF"/>
+                <w:sz w:val="16"/>
+                <w:szCs w:val="16"/>
+              </w:rPr>
+              <w:t xml:space="preserve">10  </w:t>
+            </w:r>
+            <w:r>
+              <w:rPr>
+                <w:sz w:val="17"/>
+                <w:szCs w:val="17"/>
+              </w:rPr>
+              <w:t xml:space="preserve">B</w:t>
+            </w:r>
+          </w:p>
+        </w:tc>
+        <w:tc>
+          <w:tcPr>
+            <w:tcW w:type="pct" w:w="1667"/>
+            <w:tcMar>
+              <w:top w:type="dxa" w:w="40"/>
+              <w:left w:type="dxa" w:w="100"/>
+              <w:bottom w:type="dxa" w:w="40"/>
+              <w:right w:type="dxa" w:w="100"/>
+            </w:tcMar>
+          </w:tcPr>
+          <w:p>
+            <w:pPr>
+              <w:spacing w:before="22" w:after="22"/>
+            </w:pPr>
+            <w:r>
+              <w:rPr>
+                <w:b/>
+                <w:bCs/>
+                <w:color w:val="8186EF"/>
+                <w:sz w:val="16"/>
+                <w:szCs w:val="16"/>
+              </w:rPr>
+              <w:t xml:space="preserve">19  </w:t>
+            </w:r>
+            <w:r>
+              <w:rPr>
+                <w:sz w:val="17"/>
+                <w:szCs w:val="17"/>
+              </w:rPr>
+              <w:t xml:space="preserve">A</w:t>
             </w:r>
           </w:p>
         </w:tc>
@@ -199,6 +199,40 @@
                 <w:sz w:val="17"/>
                 <w:szCs w:val="17"/>
               </w:rPr>
+              <w:t xml:space="preserve">liquidity · Current assets</w:t>
+            </w:r>
+          </w:p>
+        </w:tc>
+        <w:tc>
+          <w:tcPr>
+            <w:tcW w:type="pct" w:w="1667"/>
+            <w:shd w:fill="FBFAF6" w:val="clear"/>
+            <w:tcMar>
+              <w:top w:type="dxa" w:w="40"/>
+              <w:left w:type="dxa" w:w="100"/>
+              <w:bottom w:type="dxa" w:w="40"/>
+              <w:right w:type="dxa" w:w="100"/>
+            </w:tcMar>
+          </w:tcPr>
+          <w:p>
+            <w:pPr>
+              <w:spacing w:before="22" w:after="22"/>
+            </w:pPr>
+            <w:r>
+              <w:rPr>
+                <w:b/>
+                <w:bCs/>
+                <w:color w:val="8186EF"/>
+                <w:sz w:val="16"/>
+                <w:szCs w:val="16"/>
+              </w:rPr>
+              <w:t xml:space="preserve">11  </w:t>
+            </w:r>
+            <w:r>
+              <w:rPr>
+                <w:sz w:val="17"/>
+                <w:szCs w:val="17"/>
+              </w:rPr>
               <w:t xml:space="preserve">A</w:t>
             </w:r>
           </w:p>
@@ -226,48 +260,14 @@
                 <w:sz w:val="16"/>
                 <w:szCs w:val="16"/>
               </w:rPr>
-              <w:t xml:space="preserve">14  </w:t>
-            </w:r>
-            <w:r>
-              <w:rPr>
-                <w:sz w:val="17"/>
-                <w:szCs w:val="17"/>
-              </w:rPr>
-              <w:t xml:space="preserve">B</w:t>
-            </w:r>
-          </w:p>
-        </w:tc>
-        <w:tc>
-          <w:tcPr>
-            <w:tcW w:type="pct" w:w="1667"/>
-            <w:shd w:fill="FBFAF6" w:val="clear"/>
-            <w:tcMar>
-              <w:top w:type="dxa" w:w="40"/>
-              <w:left w:type="dxa" w:w="100"/>
-              <w:bottom w:type="dxa" w:w="40"/>
-              <w:right w:type="dxa" w:w="100"/>
-            </w:tcMar>
-          </w:tcPr>
-          <w:p>
-            <w:pPr>
-              <w:spacing w:before="22" w:after="22"/>
-            </w:pPr>
-            <w:r>
-              <w:rPr>
-                <w:b/>
-                <w:bCs/>
-                <w:color w:val="8186EF"/>
-                <w:sz w:val="16"/>
-                <w:szCs w:val="16"/>
-              </w:rPr>
-              <w:t xml:space="preserve">26  </w:t>
-            </w:r>
-            <w:r>
-              <w:rPr>
-                <w:sz w:val="17"/>
-                <w:szCs w:val="17"/>
-              </w:rPr>
-              <w:t xml:space="preserve">A</w:t>
+              <w:t xml:space="preserve">20  </w:t>
+            </w:r>
+            <w:r>
+              <w:rPr>
+                <w:sz w:val="17"/>
+                <w:szCs w:val="17"/>
+              </w:rPr>
+              <w:t xml:space="preserve">D</w:t>
             </w:r>
           </w:p>
         </w:tc>
@@ -302,66 +302,66 @@
                 <w:sz w:val="17"/>
                 <w:szCs w:val="17"/>
               </w:rPr>
-              <w:t xml:space="preserve">B</w:t>
-            </w:r>
-          </w:p>
-        </w:tc>
-        <w:tc>
-          <w:tcPr>
-            <w:tcW w:type="pct" w:w="1667"/>
-            <w:tcMar>
-              <w:top w:type="dxa" w:w="40"/>
-              <w:left w:type="dxa" w:w="100"/>
-              <w:bottom w:type="dxa" w:w="40"/>
-              <w:right w:type="dxa" w:w="100"/>
-            </w:tcMar>
-          </w:tcPr>
-          <w:p>
-            <w:pPr>
-              <w:spacing w:before="22" w:after="22"/>
-            </w:pPr>
-            <w:r>
-              <w:rPr>
-                <w:b/>
-                <w:bCs/>
-                <w:color w:val="8186EF"/>
-                <w:sz w:val="16"/>
-                <w:szCs w:val="16"/>
-              </w:rPr>
-              <w:t xml:space="preserve">15  </w:t>
-            </w:r>
-            <w:r>
-              <w:rPr>
-                <w:sz w:val="17"/>
-                <w:szCs w:val="17"/>
-              </w:rPr>
-              <w:t xml:space="preserve">C</w:t>
-            </w:r>
-          </w:p>
-        </w:tc>
-        <w:tc>
-          <w:tcPr>
-            <w:tcW w:type="pct" w:w="1667"/>
-            <w:tcMar>
-              <w:top w:type="dxa" w:w="40"/>
-              <w:left w:type="dxa" w:w="100"/>
-              <w:bottom w:type="dxa" w:w="40"/>
-              <w:right w:type="dxa" w:w="100"/>
-            </w:tcMar>
-          </w:tcPr>
-          <w:p>
-            <w:pPr>
-              <w:spacing w:before="22" w:after="22"/>
-            </w:pPr>
-            <w:r>
-              <w:rPr>
-                <w:b/>
-                <w:bCs/>
-                <w:color w:val="8186EF"/>
-                <w:sz w:val="16"/>
-                <w:szCs w:val="16"/>
-              </w:rPr>
-              <w:t xml:space="preserve">27  </w:t>
+              <w:t xml:space="preserve">liquidity · solvency · financial flexibility</w:t>
+            </w:r>
+          </w:p>
+        </w:tc>
+        <w:tc>
+          <w:tcPr>
+            <w:tcW w:type="pct" w:w="1667"/>
+            <w:tcMar>
+              <w:top w:type="dxa" w:w="40"/>
+              <w:left w:type="dxa" w:w="100"/>
+              <w:bottom w:type="dxa" w:w="40"/>
+              <w:right w:type="dxa" w:w="100"/>
+            </w:tcMar>
+          </w:tcPr>
+          <w:p>
+            <w:pPr>
+              <w:spacing w:before="22" w:after="22"/>
+            </w:pPr>
+            <w:r>
+              <w:rPr>
+                <w:b/>
+                <w:bCs/>
+                <w:color w:val="8186EF"/>
+                <w:sz w:val="16"/>
+                <w:szCs w:val="16"/>
+              </w:rPr>
+              <w:t xml:space="preserve">12  </w:t>
+            </w:r>
+            <w:r>
+              <w:rPr>
+                <w:sz w:val="17"/>
+                <w:szCs w:val="17"/>
+              </w:rPr>
+              <w:t xml:space="preserve">D</w:t>
+            </w:r>
+          </w:p>
+        </w:tc>
+        <w:tc>
+          <w:tcPr>
+            <w:tcW w:type="pct" w:w="1667"/>
+            <w:tcMar>
+              <w:top w:type="dxa" w:w="40"/>
+              <w:left w:type="dxa" w:w="100"/>
+              <w:bottom w:type="dxa" w:w="40"/>
+              <w:right w:type="dxa" w:w="100"/>
+            </w:tcMar>
+          </w:tcPr>
+          <w:p>
+            <w:pPr>
+              <w:spacing w:before="22" w:after="22"/>
+            </w:pPr>
+            <w:r>
+              <w:rPr>
+                <w:b/>
+                <w:bCs/>
+                <w:color w:val="8186EF"/>
+                <w:sz w:val="16"/>
+                <w:szCs w:val="16"/>
+              </w:rPr>
+              <w:t xml:space="preserve">21  </w:t>
             </w:r>
             <w:r>
               <w:rPr>
@@ -404,6 +404,40 @@
                 <w:sz w:val="17"/>
                 <w:szCs w:val="17"/>
               </w:rPr>
+              <w:t xml:space="preserve">T</w:t>
+            </w:r>
+          </w:p>
+        </w:tc>
+        <w:tc>
+          <w:tcPr>
+            <w:tcW w:type="pct" w:w="1667"/>
+            <w:shd w:fill="FBFAF6" w:val="clear"/>
+            <w:tcMar>
+              <w:top w:type="dxa" w:w="40"/>
+              <w:left w:type="dxa" w:w="100"/>
+              <w:bottom w:type="dxa" w:w="40"/>
+              <w:right w:type="dxa" w:w="100"/>
+            </w:tcMar>
+          </w:tcPr>
+          <w:p>
+            <w:pPr>
+              <w:spacing w:before="22" w:after="22"/>
+            </w:pPr>
+            <w:r>
+              <w:rPr>
+                <w:b/>
+                <w:bCs/>
+                <w:color w:val="8186EF"/>
+                <w:sz w:val="16"/>
+                <w:szCs w:val="16"/>
+              </w:rPr>
+              <w:t xml:space="preserve">13  </w:t>
+            </w:r>
+            <w:r>
+              <w:rPr>
+                <w:sz w:val="17"/>
+                <w:szCs w:val="17"/>
+              </w:rPr>
               <w:t xml:space="preserve">D</w:t>
             </w:r>
           </w:p>
@@ -431,41 +465,7 @@
                 <w:sz w:val="16"/>
                 <w:szCs w:val="16"/>
               </w:rPr>
-              <w:t xml:space="preserve">16  </w:t>
-            </w:r>
-            <w:r>
-              <w:rPr>
-                <w:sz w:val="17"/>
-                <w:szCs w:val="17"/>
-              </w:rPr>
-              <w:t xml:space="preserve">D</w:t>
-            </w:r>
-          </w:p>
-        </w:tc>
-        <w:tc>
-          <w:tcPr>
-            <w:tcW w:type="pct" w:w="1667"/>
-            <w:shd w:fill="FBFAF6" w:val="clear"/>
-            <w:tcMar>
-              <w:top w:type="dxa" w:w="40"/>
-              <w:left w:type="dxa" w:w="100"/>
-              <w:bottom w:type="dxa" w:w="40"/>
-              <w:right w:type="dxa" w:w="100"/>
-            </w:tcMar>
-          </w:tcPr>
-          <w:p>
-            <w:pPr>
-              <w:spacing w:before="22" w:after="22"/>
-            </w:pPr>
-            <w:r>
-              <w:rPr>
-                <w:b/>
-                <w:bCs/>
-                <w:color w:val="8186EF"/>
-                <w:sz w:val="16"/>
-                <w:szCs w:val="16"/>
-              </w:rPr>
-              <w:t xml:space="preserve">28  </w:t>
+              <w:t xml:space="preserve">22  </w:t>
             </w:r>
             <w:r>
               <w:rPr>
@@ -507,33 +507,66 @@
                 <w:sz w:val="17"/>
                 <w:szCs w:val="17"/>
               </w:rPr>
-              <w:t xml:space="preserve">C</w:t>
-            </w:r>
-          </w:p>
-        </w:tc>
-        <w:tc>
-          <w:tcPr>
-            <w:tcW w:type="pct" w:w="1667"/>
-            <w:tcMar>
-              <w:top w:type="dxa" w:w="40"/>
-              <w:left w:type="dxa" w:w="100"/>
-              <w:bottom w:type="dxa" w:w="40"/>
-              <w:right w:type="dxa" w:w="100"/>
-            </w:tcMar>
-          </w:tcPr>
-          <w:p>
-            <w:pPr>
-              <w:spacing w:before="22" w:after="22"/>
-            </w:pPr>
-            <w:r>
-              <w:rPr>
-                <w:b/>
-                <w:bCs/>
-                <w:color w:val="8186EF"/>
-                <w:sz w:val="16"/>
-                <w:szCs w:val="16"/>
-              </w:rPr>
-              <w:t xml:space="preserve">17  </w:t>
+              <w:t xml:space="preserve">A</w:t>
+            </w:r>
+          </w:p>
+        </w:tc>
+        <w:tc>
+          <w:tcPr>
+            <w:tcW w:type="pct" w:w="1667"/>
+            <w:tcMar>
+              <w:top w:type="dxa" w:w="40"/>
+              <w:left w:type="dxa" w:w="100"/>
+              <w:bottom w:type="dxa" w:w="40"/>
+              <w:right w:type="dxa" w:w="100"/>
+            </w:tcMar>
+          </w:tcPr>
+          <w:p>
+            <w:pPr>
+              <w:spacing w:before="22" w:after="22"/>
+            </w:pPr>
+            <w:r>
+              <w:rPr>
+                <w:b/>
+                <w:bCs/>
+                <w:color w:val="8186EF"/>
+                <w:sz w:val="16"/>
+                <w:szCs w:val="16"/>
+              </w:rPr>
+              <w:t xml:space="preserve">14  </w:t>
+            </w:r>
+            <w:r>
+              <w:rPr>
+                <w:sz w:val="17"/>
+                <w:szCs w:val="17"/>
+              </w:rPr>
+              <w:t xml:space="preserve">T</w:t>
+            </w:r>
+          </w:p>
+        </w:tc>
+        <w:tc>
+          <w:tcPr>
+            <w:tcW w:type="pct" w:w="1667"/>
+            <w:tcMar>
+              <w:top w:type="dxa" w:w="40"/>
+              <w:left w:type="dxa" w:w="100"/>
+              <w:bottom w:type="dxa" w:w="40"/>
+              <w:right w:type="dxa" w:w="100"/>
+            </w:tcMar>
+          </w:tcPr>
+          <w:p>
+            <w:pPr>
+              <w:spacing w:before="22" w:after="22"/>
+            </w:pPr>
+            <w:r>
+              <w:rPr>
+                <w:b/>
+                <w:bCs/>
+                <w:color w:val="8186EF"/>
+                <w:sz w:val="16"/>
+                <w:szCs w:val="16"/>
+              </w:rPr>
+              <w:t xml:space="preserve">23  </w:t>
             </w:r>
             <w:r>
               <w:rPr>
@@ -541,39 +574,6 @@
                 <w:szCs w:val="17"/>
               </w:rPr>
               <w:t xml:space="preserve">B</w:t>
-            </w:r>
-          </w:p>
-        </w:tc>
-        <w:tc>
-          <w:tcPr>
-            <w:tcW w:type="pct" w:w="1667"/>
-            <w:tcMar>
-              <w:top w:type="dxa" w:w="40"/>
-              <w:left w:type="dxa" w:w="100"/>
-              <w:bottom w:type="dxa" w:w="40"/>
-              <w:right w:type="dxa" w:w="100"/>
-            </w:tcMar>
-          </w:tcPr>
-          <w:p>
-            <w:pPr>
-              <w:spacing w:before="22" w:after="22"/>
-            </w:pPr>
-            <w:r>
-              <w:rPr>
-                <w:b/>
-                <w:bCs/>
-                <w:color w:val="8186EF"/>
-                <w:sz w:val="16"/>
-                <w:szCs w:val="16"/>
-              </w:rPr>
-              <w:t xml:space="preserve">29  </w:t>
-            </w:r>
-            <w:r>
-              <w:rPr>
-                <w:sz w:val="17"/>
-                <w:szCs w:val="17"/>
-              </w:rPr>
-              <w:t xml:space="preserve">D</w:t>
             </w:r>
           </w:p>
         </w:tc>
@@ -636,14 +636,14 @@
                 <w:sz w:val="16"/>
                 <w:szCs w:val="16"/>
               </w:rPr>
-              <w:t xml:space="preserve">18  </w:t>
-            </w:r>
-            <w:r>
-              <w:rPr>
-                <w:sz w:val="17"/>
-                <w:szCs w:val="17"/>
-              </w:rPr>
-              <w:t xml:space="preserve">A</w:t>
+              <w:t xml:space="preserve">15  </w:t>
+            </w:r>
+            <w:r>
+              <w:rPr>
+                <w:sz w:val="17"/>
+                <w:szCs w:val="17"/>
+              </w:rPr>
+              <w:t xml:space="preserve">B</w:t>
             </w:r>
           </w:p>
         </w:tc>
@@ -670,14 +670,14 @@
                 <w:sz w:val="16"/>
                 <w:szCs w:val="16"/>
               </w:rPr>
-              <w:t xml:space="preserve">30  </w:t>
-            </w:r>
-            <w:r>
-              <w:rPr>
-                <w:sz w:val="17"/>
-                <w:szCs w:val="17"/>
-              </w:rPr>
-              <w:t xml:space="preserve">B</w:t>
+              <w:t xml:space="preserve">24  </w:t>
+            </w:r>
+            <w:r>
+              <w:rPr>
+                <w:sz w:val="17"/>
+                <w:szCs w:val="17"/>
+              </w:rPr>
+              <w:t xml:space="preserve">C</w:t>
             </w:r>
           </w:p>
         </w:tc>
@@ -738,47 +738,47 @@
                 <w:sz w:val="16"/>
                 <w:szCs w:val="16"/>
               </w:rPr>
-              <w:t xml:space="preserve">19  </w:t>
-            </w:r>
-            <w:r>
-              <w:rPr>
-                <w:sz w:val="17"/>
-                <w:szCs w:val="17"/>
-              </w:rPr>
-              <w:t xml:space="preserve">D</w:t>
-            </w:r>
-          </w:p>
-        </w:tc>
-        <w:tc>
-          <w:tcPr>
-            <w:tcW w:type="pct" w:w="1667"/>
-            <w:tcMar>
-              <w:top w:type="dxa" w:w="40"/>
-              <w:left w:type="dxa" w:w="100"/>
-              <w:bottom w:type="dxa" w:w="40"/>
-              <w:right w:type="dxa" w:w="100"/>
-            </w:tcMar>
-          </w:tcPr>
-          <w:p>
-            <w:pPr>
-              <w:spacing w:before="22" w:after="22"/>
-            </w:pPr>
-            <w:r>
-              <w:rPr>
-                <w:b/>
-                <w:bCs/>
-                <w:color w:val="8186EF"/>
-                <w:sz w:val="16"/>
-                <w:szCs w:val="16"/>
-              </w:rPr>
-              <w:t xml:space="preserve">31  </w:t>
-            </w:r>
-            <w:r>
-              <w:rPr>
-                <w:sz w:val="17"/>
-                <w:szCs w:val="17"/>
-              </w:rPr>
-              <w:t xml:space="preserve">C</w:t>
+              <w:t xml:space="preserve">16  </w:t>
+            </w:r>
+            <w:r>
+              <w:rPr>
+                <w:sz w:val="17"/>
+                <w:szCs w:val="17"/>
+              </w:rPr>
+              <w:t xml:space="preserve">E</w:t>
+            </w:r>
+          </w:p>
+        </w:tc>
+        <w:tc>
+          <w:tcPr>
+            <w:tcW w:type="pct" w:w="1667"/>
+            <w:tcMar>
+              <w:top w:type="dxa" w:w="40"/>
+              <w:left w:type="dxa" w:w="100"/>
+              <w:bottom w:type="dxa" w:w="40"/>
+              <w:right w:type="dxa" w:w="100"/>
+            </w:tcMar>
+          </w:tcPr>
+          <w:p>
+            <w:pPr>
+              <w:spacing w:before="22" w:after="22"/>
+            </w:pPr>
+            <w:r>
+              <w:rPr>
+                <w:b/>
+                <w:bCs/>
+                <w:color w:val="8186EF"/>
+                <w:sz w:val="16"/>
+                <w:szCs w:val="16"/>
+              </w:rPr>
+              <w:t xml:space="preserve">25  </w:t>
+            </w:r>
+            <w:r>
+              <w:rPr>
+                <w:sz w:val="17"/>
+                <w:szCs w:val="17"/>
+              </w:rPr>
+              <w:t xml:space="preserve">A</w:t>
             </w:r>
           </w:p>
         </w:tc>
@@ -814,7 +814,7 @@
                 <w:sz w:val="17"/>
                 <w:szCs w:val="17"/>
               </w:rPr>
-              <w:t xml:space="preserve">T</w:t>
+              <w:t xml:space="preserve">C</w:t>
             </w:r>
           </w:p>
         </w:tc>
@@ -841,7 +841,7 @@
                 <w:sz w:val="16"/>
                 <w:szCs w:val="16"/>
               </w:rPr>
-              <w:t xml:space="preserve">20  </w:t>
+              <w:t xml:space="preserve">17  </w:t>
             </w:r>
             <w:r>
               <w:rPr>
@@ -875,14 +875,14 @@
                 <w:sz w:val="16"/>
                 <w:szCs w:val="16"/>
               </w:rPr>
-              <w:t xml:space="preserve">32  </w:t>
-            </w:r>
-            <w:r>
-              <w:rPr>
-                <w:sz w:val="17"/>
-                <w:szCs w:val="17"/>
-              </w:rPr>
-              <w:t xml:space="preserve">A</w:t>
+              <w:t xml:space="preserve">26  </w:t>
+            </w:r>
+            <w:r>
+              <w:rPr>
+                <w:sz w:val="17"/>
+                <w:szCs w:val="17"/>
+              </w:rPr>
+              <w:t xml:space="preserve">Compare with the model earlier in this handout.</w:t>
             </w:r>
           </w:p>
         </w:tc>
@@ -917,170 +917,66 @@
                 <w:sz w:val="17"/>
                 <w:szCs w:val="17"/>
               </w:rPr>
-              <w:t xml:space="preserve">F</w:t>
-            </w:r>
-          </w:p>
-        </w:tc>
-        <w:tc>
-          <w:tcPr>
-            <w:tcW w:type="pct" w:w="1667"/>
-            <w:tcMar>
-              <w:top w:type="dxa" w:w="40"/>
-              <w:left w:type="dxa" w:w="100"/>
-              <w:bottom w:type="dxa" w:w="40"/>
-              <w:right w:type="dxa" w:w="100"/>
-            </w:tcMar>
-          </w:tcPr>
-          <w:p>
-            <w:pPr>
-              <w:spacing w:before="22" w:after="22"/>
-            </w:pPr>
-            <w:r>
-              <w:rPr>
-                <w:b/>
-                <w:bCs/>
-                <w:color w:val="8186EF"/>
-                <w:sz w:val="16"/>
-                <w:szCs w:val="16"/>
-              </w:rPr>
-              <w:t xml:space="preserve">21  </w:t>
-            </w:r>
-            <w:r>
-              <w:rPr>
-                <w:sz w:val="17"/>
-                <w:szCs w:val="17"/>
-              </w:rPr>
-              <w:t xml:space="preserve">T</w:t>
-            </w:r>
-          </w:p>
-        </w:tc>
-        <w:tc>
-          <w:tcPr>
-            <w:tcW w:type="pct" w:w="1667"/>
-            <w:tcMar>
-              <w:top w:type="dxa" w:w="40"/>
-              <w:left w:type="dxa" w:w="100"/>
-              <w:bottom w:type="dxa" w:w="40"/>
-              <w:right w:type="dxa" w:w="100"/>
-            </w:tcMar>
-          </w:tcPr>
-          <w:p>
-            <w:pPr>
-              <w:spacing w:before="22" w:after="22"/>
-            </w:pPr>
-            <w:r>
-              <w:rPr>
-                <w:b/>
-                <w:bCs/>
-                <w:color w:val="8186EF"/>
-                <w:sz w:val="16"/>
-                <w:szCs w:val="16"/>
-              </w:rPr>
-              <w:t xml:space="preserve">33  </w:t>
-            </w:r>
-            <w:r>
-              <w:rPr>
-                <w:sz w:val="17"/>
-                <w:szCs w:val="17"/>
-              </w:rPr>
-              <w:t xml:space="preserve">Compare with the model earlier in this handout.</w:t>
-            </w:r>
-          </w:p>
-        </w:tc>
-      </w:tr>
-      <w:tr>
-        <w:tc>
-          <w:tcPr>
-            <w:tcW w:type="pct" w:w="1667"/>
-            <w:shd w:fill="FBFAF6" w:val="clear"/>
-            <w:tcMar>
-              <w:top w:type="dxa" w:w="40"/>
-              <w:left w:type="dxa" w:w="100"/>
-              <w:bottom w:type="dxa" w:w="40"/>
-              <w:right w:type="dxa" w:w="100"/>
-            </w:tcMar>
-          </w:tcPr>
-          <w:p>
-            <w:pPr>
-              <w:spacing w:before="22" w:after="22"/>
-            </w:pPr>
-            <w:r>
-              <w:rPr>
-                <w:b/>
-                <w:bCs/>
-                <w:color w:val="8186EF"/>
-                <w:sz w:val="16"/>
-                <w:szCs w:val="16"/>
-              </w:rPr>
-              <w:t xml:space="preserve">10  </w:t>
-            </w:r>
-            <w:r>
-              <w:rPr>
-                <w:sz w:val="17"/>
-                <w:szCs w:val="17"/>
-              </w:rPr>
-              <w:t xml:space="preserve">T</w:t>
-            </w:r>
-          </w:p>
-        </w:tc>
-        <w:tc>
-          <w:tcPr>
-            <w:tcW w:type="pct" w:w="1667"/>
-            <w:shd w:fill="FBFAF6" w:val="clear"/>
-            <w:tcMar>
-              <w:top w:type="dxa" w:w="40"/>
-              <w:left w:type="dxa" w:w="100"/>
-              <w:bottom w:type="dxa" w:w="40"/>
-              <w:right w:type="dxa" w:w="100"/>
-            </w:tcMar>
-          </w:tcPr>
-          <w:p>
-            <w:pPr>
-              <w:spacing w:before="22" w:after="22"/>
-            </w:pPr>
-            <w:r>
-              <w:rPr>
-                <w:b/>
-                <w:bCs/>
-                <w:color w:val="8186EF"/>
-                <w:sz w:val="16"/>
-                <w:szCs w:val="16"/>
-              </w:rPr>
-              <w:t xml:space="preserve">22  </w:t>
-            </w:r>
-            <w:r>
-              <w:rPr>
-                <w:sz w:val="17"/>
-                <w:szCs w:val="17"/>
-              </w:rPr>
-              <w:t xml:space="preserve">B</w:t>
-            </w:r>
-          </w:p>
-        </w:tc>
-        <w:tc>
-          <w:tcPr>
-            <w:tcW w:type="pct" w:w="1667"/>
-            <w:shd w:fill="FBFAF6" w:val="clear"/>
-            <w:tcMar>
-              <w:top w:type="dxa" w:w="40"/>
-              <w:left w:type="dxa" w:w="100"/>
-              <w:bottom w:type="dxa" w:w="40"/>
-              <w:right w:type="dxa" w:w="100"/>
-            </w:tcMar>
-          </w:tcPr>
-          <w:p>
-            <w:pPr>
-              <w:spacing w:before="22" w:after="22"/>
-            </w:pPr>
-            <w:r>
-              <w:rPr>
-                <w:b/>
-                <w:bCs/>
-                <w:color w:val="8186EF"/>
-                <w:sz w:val="16"/>
-                <w:szCs w:val="16"/>
-              </w:rPr>
-              <w:t xml:space="preserve">34  </w:t>
+              <w:t xml:space="preserve">D</w:t>
+            </w:r>
+          </w:p>
+        </w:tc>
+        <w:tc>
+          <w:tcPr>
+            <w:tcW w:type="pct" w:w="1667"/>
+            <w:tcMar>
+              <w:top w:type="dxa" w:w="40"/>
+              <w:left w:type="dxa" w:w="100"/>
+              <w:bottom w:type="dxa" w:w="40"/>
+              <w:right w:type="dxa" w:w="100"/>
+            </w:tcMar>
+          </w:tcPr>
+          <w:p>
+            <w:pPr>
+              <w:spacing w:before="22" w:after="22"/>
+            </w:pPr>
+            <w:r>
+              <w:rPr>
+                <w:b/>
+                <w:bCs/>
+                <w:color w:val="8186EF"/>
+                <w:sz w:val="16"/>
+                <w:szCs w:val="16"/>
+              </w:rPr>
+              <w:t xml:space="preserve">18  </w:t>
+            </w:r>
+            <w:r>
+              <w:rPr>
+                <w:sz w:val="17"/>
+                <w:szCs w:val="17"/>
+              </w:rPr>
+              <w:t xml:space="preserve">C</w:t>
+            </w:r>
+          </w:p>
+        </w:tc>
+        <w:tc>
+          <w:tcPr>
+            <w:tcW w:type="pct" w:w="1667"/>
+            <w:tcMar>
+              <w:top w:type="dxa" w:w="40"/>
+              <w:left w:type="dxa" w:w="100"/>
+              <w:bottom w:type="dxa" w:w="40"/>
+              <w:right w:type="dxa" w:w="100"/>
+            </w:tcMar>
+          </w:tcPr>
+          <w:p>
+            <w:pPr>
+              <w:spacing w:before="22" w:after="22"/>
+            </w:pPr>
+            <w:r>
+              <w:rPr>
+                <w:b/>
+                <w:bCs/>
+                <w:color w:val="8186EF"/>
+                <w:sz w:val="16"/>
+                <w:szCs w:val="16"/>
+              </w:rPr>
+              <w:t xml:space="preserve">27  </w:t>
             </w:r>
             <w:r>
               <w:rPr>
@@ -1088,191 +984,6 @@
                 <w:szCs w:val="17"/>
               </w:rPr>
               <w:t xml:space="preserve">The balance sheet reports a company's assets, liabilities and equity at one point in time. It answers three questions for investors and lenders. Can the company pay its bills in the coming months? This is liquidity. Can it pay all its debts over time? This is solvency. Can it raise cash or change its plans if something unexpected happens? This is financial f</w:t>
-            </w:r>
-          </w:p>
-        </w:tc>
-      </w:tr>
-      <w:tr>
-        <w:tc>
-          <w:tcPr>
-            <w:tcW w:type="pct" w:w="1667"/>
-            <w:tcMar>
-              <w:top w:type="dxa" w:w="40"/>
-              <w:left w:type="dxa" w:w="100"/>
-              <w:bottom w:type="dxa" w:w="40"/>
-              <w:right w:type="dxa" w:w="100"/>
-            </w:tcMar>
-          </w:tcPr>
-          <w:p>
-            <w:pPr>
-              <w:spacing w:before="22" w:after="22"/>
-            </w:pPr>
-            <w:r>
-              <w:rPr>
-                <w:b/>
-                <w:bCs/>
-                <w:color w:val="8186EF"/>
-                <w:sz w:val="16"/>
-                <w:szCs w:val="16"/>
-              </w:rPr>
-              <w:t xml:space="preserve">11  </w:t>
-            </w:r>
-            <w:r>
-              <w:rPr>
-                <w:sz w:val="17"/>
-                <w:szCs w:val="17"/>
-              </w:rPr>
-              <w:t xml:space="preserve">T</w:t>
-            </w:r>
-          </w:p>
-        </w:tc>
-        <w:tc>
-          <w:tcPr>
-            <w:tcW w:type="pct" w:w="1667"/>
-            <w:tcMar>
-              <w:top w:type="dxa" w:w="40"/>
-              <w:left w:type="dxa" w:w="100"/>
-              <w:bottom w:type="dxa" w:w="40"/>
-              <w:right w:type="dxa" w:w="100"/>
-            </w:tcMar>
-          </w:tcPr>
-          <w:p>
-            <w:pPr>
-              <w:spacing w:before="22" w:after="22"/>
-            </w:pPr>
-            <w:r>
-              <w:rPr>
-                <w:b/>
-                <w:bCs/>
-                <w:color w:val="8186EF"/>
-                <w:sz w:val="16"/>
-                <w:szCs w:val="16"/>
-              </w:rPr>
-              <w:t xml:space="preserve">23  </w:t>
-            </w:r>
-            <w:r>
-              <w:rPr>
-                <w:sz w:val="17"/>
-                <w:szCs w:val="17"/>
-              </w:rPr>
-              <w:t xml:space="preserve">E</w:t>
-            </w:r>
-          </w:p>
-        </w:tc>
-        <w:tc>
-          <w:tcPr>
-            <w:tcW w:type="pct" w:w="1667"/>
-            <w:tcMar>
-              <w:top w:type="dxa" w:w="40"/>
-              <w:left w:type="dxa" w:w="100"/>
-              <w:bottom w:type="dxa" w:w="40"/>
-              <w:right w:type="dxa" w:w="100"/>
-            </w:tcMar>
-          </w:tcPr>
-          <w:p>
-            <w:pPr>
-              <w:spacing w:before="24" w:after="24"/>
-            </w:pPr>
-            <w:r>
-              <w:rPr>
-                <w:sz w:val="16"/>
-                <w:szCs w:val="16"/>
-              </w:rPr>
-              <w:t xml:space="preserve"/>
-            </w:r>
-          </w:p>
-        </w:tc>
-      </w:tr>
-      <w:tr>
-        <w:tc>
-          <w:tcPr>
-            <w:tcW w:type="pct" w:w="1667"/>
-            <w:shd w:fill="FBFAF6" w:val="clear"/>
-            <w:tcMar>
-              <w:top w:type="dxa" w:w="40"/>
-              <w:left w:type="dxa" w:w="100"/>
-              <w:bottom w:type="dxa" w:w="40"/>
-              <w:right w:type="dxa" w:w="100"/>
-            </w:tcMar>
-          </w:tcPr>
-          <w:p>
-            <w:pPr>
-              <w:spacing w:before="22" w:after="22"/>
-            </w:pPr>
-            <w:r>
-              <w:rPr>
-                <w:b/>
-                <w:bCs/>
-                <w:color w:val="8186EF"/>
-                <w:sz w:val="16"/>
-                <w:szCs w:val="16"/>
-              </w:rPr>
-              <w:t xml:space="preserve">12  </w:t>
-            </w:r>
-            <w:r>
-              <w:rPr>
-                <w:sz w:val="17"/>
-                <w:szCs w:val="17"/>
-              </w:rPr>
-              <w:t xml:space="preserve">A</w:t>
-            </w:r>
-          </w:p>
-        </w:tc>
-        <w:tc>
-          <w:tcPr>
-            <w:tcW w:type="pct" w:w="1667"/>
-            <w:shd w:fill="FBFAF6" w:val="clear"/>
-            <w:tcMar>
-              <w:top w:type="dxa" w:w="40"/>
-              <w:left w:type="dxa" w:w="100"/>
-              <w:bottom w:type="dxa" w:w="40"/>
-              <w:right w:type="dxa" w:w="100"/>
-            </w:tcMar>
-          </w:tcPr>
-          <w:p>
-            <w:pPr>
-              <w:spacing w:before="22" w:after="22"/>
-            </w:pPr>
-            <w:r>
-              <w:rPr>
-                <w:b/>
-                <w:bCs/>
-                <w:color w:val="8186EF"/>
-                <w:sz w:val="16"/>
-                <w:szCs w:val="16"/>
-              </w:rPr>
-              <w:t xml:space="preserve">24  </w:t>
-            </w:r>
-            <w:r>
-              <w:rPr>
-                <w:sz w:val="17"/>
-                <w:szCs w:val="17"/>
-              </w:rPr>
-              <w:t xml:space="preserve">D</w:t>
-            </w:r>
-          </w:p>
-        </w:tc>
-        <w:tc>
-          <w:tcPr>
-            <w:tcW w:type="pct" w:w="1667"/>
-            <w:shd w:fill="FBFAF6" w:val="clear"/>
-            <w:tcMar>
-              <w:top w:type="dxa" w:w="40"/>
-              <w:left w:type="dxa" w:w="100"/>
-              <w:bottom w:type="dxa" w:w="40"/>
-              <w:right w:type="dxa" w:w="100"/>
-            </w:tcMar>
-          </w:tcPr>
-          <w:p>
-            <w:pPr>
-              <w:spacing w:before="24" w:after="24"/>
-            </w:pPr>
-            <w:r>
-              <w:rPr>
-                <w:sz w:val="16"/>
-                <w:szCs w:val="16"/>
-              </w:rPr>
-              <w:t xml:space="preserve"/>
             </w:r>
           </w:p>
         </w:tc>
@@ -1314,7 +1025,7 @@
           <w:sz w:val="16"/>
           <w:szCs w:val="16"/>
         </w:rPr>
-        <w:t xml:space="preserve">Current assets and current liabilities fall by the same amount; with a ratio above 1, the ratio rises. A is wrong: Working capital is unchanged because both sides fall equally. B is wrong: Working capital is the difference, which does not change; the ratio does.</w:t>
+        <w:t xml:space="preserve">The book writes: “The balance sheet reports a company's assets, liabilities and equity at one point in time. It answers three questions for investors and lenders. Can the company pay its bills in the coming months? This is liquidity. Can it pay all its debts over time? This is solvency.”</w:t>
       </w:r>
     </w:p>
     <w:p>
@@ -1337,7 +1048,7 @@
           <w:sz w:val="16"/>
           <w:szCs w:val="16"/>
         </w:rPr>
-        <w:t xml:space="preserve">Adding the same amount to both terms moves a ratio below 1 toward 1. B is wrong: A ratio falls only if it starts above 1. C is wrong: Equal changes leave working capital, not the ratio, unchanged.</w:t>
+        <w:t xml:space="preserve">The book writes: “Some companies, such as banks, list items in order of liquidity instead, without a current subtotal. All the amounts come from the same records as the earlier chapters on receivables, inventory, investments and long-lived assets. For example, the equity-method investments include Jordan Glass Co. Current assets come first, from cash down to assets held for sale.”</w:t>
       </w:r>
     </w:p>
     <w:p>
@@ -1360,6 +1071,282 @@
           <w:sz w:val="16"/>
           <w:szCs w:val="16"/>
         </w:rPr>
+        <w:t xml:space="preserve">The book writes: “Can the company pay its bills in the coming months? This is liquidity. Can it pay all its debts over time? This is solvency. Can it raise cash or change its plans if something unexpected happens? This is financial flexibility.”</w:t>
+      </w:r>
+    </w:p>
+    <w:p>
+      <w:pPr>
+        <w:spacing w:after="18"/>
+        <w:ind w:left="300" w:hanging="300"/>
+      </w:pPr>
+      <w:r>
+        <w:rPr>
+          <w:b/>
+          <w:bCs/>
+          <w:color w:val="8186EF"/>
+          <w:sz w:val="16"/>
+          <w:szCs w:val="16"/>
+        </w:rPr>
+        <w:t xml:space="preserve">4  </w:t>
+      </w:r>
+      <w:r>
+        <w:rPr>
+          <w:sz w:val="16"/>
+          <w:szCs w:val="16"/>
+        </w:rPr>
+        <w:t xml:space="preserve">The framework defines the elements, and every amount belongs to one of them.</w:t>
+      </w:r>
+    </w:p>
+    <w:p>
+      <w:pPr>
+        <w:spacing w:after="18"/>
+        <w:ind w:left="300" w:hanging="300"/>
+      </w:pPr>
+      <w:r>
+        <w:rPr>
+          <w:b/>
+          <w:bCs/>
+          <w:color w:val="8186EF"/>
+          <w:sz w:val="16"/>
+          <w:szCs w:val="16"/>
+        </w:rPr>
+        <w:t xml:space="preserve">5  </w:t>
+      </w:r>
+      <w:r>
+        <w:rPr>
+          <w:sz w:val="16"/>
+          <w:szCs w:val="16"/>
+        </w:rPr>
+        <w:t xml:space="preserve">The book numbers “Purpose and structure of the balance sheet” as section 2.1.</w:t>
+      </w:r>
+    </w:p>
+    <w:p>
+      <w:pPr>
+        <w:spacing w:after="18"/>
+        <w:ind w:left="300" w:hanging="300"/>
+      </w:pPr>
+      <w:r>
+        <w:rPr>
+          <w:b/>
+          <w:bCs/>
+          <w:color w:val="8186EF"/>
+          <w:sz w:val="16"/>
+          <w:szCs w:val="16"/>
+        </w:rPr>
+        <w:t xml:space="preserve">6  </w:t>
+      </w:r>
+      <w:r>
+        <w:rPr>
+          <w:sz w:val="16"/>
+          <w:szCs w:val="16"/>
+        </w:rPr>
+        <w:t xml:space="preserve">The book numbers “Current and noncurrent items” as section 2.2.</w:t>
+      </w:r>
+    </w:p>
+    <w:p>
+      <w:pPr>
+        <w:spacing w:after="18"/>
+        <w:ind w:left="300" w:hanging="300"/>
+      </w:pPr>
+      <w:r>
+        <w:rPr>
+          <w:b/>
+          <w:bCs/>
+          <w:color w:val="8186EF"/>
+          <w:sz w:val="16"/>
+          <w:szCs w:val="16"/>
+        </w:rPr>
+        <w:t xml:space="preserve">7  </w:t>
+      </w:r>
+      <w:r>
+        <w:rPr>
+          <w:sz w:val="16"/>
+          <w:szCs w:val="16"/>
+        </w:rPr>
+        <w:t xml:space="preserve">The book numbers “Classifying debt” as section 2.3.</w:t>
+      </w:r>
+    </w:p>
+    <w:p>
+      <w:pPr>
+        <w:spacing w:after="18"/>
+        <w:ind w:left="300" w:hanging="300"/>
+      </w:pPr>
+      <w:r>
+        <w:rPr>
+          <w:b/>
+          <w:bCs/>
+          <w:color w:val="8186EF"/>
+          <w:sz w:val="16"/>
+          <w:szCs w:val="16"/>
+        </w:rPr>
+        <w:t xml:space="preserve">8  </w:t>
+      </w:r>
+      <w:r>
+        <w:rPr>
+          <w:sz w:val="16"/>
+          <w:szCs w:val="16"/>
+        </w:rPr>
+        <w:t xml:space="preserve">The book numbers “Other presentation matters” as section 2.4.</w:t>
+      </w:r>
+    </w:p>
+    <w:p>
+      <w:pPr>
+        <w:spacing w:after="18"/>
+        <w:ind w:left="300" w:hanging="300"/>
+      </w:pPr>
+      <w:r>
+        <w:rPr>
+          <w:b/>
+          <w:bCs/>
+          <w:color w:val="8186EF"/>
+          <w:sz w:val="16"/>
+          <w:szCs w:val="16"/>
+        </w:rPr>
+        <w:t xml:space="preserve">9  </w:t>
+      </w:r>
+      <w:r>
+        <w:rPr>
+          <w:sz w:val="16"/>
+          <w:szCs w:val="16"/>
+        </w:rPr>
+        <w:t xml:space="preserve">The balance sheet shows resources and obligations for judging liquidity and solvency. A is wrong: Profitability is shown on the income statement. B is wrong: Operating cash flow is on the statement of cash flows.</w:t>
+      </w:r>
+    </w:p>
+    <w:p>
+      <w:pPr>
+        <w:spacing w:after="18"/>
+        <w:ind w:left="300" w:hanging="300"/>
+      </w:pPr>
+      <w:r>
+        <w:rPr>
+          <w:b/>
+          <w:bCs/>
+          <w:color w:val="8186EF"/>
+          <w:sz w:val="16"/>
+          <w:szCs w:val="16"/>
+        </w:rPr>
+        <w:t xml:space="preserve">10  </w:t>
+      </w:r>
+      <w:r>
+        <w:rPr>
+          <w:sz w:val="16"/>
+          <w:szCs w:val="16"/>
+        </w:rPr>
+        <w:t xml:space="preserve">Financial flexibility is the ability to respond to unexpected needs and opportunities. A is wrong: Liquidity is about meeting short-term obligations. C is wrong: Solvency is about meeting all obligations over time.</w:t>
+      </w:r>
+    </w:p>
+    <w:p>
+      <w:pPr>
+        <w:spacing w:after="18"/>
+        <w:ind w:left="300" w:hanging="300"/>
+      </w:pPr>
+      <w:r>
+        <w:rPr>
+          <w:b/>
+          <w:bCs/>
+          <w:color w:val="8186EF"/>
+          <w:sz w:val="16"/>
+          <w:szCs w:val="16"/>
+        </w:rPr>
+        <w:t xml:space="preserve">11  </w:t>
+      </w:r>
+      <w:r>
+        <w:rPr>
+          <w:sz w:val="16"/>
+          <w:szCs w:val="16"/>
+        </w:rPr>
+        <w:t xml:space="preserve">Classification shows the short-term position clearly. B is wrong: Classification does not change measurement. C is wrong: Equity is a book amount.</w:t>
+      </w:r>
+    </w:p>
+    <w:p>
+      <w:pPr>
+        <w:spacing w:after="18"/>
+        <w:ind w:left="300" w:hanging="300"/>
+      </w:pPr>
+      <w:r>
+        <w:rPr>
+          <w:b/>
+          <w:bCs/>
+          <w:color w:val="8186EF"/>
+          <w:sz w:val="16"/>
+          <w:szCs w:val="16"/>
+        </w:rPr>
+        <w:t xml:space="preserve">12  </w:t>
+      </w:r>
+      <w:r>
+        <w:rPr>
+          <w:sz w:val="16"/>
+          <w:szCs w:val="16"/>
+        </w:rPr>
+        <w:t xml:space="preserve">Cash surrender value is excluded from current assets. A is wrong: Prepaid rent for six months will be used up within a year. B is wrong: Trading securities are held for sale soon.</w:t>
+      </w:r>
+    </w:p>
+    <w:p>
+      <w:pPr>
+        <w:spacing w:after="18"/>
+        <w:ind w:left="300" w:hanging="300"/>
+      </w:pPr>
+      <w:r>
+        <w:rPr>
+          <w:b/>
+          <w:bCs/>
+          <w:color w:val="8186EF"/>
+          <w:sz w:val="16"/>
+          <w:szCs w:val="16"/>
+        </w:rPr>
+        <w:t xml:space="preserve">13  </w:t>
+      </w:r>
+      <w:r>
+        <w:rPr>
+          <w:sz w:val="16"/>
+          <w:szCs w:val="16"/>
+        </w:rPr>
+        <w:t xml:space="preserve">The balance sheet shows resources and obligations for judging liquidity and solvency. A is wrong: Profitability is shown on the income statement. B is wrong: Operating cash flow is on the statement of cash flows.</w:t>
+      </w:r>
+    </w:p>
+    <w:p>
+      <w:pPr>
+        <w:spacing w:after="18"/>
+        <w:ind w:left="300" w:hanging="300"/>
+      </w:pPr>
+      <w:r>
+        <w:rPr>
+          <w:b/>
+          <w:bCs/>
+          <w:color w:val="8186EF"/>
+          <w:sz w:val="16"/>
+          <w:szCs w:val="16"/>
+        </w:rPr>
+        <w:t xml:space="preserve">14  </w:t>
+      </w:r>
+      <w:r>
+        <w:rPr>
+          <w:sz w:val="16"/>
+          <w:szCs w:val="16"/>
+        </w:rPr>
+        <w:t xml:space="preserve">CMA questions use exact terms, and one word can change the answer.</w:t>
+      </w:r>
+    </w:p>
+    <w:p>
+      <w:pPr>
+        <w:spacing w:after="18"/>
+        <w:ind w:left="300" w:hanging="300"/>
+      </w:pPr>
+      <w:r>
+        <w:rPr>
+          <w:b/>
+          <w:bCs/>
+          <w:color w:val="8186EF"/>
+          <w:sz w:val="16"/>
+          <w:szCs w:val="16"/>
+        </w:rPr>
+        <w:t xml:space="preserve">20  </w:t>
+      </w:r>
+      <w:r>
+        <w:rPr>
+          <w:sz w:val="16"/>
+          <w:szCs w:val="16"/>
+        </w:rPr>
         <w:t xml:space="preserve">The book’s own table gives Current asset as the category of Prepaid rent.</w:t>
       </w:r>
     </w:p>
@@ -1376,7 +1363,7 @@
           <w:sz w:val="16"/>
           <w:szCs w:val="16"/>
         </w:rPr>
-        <w:t xml:space="preserve">4  </w:t>
+        <w:t xml:space="preserve">21  </w:t>
       </w:r>
       <w:r>
         <w:rPr>
@@ -1399,7 +1386,7 @@
           <w:sz w:val="16"/>
           <w:szCs w:val="16"/>
         </w:rPr>
-        <w:t xml:space="preserve">5  </w:t>
+        <w:t xml:space="preserve">22  </w:t>
       </w:r>
       <w:r>
         <w:rPr>
@@ -1422,336 +1409,60 @@
           <w:sz w:val="16"/>
           <w:szCs w:val="16"/>
         </w:rPr>
-        <w:t xml:space="preserve">6  </w:t>
-      </w:r>
-      <w:r>
-        <w:rPr>
-          <w:sz w:val="16"/>
-          <w:szCs w:val="16"/>
-        </w:rPr>
-        <w:t xml:space="preserve">The book’s own table gives Current liability as the category of Dividends payable.</w:t>
-      </w:r>
-    </w:p>
-    <w:p>
-      <w:pPr>
-        <w:spacing w:after="18"/>
-        <w:ind w:left="300" w:hanging="300"/>
-      </w:pPr>
-      <w:r>
-        <w:rPr>
-          <w:b/>
-          <w:bCs/>
-          <w:color w:val="8186EF"/>
-          <w:sz w:val="16"/>
-          <w:szCs w:val="16"/>
-        </w:rPr>
-        <w:t xml:space="preserve">7  </w:t>
-      </w:r>
-      <w:r>
-        <w:rPr>
-          <w:sz w:val="16"/>
-          <w:szCs w:val="16"/>
-        </w:rPr>
-        <w:t xml:space="preserve">The book’s own table gives Equity as the category of Additional paid-in capital.</w:t>
-      </w:r>
-    </w:p>
-    <w:p>
-      <w:pPr>
-        <w:spacing w:after="18"/>
-        <w:ind w:left="300" w:hanging="300"/>
-      </w:pPr>
-      <w:r>
-        <w:rPr>
-          <w:b/>
-          <w:bCs/>
-          <w:color w:val="8186EF"/>
-          <w:sz w:val="16"/>
-          <w:szCs w:val="16"/>
-        </w:rPr>
-        <w:t xml:space="preserve">8  </w:t>
-      </w:r>
-      <w:r>
-        <w:rPr>
-          <w:sz w:val="16"/>
-          <w:szCs w:val="16"/>
-        </w:rPr>
-        <w:t xml:space="preserve">The book pairs Prepaid rent with “Current asset”.</w:t>
-      </w:r>
-    </w:p>
-    <w:p>
-      <w:pPr>
-        <w:spacing w:after="18"/>
-        <w:ind w:left="300" w:hanging="300"/>
-      </w:pPr>
-      <w:r>
-        <w:rPr>
-          <w:b/>
-          <w:bCs/>
-          <w:color w:val="8186EF"/>
-          <w:sz w:val="16"/>
-          <w:szCs w:val="16"/>
-        </w:rPr>
-        <w:t xml:space="preserve">9  </w:t>
-      </w:r>
-      <w:r>
-        <w:rPr>
-          <w:sz w:val="16"/>
-          <w:szCs w:val="16"/>
-        </w:rPr>
-        <w:t xml:space="preserve">The book pairs Land with “Noncurrent asset”, not with “Current liability”.</w:t>
-      </w:r>
-    </w:p>
-    <w:p>
-      <w:pPr>
-        <w:spacing w:after="18"/>
-        <w:ind w:left="300" w:hanging="300"/>
-      </w:pPr>
-      <w:r>
-        <w:rPr>
-          <w:b/>
-          <w:bCs/>
-          <w:color w:val="8186EF"/>
-          <w:sz w:val="16"/>
-          <w:szCs w:val="16"/>
-        </w:rPr>
-        <w:t xml:space="preserve">10  </w:t>
-      </w:r>
-      <w:r>
-        <w:rPr>
-          <w:sz w:val="16"/>
-          <w:szCs w:val="16"/>
-        </w:rPr>
-        <w:t xml:space="preserve">The book pairs Allowance for credit losses with “Current asset”.</w:t>
-      </w:r>
-    </w:p>
-    <w:p>
-      <w:pPr>
-        <w:spacing w:after="18"/>
-        <w:ind w:left="300" w:hanging="300"/>
-      </w:pPr>
-      <w:r>
-        <w:rPr>
-          <w:b/>
-          <w:bCs/>
-          <w:color w:val="8186EF"/>
-          <w:sz w:val="16"/>
-          <w:szCs w:val="16"/>
-        </w:rPr>
-        <w:t xml:space="preserve">11  </w:t>
-      </w:r>
-      <w:r>
-        <w:rPr>
-          <w:sz w:val="16"/>
-          <w:szCs w:val="16"/>
-        </w:rPr>
-        <w:t xml:space="preserve">The framework defines the elements, and every amount belongs to one of them.</w:t>
-      </w:r>
-    </w:p>
-    <w:p>
-      <w:pPr>
-        <w:spacing w:after="18"/>
-        <w:ind w:left="300" w:hanging="300"/>
-      </w:pPr>
-      <w:r>
-        <w:rPr>
-          <w:b/>
-          <w:bCs/>
-          <w:color w:val="8186EF"/>
-          <w:sz w:val="16"/>
-          <w:szCs w:val="16"/>
-        </w:rPr>
-        <w:t xml:space="preserve">12  </w:t>
-      </w:r>
-      <w:r>
-        <w:rPr>
-          <w:sz w:val="16"/>
-          <w:szCs w:val="16"/>
-        </w:rPr>
-        <w:t xml:space="preserve">The book numbers “Purpose and structure of the balance sheet” as section 2.1.</w:t>
-      </w:r>
-    </w:p>
-    <w:p>
-      <w:pPr>
-        <w:spacing w:after="18"/>
-        <w:ind w:left="300" w:hanging="300"/>
-      </w:pPr>
-      <w:r>
-        <w:rPr>
-          <w:b/>
-          <w:bCs/>
-          <w:color w:val="8186EF"/>
-          <w:sz w:val="16"/>
-          <w:szCs w:val="16"/>
-        </w:rPr>
-        <w:t xml:space="preserve">13  </w:t>
-      </w:r>
-      <w:r>
-        <w:rPr>
-          <w:sz w:val="16"/>
-          <w:szCs w:val="16"/>
-        </w:rPr>
-        <w:t xml:space="preserve">The book numbers “Current and noncurrent items” as section 2.2.</w:t>
-      </w:r>
-    </w:p>
-    <w:p>
-      <w:pPr>
-        <w:spacing w:after="18"/>
-        <w:ind w:left="300" w:hanging="300"/>
-      </w:pPr>
-      <w:r>
-        <w:rPr>
-          <w:b/>
-          <w:bCs/>
-          <w:color w:val="8186EF"/>
-          <w:sz w:val="16"/>
-          <w:szCs w:val="16"/>
-        </w:rPr>
-        <w:t xml:space="preserve">14  </w:t>
-      </w:r>
-      <w:r>
-        <w:rPr>
-          <w:sz w:val="16"/>
-          <w:szCs w:val="16"/>
-        </w:rPr>
-        <w:t xml:space="preserve">The book numbers “Classifying debt” as section 2.3.</w:t>
-      </w:r>
-    </w:p>
-    <w:p>
-      <w:pPr>
-        <w:spacing w:after="18"/>
-        <w:ind w:left="300" w:hanging="300"/>
-      </w:pPr>
-      <w:r>
-        <w:rPr>
-          <w:b/>
-          <w:bCs/>
-          <w:color w:val="8186EF"/>
-          <w:sz w:val="16"/>
-          <w:szCs w:val="16"/>
-        </w:rPr>
-        <w:t xml:space="preserve">15  </w:t>
-      </w:r>
-      <w:r>
-        <w:rPr>
-          <w:sz w:val="16"/>
-          <w:szCs w:val="16"/>
-        </w:rPr>
-        <w:t xml:space="preserve">The book numbers “Other presentation matters” as section 2.4.</w:t>
-      </w:r>
-    </w:p>
-    <w:p>
-      <w:pPr>
-        <w:spacing w:after="18"/>
-        <w:ind w:left="300" w:hanging="300"/>
-      </w:pPr>
-      <w:r>
-        <w:rPr>
-          <w:b/>
-          <w:bCs/>
-          <w:color w:val="8186EF"/>
-          <w:sz w:val="16"/>
-          <w:szCs w:val="16"/>
-        </w:rPr>
-        <w:t xml:space="preserve">16  </w:t>
-      </w:r>
-      <w:r>
-        <w:rPr>
-          <w:sz w:val="16"/>
-          <w:szCs w:val="16"/>
-        </w:rPr>
-        <w:t xml:space="preserve">The balance sheet shows resources and obligations for judging liquidity and solvency. A is wrong: Profitability is shown on the income statement. B is wrong: Operating cash flow is on the statement of cash flows.</w:t>
-      </w:r>
-    </w:p>
-    <w:p>
-      <w:pPr>
-        <w:spacing w:after="18"/>
-        <w:ind w:left="300" w:hanging="300"/>
-      </w:pPr>
-      <w:r>
-        <w:rPr>
-          <w:b/>
-          <w:bCs/>
-          <w:color w:val="8186EF"/>
-          <w:sz w:val="16"/>
-          <w:szCs w:val="16"/>
-        </w:rPr>
-        <w:t xml:space="preserve">17  </w:t>
-      </w:r>
-      <w:r>
-        <w:rPr>
-          <w:sz w:val="16"/>
-          <w:szCs w:val="16"/>
-        </w:rPr>
-        <w:t xml:space="preserve">Financial flexibility is the ability to respond to unexpected needs and opportunities. A is wrong: Liquidity is about meeting short-term obligations. C is wrong: Solvency is about meeting all obligations over time.</w:t>
-      </w:r>
-    </w:p>
-    <w:p>
-      <w:pPr>
-        <w:spacing w:after="18"/>
-        <w:ind w:left="300" w:hanging="300"/>
-      </w:pPr>
-      <w:r>
-        <w:rPr>
-          <w:b/>
-          <w:bCs/>
-          <w:color w:val="8186EF"/>
-          <w:sz w:val="16"/>
-          <w:szCs w:val="16"/>
-        </w:rPr>
-        <w:t xml:space="preserve">18  </w:t>
-      </w:r>
-      <w:r>
-        <w:rPr>
-          <w:sz w:val="16"/>
-          <w:szCs w:val="16"/>
-        </w:rPr>
-        <w:t xml:space="preserve">Classification shows the short-term position clearly. B is wrong: Classification does not change measurement. C is wrong: Equity is a book amount.</w:t>
-      </w:r>
-    </w:p>
-    <w:p>
-      <w:pPr>
-        <w:spacing w:after="18"/>
-        <w:ind w:left="300" w:hanging="300"/>
-      </w:pPr>
-      <w:r>
-        <w:rPr>
-          <w:b/>
-          <w:bCs/>
-          <w:color w:val="8186EF"/>
-          <w:sz w:val="16"/>
-          <w:szCs w:val="16"/>
-        </w:rPr>
-        <w:t xml:space="preserve">19  </w:t>
-      </w:r>
-      <w:r>
-        <w:rPr>
-          <w:sz w:val="16"/>
-          <w:szCs w:val="16"/>
-        </w:rPr>
-        <w:t xml:space="preserve">Cash surrender value is excluded from current assets. A is wrong: Prepaid rent for six months will be used up within a year. B is wrong: Trading securities are held for sale soon.</w:t>
-      </w:r>
-    </w:p>
-    <w:p>
-      <w:pPr>
-        <w:spacing w:after="18"/>
-        <w:ind w:left="300" w:hanging="300"/>
-      </w:pPr>
-      <w:r>
-        <w:rPr>
-          <w:b/>
-          <w:bCs/>
-          <w:color w:val="8186EF"/>
-          <w:sz w:val="16"/>
-          <w:szCs w:val="16"/>
-        </w:rPr>
-        <w:t xml:space="preserve">20  </w:t>
-      </w:r>
-      <w:r>
-        <w:rPr>
-          <w:sz w:val="16"/>
-          <w:szCs w:val="16"/>
-        </w:rPr>
-        <w:t xml:space="preserve">The balance sheet shows resources and obligations for judging liquidity and solvency. A is wrong: Profitability is shown on the income statement. B is wrong: Operating cash flow is on the statement of cash flows.</w:t>
+        <w:t xml:space="preserve">23  </w:t>
+      </w:r>
+      <w:r>
+        <w:rPr>
+          <w:sz w:val="16"/>
+          <w:szCs w:val="16"/>
+        </w:rPr>
+        <w:t xml:space="preserve">$14,188,100 − $4,280,000 = $9,908,100. A is wrong: This subtracts total liabilities. C is wrong: This adds back the allowance; receivables are included net.</w:t>
+      </w:r>
+    </w:p>
+    <w:p>
+      <w:pPr>
+        <w:spacing w:after="18"/>
+        <w:ind w:left="300" w:hanging="300"/>
+      </w:pPr>
+      <w:r>
+        <w:rPr>
+          <w:b/>
+          <w:bCs/>
+          <w:color w:val="8186EF"/>
+          <w:sz w:val="16"/>
+          <w:szCs w:val="16"/>
+        </w:rPr>
+        <w:t xml:space="preserve">24  </w:t>
+      </w:r>
+      <w:r>
+        <w:rPr>
+          <w:sz w:val="16"/>
+          <w:szCs w:val="16"/>
+        </w:rPr>
+        <w:t xml:space="preserve">$14,188,100 ÷ $4,280,000. A is wrong: This divides current liabilities by current assets. B is wrong: This is the 2024 ratio.</w:t>
+      </w:r>
+    </w:p>
+    <w:p>
+      <w:pPr>
+        <w:spacing w:after="18"/>
+        <w:ind w:left="300" w:hanging="300"/>
+      </w:pPr>
+      <w:r>
+        <w:rPr>
+          <w:b/>
+          <w:bCs/>
+          <w:color w:val="8186EF"/>
+          <w:sz w:val="16"/>
+          <w:szCs w:val="16"/>
+        </w:rPr>
+        <w:t xml:space="preserve">25  </w:t>
+      </w:r>
+      <w:r>
+        <w:rPr>
+          <w:sz w:val="16"/>
+          <w:szCs w:val="16"/>
+        </w:rPr>
+        <w:t xml:space="preserve">Every item on a Workshop sheet is settled by something printed on the same sheet.</w:t>
       </w:r>
     </w:p>
     <w:p/>
@@ -1861,66 +1572,66 @@
                 <w:sz w:val="17"/>
                 <w:szCs w:val="17"/>
               </w:rPr>
-              <w:t xml:space="preserve">D</w:t>
-            </w:r>
-          </w:p>
-        </w:tc>
-        <w:tc>
-          <w:tcPr>
-            <w:tcW w:type="pct" w:w="1667"/>
-            <w:tcMar>
-              <w:top w:type="dxa" w:w="40"/>
-              <w:left w:type="dxa" w:w="100"/>
-              <w:bottom w:type="dxa" w:w="40"/>
-              <w:right w:type="dxa" w:w="100"/>
-            </w:tcMar>
-          </w:tcPr>
-          <w:p>
-            <w:pPr>
-              <w:spacing w:before="22" w:after="22"/>
-            </w:pPr>
-            <w:r>
-              <w:rPr>
-                <w:b/>
-                <w:bCs/>
-                <w:color w:val="8186EF"/>
-                <w:sz w:val="16"/>
-                <w:szCs w:val="16"/>
-              </w:rPr>
-              <w:t xml:space="preserve">13  </w:t>
-            </w:r>
-            <w:r>
-              <w:rPr>
-                <w:sz w:val="17"/>
-                <w:szCs w:val="17"/>
-              </w:rPr>
-              <w:t xml:space="preserve">T</w:t>
-            </w:r>
-          </w:p>
-        </w:tc>
-        <w:tc>
-          <w:tcPr>
-            <w:tcW w:type="pct" w:w="1667"/>
-            <w:tcMar>
-              <w:top w:type="dxa" w:w="40"/>
-              <w:left w:type="dxa" w:w="100"/>
-              <w:bottom w:type="dxa" w:w="40"/>
-              <w:right w:type="dxa" w:w="100"/>
-            </w:tcMar>
-          </w:tcPr>
-          <w:p>
-            <w:pPr>
-              <w:spacing w:before="22" w:after="22"/>
-            </w:pPr>
-            <w:r>
-              <w:rPr>
-                <w:b/>
-                <w:bCs/>
-                <w:color w:val="8186EF"/>
-                <w:sz w:val="16"/>
-                <w:szCs w:val="16"/>
-              </w:rPr>
-              <w:t xml:space="preserve">25  </w:t>
+              <w:t xml:space="preserve">operating cycle · Current liabilities · current assets</w:t>
+            </w:r>
+          </w:p>
+        </w:tc>
+        <w:tc>
+          <w:tcPr>
+            <w:tcW w:type="pct" w:w="1667"/>
+            <w:tcMar>
+              <w:top w:type="dxa" w:w="40"/>
+              <w:left w:type="dxa" w:w="100"/>
+              <w:bottom w:type="dxa" w:w="40"/>
+              <w:right w:type="dxa" w:w="100"/>
+            </w:tcMar>
+          </w:tcPr>
+          <w:p>
+            <w:pPr>
+              <w:spacing w:before="22" w:after="22"/>
+            </w:pPr>
+            <w:r>
+              <w:rPr>
+                <w:b/>
+                <w:bCs/>
+                <w:color w:val="8186EF"/>
+                <w:sz w:val="16"/>
+                <w:szCs w:val="16"/>
+              </w:rPr>
+              <w:t xml:space="preserve">12  </w:t>
+            </w:r>
+            <w:r>
+              <w:rPr>
+                <w:sz w:val="17"/>
+                <w:szCs w:val="17"/>
+              </w:rPr>
+              <w:t xml:space="preserve">A</w:t>
+            </w:r>
+          </w:p>
+        </w:tc>
+        <w:tc>
+          <w:tcPr>
+            <w:tcW w:type="pct" w:w="1667"/>
+            <w:tcMar>
+              <w:top w:type="dxa" w:w="40"/>
+              <w:left w:type="dxa" w:w="100"/>
+              <w:bottom w:type="dxa" w:w="40"/>
+              <w:right w:type="dxa" w:w="100"/>
+            </w:tcMar>
+          </w:tcPr>
+          <w:p>
+            <w:pPr>
+              <w:spacing w:before="22" w:after="22"/>
+            </w:pPr>
+            <w:r>
+              <w:rPr>
+                <w:b/>
+                <w:bCs/>
+                <w:color w:val="8186EF"/>
+                <w:sz w:val="16"/>
+                <w:szCs w:val="16"/>
+              </w:rPr>
+              <w:t xml:space="preserve">23  </w:t>
             </w:r>
             <w:r>
               <w:rPr>
@@ -1963,7 +1674,7 @@
                 <w:sz w:val="17"/>
                 <w:szCs w:val="17"/>
               </w:rPr>
-              <w:t xml:space="preserve">A</w:t>
+              <w:t xml:space="preserve">current portion of long-term debt · Working capital · current assets · current liabilities · current ratio</w:t>
             </w:r>
           </w:p>
         </w:tc>
@@ -1990,14 +1701,14 @@
                 <w:sz w:val="16"/>
                 <w:szCs w:val="16"/>
               </w:rPr>
-              <w:t xml:space="preserve">14  </w:t>
-            </w:r>
-            <w:r>
-              <w:rPr>
-                <w:sz w:val="17"/>
-                <w:szCs w:val="17"/>
-              </w:rPr>
-              <w:t xml:space="preserve">F</w:t>
+              <w:t xml:space="preserve">13  </w:t>
+            </w:r>
+            <w:r>
+              <w:rPr>
+                <w:sz w:val="17"/>
+                <w:szCs w:val="17"/>
+              </w:rPr>
+              <w:t xml:space="preserve">B</w:t>
             </w:r>
           </w:p>
         </w:tc>
@@ -2024,7 +1735,7 @@
                 <w:sz w:val="16"/>
                 <w:szCs w:val="16"/>
               </w:rPr>
-              <w:t xml:space="preserve">26  </w:t>
+              <w:t xml:space="preserve">24  </w:t>
             </w:r>
             <w:r>
               <w:rPr>
@@ -2066,66 +1777,66 @@
                 <w:sz w:val="17"/>
                 <w:szCs w:val="17"/>
               </w:rPr>
-              <w:t xml:space="preserve">B</w:t>
-            </w:r>
-          </w:p>
-        </w:tc>
-        <w:tc>
-          <w:tcPr>
-            <w:tcW w:type="pct" w:w="1667"/>
-            <w:tcMar>
-              <w:top w:type="dxa" w:w="40"/>
-              <w:left w:type="dxa" w:w="100"/>
-              <w:bottom w:type="dxa" w:w="40"/>
-              <w:right w:type="dxa" w:w="100"/>
-            </w:tcMar>
-          </w:tcPr>
-          <w:p>
-            <w:pPr>
-              <w:spacing w:before="22" w:after="22"/>
-            </w:pPr>
-            <w:r>
-              <w:rPr>
-                <w:b/>
-                <w:bCs/>
-                <w:color w:val="8186EF"/>
-                <w:sz w:val="16"/>
-                <w:szCs w:val="16"/>
-              </w:rPr>
-              <w:t xml:space="preserve">15  </w:t>
-            </w:r>
-            <w:r>
-              <w:rPr>
-                <w:sz w:val="17"/>
-                <w:szCs w:val="17"/>
-              </w:rPr>
-              <w:t xml:space="preserve">B</w:t>
-            </w:r>
-          </w:p>
-        </w:tc>
-        <w:tc>
-          <w:tcPr>
-            <w:tcW w:type="pct" w:w="1667"/>
-            <w:tcMar>
-              <w:top w:type="dxa" w:w="40"/>
-              <w:left w:type="dxa" w:w="100"/>
-              <w:bottom w:type="dxa" w:w="40"/>
-              <w:right w:type="dxa" w:w="100"/>
-            </w:tcMar>
-          </w:tcPr>
-          <w:p>
-            <w:pPr>
-              <w:spacing w:before="22" w:after="22"/>
-            </w:pPr>
-            <w:r>
-              <w:rPr>
-                <w:b/>
-                <w:bCs/>
-                <w:color w:val="8186EF"/>
-                <w:sz w:val="16"/>
-                <w:szCs w:val="16"/>
-              </w:rPr>
-              <w:t xml:space="preserve">27  </w:t>
+              <w:t xml:space="preserve">current assets · current liabilities · working capital · current ratio</w:t>
+            </w:r>
+          </w:p>
+        </w:tc>
+        <w:tc>
+          <w:tcPr>
+            <w:tcW w:type="pct" w:w="1667"/>
+            <w:tcMar>
+              <w:top w:type="dxa" w:w="40"/>
+              <w:left w:type="dxa" w:w="100"/>
+              <w:bottom w:type="dxa" w:w="40"/>
+              <w:right w:type="dxa" w:w="100"/>
+            </w:tcMar>
+          </w:tcPr>
+          <w:p>
+            <w:pPr>
+              <w:spacing w:before="22" w:after="22"/>
+            </w:pPr>
+            <w:r>
+              <w:rPr>
+                <w:b/>
+                <w:bCs/>
+                <w:color w:val="8186EF"/>
+                <w:sz w:val="16"/>
+                <w:szCs w:val="16"/>
+              </w:rPr>
+              <w:t xml:space="preserve">14  </w:t>
+            </w:r>
+            <w:r>
+              <w:rPr>
+                <w:sz w:val="17"/>
+                <w:szCs w:val="17"/>
+              </w:rPr>
+              <w:t xml:space="preserve">C</w:t>
+            </w:r>
+          </w:p>
+        </w:tc>
+        <w:tc>
+          <w:tcPr>
+            <w:tcW w:type="pct" w:w="1667"/>
+            <w:tcMar>
+              <w:top w:type="dxa" w:w="40"/>
+              <w:left w:type="dxa" w:w="100"/>
+              <w:bottom w:type="dxa" w:w="40"/>
+              <w:right w:type="dxa" w:w="100"/>
+            </w:tcMar>
+          </w:tcPr>
+          <w:p>
+            <w:pPr>
+              <w:spacing w:before="22" w:after="22"/>
+            </w:pPr>
+            <w:r>
+              <w:rPr>
+                <w:b/>
+                <w:bCs/>
+                <w:color w:val="8186EF"/>
+                <w:sz w:val="16"/>
+                <w:szCs w:val="16"/>
+              </w:rPr>
+              <w:t xml:space="preserve">25  </w:t>
             </w:r>
             <w:r>
               <w:rPr>
@@ -2168,7 +1879,7 @@
                 <w:sz w:val="17"/>
                 <w:szCs w:val="17"/>
               </w:rPr>
-              <w:t xml:space="preserve">C</w:t>
+              <w:t xml:space="preserve">T</w:t>
             </w:r>
           </w:p>
         </w:tc>
@@ -2195,14 +1906,14 @@
                 <w:sz w:val="16"/>
                 <w:szCs w:val="16"/>
               </w:rPr>
-              <w:t xml:space="preserve">16  </w:t>
-            </w:r>
-            <w:r>
-              <w:rPr>
-                <w:sz w:val="17"/>
-                <w:szCs w:val="17"/>
-              </w:rPr>
-              <w:t xml:space="preserve">C</w:t>
+              <w:t xml:space="preserve">15  </w:t>
+            </w:r>
+            <w:r>
+              <w:rPr>
+                <w:sz w:val="17"/>
+                <w:szCs w:val="17"/>
+              </w:rPr>
+              <w:t xml:space="preserve">A</w:t>
             </w:r>
           </w:p>
         </w:tc>
@@ -2229,7 +1940,7 @@
                 <w:sz w:val="16"/>
                 <w:szCs w:val="16"/>
               </w:rPr>
-              <w:t xml:space="preserve">28  </w:t>
+              <w:t xml:space="preserve">26  </w:t>
             </w:r>
             <w:r>
               <w:rPr>
@@ -2271,66 +1982,66 @@
                 <w:sz w:val="17"/>
                 <w:szCs w:val="17"/>
               </w:rPr>
-              <w:t xml:space="preserve">A</w:t>
-            </w:r>
-          </w:p>
-        </w:tc>
-        <w:tc>
-          <w:tcPr>
-            <w:tcW w:type="pct" w:w="1667"/>
-            <w:tcMar>
-              <w:top w:type="dxa" w:w="40"/>
-              <w:left w:type="dxa" w:w="100"/>
-              <w:bottom w:type="dxa" w:w="40"/>
-              <w:right w:type="dxa" w:w="100"/>
-            </w:tcMar>
-          </w:tcPr>
-          <w:p>
-            <w:pPr>
-              <w:spacing w:before="22" w:after="22"/>
-            </w:pPr>
-            <w:r>
-              <w:rPr>
-                <w:b/>
-                <w:bCs/>
-                <w:color w:val="8186EF"/>
-                <w:sz w:val="16"/>
-                <w:szCs w:val="16"/>
-              </w:rPr>
-              <w:t xml:space="preserve">17  </w:t>
-            </w:r>
-            <w:r>
-              <w:rPr>
-                <w:sz w:val="17"/>
-                <w:szCs w:val="17"/>
-              </w:rPr>
-              <w:t xml:space="preserve">A</w:t>
-            </w:r>
-          </w:p>
-        </w:tc>
-        <w:tc>
-          <w:tcPr>
-            <w:tcW w:type="pct" w:w="1667"/>
-            <w:tcMar>
-              <w:top w:type="dxa" w:w="40"/>
-              <w:left w:type="dxa" w:w="100"/>
-              <w:bottom w:type="dxa" w:w="40"/>
-              <w:right w:type="dxa" w:w="100"/>
-            </w:tcMar>
-          </w:tcPr>
-          <w:p>
-            <w:pPr>
-              <w:spacing w:before="22" w:after="22"/>
-            </w:pPr>
-            <w:r>
-              <w:rPr>
-                <w:b/>
-                <w:bCs/>
-                <w:color w:val="8186EF"/>
-                <w:sz w:val="16"/>
-                <w:szCs w:val="16"/>
-              </w:rPr>
-              <w:t xml:space="preserve">29  </w:t>
+              <w:t xml:space="preserve">C</w:t>
+            </w:r>
+          </w:p>
+        </w:tc>
+        <w:tc>
+          <w:tcPr>
+            <w:tcW w:type="pct" w:w="1667"/>
+            <w:tcMar>
+              <w:top w:type="dxa" w:w="40"/>
+              <w:left w:type="dxa" w:w="100"/>
+              <w:bottom w:type="dxa" w:w="40"/>
+              <w:right w:type="dxa" w:w="100"/>
+            </w:tcMar>
+          </w:tcPr>
+          <w:p>
+            <w:pPr>
+              <w:spacing w:before="22" w:after="22"/>
+            </w:pPr>
+            <w:r>
+              <w:rPr>
+                <w:b/>
+                <w:bCs/>
+                <w:color w:val="8186EF"/>
+                <w:sz w:val="16"/>
+                <w:szCs w:val="16"/>
+              </w:rPr>
+              <w:t xml:space="preserve">16  </w:t>
+            </w:r>
+            <w:r>
+              <w:rPr>
+                <w:sz w:val="17"/>
+                <w:szCs w:val="17"/>
+              </w:rPr>
+              <w:t xml:space="preserve">D</w:t>
+            </w:r>
+          </w:p>
+        </w:tc>
+        <w:tc>
+          <w:tcPr>
+            <w:tcW w:type="pct" w:w="1667"/>
+            <w:tcMar>
+              <w:top w:type="dxa" w:w="40"/>
+              <w:left w:type="dxa" w:w="100"/>
+              <w:bottom w:type="dxa" w:w="40"/>
+              <w:right w:type="dxa" w:w="100"/>
+            </w:tcMar>
+          </w:tcPr>
+          <w:p>
+            <w:pPr>
+              <w:spacing w:before="22" w:after="22"/>
+            </w:pPr>
+            <w:r>
+              <w:rPr>
+                <w:b/>
+                <w:bCs/>
+                <w:color w:val="8186EF"/>
+                <w:sz w:val="16"/>
+                <w:szCs w:val="16"/>
+              </w:rPr>
+              <w:t xml:space="preserve">27  </w:t>
             </w:r>
             <w:r>
               <w:rPr>
@@ -2373,7 +2084,7 @@
                 <w:sz w:val="17"/>
                 <w:szCs w:val="17"/>
               </w:rPr>
-              <w:t xml:space="preserve">A</w:t>
+              <w:t xml:space="preserve">C</w:t>
             </w:r>
           </w:p>
         </w:tc>
@@ -2400,14 +2111,14 @@
                 <w:sz w:val="16"/>
                 <w:szCs w:val="16"/>
               </w:rPr>
-              <w:t xml:space="preserve">18  </w:t>
-            </w:r>
-            <w:r>
-              <w:rPr>
-                <w:sz w:val="17"/>
-                <w:szCs w:val="17"/>
-              </w:rPr>
-              <w:t xml:space="preserve">D</w:t>
+              <w:t xml:space="preserve">17  </w:t>
+            </w:r>
+            <w:r>
+              <w:rPr>
+                <w:sz w:val="17"/>
+                <w:szCs w:val="17"/>
+              </w:rPr>
+              <w:t xml:space="preserve">B</w:t>
             </w:r>
           </w:p>
         </w:tc>
@@ -2434,7 +2145,7 @@
                 <w:sz w:val="16"/>
                 <w:szCs w:val="16"/>
               </w:rPr>
-              <w:t xml:space="preserve">30  </w:t>
+              <w:t xml:space="preserve">28  </w:t>
             </w:r>
             <w:r>
               <w:rPr>
@@ -2476,33 +2187,33 @@
                 <w:sz w:val="17"/>
                 <w:szCs w:val="17"/>
               </w:rPr>
-              <w:t xml:space="preserve">A</w:t>
-            </w:r>
-          </w:p>
-        </w:tc>
-        <w:tc>
-          <w:tcPr>
-            <w:tcW w:type="pct" w:w="1667"/>
-            <w:tcMar>
-              <w:top w:type="dxa" w:w="40"/>
-              <w:left w:type="dxa" w:w="100"/>
-              <w:bottom w:type="dxa" w:w="40"/>
-              <w:right w:type="dxa" w:w="100"/>
-            </w:tcMar>
-          </w:tcPr>
-          <w:p>
-            <w:pPr>
-              <w:spacing w:before="22" w:after="22"/>
-            </w:pPr>
-            <w:r>
-              <w:rPr>
-                <w:b/>
-                <w:bCs/>
-                <w:color w:val="8186EF"/>
-                <w:sz w:val="16"/>
-                <w:szCs w:val="16"/>
-              </w:rPr>
-              <w:t xml:space="preserve">19  </w:t>
+              <w:t xml:space="preserve">C</w:t>
+            </w:r>
+          </w:p>
+        </w:tc>
+        <w:tc>
+          <w:tcPr>
+            <w:tcW w:type="pct" w:w="1667"/>
+            <w:tcMar>
+              <w:top w:type="dxa" w:w="40"/>
+              <w:left w:type="dxa" w:w="100"/>
+              <w:bottom w:type="dxa" w:w="40"/>
+              <w:right w:type="dxa" w:w="100"/>
+            </w:tcMar>
+          </w:tcPr>
+          <w:p>
+            <w:pPr>
+              <w:spacing w:before="22" w:after="22"/>
+            </w:pPr>
+            <w:r>
+              <w:rPr>
+                <w:b/>
+                <w:bCs/>
+                <w:color w:val="8186EF"/>
+                <w:sz w:val="16"/>
+                <w:szCs w:val="16"/>
+              </w:rPr>
+              <w:t xml:space="preserve">18  </w:t>
             </w:r>
             <w:r>
               <w:rPr>
@@ -2535,7 +2246,7 @@
                 <w:sz w:val="16"/>
                 <w:szCs w:val="16"/>
               </w:rPr>
-              <w:t xml:space="preserve">31  </w:t>
+              <w:t xml:space="preserve">29  </w:t>
             </w:r>
             <w:r>
               <w:rPr>
@@ -2578,7 +2289,7 @@
                 <w:sz w:val="17"/>
                 <w:szCs w:val="17"/>
               </w:rPr>
-              <w:t xml:space="preserve">T</w:t>
+              <w:t xml:space="preserve">C</w:t>
             </w:r>
           </w:p>
         </w:tc>
@@ -2605,14 +2316,14 @@
                 <w:sz w:val="16"/>
                 <w:szCs w:val="16"/>
               </w:rPr>
-              <w:t xml:space="preserve">20  </w:t>
-            </w:r>
-            <w:r>
-              <w:rPr>
-                <w:sz w:val="17"/>
-                <w:szCs w:val="17"/>
-              </w:rPr>
-              <w:t xml:space="preserve">B</w:t>
+              <w:t xml:space="preserve">19  </w:t>
+            </w:r>
+            <w:r>
+              <w:rPr>
+                <w:sz w:val="17"/>
+                <w:szCs w:val="17"/>
+              </w:rPr>
+              <w:t xml:space="preserve">A</w:t>
             </w:r>
           </w:p>
         </w:tc>
@@ -2639,7 +2350,7 @@
                 <w:sz w:val="16"/>
                 <w:szCs w:val="16"/>
               </w:rPr>
-              <w:t xml:space="preserve">32  </w:t>
+              <w:t xml:space="preserve">30  </w:t>
             </w:r>
             <w:r>
               <w:rPr>
@@ -2681,66 +2392,66 @@
                 <w:sz w:val="17"/>
                 <w:szCs w:val="17"/>
               </w:rPr>
-              <w:t xml:space="preserve">C</w:t>
-            </w:r>
-          </w:p>
-        </w:tc>
-        <w:tc>
-          <w:tcPr>
-            <w:tcW w:type="pct" w:w="1667"/>
-            <w:tcMar>
-              <w:top w:type="dxa" w:w="40"/>
-              <w:left w:type="dxa" w:w="100"/>
-              <w:bottom w:type="dxa" w:w="40"/>
-              <w:right w:type="dxa" w:w="100"/>
-            </w:tcMar>
-          </w:tcPr>
-          <w:p>
-            <w:pPr>
-              <w:spacing w:before="22" w:after="22"/>
-            </w:pPr>
-            <w:r>
-              <w:rPr>
-                <w:b/>
-                <w:bCs/>
-                <w:color w:val="8186EF"/>
-                <w:sz w:val="16"/>
-                <w:szCs w:val="16"/>
-              </w:rPr>
-              <w:t xml:space="preserve">21  </w:t>
-            </w:r>
-            <w:r>
-              <w:rPr>
-                <w:sz w:val="17"/>
-                <w:szCs w:val="17"/>
-              </w:rPr>
-              <w:t xml:space="preserve">A</w:t>
-            </w:r>
-          </w:p>
-        </w:tc>
-        <w:tc>
-          <w:tcPr>
-            <w:tcW w:type="pct" w:w="1667"/>
-            <w:tcMar>
-              <w:top w:type="dxa" w:w="40"/>
-              <w:left w:type="dxa" w:w="100"/>
-              <w:bottom w:type="dxa" w:w="40"/>
-              <w:right w:type="dxa" w:w="100"/>
-            </w:tcMar>
-          </w:tcPr>
-          <w:p>
-            <w:pPr>
-              <w:spacing w:before="22" w:after="22"/>
-            </w:pPr>
-            <w:r>
-              <w:rPr>
-                <w:b/>
-                <w:bCs/>
-                <w:color w:val="8186EF"/>
-                <w:sz w:val="16"/>
-                <w:szCs w:val="16"/>
-              </w:rPr>
-              <w:t xml:space="preserve">33  </w:t>
+              <w:t xml:space="preserve">T</w:t>
+            </w:r>
+          </w:p>
+        </w:tc>
+        <w:tc>
+          <w:tcPr>
+            <w:tcW w:type="pct" w:w="1667"/>
+            <w:tcMar>
+              <w:top w:type="dxa" w:w="40"/>
+              <w:left w:type="dxa" w:w="100"/>
+              <w:bottom w:type="dxa" w:w="40"/>
+              <w:right w:type="dxa" w:w="100"/>
+            </w:tcMar>
+          </w:tcPr>
+          <w:p>
+            <w:pPr>
+              <w:spacing w:before="22" w:after="22"/>
+            </w:pPr>
+            <w:r>
+              <w:rPr>
+                <w:b/>
+                <w:bCs/>
+                <w:color w:val="8186EF"/>
+                <w:sz w:val="16"/>
+                <w:szCs w:val="16"/>
+              </w:rPr>
+              <w:t xml:space="preserve">20  </w:t>
+            </w:r>
+            <w:r>
+              <w:rPr>
+                <w:sz w:val="17"/>
+                <w:szCs w:val="17"/>
+              </w:rPr>
+              <w:t xml:space="preserve">T</w:t>
+            </w:r>
+          </w:p>
+        </w:tc>
+        <w:tc>
+          <w:tcPr>
+            <w:tcW w:type="pct" w:w="1667"/>
+            <w:tcMar>
+              <w:top w:type="dxa" w:w="40"/>
+              <w:left w:type="dxa" w:w="100"/>
+              <w:bottom w:type="dxa" w:w="40"/>
+              <w:right w:type="dxa" w:w="100"/>
+            </w:tcMar>
+          </w:tcPr>
+          <w:p>
+            <w:pPr>
+              <w:spacing w:before="22" w:after="22"/>
+            </w:pPr>
+            <w:r>
+              <w:rPr>
+                <w:b/>
+                <w:bCs/>
+                <w:color w:val="8186EF"/>
+                <w:sz w:val="16"/>
+                <w:szCs w:val="16"/>
+              </w:rPr>
+              <w:t xml:space="preserve">31  </w:t>
             </w:r>
             <w:r>
               <w:rPr>
@@ -2783,7 +2494,7 @@
                 <w:sz w:val="17"/>
                 <w:szCs w:val="17"/>
               </w:rPr>
-              <w:t xml:space="preserve">C</w:t>
+              <w:t xml:space="preserve">F</w:t>
             </w:r>
           </w:p>
         </w:tc>
@@ -2810,14 +2521,14 @@
                 <w:sz w:val="16"/>
                 <w:szCs w:val="16"/>
               </w:rPr>
-              <w:t xml:space="preserve">22  </w:t>
-            </w:r>
-            <w:r>
-              <w:rPr>
-                <w:sz w:val="17"/>
-                <w:szCs w:val="17"/>
-              </w:rPr>
-              <w:t xml:space="preserve">T</w:t>
+              <w:t xml:space="preserve">21  </w:t>
+            </w:r>
+            <w:r>
+              <w:rPr>
+                <w:sz w:val="17"/>
+                <w:szCs w:val="17"/>
+              </w:rPr>
+              <w:t xml:space="preserve">D</w:t>
             </w:r>
           </w:p>
         </w:tc>
@@ -2844,7 +2555,7 @@
                 <w:sz w:val="16"/>
                 <w:szCs w:val="16"/>
               </w:rPr>
-              <w:t xml:space="preserve">34  </w:t>
+              <w:t xml:space="preserve">32  </w:t>
             </w:r>
             <w:r>
               <w:rPr>
@@ -2886,66 +2597,66 @@
                 <w:sz w:val="17"/>
                 <w:szCs w:val="17"/>
               </w:rPr>
-              <w:t xml:space="preserve">C</w:t>
-            </w:r>
-          </w:p>
-        </w:tc>
-        <w:tc>
-          <w:tcPr>
-            <w:tcW w:type="pct" w:w="1667"/>
-            <w:tcMar>
-              <w:top w:type="dxa" w:w="40"/>
-              <w:left w:type="dxa" w:w="100"/>
-              <w:bottom w:type="dxa" w:w="40"/>
-              <w:right w:type="dxa" w:w="100"/>
-            </w:tcMar>
-          </w:tcPr>
-          <w:p>
-            <w:pPr>
-              <w:spacing w:before="22" w:after="22"/>
-            </w:pPr>
-            <w:r>
-              <w:rPr>
-                <w:b/>
-                <w:bCs/>
-                <w:color w:val="8186EF"/>
-                <w:sz w:val="16"/>
-                <w:szCs w:val="16"/>
-              </w:rPr>
-              <w:t xml:space="preserve">23  </w:t>
-            </w:r>
-            <w:r>
-              <w:rPr>
-                <w:sz w:val="17"/>
-                <w:szCs w:val="17"/>
-              </w:rPr>
-              <w:t xml:space="preserve">D</w:t>
-            </w:r>
-          </w:p>
-        </w:tc>
-        <w:tc>
-          <w:tcPr>
-            <w:tcW w:type="pct" w:w="1667"/>
-            <w:tcMar>
-              <w:top w:type="dxa" w:w="40"/>
-              <w:left w:type="dxa" w:w="100"/>
-              <w:bottom w:type="dxa" w:w="40"/>
-              <w:right w:type="dxa" w:w="100"/>
-            </w:tcMar>
-          </w:tcPr>
-          <w:p>
-            <w:pPr>
-              <w:spacing w:before="22" w:after="22"/>
-            </w:pPr>
-            <w:r>
-              <w:rPr>
-                <w:b/>
-                <w:bCs/>
-                <w:color w:val="8186EF"/>
-                <w:sz w:val="16"/>
-                <w:szCs w:val="16"/>
-              </w:rPr>
-              <w:t xml:space="preserve">35  </w:t>
+              <w:t xml:space="preserve">current assets · current liabilities · working capital</w:t>
+            </w:r>
+          </w:p>
+        </w:tc>
+        <w:tc>
+          <w:tcPr>
+            <w:tcW w:type="pct" w:w="1667"/>
+            <w:tcMar>
+              <w:top w:type="dxa" w:w="40"/>
+              <w:left w:type="dxa" w:w="100"/>
+              <w:bottom w:type="dxa" w:w="40"/>
+              <w:right w:type="dxa" w:w="100"/>
+            </w:tcMar>
+          </w:tcPr>
+          <w:p>
+            <w:pPr>
+              <w:spacing w:before="22" w:after="22"/>
+            </w:pPr>
+            <w:r>
+              <w:rPr>
+                <w:b/>
+                <w:bCs/>
+                <w:color w:val="8186EF"/>
+                <w:sz w:val="16"/>
+                <w:szCs w:val="16"/>
+              </w:rPr>
+              <w:t xml:space="preserve">22  </w:t>
+            </w:r>
+            <w:r>
+              <w:rPr>
+                <w:sz w:val="17"/>
+                <w:szCs w:val="17"/>
+              </w:rPr>
+              <w:t xml:space="preserve">A</w:t>
+            </w:r>
+          </w:p>
+        </w:tc>
+        <w:tc>
+          <w:tcPr>
+            <w:tcW w:type="pct" w:w="1667"/>
+            <w:tcMar>
+              <w:top w:type="dxa" w:w="40"/>
+              <w:left w:type="dxa" w:w="100"/>
+              <w:bottom w:type="dxa" w:w="40"/>
+              <w:right w:type="dxa" w:w="100"/>
+            </w:tcMar>
+          </w:tcPr>
+          <w:p>
+            <w:pPr>
+              <w:spacing w:before="22" w:after="22"/>
+            </w:pPr>
+            <w:r>
+              <w:rPr>
+                <w:b/>
+                <w:bCs/>
+                <w:color w:val="8186EF"/>
+                <w:sz w:val="16"/>
+                <w:szCs w:val="16"/>
+              </w:rPr>
+              <w:t xml:space="preserve">33  </w:t>
             </w:r>
             <w:r>
               <w:rPr>
@@ -2953,106 +2664,82 @@
                 <w:szCs w:val="17"/>
               </w:rPr>
               <w:t xml:space="preserve">Current assets are cash and other assets that the company expects to turn into cash, sell or use up within one year or within its operating cycle, whichever is longer. The operating cycle is the average time from buying materials to collecting cash from customers. Current liabilities are obligations the company expects to settle by using current assets or by</w:t>
-            </w:r>
-          </w:p>
-        </w:tc>
-      </w:tr>
-      <w:tr>
-        <w:tc>
-          <w:tcPr>
-            <w:tcW w:type="pct" w:w="1667"/>
-            <w:shd w:fill="FBFAF6" w:val="clear"/>
-            <w:tcMar>
-              <w:top w:type="dxa" w:w="40"/>
-              <w:left w:type="dxa" w:w="100"/>
-              <w:bottom w:type="dxa" w:w="40"/>
-              <w:right w:type="dxa" w:w="100"/>
-            </w:tcMar>
-          </w:tcPr>
-          <w:p>
-            <w:pPr>
-              <w:spacing w:before="22" w:after="22"/>
-            </w:pPr>
-            <w:r>
-              <w:rPr>
-                <w:b/>
-                <w:bCs/>
-                <w:color w:val="8186EF"/>
-                <w:sz w:val="16"/>
-                <w:szCs w:val="16"/>
-              </w:rPr>
-              <w:t xml:space="preserve">12  </w:t>
-            </w:r>
-            <w:r>
-              <w:rPr>
-                <w:sz w:val="17"/>
-                <w:szCs w:val="17"/>
-              </w:rPr>
-              <w:t xml:space="preserve">C</w:t>
-            </w:r>
-          </w:p>
-        </w:tc>
-        <w:tc>
-          <w:tcPr>
-            <w:tcW w:type="pct" w:w="1667"/>
-            <w:shd w:fill="FBFAF6" w:val="clear"/>
-            <w:tcMar>
-              <w:top w:type="dxa" w:w="40"/>
-              <w:left w:type="dxa" w:w="100"/>
-              <w:bottom w:type="dxa" w:w="40"/>
-              <w:right w:type="dxa" w:w="100"/>
-            </w:tcMar>
-          </w:tcPr>
-          <w:p>
-            <w:pPr>
-              <w:spacing w:before="22" w:after="22"/>
-            </w:pPr>
-            <w:r>
-              <w:rPr>
-                <w:b/>
-                <w:bCs/>
-                <w:color w:val="8186EF"/>
-                <w:sz w:val="16"/>
-                <w:szCs w:val="16"/>
-              </w:rPr>
-              <w:t xml:space="preserve">24  </w:t>
-            </w:r>
-            <w:r>
-              <w:rPr>
-                <w:sz w:val="17"/>
-                <w:szCs w:val="17"/>
-              </w:rPr>
-              <w:t xml:space="preserve">A</w:t>
-            </w:r>
-          </w:p>
-        </w:tc>
-        <w:tc>
-          <w:tcPr>
-            <w:tcW w:type="pct" w:w="1667"/>
-            <w:shd w:fill="FBFAF6" w:val="clear"/>
-            <w:tcMar>
-              <w:top w:type="dxa" w:w="40"/>
-              <w:left w:type="dxa" w:w="100"/>
-              <w:bottom w:type="dxa" w:w="40"/>
-              <w:right w:type="dxa" w:w="100"/>
-            </w:tcMar>
-          </w:tcPr>
-          <w:p>
-            <w:pPr>
-              <w:spacing w:before="24" w:after="24"/>
-            </w:pPr>
-            <w:r>
-              <w:rPr>
-                <w:sz w:val="16"/>
-                <w:szCs w:val="16"/>
-              </w:rPr>
-              <w:t xml:space="preserve"/>
             </w:r>
           </w:p>
         </w:tc>
       </w:tr>
     </w:tbl>
     <w:p/>
+    <w:tbl>
+      <w:tblPr>
+        <w:tblW w:type="pct" w:w="100%"/>
+        <w:tblLayout w:type="fixed"/>
+        <w:tblBorders>
+          <w:top w:val="single" w:color="1F7A6A" w:sz="8"/>
+          <w:left w:val="single" w:color="1F7A6A" w:sz="8"/>
+          <w:bottom w:val="single" w:color="1F7A6A" w:sz="8"/>
+          <w:right w:val="single" w:color="1F7A6A" w:sz="8"/>
+          <w:insideH w:val="single" w:color="1F7A6A" w:sz="8"/>
+          <w:insideV w:val="single" w:color="1F7A6A" w:sz="8"/>
+        </w:tblBorders>
+      </w:tblPr>
+      <w:tblGrid>
+        <w:gridCol w:w="9600"/>
+      </w:tblGrid>
+      <w:tr>
+        <w:tc>
+          <w:tcPr>
+            <w:tcW w:type="pct" w:w="5000"/>
+            <w:shd w:fill="EEF6F4" w:val="clear"/>
+            <w:tcMar>
+              <w:top w:type="dxa" w:w="70"/>
+              <w:left w:type="dxa" w:w="130"/>
+              <w:bottom w:type="dxa" w:w="70"/>
+              <w:right w:type="dxa" w:w="130"/>
+            </w:tcMar>
+          </w:tcPr>
+          <w:p>
+            <w:pPr>
+              <w:spacing w:before="34" w:after="18"/>
+            </w:pPr>
+            <w:r>
+              <w:rPr>
+                <w:b/>
+                <w:bCs/>
+                <w:color w:val="1F7A6A"/>
+                <w:sz w:val="17"/>
+                <w:szCs w:val="17"/>
+              </w:rPr>
+              <w:t xml:space="preserve">11  </w:t>
+            </w:r>
+            <w:r>
+              <w:rPr>
+                <w:b/>
+                <w:bCs/>
+                <w:color w:val="1F7A6A"/>
+                <w:sz w:val="16"/>
+                <w:szCs w:val="16"/>
+              </w:rPr>
+              <w:t xml:space="preserve">what the book says</w:t>
+            </w:r>
+          </w:p>
+          <w:p>
+            <w:pPr>
+              <w:spacing w:after="34"/>
+              <w:ind w:left="300"/>
+            </w:pPr>
+            <w:r>
+              <w:rPr>
+                <w:sz w:val="17"/>
+                <w:szCs w:val="17"/>
+              </w:rPr>
+              <w:t xml:space="preserve">Paying a supplier in cash reduces current assets and current liabilities by the same amount: working capital does not change, but the current ratio changes.</w:t>
+            </w:r>
+          </w:p>
+        </w:tc>
+      </w:tr>
+    </w:tbl>
+    <w:p/>
     <w:p>
       <w:pPr>
         <w:spacing w:before="60" w:after="20"/>
@@ -3088,7 +2775,7 @@
           <w:sz w:val="16"/>
           <w:szCs w:val="16"/>
         </w:rPr>
-        <w:t xml:space="preserve">With no best estimate in the range, U.S. GAAP accrues the minimum. A is wrong: The midpoint is the IFRS approach. B is wrong: The maximum is not required.</w:t>
+        <w:t xml:space="preserve">The book writes: “The operating cycle is the average time from buying materials to collecting cash from customers. Current liabilities are obligations the company expects to settle by using current assets or by creating other current liabilities.”</w:t>
       </w:r>
     </w:p>
     <w:p>
@@ -3111,7 +2798,7 @@
           <w:sz w:val="16"/>
           <w:szCs w:val="16"/>
         </w:rPr>
-        <w:t xml:space="preserve">The condition, the customer's weak finances, existed at year-end, so it is a recognized event. B is wrong: Disclosure only is for conditions that arose after year-end. C is wrong: The loss belongs to the year in which the condition existed.</w:t>
+        <w:t xml:space="preserve">The book writes: “On the liability side, current portion of long-term debt is current, because that part of the principal is due within a year. Two measures come directly from these totals. Working capital is current assets minus current liabilities. The current ratio is current assets divided by current liabilities.”</w:t>
       </w:r>
     </w:p>
     <w:p>
@@ -3134,6 +2821,52 @@
           <w:sz w:val="16"/>
           <w:szCs w:val="16"/>
         </w:rPr>
+        <w:t xml:space="preserve">The book writes: “Paying a supplier in cash reduces current assets and current liabilities by the same amount: working capital does not change, but the current ratio changes. Reclassifying debt from current to noncurrent increases working capital and the current ratio.”</w:t>
+      </w:r>
+    </w:p>
+    <w:p>
+      <w:pPr>
+        <w:spacing w:after="18"/>
+        <w:ind w:left="300" w:hanging="300"/>
+      </w:pPr>
+      <w:r>
+        <w:rPr>
+          <w:b/>
+          <w:bCs/>
+          <w:color w:val="8186EF"/>
+          <w:sz w:val="16"/>
+          <w:szCs w:val="16"/>
+        </w:rPr>
+        <w:t xml:space="preserve">4  </w:t>
+      </w:r>
+      <w:r>
+        <w:rPr>
+          <w:sz w:val="16"/>
+          <w:szCs w:val="16"/>
+        </w:rPr>
+        <w:t xml:space="preserve">The book pairs Cash set aside in a sinking fund to repay bonds in 2029 with “Noncurrent asset”.</w:t>
+      </w:r>
+    </w:p>
+    <w:p>
+      <w:pPr>
+        <w:spacing w:after="18"/>
+        <w:ind w:left="300" w:hanging="300"/>
+      </w:pPr>
+      <w:r>
+        <w:rPr>
+          <w:b/>
+          <w:bCs/>
+          <w:color w:val="8186EF"/>
+          <w:sz w:val="16"/>
+          <w:szCs w:val="16"/>
+        </w:rPr>
+        <w:t xml:space="preserve">5  </w:t>
+      </w:r>
+      <w:r>
+        <w:rPr>
+          <w:sz w:val="16"/>
+          <w:szCs w:val="16"/>
+        </w:rPr>
         <w:t xml:space="preserve">The book’s own table gives Noncurrent asset as the classification of Cash set aside in a sinking fund to repay bonds in 2029.</w:t>
       </w:r>
     </w:p>
@@ -3150,7 +2883,7 @@
           <w:sz w:val="16"/>
           <w:szCs w:val="16"/>
         </w:rPr>
-        <w:t xml:space="preserve">4  </w:t>
+        <w:t xml:space="preserve">6  </w:t>
       </w:r>
       <w:r>
         <w:rPr>
@@ -3173,7 +2906,7 @@
           <w:sz w:val="16"/>
           <w:szCs w:val="16"/>
         </w:rPr>
-        <w:t xml:space="preserve">5  </w:t>
+        <w:t xml:space="preserve">7  </w:t>
       </w:r>
       <w:r>
         <w:rPr>
@@ -3196,7 +2929,7 @@
           <w:sz w:val="16"/>
           <w:szCs w:val="16"/>
         </w:rPr>
-        <w:t xml:space="preserve">6  </w:t>
+        <w:t xml:space="preserve">8  </w:t>
       </w:r>
       <w:r>
         <w:rPr>
@@ -3219,52 +2952,6 @@
           <w:sz w:val="16"/>
           <w:szCs w:val="16"/>
         </w:rPr>
-        <w:t xml:space="preserve">7  </w:t>
-      </w:r>
-      <w:r>
-        <w:rPr>
-          <w:sz w:val="16"/>
-          <w:szCs w:val="16"/>
-        </w:rPr>
-        <w:t xml:space="preserve">The book’s own table gives ________ as the classification of Deferred tax asset from warranty costs expected to reverse next year.</w:t>
-      </w:r>
-    </w:p>
-    <w:p>
-      <w:pPr>
-        <w:spacing w:after="18"/>
-        <w:ind w:left="300" w:hanging="300"/>
-      </w:pPr>
-      <w:r>
-        <w:rPr>
-          <w:b/>
-          <w:bCs/>
-          <w:color w:val="8186EF"/>
-          <w:sz w:val="16"/>
-          <w:szCs w:val="16"/>
-        </w:rPr>
-        <w:t xml:space="preserve">8  </w:t>
-      </w:r>
-      <w:r>
-        <w:rPr>
-          <w:sz w:val="16"/>
-          <w:szCs w:val="16"/>
-        </w:rPr>
-        <w:t xml:space="preserve">The book pairs Cash set aside in a sinking fund to repay bonds in 2029 with “Noncurrent asset”.</w:t>
-      </w:r>
-    </w:p>
-    <w:p>
-      <w:pPr>
-        <w:spacing w:after="18"/>
-        <w:ind w:left="300" w:hanging="300"/>
-      </w:pPr>
-      <w:r>
-        <w:rPr>
-          <w:b/>
-          <w:bCs/>
-          <w:color w:val="8186EF"/>
-          <w:sz w:val="16"/>
-          <w:szCs w:val="16"/>
-        </w:rPr>
         <w:t xml:space="preserve">9  </w:t>
       </w:r>
       <w:r>
@@ -3272,7 +2959,7 @@
           <w:sz w:val="16"/>
           <w:szCs w:val="16"/>
         </w:rPr>
-        <w:t xml:space="preserve">The book’s own table gives Noncurrent asset as the classification of Cash set aside in a sinking fund to repay bonds in 2029.</w:t>
+        <w:t xml:space="preserve">The book pairs Cash set aside in a sinking fund to repay bonds in 2029 with “Restricted for a noncurrent purpose”.</w:t>
       </w:r>
     </w:p>
     <w:p>
@@ -3295,30 +2982,7 @@
           <w:sz w:val="16"/>
           <w:szCs w:val="16"/>
         </w:rPr>
-        <w:t xml:space="preserve">The book’s own table gives Current asset as the classification of Date vinegar that Orontes ages for 18 months before sale.</w:t>
-      </w:r>
-    </w:p>
-    <w:p>
-      <w:pPr>
-        <w:spacing w:after="18"/>
-        <w:ind w:left="300" w:hanging="300"/>
-      </w:pPr>
-      <w:r>
-        <w:rPr>
-          <w:b/>
-          <w:bCs/>
-          <w:color w:val="8186EF"/>
-          <w:sz w:val="16"/>
-          <w:szCs w:val="16"/>
-        </w:rPr>
-        <w:t xml:space="preserve">11  </w:t>
-      </w:r>
-      <w:r>
-        <w:rPr>
-          <w:sz w:val="16"/>
-          <w:szCs w:val="16"/>
-        </w:rPr>
-        <w:t xml:space="preserve">The book’s own table gives ________ as the classification of Cash surrender value of an executive life insurance policy.</w:t>
+        <w:t xml:space="preserve">The book pairs Date vinegar that Orontes ages for 18 months before sale with “The operating cycle is longer than one year, so the cycle applies”, not with “________”.</w:t>
       </w:r>
     </w:p>
     <w:p>
@@ -3341,7 +3005,7 @@
           <w:sz w:val="16"/>
           <w:szCs w:val="16"/>
         </w:rPr>
-        <w:t xml:space="preserve">The book’s own table gives ________ as the classification of Bank loan due on demand; the bank has never asked for repayment.</w:t>
+        <w:t xml:space="preserve">The book gives Restricted for a noncurrent purpose as the reason of Cash set aside in a sinking fund to repay bonds in 2029.</w:t>
       </w:r>
     </w:p>
     <w:p>
@@ -3364,7 +3028,7 @@
           <w:sz w:val="16"/>
           <w:szCs w:val="16"/>
         </w:rPr>
-        <w:t xml:space="preserve">The book pairs Cash set aside in a sinking fund to repay bonds in 2029 with “Restricted for a noncurrent purpose”.</w:t>
+        <w:t xml:space="preserve">Current means one year or the operating cycle, whichever is longer. A is wrong: The one-year test applies only when the operating cycle is shorter. C is wrong: Inventory in the normal cycle is not split.</w:t>
       </w:r>
     </w:p>
     <w:p>
@@ -3387,7 +3051,7 @@
           <w:sz w:val="16"/>
           <w:szCs w:val="16"/>
         </w:rPr>
-        <w:t xml:space="preserve">The book pairs Date vinegar that Orontes ages for 18 months before sale with “The operating cycle is longer than one year, so the cycle applies”, not with “________”.</w:t>
+        <w:t xml:space="preserve">Current assets and current liabilities fall by the same amount; with a ratio above 1, the ratio rises. A is wrong: Working capital is unchanged because both sides fall equally. B is wrong: Working capital is the difference, which does not change; the ratio does.</w:t>
       </w:r>
     </w:p>
     <w:p>
@@ -3410,7 +3074,7 @@
           <w:sz w:val="16"/>
           <w:szCs w:val="16"/>
         </w:rPr>
-        <w:t xml:space="preserve">Current means one year or the operating cycle, whichever is longer. A is wrong: The one-year test applies only when the operating cycle is shorter. C is wrong: Inventory in the normal cycle is not split.</w:t>
+        <w:t xml:space="preserve">Adding the same amount to both terms moves a ratio below 1 toward 1. B is wrong: A ratio falls only if it starts above 1. C is wrong: Equal changes leave working capital, not the ratio, unchanged.</w:t>
       </w:r>
     </w:p>
     <w:p>
@@ -3433,7 +3097,7 @@
           <w:sz w:val="16"/>
           <w:szCs w:val="16"/>
         </w:rPr>
-        <w:t xml:space="preserve">Current assets and current liabilities fall by the same amount; with a ratio above 1, the ratio rises. A is wrong: Working capital is unchanged because both sides fall equally. B is wrong: Working capital is the difference, which does not change; the ratio does.</w:t>
+        <w:t xml:space="preserve">A waiver for more than one year obtained before issuance keeps the debt noncurrent. A is wrong: This is the IFRS answer. B is wrong: The waiver removes the lender's right to demand payment.</w:t>
       </w:r>
     </w:p>
     <w:p>
@@ -3456,7 +3120,7 @@
           <w:sz w:val="16"/>
           <w:szCs w:val="16"/>
         </w:rPr>
-        <w:t xml:space="preserve">Adding the same amount to both terms moves a ratio below 1 toward 1. B is wrong: A ratio falls only if it starts above 1. C is wrong: Equal changes leave working capital, not the ratio, unchanged.</w:t>
+        <w:t xml:space="preserve">Debt due on demand is current regardless of expectations. A is wrong: The lender's legal right, not expected behaviour, decides. C is wrong: The right to demand payment makes it current now.</w:t>
       </w:r>
     </w:p>
     <w:p>
@@ -3479,7 +3143,7 @@
           <w:sz w:val="16"/>
           <w:szCs w:val="16"/>
         </w:rPr>
-        <w:t xml:space="preserve">A waiver for more than one year obtained before issuance keeps the debt noncurrent. A is wrong: This is the IFRS answer. B is wrong: The waiver removes the lender's right to demand payment.</w:t>
+        <w:t xml:space="preserve">Current assets of $8,380,000 minus current liabilities of $3,570,000. A is wrong: This subtracts total liabilities, not current liabilities. C is wrong: These are current assets only; current liabilities are not deducted.</w:t>
       </w:r>
     </w:p>
     <w:p>
@@ -3502,7 +3166,7 @@
           <w:sz w:val="16"/>
           <w:szCs w:val="16"/>
         </w:rPr>
-        <w:t xml:space="preserve">Debt due on demand is current regardless of expectations. A is wrong: The lender's legal right, not expected behaviour, decides. C is wrong: The right to demand payment makes it current now.</w:t>
+        <w:t xml:space="preserve">Liquidity is the ability to pay short-term obligations as they fall due. B is wrong: Solvency is about paying all debts over the long term. C is wrong: Profitability is measured on the income statement, not by short-term payment ability.</w:t>
       </w:r>
     </w:p>
     <w:p>
@@ -3525,7 +3189,30 @@
           <w:sz w:val="16"/>
           <w:szCs w:val="16"/>
         </w:rPr>
-        <w:t xml:space="preserve">Current assets of $8,380,000 minus current liabilities of $3,570,000. A is wrong: This subtracts total liabilities, not current liabilities. C is wrong: These are current assets only; current liabilities are not deducted.</w:t>
+        <w:t xml:space="preserve">CMA questions use exact terms, and one word can change the answer.</w:t>
+      </w:r>
+    </w:p>
+    <w:p>
+      <w:pPr>
+        <w:spacing w:after="18"/>
+        <w:ind w:left="300" w:hanging="300"/>
+      </w:pPr>
+      <w:r>
+        <w:rPr>
+          <w:b/>
+          <w:bCs/>
+          <w:color w:val="8186EF"/>
+          <w:sz w:val="16"/>
+          <w:szCs w:val="16"/>
+        </w:rPr>
+        <w:t xml:space="preserve">25  </w:t>
+      </w:r>
+      <w:r>
+        <w:rPr>
+          <w:sz w:val="16"/>
+          <w:szCs w:val="16"/>
+        </w:rPr>
+        <w:t xml:space="preserve">The book’s own table pairs Cash surrender value with “Noncurrent asset: it is not expected to be turned into cash in the operating cycle.”.</w:t>
       </w:r>
     </w:p>
     <w:p/>
@@ -3635,73 +3322,73 @@
                 <w:sz w:val="17"/>
                 <w:szCs w:val="17"/>
               </w:rPr>
+              <w:t xml:space="preserve">covenant · callable debt · waiver · grace period</w:t>
+            </w:r>
+          </w:p>
+        </w:tc>
+        <w:tc>
+          <w:tcPr>
+            <w:tcW w:type="pct" w:w="1667"/>
+            <w:tcMar>
+              <w:top w:type="dxa" w:w="40"/>
+              <w:left w:type="dxa" w:w="100"/>
+              <w:bottom w:type="dxa" w:w="40"/>
+              <w:right w:type="dxa" w:w="100"/>
+            </w:tcMar>
+          </w:tcPr>
+          <w:p>
+            <w:pPr>
+              <w:spacing w:before="22" w:after="22"/>
+            </w:pPr>
+            <w:r>
+              <w:rPr>
+                <w:b/>
+                <w:bCs/>
+                <w:color w:val="8186EF"/>
+                <w:sz w:val="16"/>
+                <w:szCs w:val="16"/>
+              </w:rPr>
+              <w:t xml:space="preserve">9  </w:t>
+            </w:r>
+            <w:r>
+              <w:rPr>
+                <w:sz w:val="17"/>
+                <w:szCs w:val="17"/>
+              </w:rPr>
+              <w:t xml:space="preserve">D</w:t>
+            </w:r>
+          </w:p>
+        </w:tc>
+        <w:tc>
+          <w:tcPr>
+            <w:tcW w:type="pct" w:w="1667"/>
+            <w:tcMar>
+              <w:top w:type="dxa" w:w="40"/>
+              <w:left w:type="dxa" w:w="100"/>
+              <w:bottom w:type="dxa" w:w="40"/>
+              <w:right w:type="dxa" w:w="100"/>
+            </w:tcMar>
+          </w:tcPr>
+          <w:p>
+            <w:pPr>
+              <w:spacing w:before="22" w:after="22"/>
+            </w:pPr>
+            <w:r>
+              <w:rPr>
+                <w:b/>
+                <w:bCs/>
+                <w:color w:val="8186EF"/>
+                <w:sz w:val="16"/>
+                <w:szCs w:val="16"/>
+              </w:rPr>
+              <w:t xml:space="preserve">17  </w:t>
+            </w:r>
+            <w:r>
+              <w:rPr>
+                <w:sz w:val="17"/>
+                <w:szCs w:val="17"/>
+              </w:rPr>
               <w:t xml:space="preserve">B</w:t>
-            </w:r>
-          </w:p>
-        </w:tc>
-        <w:tc>
-          <w:tcPr>
-            <w:tcW w:type="pct" w:w="1667"/>
-            <w:tcMar>
-              <w:top w:type="dxa" w:w="40"/>
-              <w:left w:type="dxa" w:w="100"/>
-              <w:bottom w:type="dxa" w:w="40"/>
-              <w:right w:type="dxa" w:w="100"/>
-            </w:tcMar>
-          </w:tcPr>
-          <w:p>
-            <w:pPr>
-              <w:spacing w:before="22" w:after="22"/>
-            </w:pPr>
-            <w:r>
-              <w:rPr>
-                <w:b/>
-                <w:bCs/>
-                <w:color w:val="8186EF"/>
-                <w:sz w:val="16"/>
-                <w:szCs w:val="16"/>
-              </w:rPr>
-              <w:t xml:space="preserve">10  </w:t>
-            </w:r>
-            <w:r>
-              <w:rPr>
-                <w:sz w:val="17"/>
-                <w:szCs w:val="17"/>
-              </w:rPr>
-              <w:t xml:space="preserve">C</w:t>
-            </w:r>
-          </w:p>
-        </w:tc>
-        <w:tc>
-          <w:tcPr>
-            <w:tcW w:type="pct" w:w="1667"/>
-            <w:tcMar>
-              <w:top w:type="dxa" w:w="40"/>
-              <w:left w:type="dxa" w:w="100"/>
-              <w:bottom w:type="dxa" w:w="40"/>
-              <w:right w:type="dxa" w:w="100"/>
-            </w:tcMar>
-          </w:tcPr>
-          <w:p>
-            <w:pPr>
-              <w:spacing w:before="22" w:after="22"/>
-            </w:pPr>
-            <w:r>
-              <w:rPr>
-                <w:b/>
-                <w:bCs/>
-                <w:color w:val="8186EF"/>
-                <w:sz w:val="16"/>
-                <w:szCs w:val="16"/>
-              </w:rPr>
-              <w:t xml:space="preserve">19  </w:t>
-            </w:r>
-            <w:r>
-              <w:rPr>
-                <w:sz w:val="17"/>
-                <w:szCs w:val="17"/>
-              </w:rPr>
-              <w:t xml:space="preserve">D</w:t>
             </w:r>
           </w:p>
         </w:tc>
@@ -3737,7 +3424,7 @@
                 <w:sz w:val="17"/>
                 <w:szCs w:val="17"/>
               </w:rPr>
-              <w:t xml:space="preserve">C</w:t>
+              <w:t xml:space="preserve">waiver · refinancing</w:t>
             </w:r>
           </w:p>
         </w:tc>
@@ -3764,14 +3451,14 @@
                 <w:sz w:val="16"/>
                 <w:szCs w:val="16"/>
               </w:rPr>
-              <w:t xml:space="preserve">11  </w:t>
-            </w:r>
-            <w:r>
-              <w:rPr>
-                <w:sz w:val="17"/>
-                <w:szCs w:val="17"/>
-              </w:rPr>
-              <w:t xml:space="preserve">B</w:t>
+              <w:t xml:space="preserve">10  </w:t>
+            </w:r>
+            <w:r>
+              <w:rPr>
+                <w:sz w:val="17"/>
+                <w:szCs w:val="17"/>
+              </w:rPr>
+              <w:t xml:space="preserve">A</w:t>
             </w:r>
           </w:p>
         </w:tc>
@@ -3798,14 +3485,14 @@
                 <w:sz w:val="16"/>
                 <w:szCs w:val="16"/>
               </w:rPr>
-              <w:t xml:space="preserve">20  </w:t>
-            </w:r>
-            <w:r>
-              <w:rPr>
-                <w:sz w:val="17"/>
-                <w:szCs w:val="17"/>
-              </w:rPr>
-              <w:t xml:space="preserve">C</w:t>
+              <w:t xml:space="preserve">18  </w:t>
+            </w:r>
+            <w:r>
+              <w:rPr>
+                <w:sz w:val="17"/>
+                <w:szCs w:val="17"/>
+              </w:rPr>
+              <w:t xml:space="preserve">A</w:t>
             </w:r>
           </w:p>
         </w:tc>
@@ -3840,66 +3527,33 @@
                 <w:sz w:val="17"/>
                 <w:szCs w:val="17"/>
               </w:rPr>
-              <w:t xml:space="preserve">A</w:t>
-            </w:r>
-          </w:p>
-        </w:tc>
-        <w:tc>
-          <w:tcPr>
-            <w:tcW w:type="pct" w:w="1667"/>
-            <w:tcMar>
-              <w:top w:type="dxa" w:w="40"/>
-              <w:left w:type="dxa" w:w="100"/>
-              <w:bottom w:type="dxa" w:w="40"/>
-              <w:right w:type="dxa" w:w="100"/>
-            </w:tcMar>
-          </w:tcPr>
-          <w:p>
-            <w:pPr>
-              <w:spacing w:before="22" w:after="22"/>
-            </w:pPr>
-            <w:r>
-              <w:rPr>
-                <w:b/>
-                <w:bCs/>
-                <w:color w:val="8186EF"/>
-                <w:sz w:val="16"/>
-                <w:szCs w:val="16"/>
-              </w:rPr>
-              <w:t xml:space="preserve">12  </w:t>
-            </w:r>
-            <w:r>
-              <w:rPr>
-                <w:sz w:val="17"/>
-                <w:szCs w:val="17"/>
-              </w:rPr>
-              <w:t xml:space="preserve">C</w:t>
-            </w:r>
-          </w:p>
-        </w:tc>
-        <w:tc>
-          <w:tcPr>
-            <w:tcW w:type="pct" w:w="1667"/>
-            <w:tcMar>
-              <w:top w:type="dxa" w:w="40"/>
-              <w:left w:type="dxa" w:w="100"/>
-              <w:bottom w:type="dxa" w:w="40"/>
-              <w:right w:type="dxa" w:w="100"/>
-            </w:tcMar>
-          </w:tcPr>
-          <w:p>
-            <w:pPr>
-              <w:spacing w:before="22" w:after="22"/>
-            </w:pPr>
-            <w:r>
-              <w:rPr>
-                <w:b/>
-                <w:bCs/>
-                <w:color w:val="8186EF"/>
-                <w:sz w:val="16"/>
-                <w:szCs w:val="16"/>
-              </w:rPr>
-              <w:t xml:space="preserve">21  </w:t>
+              <w:t xml:space="preserve">covenant · waiver</w:t>
+            </w:r>
+          </w:p>
+        </w:tc>
+        <w:tc>
+          <w:tcPr>
+            <w:tcW w:type="pct" w:w="1667"/>
+            <w:tcMar>
+              <w:top w:type="dxa" w:w="40"/>
+              <w:left w:type="dxa" w:w="100"/>
+              <w:bottom w:type="dxa" w:w="40"/>
+              <w:right w:type="dxa" w:w="100"/>
+            </w:tcMar>
+          </w:tcPr>
+          <w:p>
+            <w:pPr>
+              <w:spacing w:before="22" w:after="22"/>
+            </w:pPr>
+            <w:r>
+              <w:rPr>
+                <w:b/>
+                <w:bCs/>
+                <w:color w:val="8186EF"/>
+                <w:sz w:val="16"/>
+                <w:szCs w:val="16"/>
+              </w:rPr>
+              <w:t xml:space="preserve">11  </w:t>
             </w:r>
             <w:r>
               <w:rPr>
@@ -3907,6 +3561,39 @@
                 <w:szCs w:val="17"/>
               </w:rPr>
               <w:t xml:space="preserve">B</w:t>
+            </w:r>
+          </w:p>
+        </w:tc>
+        <w:tc>
+          <w:tcPr>
+            <w:tcW w:type="pct" w:w="1667"/>
+            <w:tcMar>
+              <w:top w:type="dxa" w:w="40"/>
+              <w:left w:type="dxa" w:w="100"/>
+              <w:bottom w:type="dxa" w:w="40"/>
+              <w:right w:type="dxa" w:w="100"/>
+            </w:tcMar>
+          </w:tcPr>
+          <w:p>
+            <w:pPr>
+              <w:spacing w:before="22" w:after="22"/>
+            </w:pPr>
+            <w:r>
+              <w:rPr>
+                <w:b/>
+                <w:bCs/>
+                <w:color w:val="8186EF"/>
+                <w:sz w:val="16"/>
+                <w:szCs w:val="16"/>
+              </w:rPr>
+              <w:t xml:space="preserve">19  </w:t>
+            </w:r>
+            <w:r>
+              <w:rPr>
+                <w:sz w:val="17"/>
+                <w:szCs w:val="17"/>
+              </w:rPr>
+              <w:t xml:space="preserve">D</w:t>
             </w:r>
           </w:p>
         </w:tc>
@@ -3942,6 +3629,40 @@
                 <w:sz w:val="17"/>
                 <w:szCs w:val="17"/>
               </w:rPr>
+              <w:t xml:space="preserve">T</w:t>
+            </w:r>
+          </w:p>
+        </w:tc>
+        <w:tc>
+          <w:tcPr>
+            <w:tcW w:type="pct" w:w="1667"/>
+            <w:shd w:fill="FBFAF6" w:val="clear"/>
+            <w:tcMar>
+              <w:top w:type="dxa" w:w="40"/>
+              <w:left w:type="dxa" w:w="100"/>
+              <w:bottom w:type="dxa" w:w="40"/>
+              <w:right w:type="dxa" w:w="100"/>
+            </w:tcMar>
+          </w:tcPr>
+          <w:p>
+            <w:pPr>
+              <w:spacing w:before="22" w:after="22"/>
+            </w:pPr>
+            <w:r>
+              <w:rPr>
+                <w:b/>
+                <w:bCs/>
+                <w:color w:val="8186EF"/>
+                <w:sz w:val="16"/>
+                <w:szCs w:val="16"/>
+              </w:rPr>
+              <w:t xml:space="preserve">12  </w:t>
+            </w:r>
+            <w:r>
+              <w:rPr>
+                <w:sz w:val="17"/>
+                <w:szCs w:val="17"/>
+              </w:rPr>
               <w:t xml:space="preserve">C</w:t>
             </w:r>
           </w:p>
@@ -3969,7 +3690,7 @@
                 <w:sz w:val="16"/>
                 <w:szCs w:val="16"/>
               </w:rPr>
-              <w:t xml:space="preserve">13  </w:t>
+              <w:t xml:space="preserve">20  </w:t>
             </w:r>
             <w:r>
               <w:rPr>
@@ -3977,40 +3698,6 @@
                 <w:szCs w:val="17"/>
               </w:rPr>
               <w:t xml:space="preserve">D</w:t>
-            </w:r>
-          </w:p>
-        </w:tc>
-        <w:tc>
-          <w:tcPr>
-            <w:tcW w:type="pct" w:w="1667"/>
-            <w:shd w:fill="FBFAF6" w:val="clear"/>
-            <w:tcMar>
-              <w:top w:type="dxa" w:w="40"/>
-              <w:left w:type="dxa" w:w="100"/>
-              <w:bottom w:type="dxa" w:w="40"/>
-              <w:right w:type="dxa" w:w="100"/>
-            </w:tcMar>
-          </w:tcPr>
-          <w:p>
-            <w:pPr>
-              <w:spacing w:before="22" w:after="22"/>
-            </w:pPr>
-            <w:r>
-              <w:rPr>
-                <w:b/>
-                <w:bCs/>
-                <w:color w:val="8186EF"/>
-                <w:sz w:val="16"/>
-                <w:szCs w:val="16"/>
-              </w:rPr>
-              <w:t xml:space="preserve">22  </w:t>
-            </w:r>
-            <w:r>
-              <w:rPr>
-                <w:sz w:val="17"/>
-                <w:szCs w:val="17"/>
-              </w:rPr>
-              <w:t xml:space="preserve">A</w:t>
             </w:r>
           </w:p>
         </w:tc>
@@ -4045,39 +3732,6 @@
                 <w:sz w:val="17"/>
                 <w:szCs w:val="17"/>
               </w:rPr>
-              <w:t xml:space="preserve">B</w:t>
-            </w:r>
-          </w:p>
-        </w:tc>
-        <w:tc>
-          <w:tcPr>
-            <w:tcW w:type="pct" w:w="1667"/>
-            <w:tcMar>
-              <w:top w:type="dxa" w:w="40"/>
-              <w:left w:type="dxa" w:w="100"/>
-              <w:bottom w:type="dxa" w:w="40"/>
-              <w:right w:type="dxa" w:w="100"/>
-            </w:tcMar>
-          </w:tcPr>
-          <w:p>
-            <w:pPr>
-              <w:spacing w:before="22" w:after="22"/>
-            </w:pPr>
-            <w:r>
-              <w:rPr>
-                <w:b/>
-                <w:bCs/>
-                <w:color w:val="8186EF"/>
-                <w:sz w:val="16"/>
-                <w:szCs w:val="16"/>
-              </w:rPr>
-              <w:t xml:space="preserve">14  </w:t>
-            </w:r>
-            <w:r>
-              <w:rPr>
-                <w:sz w:val="17"/>
-                <w:szCs w:val="17"/>
-              </w:rPr>
               <w:t xml:space="preserve">A</w:t>
             </w:r>
           </w:p>
@@ -4104,7 +3758,7 @@
                 <w:sz w:val="16"/>
                 <w:szCs w:val="16"/>
               </w:rPr>
-              <w:t xml:space="preserve">23  </w:t>
+              <w:t xml:space="preserve">13  </w:t>
             </w:r>
             <w:r>
               <w:rPr>
@@ -4112,6 +3766,39 @@
                 <w:szCs w:val="17"/>
               </w:rPr>
               <w:t xml:space="preserve">D</w:t>
+            </w:r>
+          </w:p>
+        </w:tc>
+        <w:tc>
+          <w:tcPr>
+            <w:tcW w:type="pct" w:w="1667"/>
+            <w:tcMar>
+              <w:top w:type="dxa" w:w="40"/>
+              <w:left w:type="dxa" w:w="100"/>
+              <w:bottom w:type="dxa" w:w="40"/>
+              <w:right w:type="dxa" w:w="100"/>
+            </w:tcMar>
+          </w:tcPr>
+          <w:p>
+            <w:pPr>
+              <w:spacing w:before="22" w:after="22"/>
+            </w:pPr>
+            <w:r>
+              <w:rPr>
+                <w:b/>
+                <w:bCs/>
+                <w:color w:val="8186EF"/>
+                <w:sz w:val="16"/>
+                <w:szCs w:val="16"/>
+              </w:rPr>
+              <w:t xml:space="preserve">21  </w:t>
+            </w:r>
+            <w:r>
+              <w:rPr>
+                <w:sz w:val="17"/>
+                <w:szCs w:val="17"/>
+              </w:rPr>
+              <w:t xml:space="preserve">A</w:t>
             </w:r>
           </w:p>
         </w:tc>
@@ -4174,14 +3861,14 @@
                 <w:sz w:val="16"/>
                 <w:szCs w:val="16"/>
               </w:rPr>
-              <w:t xml:space="preserve">15  </w:t>
-            </w:r>
-            <w:r>
-              <w:rPr>
-                <w:sz w:val="17"/>
-                <w:szCs w:val="17"/>
-              </w:rPr>
-              <w:t xml:space="preserve">B</w:t>
+              <w:t xml:space="preserve">14  </w:t>
+            </w:r>
+            <w:r>
+              <w:rPr>
+                <w:sz w:val="17"/>
+                <w:szCs w:val="17"/>
+              </w:rPr>
+              <w:t xml:space="preserve">T</w:t>
             </w:r>
           </w:p>
         </w:tc>
@@ -4208,14 +3895,14 @@
                 <w:sz w:val="16"/>
                 <w:szCs w:val="16"/>
               </w:rPr>
-              <w:t xml:space="preserve">24  </w:t>
-            </w:r>
-            <w:r>
-              <w:rPr>
-                <w:sz w:val="17"/>
-                <w:szCs w:val="17"/>
-              </w:rPr>
-              <w:t xml:space="preserve">D</w:t>
+              <w:t xml:space="preserve">22  </w:t>
+            </w:r>
+            <w:r>
+              <w:rPr>
+                <w:sz w:val="17"/>
+                <w:szCs w:val="17"/>
+              </w:rPr>
+              <w:t xml:space="preserve">Compare with the model earlier in this handout.</w:t>
             </w:r>
           </w:p>
         </w:tc>
@@ -4250,73 +3937,73 @@
                 <w:sz w:val="17"/>
                 <w:szCs w:val="17"/>
               </w:rPr>
-              <w:t xml:space="preserve">C</w:t>
-            </w:r>
-          </w:p>
-        </w:tc>
-        <w:tc>
-          <w:tcPr>
-            <w:tcW w:type="pct" w:w="1667"/>
-            <w:tcMar>
-              <w:top w:type="dxa" w:w="40"/>
-              <w:left w:type="dxa" w:w="100"/>
-              <w:bottom w:type="dxa" w:w="40"/>
-              <w:right w:type="dxa" w:w="100"/>
-            </w:tcMar>
-          </w:tcPr>
-          <w:p>
-            <w:pPr>
-              <w:spacing w:before="22" w:after="22"/>
-            </w:pPr>
-            <w:r>
-              <w:rPr>
-                <w:b/>
-                <w:bCs/>
-                <w:color w:val="8186EF"/>
-                <w:sz w:val="16"/>
-                <w:szCs w:val="16"/>
-              </w:rPr>
-              <w:t xml:space="preserve">16  </w:t>
-            </w:r>
-            <w:r>
-              <w:rPr>
-                <w:sz w:val="17"/>
-                <w:szCs w:val="17"/>
-              </w:rPr>
-              <w:t xml:space="preserve">C</w:t>
-            </w:r>
-          </w:p>
-        </w:tc>
-        <w:tc>
-          <w:tcPr>
-            <w:tcW w:type="pct" w:w="1667"/>
-            <w:tcMar>
-              <w:top w:type="dxa" w:w="40"/>
-              <w:left w:type="dxa" w:w="100"/>
-              <w:bottom w:type="dxa" w:w="40"/>
-              <w:right w:type="dxa" w:w="100"/>
-            </w:tcMar>
-          </w:tcPr>
-          <w:p>
-            <w:pPr>
-              <w:spacing w:before="22" w:after="22"/>
-            </w:pPr>
-            <w:r>
-              <w:rPr>
-                <w:b/>
-                <w:bCs/>
-                <w:color w:val="8186EF"/>
-                <w:sz w:val="16"/>
-                <w:szCs w:val="16"/>
-              </w:rPr>
-              <w:t xml:space="preserve">25  </w:t>
-            </w:r>
-            <w:r>
-              <w:rPr>
-                <w:sz w:val="17"/>
-                <w:szCs w:val="17"/>
-              </w:rPr>
-              <w:t xml:space="preserve">A</w:t>
+              <w:t xml:space="preserve">B</w:t>
+            </w:r>
+          </w:p>
+        </w:tc>
+        <w:tc>
+          <w:tcPr>
+            <w:tcW w:type="pct" w:w="1667"/>
+            <w:tcMar>
+              <w:top w:type="dxa" w:w="40"/>
+              <w:left w:type="dxa" w:w="100"/>
+              <w:bottom w:type="dxa" w:w="40"/>
+              <w:right w:type="dxa" w:w="100"/>
+            </w:tcMar>
+          </w:tcPr>
+          <w:p>
+            <w:pPr>
+              <w:spacing w:before="22" w:after="22"/>
+            </w:pPr>
+            <w:r>
+              <w:rPr>
+                <w:b/>
+                <w:bCs/>
+                <w:color w:val="8186EF"/>
+                <w:sz w:val="16"/>
+                <w:szCs w:val="16"/>
+              </w:rPr>
+              <w:t xml:space="preserve">15  </w:t>
+            </w:r>
+            <w:r>
+              <w:rPr>
+                <w:sz w:val="17"/>
+                <w:szCs w:val="17"/>
+              </w:rPr>
+              <w:t xml:space="preserve">D</w:t>
+            </w:r>
+          </w:p>
+        </w:tc>
+        <w:tc>
+          <w:tcPr>
+            <w:tcW w:type="pct" w:w="1667"/>
+            <w:tcMar>
+              <w:top w:type="dxa" w:w="40"/>
+              <w:left w:type="dxa" w:w="100"/>
+              <w:bottom w:type="dxa" w:w="40"/>
+              <w:right w:type="dxa" w:w="100"/>
+            </w:tcMar>
+          </w:tcPr>
+          <w:p>
+            <w:pPr>
+              <w:spacing w:before="22" w:after="22"/>
+            </w:pPr>
+            <w:r>
+              <w:rPr>
+                <w:b/>
+                <w:bCs/>
+                <w:color w:val="8186EF"/>
+                <w:sz w:val="16"/>
+                <w:szCs w:val="16"/>
+              </w:rPr>
+              <w:t xml:space="preserve">23  </w:t>
+            </w:r>
+            <w:r>
+              <w:rPr>
+                <w:sz w:val="17"/>
+                <w:szCs w:val="17"/>
+              </w:rPr>
+              <w:t xml:space="preserve">Debt is where classification gets difficult, and where the exam likes to test. Long-term debt that is due in installments is split: the current portion of long-term debt is current and the rest is noncurrent. Orontes shows $400,000 as current and $6,000,000 as long-term.</w:t>
             </w:r>
           </w:p>
         </w:tc>
@@ -4352,7 +4039,7 @@
                 <w:sz w:val="17"/>
                 <w:szCs w:val="17"/>
               </w:rPr>
-              <w:t xml:space="preserve">T</w:t>
+              <w:t xml:space="preserve">C</w:t>
             </w:r>
           </w:p>
         </w:tc>
@@ -4379,14 +4066,14 @@
                 <w:sz w:val="16"/>
                 <w:szCs w:val="16"/>
               </w:rPr>
-              <w:t xml:space="preserve">17  </w:t>
-            </w:r>
-            <w:r>
-              <w:rPr>
-                <w:sz w:val="17"/>
-                <w:szCs w:val="17"/>
-              </w:rPr>
-              <w:t xml:space="preserve">D</w:t>
+              <w:t xml:space="preserve">16  </w:t>
+            </w:r>
+            <w:r>
+              <w:rPr>
+                <w:sz w:val="17"/>
+                <w:szCs w:val="17"/>
+              </w:rPr>
+              <w:t xml:space="preserve">C</w:t>
             </w:r>
           </w:p>
         </w:tc>
@@ -4403,125 +4090,14 @@
           </w:tcPr>
           <w:p>
             <w:pPr>
-              <w:spacing w:before="22" w:after="22"/>
-            </w:pPr>
-            <w:r>
-              <w:rPr>
-                <w:b/>
-                <w:bCs/>
-                <w:color w:val="8186EF"/>
-                <w:sz w:val="16"/>
-                <w:szCs w:val="16"/>
-              </w:rPr>
-              <w:t xml:space="preserve">26  </w:t>
-            </w:r>
-            <w:r>
-              <w:rPr>
-                <w:sz w:val="17"/>
-                <w:szCs w:val="17"/>
-              </w:rPr>
-              <w:t xml:space="preserve">Compare with the model earlier in this handout.</w:t>
-            </w:r>
-          </w:p>
-        </w:tc>
-      </w:tr>
-      <w:tr>
-        <w:tc>
-          <w:tcPr>
-            <w:tcW w:type="pct" w:w="1667"/>
-            <w:tcMar>
-              <w:top w:type="dxa" w:w="40"/>
-              <w:left w:type="dxa" w:w="100"/>
-              <w:bottom w:type="dxa" w:w="40"/>
-              <w:right w:type="dxa" w:w="100"/>
-            </w:tcMar>
-          </w:tcPr>
-          <w:p>
-            <w:pPr>
-              <w:spacing w:before="22" w:after="22"/>
-            </w:pPr>
-            <w:r>
-              <w:rPr>
-                <w:b/>
-                <w:bCs/>
-                <w:color w:val="8186EF"/>
-                <w:sz w:val="16"/>
-                <w:szCs w:val="16"/>
-              </w:rPr>
-              <w:t xml:space="preserve">9  </w:t>
-            </w:r>
-            <w:r>
-              <w:rPr>
-                <w:sz w:val="17"/>
-                <w:szCs w:val="17"/>
-              </w:rPr>
-              <w:t xml:space="preserve">A</w:t>
-            </w:r>
-          </w:p>
-        </w:tc>
-        <w:tc>
-          <w:tcPr>
-            <w:tcW w:type="pct" w:w="1667"/>
-            <w:tcMar>
-              <w:top w:type="dxa" w:w="40"/>
-              <w:left w:type="dxa" w:w="100"/>
-              <w:bottom w:type="dxa" w:w="40"/>
-              <w:right w:type="dxa" w:w="100"/>
-            </w:tcMar>
-          </w:tcPr>
-          <w:p>
-            <w:pPr>
-              <w:spacing w:before="22" w:after="22"/>
-            </w:pPr>
-            <w:r>
-              <w:rPr>
-                <w:b/>
-                <w:bCs/>
-                <w:color w:val="8186EF"/>
-                <w:sz w:val="16"/>
-                <w:szCs w:val="16"/>
-              </w:rPr>
-              <w:t xml:space="preserve">18  </w:t>
-            </w:r>
-            <w:r>
-              <w:rPr>
-                <w:sz w:val="17"/>
-                <w:szCs w:val="17"/>
-              </w:rPr>
-              <w:t xml:space="preserve">T</w:t>
-            </w:r>
-          </w:p>
-        </w:tc>
-        <w:tc>
-          <w:tcPr>
-            <w:tcW w:type="pct" w:w="1667"/>
-            <w:tcMar>
-              <w:top w:type="dxa" w:w="40"/>
-              <w:left w:type="dxa" w:w="100"/>
-              <w:bottom w:type="dxa" w:w="40"/>
-              <w:right w:type="dxa" w:w="100"/>
-            </w:tcMar>
-          </w:tcPr>
-          <w:p>
-            <w:pPr>
-              <w:spacing w:before="22" w:after="22"/>
-            </w:pPr>
-            <w:r>
-              <w:rPr>
-                <w:b/>
-                <w:bCs/>
-                <w:color w:val="8186EF"/>
-                <w:sz w:val="16"/>
-                <w:szCs w:val="16"/>
-              </w:rPr>
-              <w:t xml:space="preserve">27  </w:t>
-            </w:r>
-            <w:r>
-              <w:rPr>
-                <w:sz w:val="17"/>
-                <w:szCs w:val="17"/>
-              </w:rPr>
-              <w:t xml:space="preserve">Debt is where classification gets difficult, and where the exam likes to test. Long-term debt that is due in installments is split: the current portion of long-term debt is current and the rest is noncurrent. Orontes shows $400,000 as current and $6,000,000 as long-term.</w:t>
+              <w:spacing w:before="24" w:after="24"/>
+            </w:pPr>
+            <w:r>
+              <w:rPr>
+                <w:sz w:val="16"/>
+                <w:szCs w:val="16"/>
+              </w:rPr>
+              <w:t xml:space="preserve"/>
             </w:r>
           </w:p>
         </w:tc>
@@ -4563,7 +4139,7 @@
           <w:sz w:val="16"/>
           <w:szCs w:val="16"/>
         </w:rPr>
-        <w:t xml:space="preserve">Opening + net income − dividends declared. OCI goes to AOCI, not retained earnings. A is wrong: This puts OCI into retained earnings. C is wrong: This deducts only the dividends paid, not those declared.</w:t>
+        <w:t xml:space="preserve">The book writes: “If a company breaks a covenant, the lender may be able to demand repayment at once. Such callable debt is current, even if the company does not expect the lender to act. It stays noncurrent only if, before the statements are issued, the lender gives a waiver for more than one year, or a grace period exists and the company will probably cure the violation within it.”</w:t>
       </w:r>
     </w:p>
     <w:p>
@@ -4586,7 +4162,7 @@
           <w:sz w:val="16"/>
           <w:szCs w:val="16"/>
         </w:rPr>
-        <w:t xml:space="preserve">Without a right of setoff, assets and liabilities are shown gross. A is wrong: Netting needs a legal right of setoff. B is wrong: Netting needs a right of setoff, and the sign is also wrong.</w:t>
+        <w:t xml:space="preserve">The book writes: “Decision tree for classifying debt as current or noncurrent under U.S. IAS 1 asks one question: at the reporting date, does the company have a right to defer settlement for at least twelve months? A waiver or refinancing obtained after the reporting date does not count.”</w:t>
       </w:r>
     </w:p>
     <w:p>
@@ -4609,6 +4185,52 @@
           <w:sz w:val="16"/>
           <w:szCs w:val="16"/>
         </w:rPr>
+        <w:t xml:space="preserve">The book writes: “SC2-5 A five-year loan is repaid in equal annual installments. SC2-6 At December 31 a company breaks a loan covenant, so the loan is payable on demand. On January 15, before the statements are issued, the bank gives an 18-month waiver.”</w:t>
+      </w:r>
+    </w:p>
+    <w:p>
+      <w:pPr>
+        <w:spacing w:after="18"/>
+        <w:ind w:left="300" w:hanging="300"/>
+      </w:pPr>
+      <w:r>
+        <w:rPr>
+          <w:b/>
+          <w:bCs/>
+          <w:color w:val="8186EF"/>
+          <w:sz w:val="16"/>
+          <w:szCs w:val="16"/>
+        </w:rPr>
+        <w:t xml:space="preserve">4  </w:t>
+      </w:r>
+      <w:r>
+        <w:rPr>
+          <w:sz w:val="16"/>
+          <w:szCs w:val="16"/>
+        </w:rPr>
+        <w:t xml:space="preserve">The framework defines the elements, and every amount belongs to one of them.</w:t>
+      </w:r>
+    </w:p>
+    <w:p>
+      <w:pPr>
+        <w:spacing w:after="18"/>
+        <w:ind w:left="300" w:hanging="300"/>
+      </w:pPr>
+      <w:r>
+        <w:rPr>
+          <w:b/>
+          <w:bCs/>
+          <w:color w:val="8186EF"/>
+          <w:sz w:val="16"/>
+          <w:szCs w:val="16"/>
+        </w:rPr>
+        <w:t xml:space="preserve">5  </w:t>
+      </w:r>
+      <w:r>
+        <w:rPr>
+          <w:sz w:val="16"/>
+          <w:szCs w:val="16"/>
+        </w:rPr>
         <w:t xml:space="preserve">The book numbers “Purpose and structure of the balance sheet” as section 2.1.</w:t>
       </w:r>
     </w:p>
@@ -4625,7 +4247,7 @@
           <w:sz w:val="16"/>
           <w:szCs w:val="16"/>
         </w:rPr>
-        <w:t xml:space="preserve">4  </w:t>
+        <w:t xml:space="preserve">6  </w:t>
       </w:r>
       <w:r>
         <w:rPr>
@@ -4648,7 +4270,7 @@
           <w:sz w:val="16"/>
           <w:szCs w:val="16"/>
         </w:rPr>
-        <w:t xml:space="preserve">5  </w:t>
+        <w:t xml:space="preserve">7  </w:t>
       </w:r>
       <w:r>
         <w:rPr>
@@ -4671,7 +4293,7 @@
           <w:sz w:val="16"/>
           <w:szCs w:val="16"/>
         </w:rPr>
-        <w:t xml:space="preserve">6  </w:t>
+        <w:t xml:space="preserve">8  </w:t>
       </w:r>
       <w:r>
         <w:rPr>
@@ -4694,52 +4316,6 @@
           <w:sz w:val="16"/>
           <w:szCs w:val="16"/>
         </w:rPr>
-        <w:t xml:space="preserve">7  </w:t>
-      </w:r>
-      <w:r>
-        <w:rPr>
-          <w:sz w:val="16"/>
-          <w:szCs w:val="16"/>
-        </w:rPr>
-        <w:t xml:space="preserve">The book numbers “Limitations and links to the other statements” as section 2.5.</w:t>
-      </w:r>
-    </w:p>
-    <w:p>
-      <w:pPr>
-        <w:spacing w:after="18"/>
-        <w:ind w:left="300" w:hanging="300"/>
-      </w:pPr>
-      <w:r>
-        <w:rPr>
-          <w:b/>
-          <w:bCs/>
-          <w:color w:val="8186EF"/>
-          <w:sz w:val="16"/>
-          <w:szCs w:val="16"/>
-        </w:rPr>
-        <w:t xml:space="preserve">8  </w:t>
-      </w:r>
-      <w:r>
-        <w:rPr>
-          <w:sz w:val="16"/>
-          <w:szCs w:val="16"/>
-        </w:rPr>
-        <w:t xml:space="preserve">The framework defines the elements, and every amount belongs to one of them.</w:t>
-      </w:r>
-    </w:p>
-    <w:p>
-      <w:pPr>
-        <w:spacing w:after="18"/>
-        <w:ind w:left="300" w:hanging="300"/>
-      </w:pPr>
-      <w:r>
-        <w:rPr>
-          <w:b/>
-          <w:bCs/>
-          <w:color w:val="8186EF"/>
-          <w:sz w:val="16"/>
-          <w:szCs w:val="16"/>
-        </w:rPr>
         <w:t xml:space="preserve">9  </w:t>
       </w:r>
       <w:r>
@@ -4747,7 +4323,7 @@
           <w:sz w:val="16"/>
           <w:szCs w:val="16"/>
         </w:rPr>
-        <w:t xml:space="preserve">The book numbers “Purpose and structure of the balance sheet” as section 2.1.</w:t>
+        <w:t xml:space="preserve">With no best estimate in the range, U.S. GAAP accrues the minimum. A is wrong: The midpoint is the IFRS approach. B is wrong: The maximum is not required.</w:t>
       </w:r>
     </w:p>
     <w:p>
@@ -4770,7 +4346,7 @@
           <w:sz w:val="16"/>
           <w:szCs w:val="16"/>
         </w:rPr>
-        <w:t xml:space="preserve">The book numbers “Current and noncurrent items” as section 2.2.</w:t>
+        <w:t xml:space="preserve">The condition, the customer's weak finances, existed at year-end, so it is a recognized event. B is wrong: Disclosure only is for conditions that arose after year-end. C is wrong: The loss belongs to the year in which the condition existed.</w:t>
       </w:r>
     </w:p>
     <w:p>
@@ -4793,7 +4369,7 @@
           <w:sz w:val="16"/>
           <w:szCs w:val="16"/>
         </w:rPr>
-        <w:t xml:space="preserve">The book numbers “Classifying debt” as section 2.3.</w:t>
+        <w:t xml:space="preserve">All deferred tax assets and liabilities are noncurrent. A is wrong: The old current/noncurrent split was removed. C is wrong: It cannot be offset against taxes payable without a right of setoff.</w:t>
       </w:r>
     </w:p>
     <w:p>
@@ -4816,7 +4392,7 @@
           <w:sz w:val="16"/>
           <w:szCs w:val="16"/>
         </w:rPr>
-        <w:t xml:space="preserve">The book numbers “Other presentation matters” as section 2.4.</w:t>
+        <w:t xml:space="preserve">Internally developed intangibles are not recognized as assets. A is wrong: A purchased brand is recorded at its cost. B is wrong: Acquired goodwill is recorded.</w:t>
       </w:r>
     </w:p>
     <w:p>
@@ -4862,98 +4438,6 @@
           <w:sz w:val="16"/>
           <w:szCs w:val="16"/>
         </w:rPr>
-        <w:t xml:space="preserve">The condition, the customer's weak finances, existed at year-end, so it is a recognized event. B is wrong: Disclosure only is for conditions that arose after year-end. C is wrong: The loss belongs to the year in which the condition existed.</w:t>
-      </w:r>
-    </w:p>
-    <w:p>
-      <w:pPr>
-        <w:spacing w:after="18"/>
-        <w:ind w:left="300" w:hanging="300"/>
-      </w:pPr>
-      <w:r>
-        <w:rPr>
-          <w:b/>
-          <w:bCs/>
-          <w:color w:val="8186EF"/>
-          <w:sz w:val="16"/>
-          <w:szCs w:val="16"/>
-        </w:rPr>
-        <w:t xml:space="preserve">15  </w:t>
-      </w:r>
-      <w:r>
-        <w:rPr>
-          <w:sz w:val="16"/>
-          <w:szCs w:val="16"/>
-        </w:rPr>
-        <w:t xml:space="preserve">All deferred tax assets and liabilities are noncurrent. A is wrong: The old current/noncurrent split was removed. C is wrong: It cannot be offset against taxes payable without a right of setoff.</w:t>
-      </w:r>
-    </w:p>
-    <w:p>
-      <w:pPr>
-        <w:spacing w:after="18"/>
-        <w:ind w:left="300" w:hanging="300"/>
-      </w:pPr>
-      <w:r>
-        <w:rPr>
-          <w:b/>
-          <w:bCs/>
-          <w:color w:val="8186EF"/>
-          <w:sz w:val="16"/>
-          <w:szCs w:val="16"/>
-        </w:rPr>
-        <w:t xml:space="preserve">16  </w:t>
-      </w:r>
-      <w:r>
-        <w:rPr>
-          <w:sz w:val="16"/>
-          <w:szCs w:val="16"/>
-        </w:rPr>
-        <w:t xml:space="preserve">Internally developed intangibles are not recognized as assets. A is wrong: A purchased brand is recorded at its cost. B is wrong: Acquired goodwill is recorded.</w:t>
-      </w:r>
-    </w:p>
-    <w:p>
-      <w:pPr>
-        <w:spacing w:after="18"/>
-        <w:ind w:left="300" w:hanging="300"/>
-      </w:pPr>
-      <w:r>
-        <w:rPr>
-          <w:b/>
-          <w:bCs/>
-          <w:color w:val="8186EF"/>
-          <w:sz w:val="16"/>
-          <w:szCs w:val="16"/>
-        </w:rPr>
-        <w:t xml:space="preserve">17  </w:t>
-      </w:r>
-      <w:r>
-        <w:rPr>
-          <w:sz w:val="16"/>
-          <w:szCs w:val="16"/>
-        </w:rPr>
-        <w:t xml:space="preserve">With no best estimate in the range, U.S. GAAP accrues the minimum. A is wrong: The midpoint is the IFRS approach. B is wrong: The maximum is not required.</w:t>
-      </w:r>
-    </w:p>
-    <w:p>
-      <w:pPr>
-        <w:spacing w:after="18"/>
-        <w:ind w:left="300" w:hanging="300"/>
-      </w:pPr>
-      <w:r>
-        <w:rPr>
-          <w:b/>
-          <w:bCs/>
-          <w:color w:val="8186EF"/>
-          <w:sz w:val="16"/>
-          <w:szCs w:val="16"/>
-        </w:rPr>
-        <w:t xml:space="preserve">18  </w:t>
-      </w:r>
-      <w:r>
-        <w:rPr>
-          <w:sz w:val="16"/>
-          <w:szCs w:val="16"/>
-        </w:rPr>
         <w:t xml:space="preserve">CMA questions use exact terms, and one word can change the answer.</w:t>
       </w:r>
     </w:p>
@@ -4970,7 +4454,7 @@
           <w:sz w:val="16"/>
           <w:szCs w:val="16"/>
         </w:rPr>
-        <w:t xml:space="preserve">23  </w:t>
+        <w:t xml:space="preserve">19  </w:t>
       </w:r>
       <w:r>
         <w:rPr>
@@ -4993,7 +4477,7 @@
           <w:sz w:val="16"/>
           <w:szCs w:val="16"/>
         </w:rPr>
-        <w:t xml:space="preserve">24  </w:t>
+        <w:t xml:space="preserve">20  </w:t>
       </w:r>
       <w:r>
         <w:rPr>
@@ -5001,6 +4485,29 @@
           <w:szCs w:val="16"/>
         </w:rPr>
         <w:t xml:space="preserve">Equity is assets minus liabilities as recorded. A is wrong: Market value depends on share prices, not on book amounts. B is wrong: Equity is not a cash amount.</w:t>
+      </w:r>
+    </w:p>
+    <w:p>
+      <w:pPr>
+        <w:spacing w:after="18"/>
+        <w:ind w:left="300" w:hanging="300"/>
+      </w:pPr>
+      <w:r>
+        <w:rPr>
+          <w:b/>
+          <w:bCs/>
+          <w:color w:val="8186EF"/>
+          <w:sz w:val="16"/>
+          <w:szCs w:val="16"/>
+        </w:rPr>
+        <w:t xml:space="preserve">21  </w:t>
+      </w:r>
+      <w:r>
+        <w:rPr>
+          <w:sz w:val="16"/>
+          <w:szCs w:val="16"/>
+        </w:rPr>
+        <w:t xml:space="preserve">Every item on a Workshop sheet is settled by something printed on the same sheet.</w:t>
       </w:r>
     </w:p>
     <w:p/>
@@ -5110,33 +4617,33 @@
                 <w:sz w:val="17"/>
                 <w:szCs w:val="17"/>
               </w:rPr>
-              <w:t xml:space="preserve">A</w:t>
-            </w:r>
-          </w:p>
-        </w:tc>
-        <w:tc>
-          <w:tcPr>
-            <w:tcW w:type="pct" w:w="1667"/>
-            <w:tcMar>
-              <w:top w:type="dxa" w:w="40"/>
-              <w:left w:type="dxa" w:w="100"/>
-              <w:bottom w:type="dxa" w:w="40"/>
-              <w:right w:type="dxa" w:w="100"/>
-            </w:tcMar>
-          </w:tcPr>
-          <w:p>
-            <w:pPr>
-              <w:spacing w:before="22" w:after="22"/>
-            </w:pPr>
-            <w:r>
-              <w:rPr>
-                <w:b/>
-                <w:bCs/>
-                <w:color w:val="8186EF"/>
-                <w:sz w:val="16"/>
-                <w:szCs w:val="16"/>
-              </w:rPr>
-              <w:t xml:space="preserve">11  </w:t>
+              <w:t xml:space="preserve">balance sheet · loss contingency</w:t>
+            </w:r>
+          </w:p>
+        </w:tc>
+        <w:tc>
+          <w:tcPr>
+            <w:tcW w:type="pct" w:w="1667"/>
+            <w:tcMar>
+              <w:top w:type="dxa" w:w="40"/>
+              <w:left w:type="dxa" w:w="100"/>
+              <w:bottom w:type="dxa" w:w="40"/>
+              <w:right w:type="dxa" w:w="100"/>
+            </w:tcMar>
+          </w:tcPr>
+          <w:p>
+            <w:pPr>
+              <w:spacing w:before="22" w:after="22"/>
+            </w:pPr>
+            <w:r>
+              <w:rPr>
+                <w:b/>
+                <w:bCs/>
+                <w:color w:val="8186EF"/>
+                <w:sz w:val="16"/>
+                <w:szCs w:val="16"/>
+              </w:rPr>
+              <w:t xml:space="preserve">9  </w:t>
             </w:r>
             <w:r>
               <w:rPr>
@@ -5169,14 +4676,14 @@
                 <w:sz w:val="16"/>
                 <w:szCs w:val="16"/>
               </w:rPr>
-              <w:t xml:space="preserve">21  </w:t>
-            </w:r>
-            <w:r>
-              <w:rPr>
-                <w:sz w:val="17"/>
-                <w:szCs w:val="17"/>
-              </w:rPr>
-              <w:t xml:space="preserve">T</w:t>
+              <w:t xml:space="preserve">17  </w:t>
+            </w:r>
+            <w:r>
+              <w:rPr>
+                <w:sz w:val="17"/>
+                <w:szCs w:val="17"/>
+              </w:rPr>
+              <w:t xml:space="preserve">C</w:t>
             </w:r>
           </w:p>
         </w:tc>
@@ -5212,75 +4719,75 @@
                 <w:sz w:val="17"/>
                 <w:szCs w:val="17"/>
               </w:rPr>
+              <w:t xml:space="preserve">Subsequent events · balance sheet</w:t>
+            </w:r>
+          </w:p>
+        </w:tc>
+        <w:tc>
+          <w:tcPr>
+            <w:tcW w:type="pct" w:w="1667"/>
+            <w:shd w:fill="FBFAF6" w:val="clear"/>
+            <w:tcMar>
+              <w:top w:type="dxa" w:w="40"/>
+              <w:left w:type="dxa" w:w="100"/>
+              <w:bottom w:type="dxa" w:w="40"/>
+              <w:right w:type="dxa" w:w="100"/>
+            </w:tcMar>
+          </w:tcPr>
+          <w:p>
+            <w:pPr>
+              <w:spacing w:before="22" w:after="22"/>
+            </w:pPr>
+            <w:r>
+              <w:rPr>
+                <w:b/>
+                <w:bCs/>
+                <w:color w:val="8186EF"/>
+                <w:sz w:val="16"/>
+                <w:szCs w:val="16"/>
+              </w:rPr>
+              <w:t xml:space="preserve">10  </w:t>
+            </w:r>
+            <w:r>
+              <w:rPr>
+                <w:sz w:val="17"/>
+                <w:szCs w:val="17"/>
+              </w:rPr>
+              <w:t xml:space="preserve">F</w:t>
+            </w:r>
+          </w:p>
+        </w:tc>
+        <w:tc>
+          <w:tcPr>
+            <w:tcW w:type="pct" w:w="1667"/>
+            <w:shd w:fill="FBFAF6" w:val="clear"/>
+            <w:tcMar>
+              <w:top w:type="dxa" w:w="40"/>
+              <w:left w:type="dxa" w:w="100"/>
+              <w:bottom w:type="dxa" w:w="40"/>
+              <w:right w:type="dxa" w:w="100"/>
+            </w:tcMar>
+          </w:tcPr>
+          <w:p>
+            <w:pPr>
+              <w:spacing w:before="22" w:after="22"/>
+            </w:pPr>
+            <w:r>
+              <w:rPr>
+                <w:b/>
+                <w:bCs/>
+                <w:color w:val="8186EF"/>
+                <w:sz w:val="16"/>
+                <w:szCs w:val="16"/>
+              </w:rPr>
+              <w:t xml:space="preserve">18  </w:t>
+            </w:r>
+            <w:r>
+              <w:rPr>
+                <w:sz w:val="17"/>
+                <w:szCs w:val="17"/>
+              </w:rPr>
               <w:t xml:space="preserve">A</w:t>
-            </w:r>
-          </w:p>
-        </w:tc>
-        <w:tc>
-          <w:tcPr>
-            <w:tcW w:type="pct" w:w="1667"/>
-            <w:shd w:fill="FBFAF6" w:val="clear"/>
-            <w:tcMar>
-              <w:top w:type="dxa" w:w="40"/>
-              <w:left w:type="dxa" w:w="100"/>
-              <w:bottom w:type="dxa" w:w="40"/>
-              <w:right w:type="dxa" w:w="100"/>
-            </w:tcMar>
-          </w:tcPr>
-          <w:p>
-            <w:pPr>
-              <w:spacing w:before="22" w:after="22"/>
-            </w:pPr>
-            <w:r>
-              <w:rPr>
-                <w:b/>
-                <w:bCs/>
-                <w:color w:val="8186EF"/>
-                <w:sz w:val="16"/>
-                <w:szCs w:val="16"/>
-              </w:rPr>
-              <w:t xml:space="preserve">12  </w:t>
-            </w:r>
-            <w:r>
-              <w:rPr>
-                <w:sz w:val="17"/>
-                <w:szCs w:val="17"/>
-              </w:rPr>
-              <w:t xml:space="preserve">B</w:t>
-            </w:r>
-          </w:p>
-        </w:tc>
-        <w:tc>
-          <w:tcPr>
-            <w:tcW w:type="pct" w:w="1667"/>
-            <w:shd w:fill="FBFAF6" w:val="clear"/>
-            <w:tcMar>
-              <w:top w:type="dxa" w:w="40"/>
-              <w:left w:type="dxa" w:w="100"/>
-              <w:bottom w:type="dxa" w:w="40"/>
-              <w:right w:type="dxa" w:w="100"/>
-            </w:tcMar>
-          </w:tcPr>
-          <w:p>
-            <w:pPr>
-              <w:spacing w:before="22" w:after="22"/>
-            </w:pPr>
-            <w:r>
-              <w:rPr>
-                <w:b/>
-                <w:bCs/>
-                <w:color w:val="8186EF"/>
-                <w:sz w:val="16"/>
-                <w:szCs w:val="16"/>
-              </w:rPr>
-              <w:t xml:space="preserve">22  </w:t>
-            </w:r>
-            <w:r>
-              <w:rPr>
-                <w:sz w:val="17"/>
-                <w:szCs w:val="17"/>
-              </w:rPr>
-              <w:t xml:space="preserve">C</w:t>
             </w:r>
           </w:p>
         </w:tc>
@@ -5315,73 +4822,73 @@
                 <w:sz w:val="17"/>
                 <w:szCs w:val="17"/>
               </w:rPr>
-              <w:t xml:space="preserve">B</w:t>
-            </w:r>
-          </w:p>
-        </w:tc>
-        <w:tc>
-          <w:tcPr>
-            <w:tcW w:type="pct" w:w="1667"/>
-            <w:tcMar>
-              <w:top w:type="dxa" w:w="40"/>
-              <w:left w:type="dxa" w:w="100"/>
-              <w:bottom w:type="dxa" w:w="40"/>
-              <w:right w:type="dxa" w:w="100"/>
-            </w:tcMar>
-          </w:tcPr>
-          <w:p>
-            <w:pPr>
-              <w:spacing w:before="22" w:after="22"/>
-            </w:pPr>
-            <w:r>
-              <w:rPr>
-                <w:b/>
-                <w:bCs/>
-                <w:color w:val="8186EF"/>
-                <w:sz w:val="16"/>
-                <w:szCs w:val="16"/>
-              </w:rPr>
-              <w:t xml:space="preserve">13  </w:t>
-            </w:r>
-            <w:r>
-              <w:rPr>
-                <w:sz w:val="17"/>
-                <w:szCs w:val="17"/>
-              </w:rPr>
-              <w:t xml:space="preserve">B</w:t>
-            </w:r>
-          </w:p>
-        </w:tc>
-        <w:tc>
-          <w:tcPr>
-            <w:tcW w:type="pct" w:w="1667"/>
-            <w:tcMar>
-              <w:top w:type="dxa" w:w="40"/>
-              <w:left w:type="dxa" w:w="100"/>
-              <w:bottom w:type="dxa" w:w="40"/>
-              <w:right w:type="dxa" w:w="100"/>
-            </w:tcMar>
-          </w:tcPr>
-          <w:p>
-            <w:pPr>
-              <w:spacing w:before="22" w:after="22"/>
-            </w:pPr>
-            <w:r>
-              <w:rPr>
-                <w:b/>
-                <w:bCs/>
-                <w:color w:val="8186EF"/>
-                <w:sz w:val="16"/>
-                <w:szCs w:val="16"/>
-              </w:rPr>
-              <w:t xml:space="preserve">23  </w:t>
-            </w:r>
-            <w:r>
-              <w:rPr>
-                <w:sz w:val="17"/>
-                <w:szCs w:val="17"/>
-              </w:rPr>
-              <w:t xml:space="preserve">A</w:t>
+              <w:t xml:space="preserve">Subsequent events · balance sheet</w:t>
+            </w:r>
+          </w:p>
+        </w:tc>
+        <w:tc>
+          <w:tcPr>
+            <w:tcW w:type="pct" w:w="1667"/>
+            <w:tcMar>
+              <w:top w:type="dxa" w:w="40"/>
+              <w:left w:type="dxa" w:w="100"/>
+              <w:bottom w:type="dxa" w:w="40"/>
+              <w:right w:type="dxa" w:w="100"/>
+            </w:tcMar>
+          </w:tcPr>
+          <w:p>
+            <w:pPr>
+              <w:spacing w:before="22" w:after="22"/>
+            </w:pPr>
+            <w:r>
+              <w:rPr>
+                <w:b/>
+                <w:bCs/>
+                <w:color w:val="8186EF"/>
+                <w:sz w:val="16"/>
+                <w:szCs w:val="16"/>
+              </w:rPr>
+              <w:t xml:space="preserve">11  </w:t>
+            </w:r>
+            <w:r>
+              <w:rPr>
+                <w:sz w:val="17"/>
+                <w:szCs w:val="17"/>
+              </w:rPr>
+              <w:t xml:space="preserve">Subsequent events · balance sheet</w:t>
+            </w:r>
+          </w:p>
+        </w:tc>
+        <w:tc>
+          <w:tcPr>
+            <w:tcW w:type="pct" w:w="1667"/>
+            <w:tcMar>
+              <w:top w:type="dxa" w:w="40"/>
+              <w:left w:type="dxa" w:w="100"/>
+              <w:bottom w:type="dxa" w:w="40"/>
+              <w:right w:type="dxa" w:w="100"/>
+            </w:tcMar>
+          </w:tcPr>
+          <w:p>
+            <w:pPr>
+              <w:spacing w:before="22" w:after="22"/>
+            </w:pPr>
+            <w:r>
+              <w:rPr>
+                <w:b/>
+                <w:bCs/>
+                <w:color w:val="8186EF"/>
+                <w:sz w:val="16"/>
+                <w:szCs w:val="16"/>
+              </w:rPr>
+              <w:t xml:space="preserve">19  </w:t>
+            </w:r>
+            <w:r>
+              <w:rPr>
+                <w:sz w:val="17"/>
+                <w:szCs w:val="17"/>
+              </w:rPr>
+              <w:t xml:space="preserve">D</w:t>
             </w:r>
           </w:p>
         </w:tc>
@@ -5417,75 +4924,75 @@
                 <w:sz w:val="17"/>
                 <w:szCs w:val="17"/>
               </w:rPr>
+              <w:t xml:space="preserve">T</w:t>
+            </w:r>
+          </w:p>
+        </w:tc>
+        <w:tc>
+          <w:tcPr>
+            <w:tcW w:type="pct" w:w="1667"/>
+            <w:shd w:fill="FBFAF6" w:val="clear"/>
+            <w:tcMar>
+              <w:top w:type="dxa" w:w="40"/>
+              <w:left w:type="dxa" w:w="100"/>
+              <w:bottom w:type="dxa" w:w="40"/>
+              <w:right w:type="dxa" w:w="100"/>
+            </w:tcMar>
+          </w:tcPr>
+          <w:p>
+            <w:pPr>
+              <w:spacing w:before="22" w:after="22"/>
+            </w:pPr>
+            <w:r>
+              <w:rPr>
+                <w:b/>
+                <w:bCs/>
+                <w:color w:val="8186EF"/>
+                <w:sz w:val="16"/>
+                <w:szCs w:val="16"/>
+              </w:rPr>
+              <w:t xml:space="preserve">12  </w:t>
+            </w:r>
+            <w:r>
+              <w:rPr>
+                <w:sz w:val="17"/>
+                <w:szCs w:val="17"/>
+              </w:rPr>
+              <w:t xml:space="preserve">A</w:t>
+            </w:r>
+          </w:p>
+        </w:tc>
+        <w:tc>
+          <w:tcPr>
+            <w:tcW w:type="pct" w:w="1667"/>
+            <w:shd w:fill="FBFAF6" w:val="clear"/>
+            <w:tcMar>
+              <w:top w:type="dxa" w:w="40"/>
+              <w:left w:type="dxa" w:w="100"/>
+              <w:bottom w:type="dxa" w:w="40"/>
+              <w:right w:type="dxa" w:w="100"/>
+            </w:tcMar>
+          </w:tcPr>
+          <w:p>
+            <w:pPr>
+              <w:spacing w:before="22" w:after="22"/>
+            </w:pPr>
+            <w:r>
+              <w:rPr>
+                <w:b/>
+                <w:bCs/>
+                <w:color w:val="8186EF"/>
+                <w:sz w:val="16"/>
+                <w:szCs w:val="16"/>
+              </w:rPr>
+              <w:t xml:space="preserve">20  </w:t>
+            </w:r>
+            <w:r>
+              <w:rPr>
+                <w:sz w:val="17"/>
+                <w:szCs w:val="17"/>
+              </w:rPr>
               <w:t xml:space="preserve">B</w:t>
-            </w:r>
-          </w:p>
-        </w:tc>
-        <w:tc>
-          <w:tcPr>
-            <w:tcW w:type="pct" w:w="1667"/>
-            <w:shd w:fill="FBFAF6" w:val="clear"/>
-            <w:tcMar>
-              <w:top w:type="dxa" w:w="40"/>
-              <w:left w:type="dxa" w:w="100"/>
-              <w:bottom w:type="dxa" w:w="40"/>
-              <w:right w:type="dxa" w:w="100"/>
-            </w:tcMar>
-          </w:tcPr>
-          <w:p>
-            <w:pPr>
-              <w:spacing w:before="22" w:after="22"/>
-            </w:pPr>
-            <w:r>
-              <w:rPr>
-                <w:b/>
-                <w:bCs/>
-                <w:color w:val="8186EF"/>
-                <w:sz w:val="16"/>
-                <w:szCs w:val="16"/>
-              </w:rPr>
-              <w:t xml:space="preserve">14  </w:t>
-            </w:r>
-            <w:r>
-              <w:rPr>
-                <w:sz w:val="17"/>
-                <w:szCs w:val="17"/>
-              </w:rPr>
-              <w:t xml:space="preserve">A</w:t>
-            </w:r>
-          </w:p>
-        </w:tc>
-        <w:tc>
-          <w:tcPr>
-            <w:tcW w:type="pct" w:w="1667"/>
-            <w:shd w:fill="FBFAF6" w:val="clear"/>
-            <w:tcMar>
-              <w:top w:type="dxa" w:w="40"/>
-              <w:left w:type="dxa" w:w="100"/>
-              <w:bottom w:type="dxa" w:w="40"/>
-              <w:right w:type="dxa" w:w="100"/>
-            </w:tcMar>
-          </w:tcPr>
-          <w:p>
-            <w:pPr>
-              <w:spacing w:before="22" w:after="22"/>
-            </w:pPr>
-            <w:r>
-              <w:rPr>
-                <w:b/>
-                <w:bCs/>
-                <w:color w:val="8186EF"/>
-                <w:sz w:val="16"/>
-                <w:szCs w:val="16"/>
-              </w:rPr>
-              <w:t xml:space="preserve">24  </w:t>
-            </w:r>
-            <w:r>
-              <w:rPr>
-                <w:sz w:val="17"/>
-                <w:szCs w:val="17"/>
-              </w:rPr>
-              <w:t xml:space="preserve">D</w:t>
             </w:r>
           </w:p>
         </w:tc>
@@ -5546,7 +5053,7 @@
                 <w:sz w:val="16"/>
                 <w:szCs w:val="16"/>
               </w:rPr>
-              <w:t xml:space="preserve">15  </w:t>
+              <w:t xml:space="preserve">13  </w:t>
             </w:r>
             <w:r>
               <w:rPr>
@@ -5579,14 +5086,14 @@
                 <w:sz w:val="16"/>
                 <w:szCs w:val="16"/>
               </w:rPr>
-              <w:t xml:space="preserve">25  </w:t>
-            </w:r>
-            <w:r>
-              <w:rPr>
-                <w:sz w:val="17"/>
-                <w:szCs w:val="17"/>
-              </w:rPr>
-              <w:t xml:space="preserve">B</w:t>
+              <w:t xml:space="preserve">21  </w:t>
+            </w:r>
+            <w:r>
+              <w:rPr>
+                <w:sz w:val="17"/>
+                <w:szCs w:val="17"/>
+              </w:rPr>
+              <w:t xml:space="preserve">T</w:t>
             </w:r>
           </w:p>
         </w:tc>
@@ -5622,75 +5129,75 @@
                 <w:sz w:val="17"/>
                 <w:szCs w:val="17"/>
               </w:rPr>
+              <w:t xml:space="preserve">B</w:t>
+            </w:r>
+          </w:p>
+        </w:tc>
+        <w:tc>
+          <w:tcPr>
+            <w:tcW w:type="pct" w:w="1667"/>
+            <w:shd w:fill="FBFAF6" w:val="clear"/>
+            <w:tcMar>
+              <w:top w:type="dxa" w:w="40"/>
+              <w:left w:type="dxa" w:w="100"/>
+              <w:bottom w:type="dxa" w:w="40"/>
+              <w:right w:type="dxa" w:w="100"/>
+            </w:tcMar>
+          </w:tcPr>
+          <w:p>
+            <w:pPr>
+              <w:spacing w:before="22" w:after="22"/>
+            </w:pPr>
+            <w:r>
+              <w:rPr>
+                <w:b/>
+                <w:bCs/>
+                <w:color w:val="8186EF"/>
+                <w:sz w:val="16"/>
+                <w:szCs w:val="16"/>
+              </w:rPr>
+              <w:t xml:space="preserve">14  </w:t>
+            </w:r>
+            <w:r>
+              <w:rPr>
+                <w:sz w:val="17"/>
+                <w:szCs w:val="17"/>
+              </w:rPr>
+              <w:t xml:space="preserve">C</w:t>
+            </w:r>
+          </w:p>
+        </w:tc>
+        <w:tc>
+          <w:tcPr>
+            <w:tcW w:type="pct" w:w="1667"/>
+            <w:shd w:fill="FBFAF6" w:val="clear"/>
+            <w:tcMar>
+              <w:top w:type="dxa" w:w="40"/>
+              <w:left w:type="dxa" w:w="100"/>
+              <w:bottom w:type="dxa" w:w="40"/>
+              <w:right w:type="dxa" w:w="100"/>
+            </w:tcMar>
+          </w:tcPr>
+          <w:p>
+            <w:pPr>
+              <w:spacing w:before="22" w:after="22"/>
+            </w:pPr>
+            <w:r>
+              <w:rPr>
+                <w:b/>
+                <w:bCs/>
+                <w:color w:val="8186EF"/>
+                <w:sz w:val="16"/>
+                <w:szCs w:val="16"/>
+              </w:rPr>
+              <w:t xml:space="preserve">22  </w:t>
+            </w:r>
+            <w:r>
+              <w:rPr>
+                <w:sz w:val="17"/>
+                <w:szCs w:val="17"/>
+              </w:rPr>
               <w:t xml:space="preserve">A</w:t>
-            </w:r>
-          </w:p>
-        </w:tc>
-        <w:tc>
-          <w:tcPr>
-            <w:tcW w:type="pct" w:w="1667"/>
-            <w:shd w:fill="FBFAF6" w:val="clear"/>
-            <w:tcMar>
-              <w:top w:type="dxa" w:w="40"/>
-              <w:left w:type="dxa" w:w="100"/>
-              <w:bottom w:type="dxa" w:w="40"/>
-              <w:right w:type="dxa" w:w="100"/>
-            </w:tcMar>
-          </w:tcPr>
-          <w:p>
-            <w:pPr>
-              <w:spacing w:before="22" w:after="22"/>
-            </w:pPr>
-            <w:r>
-              <w:rPr>
-                <w:b/>
-                <w:bCs/>
-                <w:color w:val="8186EF"/>
-                <w:sz w:val="16"/>
-                <w:szCs w:val="16"/>
-              </w:rPr>
-              <w:t xml:space="preserve">16  </w:t>
-            </w:r>
-            <w:r>
-              <w:rPr>
-                <w:sz w:val="17"/>
-                <w:szCs w:val="17"/>
-              </w:rPr>
-              <w:t xml:space="preserve">T</w:t>
-            </w:r>
-          </w:p>
-        </w:tc>
-        <w:tc>
-          <w:tcPr>
-            <w:tcW w:type="pct" w:w="1667"/>
-            <w:shd w:fill="FBFAF6" w:val="clear"/>
-            <w:tcMar>
-              <w:top w:type="dxa" w:w="40"/>
-              <w:left w:type="dxa" w:w="100"/>
-              <w:bottom w:type="dxa" w:w="40"/>
-              <w:right w:type="dxa" w:w="100"/>
-            </w:tcMar>
-          </w:tcPr>
-          <w:p>
-            <w:pPr>
-              <w:spacing w:before="22" w:after="22"/>
-            </w:pPr>
-            <w:r>
-              <w:rPr>
-                <w:b/>
-                <w:bCs/>
-                <w:color w:val="8186EF"/>
-                <w:sz w:val="16"/>
-                <w:szCs w:val="16"/>
-              </w:rPr>
-              <w:t xml:space="preserve">26  </w:t>
-            </w:r>
-            <w:r>
-              <w:rPr>
-                <w:sz w:val="17"/>
-                <w:szCs w:val="17"/>
-              </w:rPr>
-              <w:t xml:space="preserve">T</w:t>
             </w:r>
           </w:p>
         </w:tc>
@@ -5725,6 +5232,39 @@
                 <w:sz w:val="17"/>
                 <w:szCs w:val="17"/>
               </w:rPr>
+              <w:t xml:space="preserve">A</w:t>
+            </w:r>
+          </w:p>
+        </w:tc>
+        <w:tc>
+          <w:tcPr>
+            <w:tcW w:type="pct" w:w="1667"/>
+            <w:tcMar>
+              <w:top w:type="dxa" w:w="40"/>
+              <w:left w:type="dxa" w:w="100"/>
+              <w:bottom w:type="dxa" w:w="40"/>
+              <w:right w:type="dxa" w:w="100"/>
+            </w:tcMar>
+          </w:tcPr>
+          <w:p>
+            <w:pPr>
+              <w:spacing w:before="22" w:after="22"/>
+            </w:pPr>
+            <w:r>
+              <w:rPr>
+                <w:b/>
+                <w:bCs/>
+                <w:color w:val="8186EF"/>
+                <w:sz w:val="16"/>
+                <w:szCs w:val="16"/>
+              </w:rPr>
+              <w:t xml:space="preserve">15  </w:t>
+            </w:r>
+            <w:r>
+              <w:rPr>
+                <w:sz w:val="17"/>
+                <w:szCs w:val="17"/>
+              </w:rPr>
               <w:t xml:space="preserve">B</w:t>
             </w:r>
           </w:p>
@@ -5751,47 +5291,14 @@
                 <w:sz w:val="16"/>
                 <w:szCs w:val="16"/>
               </w:rPr>
-              <w:t xml:space="preserve">17  </w:t>
-            </w:r>
-            <w:r>
-              <w:rPr>
-                <w:sz w:val="17"/>
-                <w:szCs w:val="17"/>
-              </w:rPr>
-              <w:t xml:space="preserve">F</w:t>
-            </w:r>
-          </w:p>
-        </w:tc>
-        <w:tc>
-          <w:tcPr>
-            <w:tcW w:type="pct" w:w="1667"/>
-            <w:tcMar>
-              <w:top w:type="dxa" w:w="40"/>
-              <w:left w:type="dxa" w:w="100"/>
-              <w:bottom w:type="dxa" w:w="40"/>
-              <w:right w:type="dxa" w:w="100"/>
-            </w:tcMar>
-          </w:tcPr>
-          <w:p>
-            <w:pPr>
-              <w:spacing w:before="22" w:after="22"/>
-            </w:pPr>
-            <w:r>
-              <w:rPr>
-                <w:b/>
-                <w:bCs/>
-                <w:color w:val="8186EF"/>
-                <w:sz w:val="16"/>
-                <w:szCs w:val="16"/>
-              </w:rPr>
-              <w:t xml:space="preserve">27  </w:t>
-            </w:r>
-            <w:r>
-              <w:rPr>
-                <w:sz w:val="17"/>
-                <w:szCs w:val="17"/>
-              </w:rPr>
-              <w:t xml:space="preserve">A</w:t>
+              <w:t xml:space="preserve">23  </w:t>
+            </w:r>
+            <w:r>
+              <w:rPr>
+                <w:sz w:val="17"/>
+                <w:szCs w:val="17"/>
+              </w:rPr>
+              <w:t xml:space="preserve">Compare with the model earlier in this handout.</w:t>
             </w:r>
           </w:p>
         </w:tc>
@@ -5827,6 +5334,40 @@
                 <w:sz w:val="17"/>
                 <w:szCs w:val="17"/>
               </w:rPr>
+              <w:t xml:space="preserve">B</w:t>
+            </w:r>
+          </w:p>
+        </w:tc>
+        <w:tc>
+          <w:tcPr>
+            <w:tcW w:type="pct" w:w="1667"/>
+            <w:shd w:fill="FBFAF6" w:val="clear"/>
+            <w:tcMar>
+              <w:top w:type="dxa" w:w="40"/>
+              <w:left w:type="dxa" w:w="100"/>
+              <w:bottom w:type="dxa" w:w="40"/>
+              <w:right w:type="dxa" w:w="100"/>
+            </w:tcMar>
+          </w:tcPr>
+          <w:p>
+            <w:pPr>
+              <w:spacing w:before="22" w:after="22"/>
+            </w:pPr>
+            <w:r>
+              <w:rPr>
+                <w:b/>
+                <w:bCs/>
+                <w:color w:val="8186EF"/>
+                <w:sz w:val="16"/>
+                <w:szCs w:val="16"/>
+              </w:rPr>
+              <w:t xml:space="preserve">16  </w:t>
+            </w:r>
+            <w:r>
+              <w:rPr>
+                <w:sz w:val="17"/>
+                <w:szCs w:val="17"/>
+              </w:rPr>
               <w:t xml:space="preserve">T</w:t>
             </w:r>
           </w:p>
@@ -5854,142 +5395,7 @@
                 <w:sz w:val="16"/>
                 <w:szCs w:val="16"/>
               </w:rPr>
-              <w:t xml:space="preserve">18  </w:t>
-            </w:r>
-            <w:r>
-              <w:rPr>
-                <w:sz w:val="17"/>
-                <w:szCs w:val="17"/>
-              </w:rPr>
-              <w:t xml:space="preserve">B</w:t>
-            </w:r>
-          </w:p>
-        </w:tc>
-        <w:tc>
-          <w:tcPr>
-            <w:tcW w:type="pct" w:w="1667"/>
-            <w:shd w:fill="FBFAF6" w:val="clear"/>
-            <w:tcMar>
-              <w:top w:type="dxa" w:w="40"/>
-              <w:left w:type="dxa" w:w="100"/>
-              <w:bottom w:type="dxa" w:w="40"/>
-              <w:right w:type="dxa" w:w="100"/>
-            </w:tcMar>
-          </w:tcPr>
-          <w:p>
-            <w:pPr>
-              <w:spacing w:before="22" w:after="22"/>
-            </w:pPr>
-            <w:r>
-              <w:rPr>
-                <w:b/>
-                <w:bCs/>
-                <w:color w:val="8186EF"/>
-                <w:sz w:val="16"/>
-                <w:szCs w:val="16"/>
-              </w:rPr>
-              <w:t xml:space="preserve">28  </w:t>
-            </w:r>
-            <w:r>
-              <w:rPr>
-                <w:sz w:val="17"/>
-                <w:szCs w:val="17"/>
-              </w:rPr>
-              <w:t xml:space="preserve">Compare with the model earlier in this handout.</w:t>
-            </w:r>
-          </w:p>
-        </w:tc>
-      </w:tr>
-      <w:tr>
-        <w:tc>
-          <w:tcPr>
-            <w:tcW w:type="pct" w:w="1667"/>
-            <w:tcMar>
-              <w:top w:type="dxa" w:w="40"/>
-              <w:left w:type="dxa" w:w="100"/>
-              <w:bottom w:type="dxa" w:w="40"/>
-              <w:right w:type="dxa" w:w="100"/>
-            </w:tcMar>
-          </w:tcPr>
-          <w:p>
-            <w:pPr>
-              <w:spacing w:before="22" w:after="22"/>
-            </w:pPr>
-            <w:r>
-              <w:rPr>
-                <w:b/>
-                <w:bCs/>
-                <w:color w:val="8186EF"/>
-                <w:sz w:val="16"/>
-                <w:szCs w:val="16"/>
-              </w:rPr>
-              <w:t xml:space="preserve">9  </w:t>
-            </w:r>
-            <w:r>
-              <w:rPr>
-                <w:sz w:val="17"/>
-                <w:szCs w:val="17"/>
-              </w:rPr>
-              <w:t xml:space="preserve">F</w:t>
-            </w:r>
-          </w:p>
-        </w:tc>
-        <w:tc>
-          <w:tcPr>
-            <w:tcW w:type="pct" w:w="1667"/>
-            <w:tcMar>
-              <w:top w:type="dxa" w:w="40"/>
-              <w:left w:type="dxa" w:w="100"/>
-              <w:bottom w:type="dxa" w:w="40"/>
-              <w:right w:type="dxa" w:w="100"/>
-            </w:tcMar>
-          </w:tcPr>
-          <w:p>
-            <w:pPr>
-              <w:spacing w:before="22" w:after="22"/>
-            </w:pPr>
-            <w:r>
-              <w:rPr>
-                <w:b/>
-                <w:bCs/>
-                <w:color w:val="8186EF"/>
-                <w:sz w:val="16"/>
-                <w:szCs w:val="16"/>
-              </w:rPr>
-              <w:t xml:space="preserve">19  </w:t>
-            </w:r>
-            <w:r>
-              <w:rPr>
-                <w:sz w:val="17"/>
-                <w:szCs w:val="17"/>
-              </w:rPr>
-              <w:t xml:space="preserve">C</w:t>
-            </w:r>
-          </w:p>
-        </w:tc>
-        <w:tc>
-          <w:tcPr>
-            <w:tcW w:type="pct" w:w="1667"/>
-            <w:tcMar>
-              <w:top w:type="dxa" w:w="40"/>
-              <w:left w:type="dxa" w:w="100"/>
-              <w:bottom w:type="dxa" w:w="40"/>
-              <w:right w:type="dxa" w:w="100"/>
-            </w:tcMar>
-          </w:tcPr>
-          <w:p>
-            <w:pPr>
-              <w:spacing w:before="22" w:after="22"/>
-            </w:pPr>
-            <w:r>
-              <w:rPr>
-                <w:b/>
-                <w:bCs/>
-                <w:color w:val="8186EF"/>
-                <w:sz w:val="16"/>
-                <w:szCs w:val="16"/>
-              </w:rPr>
-              <w:t xml:space="preserve">29  </w:t>
+              <w:t xml:space="preserve">24  </w:t>
             </w:r>
             <w:r>
               <w:rPr>
@@ -5997,106 +5403,82 @@
                 <w:szCs w:val="17"/>
               </w:rPr>
               <w:t xml:space="preserve">A few more rules decide what appears on the balance sheet and how. All deferred tax assets and liabilities are noncurrent. Orontes shows its deferred tax liability of $999,625 below long-term debt. Assets and liabilities may be offset only when a right of setoff exists: the two parties owe each other determinable amounts, the company has the legal right and </w:t>
-            </w:r>
-          </w:p>
-        </w:tc>
-      </w:tr>
-      <w:tr>
-        <w:tc>
-          <w:tcPr>
-            <w:tcW w:type="pct" w:w="1667"/>
-            <w:shd w:fill="FBFAF6" w:val="clear"/>
-            <w:tcMar>
-              <w:top w:type="dxa" w:w="40"/>
-              <w:left w:type="dxa" w:w="100"/>
-              <w:bottom w:type="dxa" w:w="40"/>
-              <w:right w:type="dxa" w:w="100"/>
-            </w:tcMar>
-          </w:tcPr>
-          <w:p>
-            <w:pPr>
-              <w:spacing w:before="22" w:after="22"/>
-            </w:pPr>
-            <w:r>
-              <w:rPr>
-                <w:b/>
-                <w:bCs/>
-                <w:color w:val="8186EF"/>
-                <w:sz w:val="16"/>
-                <w:szCs w:val="16"/>
-              </w:rPr>
-              <w:t xml:space="preserve">10  </w:t>
-            </w:r>
-            <w:r>
-              <w:rPr>
-                <w:sz w:val="17"/>
-                <w:szCs w:val="17"/>
-              </w:rPr>
-              <w:t xml:space="preserve">T</w:t>
-            </w:r>
-          </w:p>
-        </w:tc>
-        <w:tc>
-          <w:tcPr>
-            <w:tcW w:type="pct" w:w="1667"/>
-            <w:shd w:fill="FBFAF6" w:val="clear"/>
-            <w:tcMar>
-              <w:top w:type="dxa" w:w="40"/>
-              <w:left w:type="dxa" w:w="100"/>
-              <w:bottom w:type="dxa" w:w="40"/>
-              <w:right w:type="dxa" w:w="100"/>
-            </w:tcMar>
-          </w:tcPr>
-          <w:p>
-            <w:pPr>
-              <w:spacing w:before="22" w:after="22"/>
-            </w:pPr>
-            <w:r>
-              <w:rPr>
-                <w:b/>
-                <w:bCs/>
-                <w:color w:val="8186EF"/>
-                <w:sz w:val="16"/>
-                <w:szCs w:val="16"/>
-              </w:rPr>
-              <w:t xml:space="preserve">20  </w:t>
-            </w:r>
-            <w:r>
-              <w:rPr>
-                <w:sz w:val="17"/>
-                <w:szCs w:val="17"/>
-              </w:rPr>
-              <w:t xml:space="preserve">B</w:t>
-            </w:r>
-          </w:p>
-        </w:tc>
-        <w:tc>
-          <w:tcPr>
-            <w:tcW w:type="pct" w:w="1667"/>
-            <w:shd w:fill="FBFAF6" w:val="clear"/>
-            <w:tcMar>
-              <w:top w:type="dxa" w:w="40"/>
-              <w:left w:type="dxa" w:w="100"/>
-              <w:bottom w:type="dxa" w:w="40"/>
-              <w:right w:type="dxa" w:w="100"/>
-            </w:tcMar>
-          </w:tcPr>
-          <w:p>
-            <w:pPr>
-              <w:spacing w:before="24" w:after="24"/>
-            </w:pPr>
-            <w:r>
-              <w:rPr>
-                <w:sz w:val="16"/>
-                <w:szCs w:val="16"/>
-              </w:rPr>
-              <w:t xml:space="preserve"/>
             </w:r>
           </w:p>
         </w:tc>
       </w:tr>
     </w:tbl>
     <w:p/>
+    <w:tbl>
+      <w:tblPr>
+        <w:tblW w:type="pct" w:w="100%"/>
+        <w:tblLayout w:type="fixed"/>
+        <w:tblBorders>
+          <w:top w:val="single" w:color="1F7A6A" w:sz="8"/>
+          <w:left w:val="single" w:color="1F7A6A" w:sz="8"/>
+          <w:bottom w:val="single" w:color="1F7A6A" w:sz="8"/>
+          <w:right w:val="single" w:color="1F7A6A" w:sz="8"/>
+          <w:insideH w:val="single" w:color="1F7A6A" w:sz="8"/>
+          <w:insideV w:val="single" w:color="1F7A6A" w:sz="8"/>
+        </w:tblBorders>
+      </w:tblPr>
+      <w:tblGrid>
+        <w:gridCol w:w="9600"/>
+      </w:tblGrid>
+      <w:tr>
+        <w:tc>
+          <w:tcPr>
+            <w:tcW w:type="pct" w:w="5000"/>
+            <w:shd w:fill="EEF6F4" w:val="clear"/>
+            <w:tcMar>
+              <w:top w:type="dxa" w:w="70"/>
+              <w:left w:type="dxa" w:w="130"/>
+              <w:bottom w:type="dxa" w:w="70"/>
+              <w:right w:type="dxa" w:w="130"/>
+            </w:tcMar>
+          </w:tcPr>
+          <w:p>
+            <w:pPr>
+              <w:spacing w:before="34" w:after="18"/>
+            </w:pPr>
+            <w:r>
+              <w:rPr>
+                <w:b/>
+                <w:bCs/>
+                <w:color w:val="1F7A6A"/>
+                <w:sz w:val="17"/>
+                <w:szCs w:val="17"/>
+              </w:rPr>
+              <w:t xml:space="preserve">11  </w:t>
+            </w:r>
+            <w:r>
+              <w:rPr>
+                <w:b/>
+                <w:bCs/>
+                <w:color w:val="1F7A6A"/>
+                <w:sz w:val="16"/>
+                <w:szCs w:val="16"/>
+              </w:rPr>
+              <w:t xml:space="preserve">what the book says</w:t>
+            </w:r>
+          </w:p>
+          <w:p>
+            <w:pPr>
+              <w:spacing w:after="34"/>
+              <w:ind w:left="300"/>
+            </w:pPr>
+            <w:r>
+              <w:rPr>
+                <w:sz w:val="17"/>
+                <w:szCs w:val="17"/>
+              </w:rPr>
+              <w:t xml:space="preserve">Subsequent events happen after the balance sheet date but before the statements are issued.</w:t>
+            </w:r>
+          </w:p>
+        </w:tc>
+      </w:tr>
+    </w:tbl>
+    <w:p/>
     <w:p>
       <w:pPr>
         <w:spacing w:before="60" w:after="20"/>
@@ -6132,6 +5514,98 @@
           <w:sz w:val="16"/>
           <w:szCs w:val="16"/>
         </w:rPr>
+        <w:t xml:space="preserve">The book writes: “A few more rules decide what appears on the balance sheet and how. All deferred tax assets and liabilities are noncurrent. A loss contingency is an existing situation that may cause a loss, such as a lawsuit.”</w:t>
+      </w:r>
+    </w:p>
+    <w:p>
+      <w:pPr>
+        <w:spacing w:after="18"/>
+        <w:ind w:left="300" w:hanging="300"/>
+      </w:pPr>
+      <w:r>
+        <w:rPr>
+          <w:b/>
+          <w:bCs/>
+          <w:color w:val="8186EF"/>
+          <w:sz w:val="16"/>
+          <w:szCs w:val="16"/>
+        </w:rPr>
+        <w:t xml:space="preserve">2  </w:t>
+      </w:r>
+      <w:r>
+        <w:rPr>
+          <w:sz w:val="16"/>
+          <w:szCs w:val="16"/>
+        </w:rPr>
+        <w:t xml:space="preserve">The book writes: “Gain contingencies are never recorded before they are realized. Subsequent events happen after the balance sheet date but before the statements are issued. If an event gives more information about a condition that already existed at year-end, the company adjusts the statements.”</w:t>
+      </w:r>
+    </w:p>
+    <w:p>
+      <w:pPr>
+        <w:spacing w:after="18"/>
+        <w:ind w:left="300" w:hanging="300"/>
+      </w:pPr>
+      <w:r>
+        <w:rPr>
+          <w:b/>
+          <w:bCs/>
+          <w:color w:val="8186EF"/>
+          <w:sz w:val="16"/>
+          <w:szCs w:val="16"/>
+        </w:rPr>
+        <w:t xml:space="preserve">3  </w:t>
+      </w:r>
+      <w:r>
+        <w:rPr>
+          <w:sz w:val="16"/>
+          <w:szCs w:val="16"/>
+        </w:rPr>
+        <w:t xml:space="preserve">The book writes: “If it is only reasonably possible, the company discloses it in a note. If it is remote, the company does nothing. Gain contingencies are never recorded before they are realized. Subsequent events happen after the balance sheet date but before the statements are issued.”</w:t>
+      </w:r>
+    </w:p>
+    <w:p>
+      <w:pPr>
+        <w:spacing w:after="18"/>
+        <w:ind w:left="300" w:hanging="300"/>
+      </w:pPr>
+      <w:r>
+        <w:rPr>
+          <w:b/>
+          <w:bCs/>
+          <w:color w:val="8186EF"/>
+          <w:sz w:val="16"/>
+          <w:szCs w:val="16"/>
+        </w:rPr>
+        <w:t xml:space="preserve">4  </w:t>
+      </w:r>
+      <w:r>
+        <w:rPr>
+          <w:sz w:val="16"/>
+          <w:szCs w:val="16"/>
+        </w:rPr>
+        <w:t xml:space="preserve">The framework defines the elements, and every amount belongs to one of them.</w:t>
+      </w:r>
+    </w:p>
+    <w:p>
+      <w:pPr>
+        <w:spacing w:after="18"/>
+        <w:ind w:left="300" w:hanging="300"/>
+      </w:pPr>
+      <w:r>
+        <w:rPr>
+          <w:b/>
+          <w:bCs/>
+          <w:color w:val="8186EF"/>
+          <w:sz w:val="16"/>
+          <w:szCs w:val="16"/>
+        </w:rPr>
+        <w:t xml:space="preserve">5  </w:t>
+      </w:r>
+      <w:r>
+        <w:rPr>
+          <w:sz w:val="16"/>
+          <w:szCs w:val="16"/>
+        </w:rPr>
         <w:t xml:space="preserve">The book’s own table pairs Probable with “Accrue a liability and a loss (best estimate; if no best estimate, the minimum of the range)”.</w:t>
       </w:r>
     </w:p>
@@ -6148,7 +5622,7 @@
           <w:sz w:val="16"/>
           <w:szCs w:val="16"/>
         </w:rPr>
-        <w:t xml:space="preserve">2  </w:t>
+        <w:t xml:space="preserve">6  </w:t>
       </w:r>
       <w:r>
         <w:rPr>
@@ -6171,7 +5645,30 @@
           <w:sz w:val="16"/>
           <w:szCs w:val="16"/>
         </w:rPr>
-        <w:t xml:space="preserve">3  </w:t>
+        <w:t xml:space="preserve">7  </w:t>
+      </w:r>
+      <w:r>
+        <w:rPr>
+          <w:sz w:val="16"/>
+          <w:szCs w:val="16"/>
+        </w:rPr>
+        <w:t xml:space="preserve">The book’s own table pairs Remote with “No accrual”.</w:t>
+      </w:r>
+    </w:p>
+    <w:p>
+      <w:pPr>
+        <w:spacing w:after="18"/>
+        <w:ind w:left="300" w:hanging="300"/>
+      </w:pPr>
+      <w:r>
+        <w:rPr>
+          <w:b/>
+          <w:bCs/>
+          <w:color w:val="8186EF"/>
+          <w:sz w:val="16"/>
+          <w:szCs w:val="16"/>
+        </w:rPr>
+        <w:t xml:space="preserve">8  </w:t>
       </w:r>
       <w:r>
         <w:rPr>
@@ -6194,99 +5691,7 @@
           <w:sz w:val="16"/>
           <w:szCs w:val="16"/>
         </w:rPr>
-        <w:t xml:space="preserve">4  </w:t>
-      </w:r>
-      <w:r>
-        <w:rPr>
-          <w:sz w:val="16"/>
-          <w:szCs w:val="16"/>
-        </w:rPr>
-        <w:t xml:space="preserve">The book’s own table gives Accrue and disclose as the disclosure of Probable.</w:t>
-      </w:r>
-    </w:p>
-    <w:p>
-      <w:pPr>
-        <w:spacing w:after="18"/>
-        <w:ind w:left="300" w:hanging="300"/>
-      </w:pPr>
-      <w:r>
-        <w:rPr>
-          <w:b/>
-          <w:bCs/>
-          <w:color w:val="8186EF"/>
-          <w:sz w:val="16"/>
-          <w:szCs w:val="16"/>
-        </w:rPr>
-        <w:t xml:space="preserve">5  </w:t>
-      </w:r>
-      <w:r>
-        <w:rPr>
-          <w:sz w:val="16"/>
-          <w:szCs w:val="16"/>
-        </w:rPr>
-        <w:t xml:space="preserve">The book’s own table gives Disclose the nature and an estimate (or say it cannot be estimated) as the disclosure of Reasonably possible.</w:t>
-      </w:r>
-    </w:p>
-    <w:p>
-      <w:pPr>
-        <w:spacing w:after="18"/>
-        <w:ind w:left="300" w:hanging="300"/>
-      </w:pPr>
-      <w:r>
-        <w:rPr>
-          <w:b/>
-          <w:bCs/>
-          <w:color w:val="8186EF"/>
-          <w:sz w:val="16"/>
-          <w:szCs w:val="16"/>
-        </w:rPr>
-        <w:t xml:space="preserve">6  </w:t>
-      </w:r>
-      <w:r>
-        <w:rPr>
-          <w:sz w:val="16"/>
-          <w:szCs w:val="16"/>
-        </w:rPr>
-        <w:t xml:space="preserve">The book’s own table gives No disclosure (except guarantees) as the disclosure of Remote.</w:t>
-      </w:r>
-    </w:p>
-    <w:p>
-      <w:pPr>
-        <w:spacing w:after="18"/>
-        <w:ind w:left="300" w:hanging="300"/>
-      </w:pPr>
-      <w:r>
-        <w:rPr>
-          <w:b/>
-          <w:bCs/>
-          <w:color w:val="8186EF"/>
-          <w:sz w:val="16"/>
-          <w:szCs w:val="16"/>
-        </w:rPr>
-        <w:t xml:space="preserve">7  </w:t>
-      </w:r>
-      <w:r>
-        <w:rPr>
-          <w:sz w:val="16"/>
-          <w:szCs w:val="16"/>
-        </w:rPr>
-        <w:t xml:space="preserve">The book’s own table gives Disclose carefully, without misleading as the disclosure of Gain contingency.</w:t>
-      </w:r>
-    </w:p>
-    <w:p>
-      <w:pPr>
-        <w:spacing w:after="18"/>
-        <w:ind w:left="300" w:hanging="300"/>
-      </w:pPr>
-      <w:r>
-        <w:rPr>
-          <w:b/>
-          <w:bCs/>
-          <w:color w:val="8186EF"/>
-          <w:sz w:val="16"/>
-          <w:szCs w:val="16"/>
-        </w:rPr>
-        <w:t xml:space="preserve">8  </w:t>
+        <w:t xml:space="preserve">9  </w:t>
       </w:r>
       <w:r>
         <w:rPr>
@@ -6309,29 +5714,6 @@
           <w:sz w:val="16"/>
           <w:szCs w:val="16"/>
         </w:rPr>
-        <w:t xml:space="preserve">9  </w:t>
-      </w:r>
-      <w:r>
-        <w:rPr>
-          <w:sz w:val="16"/>
-          <w:szCs w:val="16"/>
-        </w:rPr>
-        <w:t xml:space="preserve">The book pairs Reasonably possible with “Disclose the nature and an estimate (or say it cannot be estimated)”, not with “Accrue and disclose”.</w:t>
-      </w:r>
-    </w:p>
-    <w:p>
-      <w:pPr>
-        <w:spacing w:after="18"/>
-        <w:ind w:left="300" w:hanging="300"/>
-      </w:pPr>
-      <w:r>
-        <w:rPr>
-          <w:b/>
-          <w:bCs/>
-          <w:color w:val="8186EF"/>
-          <w:sz w:val="16"/>
-          <w:szCs w:val="16"/>
-        </w:rPr>
         <w:t xml:space="preserve">10  </w:t>
       </w:r>
       <w:r>
@@ -6339,30 +5721,7 @@
           <w:sz w:val="16"/>
           <w:szCs w:val="16"/>
         </w:rPr>
-        <w:t xml:space="preserve">The book pairs Remote with “No disclosure (except guarantees)”.</w:t>
-      </w:r>
-    </w:p>
-    <w:p>
-      <w:pPr>
-        <w:spacing w:after="18"/>
-        <w:ind w:left="300" w:hanging="300"/>
-      </w:pPr>
-      <w:r>
-        <w:rPr>
-          <w:b/>
-          <w:bCs/>
-          <w:color w:val="8186EF"/>
-          <w:sz w:val="16"/>
-          <w:szCs w:val="16"/>
-        </w:rPr>
-        <w:t xml:space="preserve">11  </w:t>
-      </w:r>
-      <w:r>
-        <w:rPr>
-          <w:sz w:val="16"/>
-          <w:szCs w:val="16"/>
-        </w:rPr>
-        <w:t xml:space="preserve">The framework defines the elements, and every amount belongs to one of them.</w:t>
+        <w:t xml:space="preserve">The book pairs Reasonably possible with “Disclose the nature and an estimate (or say it cannot be estimated)”, not with “Disclose carefully, without misleading”.</w:t>
       </w:r>
     </w:p>
     <w:p>
@@ -6385,7 +5744,7 @@
           <w:sz w:val="16"/>
           <w:szCs w:val="16"/>
         </w:rPr>
-        <w:t xml:space="preserve">The book’s own table pairs Probable with “Accrue a liability and a loss (best estimate; if no best estimate, the minimum of the range)”.</w:t>
+        <w:t xml:space="preserve">The book gives Accrue and disclose as the disclosure of Probable.</w:t>
       </w:r>
     </w:p>
     <w:p>
@@ -6408,7 +5767,7 @@
           <w:sz w:val="16"/>
           <w:szCs w:val="16"/>
         </w:rPr>
-        <w:t xml:space="preserve">The book’s own table pairs Reasonably possible with “No accrual”.</w:t>
+        <w:t xml:space="preserve">Opening + net income − dividends declared. OCI goes to AOCI, not retained earnings. A is wrong: This puts OCI into retained earnings. C is wrong: This deducts only the dividends paid, not those declared.</w:t>
       </w:r>
     </w:p>
     <w:p>
@@ -6431,7 +5790,7 @@
           <w:sz w:val="16"/>
           <w:szCs w:val="16"/>
         </w:rPr>
-        <w:t xml:space="preserve">The book’s own table pairs Remote with “No accrual”.</w:t>
+        <w:t xml:space="preserve">Without a right of setoff, assets and liabilities are shown gross. A is wrong: Netting needs a legal right of setoff. B is wrong: Netting needs a right of setoff, and the sign is also wrong.</w:t>
       </w:r>
     </w:p>
     <w:p>
@@ -6454,7 +5813,7 @@
           <w:sz w:val="16"/>
           <w:szCs w:val="16"/>
         </w:rPr>
-        <w:t xml:space="preserve">The book’s own table pairs Gain contingency with “Never recognized before it is realized”.</w:t>
+        <w:t xml:space="preserve">Opening + net income − dividends declared. OCI goes to AOCI, not retained earnings. A is wrong: This puts OCI into retained earnings. C is wrong: This deducts only the dividends paid, not those declared.</w:t>
       </w:r>
     </w:p>
     <w:p>
@@ -6477,99 +5836,53 @@
           <w:sz w:val="16"/>
           <w:szCs w:val="16"/>
         </w:rPr>
-        <w:t xml:space="preserve">The book pairs Probable with “Accrue and disclose”.</w:t>
-      </w:r>
-    </w:p>
-    <w:p>
-      <w:pPr>
-        <w:spacing w:after="18"/>
-        <w:ind w:left="300" w:hanging="300"/>
-      </w:pPr>
-      <w:r>
-        <w:rPr>
-          <w:b/>
-          <w:bCs/>
-          <w:color w:val="8186EF"/>
-          <w:sz w:val="16"/>
-          <w:szCs w:val="16"/>
-        </w:rPr>
-        <w:t xml:space="preserve">17  </w:t>
-      </w:r>
-      <w:r>
-        <w:rPr>
-          <w:sz w:val="16"/>
-          <w:szCs w:val="16"/>
-        </w:rPr>
-        <w:t xml:space="preserve">The book pairs Reasonably possible with “Disclose the nature and an estimate (or say it cannot be estimated)”, not with “Disclose carefully, without misleading”.</w:t>
-      </w:r>
-    </w:p>
-    <w:p>
-      <w:pPr>
-        <w:spacing w:after="18"/>
-        <w:ind w:left="300" w:hanging="300"/>
-      </w:pPr>
-      <w:r>
-        <w:rPr>
-          <w:b/>
-          <w:bCs/>
-          <w:color w:val="8186EF"/>
-          <w:sz w:val="16"/>
-          <w:szCs w:val="16"/>
-        </w:rPr>
-        <w:t xml:space="preserve">18  </w:t>
-      </w:r>
-      <w:r>
-        <w:rPr>
-          <w:sz w:val="16"/>
-          <w:szCs w:val="16"/>
-        </w:rPr>
-        <w:t xml:space="preserve">Opening + net income − dividends declared. OCI goes to AOCI, not retained earnings. A is wrong: This puts OCI into retained earnings. C is wrong: This deducts only the dividends paid, not those declared.</w:t>
-      </w:r>
-    </w:p>
-    <w:p>
-      <w:pPr>
-        <w:spacing w:after="18"/>
-        <w:ind w:left="300" w:hanging="300"/>
-      </w:pPr>
-      <w:r>
-        <w:rPr>
-          <w:b/>
-          <w:bCs/>
-          <w:color w:val="8186EF"/>
-          <w:sz w:val="16"/>
-          <w:szCs w:val="16"/>
-        </w:rPr>
-        <w:t xml:space="preserve">19  </w:t>
-      </w:r>
-      <w:r>
-        <w:rPr>
-          <w:sz w:val="16"/>
-          <w:szCs w:val="16"/>
-        </w:rPr>
-        <w:t xml:space="preserve">Without a right of setoff, assets and liabilities are shown gross. A is wrong: Netting needs a legal right of setoff. B is wrong: Netting needs a right of setoff, and the sign is also wrong.</w:t>
-      </w:r>
-    </w:p>
-    <w:p>
-      <w:pPr>
-        <w:spacing w:after="18"/>
-        <w:ind w:left="300" w:hanging="300"/>
-      </w:pPr>
-      <w:r>
-        <w:rPr>
-          <w:b/>
-          <w:bCs/>
-          <w:color w:val="8186EF"/>
-          <w:sz w:val="16"/>
-          <w:szCs w:val="16"/>
-        </w:rPr>
-        <w:t xml:space="preserve">20  </w:t>
-      </w:r>
-      <w:r>
-        <w:rPr>
-          <w:sz w:val="16"/>
-          <w:szCs w:val="16"/>
-        </w:rPr>
-        <w:t xml:space="preserve">Opening + net income − dividends declared. OCI goes to AOCI, not retained earnings. A is wrong: This puts OCI into retained earnings. C is wrong: This deducts only the dividends paid, not those declared.</w:t>
+        <w:t xml:space="preserve">CMA questions use exact terms, and one word can change the answer.</w:t>
+      </w:r>
+    </w:p>
+    <w:p>
+      <w:pPr>
+        <w:spacing w:after="18"/>
+        <w:ind w:left="300" w:hanging="300"/>
+      </w:pPr>
+      <w:r>
+        <w:rPr>
+          <w:b/>
+          <w:bCs/>
+          <w:color w:val="8186EF"/>
+          <w:sz w:val="16"/>
+          <w:szCs w:val="16"/>
+        </w:rPr>
+        <w:t xml:space="preserve">21  </w:t>
+      </w:r>
+      <w:r>
+        <w:rPr>
+          <w:sz w:val="16"/>
+          <w:szCs w:val="16"/>
+        </w:rPr>
+        <w:t xml:space="preserve">The exam marks the term, so the English word is the answer.</w:t>
+      </w:r>
+    </w:p>
+    <w:p>
+      <w:pPr>
+        <w:spacing w:after="18"/>
+        <w:ind w:left="300" w:hanging="300"/>
+      </w:pPr>
+      <w:r>
+        <w:rPr>
+          <w:b/>
+          <w:bCs/>
+          <w:color w:val="8186EF"/>
+          <w:sz w:val="16"/>
+          <w:szCs w:val="16"/>
+        </w:rPr>
+        <w:t xml:space="preserve">22  </w:t>
+      </w:r>
+      <w:r>
+        <w:rPr>
+          <w:sz w:val="16"/>
+          <w:szCs w:val="16"/>
+        </w:rPr>
+        <w:t xml:space="preserve">Every item on a Workshop sheet is settled by something printed on the same sheet.</w:t>
       </w:r>
     </w:p>
     <w:p/>
@@ -6679,73 +5992,73 @@
                 <w:sz w:val="17"/>
                 <w:szCs w:val="17"/>
               </w:rPr>
-              <w:t xml:space="preserve">A</w:t>
-            </w:r>
-          </w:p>
-        </w:tc>
-        <w:tc>
-          <w:tcPr>
-            <w:tcW w:type="pct" w:w="1667"/>
-            <w:tcMar>
-              <w:top w:type="dxa" w:w="40"/>
-              <w:left w:type="dxa" w:w="100"/>
-              <w:bottom w:type="dxa" w:w="40"/>
-              <w:right w:type="dxa" w:w="100"/>
-            </w:tcMar>
-          </w:tcPr>
-          <w:p>
-            <w:pPr>
-              <w:spacing w:before="22" w:after="22"/>
-            </w:pPr>
-            <w:r>
-              <w:rPr>
-                <w:b/>
-                <w:bCs/>
-                <w:color w:val="8186EF"/>
-                <w:sz w:val="16"/>
-                <w:szCs w:val="16"/>
-              </w:rPr>
-              <w:t xml:space="preserve">9  </w:t>
-            </w:r>
-            <w:r>
-              <w:rPr>
-                <w:sz w:val="17"/>
-                <w:szCs w:val="17"/>
-              </w:rPr>
-              <w:t xml:space="preserve">T</w:t>
-            </w:r>
-          </w:p>
-        </w:tc>
-        <w:tc>
-          <w:tcPr>
-            <w:tcW w:type="pct" w:w="1667"/>
-            <w:tcMar>
-              <w:top w:type="dxa" w:w="40"/>
-              <w:left w:type="dxa" w:w="100"/>
-              <w:bottom w:type="dxa" w:w="40"/>
-              <w:right w:type="dxa" w:w="100"/>
-            </w:tcMar>
-          </w:tcPr>
-          <w:p>
-            <w:pPr>
-              <w:spacing w:before="22" w:after="22"/>
-            </w:pPr>
-            <w:r>
-              <w:rPr>
-                <w:b/>
-                <w:bCs/>
-                <w:color w:val="8186EF"/>
-                <w:sz w:val="16"/>
-                <w:szCs w:val="16"/>
-              </w:rPr>
-              <w:t xml:space="preserve">17  </w:t>
-            </w:r>
-            <w:r>
-              <w:rPr>
-                <w:sz w:val="17"/>
-                <w:szCs w:val="17"/>
-              </w:rPr>
-              <w:t xml:space="preserve">D</w:t>
+              <w:t xml:space="preserve">valuation · historical · Orontes's</w:t>
+            </w:r>
+          </w:p>
+        </w:tc>
+        <w:tc>
+          <w:tcPr>
+            <w:tcW w:type="pct" w:w="1667"/>
+            <w:tcMar>
+              <w:top w:type="dxa" w:w="40"/>
+              <w:left w:type="dxa" w:w="100"/>
+              <w:bottom w:type="dxa" w:w="40"/>
+              <w:right w:type="dxa" w:w="100"/>
+            </w:tcMar>
+          </w:tcPr>
+          <w:p>
+            <w:pPr>
+              <w:spacing w:before="22" w:after="22"/>
+            </w:pPr>
+            <w:r>
+              <w:rPr>
+                <w:b/>
+                <w:bCs/>
+                <w:color w:val="8186EF"/>
+                <w:sz w:val="16"/>
+                <w:szCs w:val="16"/>
+              </w:rPr>
+              <w:t xml:space="preserve">8  </w:t>
+            </w:r>
+            <w:r>
+              <w:rPr>
+                <w:sz w:val="17"/>
+                <w:szCs w:val="17"/>
+              </w:rPr>
+              <w:t xml:space="preserve">C</w:t>
+            </w:r>
+          </w:p>
+        </w:tc>
+        <w:tc>
+          <w:tcPr>
+            <w:tcW w:type="pct" w:w="1667"/>
+            <w:tcMar>
+              <w:top w:type="dxa" w:w="40"/>
+              <w:left w:type="dxa" w:w="100"/>
+              <w:bottom w:type="dxa" w:w="40"/>
+              <w:right w:type="dxa" w:w="100"/>
+            </w:tcMar>
+          </w:tcPr>
+          <w:p>
+            <w:pPr>
+              <w:spacing w:before="22" w:after="22"/>
+            </w:pPr>
+            <w:r>
+              <w:rPr>
+                <w:b/>
+                <w:bCs/>
+                <w:color w:val="8186EF"/>
+                <w:sz w:val="16"/>
+                <w:szCs w:val="16"/>
+              </w:rPr>
+              <w:t xml:space="preserve">15  </w:t>
+            </w:r>
+            <w:r>
+              <w:rPr>
+                <w:sz w:val="17"/>
+                <w:szCs w:val="17"/>
+              </w:rPr>
+              <w:t xml:space="preserve">C</w:t>
             </w:r>
           </w:p>
         </w:tc>
@@ -6781,7 +6094,7 @@
                 <w:sz w:val="17"/>
                 <w:szCs w:val="17"/>
               </w:rPr>
-              <w:t xml:space="preserve">C</w:t>
+              <w:t xml:space="preserve">suppliers · therefore · statements</w:t>
             </w:r>
           </w:p>
         </w:tc>
@@ -6808,14 +6121,14 @@
                 <w:sz w:val="16"/>
                 <w:szCs w:val="16"/>
               </w:rPr>
-              <w:t xml:space="preserve">10  </w:t>
-            </w:r>
-            <w:r>
-              <w:rPr>
-                <w:sz w:val="17"/>
-                <w:szCs w:val="17"/>
-              </w:rPr>
-              <w:t xml:space="preserve">A</w:t>
+              <w:t xml:space="preserve">9  </w:t>
+            </w:r>
+            <w:r>
+              <w:rPr>
+                <w:sz w:val="17"/>
+                <w:szCs w:val="17"/>
+              </w:rPr>
+              <w:t xml:space="preserve">T</w:t>
             </w:r>
           </w:p>
         </w:tc>
@@ -6842,14 +6155,14 @@
                 <w:sz w:val="16"/>
                 <w:szCs w:val="16"/>
               </w:rPr>
-              <w:t xml:space="preserve">18  </w:t>
-            </w:r>
-            <w:r>
-              <w:rPr>
-                <w:sz w:val="17"/>
-                <w:szCs w:val="17"/>
-              </w:rPr>
-              <w:t xml:space="preserve">B</w:t>
+              <w:t xml:space="preserve">16  </w:t>
+            </w:r>
+            <w:r>
+              <w:rPr>
+                <w:sz w:val="17"/>
+                <w:szCs w:val="17"/>
+              </w:rPr>
+              <w:t xml:space="preserve">T</w:t>
             </w:r>
           </w:p>
         </w:tc>
@@ -6884,66 +6197,66 @@
                 <w:sz w:val="17"/>
                 <w:szCs w:val="17"/>
               </w:rPr>
-              <w:t xml:space="preserve">B</w:t>
-            </w:r>
-          </w:p>
-        </w:tc>
-        <w:tc>
-          <w:tcPr>
-            <w:tcW w:type="pct" w:w="1667"/>
-            <w:tcMar>
-              <w:top w:type="dxa" w:w="40"/>
-              <w:left w:type="dxa" w:w="100"/>
-              <w:bottom w:type="dxa" w:w="40"/>
-              <w:right w:type="dxa" w:w="100"/>
-            </w:tcMar>
-          </w:tcPr>
-          <w:p>
-            <w:pPr>
-              <w:spacing w:before="22" w:after="22"/>
-            </w:pPr>
-            <w:r>
-              <w:rPr>
-                <w:b/>
-                <w:bCs/>
-                <w:color w:val="8186EF"/>
-                <w:sz w:val="16"/>
-                <w:szCs w:val="16"/>
-              </w:rPr>
-              <w:t xml:space="preserve">11  </w:t>
-            </w:r>
-            <w:r>
-              <w:rPr>
-                <w:sz w:val="17"/>
-                <w:szCs w:val="17"/>
-              </w:rPr>
-              <w:t xml:space="preserve">C</w:t>
-            </w:r>
-          </w:p>
-        </w:tc>
-        <w:tc>
-          <w:tcPr>
-            <w:tcW w:type="pct" w:w="1667"/>
-            <w:tcMar>
-              <w:top w:type="dxa" w:w="40"/>
-              <w:left w:type="dxa" w:w="100"/>
-              <w:bottom w:type="dxa" w:w="40"/>
-              <w:right w:type="dxa" w:w="100"/>
-            </w:tcMar>
-          </w:tcPr>
-          <w:p>
-            <w:pPr>
-              <w:spacing w:before="22" w:after="22"/>
-            </w:pPr>
-            <w:r>
-              <w:rPr>
-                <w:b/>
-                <w:bCs/>
-                <w:color w:val="8186EF"/>
-                <w:sz w:val="16"/>
-                <w:szCs w:val="16"/>
-              </w:rPr>
-              <w:t xml:space="preserve">19  </w:t>
+              <w:t xml:space="preserve">balance-sheet · comprehensive · stockholders'</w:t>
+            </w:r>
+          </w:p>
+        </w:tc>
+        <w:tc>
+          <w:tcPr>
+            <w:tcW w:type="pct" w:w="1667"/>
+            <w:tcMar>
+              <w:top w:type="dxa" w:w="40"/>
+              <w:left w:type="dxa" w:w="100"/>
+              <w:bottom w:type="dxa" w:w="40"/>
+              <w:right w:type="dxa" w:w="100"/>
+            </w:tcMar>
+          </w:tcPr>
+          <w:p>
+            <w:pPr>
+              <w:spacing w:before="22" w:after="22"/>
+            </w:pPr>
+            <w:r>
+              <w:rPr>
+                <w:b/>
+                <w:bCs/>
+                <w:color w:val="8186EF"/>
+                <w:sz w:val="16"/>
+                <w:szCs w:val="16"/>
+              </w:rPr>
+              <w:t xml:space="preserve">10  </w:t>
+            </w:r>
+            <w:r>
+              <w:rPr>
+                <w:sz w:val="17"/>
+                <w:szCs w:val="17"/>
+              </w:rPr>
+              <w:t xml:space="preserve">A</w:t>
+            </w:r>
+          </w:p>
+        </w:tc>
+        <w:tc>
+          <w:tcPr>
+            <w:tcW w:type="pct" w:w="1667"/>
+            <w:tcMar>
+              <w:top w:type="dxa" w:w="40"/>
+              <w:left w:type="dxa" w:w="100"/>
+              <w:bottom w:type="dxa" w:w="40"/>
+              <w:right w:type="dxa" w:w="100"/>
+            </w:tcMar>
+          </w:tcPr>
+          <w:p>
+            <w:pPr>
+              <w:spacing w:before="22" w:after="22"/>
+            </w:pPr>
+            <w:r>
+              <w:rPr>
+                <w:b/>
+                <w:bCs/>
+                <w:color w:val="8186EF"/>
+                <w:sz w:val="16"/>
+                <w:szCs w:val="16"/>
+              </w:rPr>
+              <w:t xml:space="preserve">17  </w:t>
             </w:r>
             <w:r>
               <w:rPr>
@@ -6986,7 +6299,7 @@
                 <w:sz w:val="17"/>
                 <w:szCs w:val="17"/>
               </w:rPr>
-              <w:t xml:space="preserve">C</w:t>
+              <w:t xml:space="preserve">T</w:t>
             </w:r>
           </w:p>
         </w:tc>
@@ -7013,14 +6326,14 @@
                 <w:sz w:val="16"/>
                 <w:szCs w:val="16"/>
               </w:rPr>
-              <w:t xml:space="preserve">12  </w:t>
-            </w:r>
-            <w:r>
-              <w:rPr>
-                <w:sz w:val="17"/>
-                <w:szCs w:val="17"/>
-              </w:rPr>
-              <w:t xml:space="preserve">B</w:t>
+              <w:t xml:space="preserve">11  </w:t>
+            </w:r>
+            <w:r>
+              <w:rPr>
+                <w:sz w:val="17"/>
+                <w:szCs w:val="17"/>
+              </w:rPr>
+              <w:t xml:space="preserve">T</w:t>
             </w:r>
           </w:p>
         </w:tc>
@@ -7047,14 +6360,14 @@
                 <w:sz w:val="16"/>
                 <w:szCs w:val="16"/>
               </w:rPr>
-              <w:t xml:space="preserve">20  </w:t>
-            </w:r>
-            <w:r>
-              <w:rPr>
-                <w:sz w:val="17"/>
-                <w:szCs w:val="17"/>
-              </w:rPr>
-              <w:t xml:space="preserve">C</w:t>
+              <w:t xml:space="preserve">18  </w:t>
+            </w:r>
+            <w:r>
+              <w:rPr>
+                <w:sz w:val="17"/>
+                <w:szCs w:val="17"/>
+              </w:rPr>
+              <w:t xml:space="preserve">Compare with the model earlier in this handout.</w:t>
             </w:r>
           </w:p>
         </w:tc>
@@ -7089,73 +6402,73 @@
                 <w:sz w:val="17"/>
                 <w:szCs w:val="17"/>
               </w:rPr>
-              <w:t xml:space="preserve">C</w:t>
-            </w:r>
-          </w:p>
-        </w:tc>
-        <w:tc>
-          <w:tcPr>
-            <w:tcW w:type="pct" w:w="1667"/>
-            <w:tcMar>
-              <w:top w:type="dxa" w:w="40"/>
-              <w:left w:type="dxa" w:w="100"/>
-              <w:bottom w:type="dxa" w:w="40"/>
-              <w:right w:type="dxa" w:w="100"/>
-            </w:tcMar>
-          </w:tcPr>
-          <w:p>
-            <w:pPr>
-              <w:spacing w:before="22" w:after="22"/>
-            </w:pPr>
-            <w:r>
-              <w:rPr>
-                <w:b/>
-                <w:bCs/>
-                <w:color w:val="8186EF"/>
-                <w:sz w:val="16"/>
-                <w:szCs w:val="16"/>
-              </w:rPr>
-              <w:t xml:space="preserve">13  </w:t>
-            </w:r>
-            <w:r>
-              <w:rPr>
-                <w:sz w:val="17"/>
-                <w:szCs w:val="17"/>
-              </w:rPr>
-              <w:t xml:space="preserve">C</w:t>
-            </w:r>
-          </w:p>
-        </w:tc>
-        <w:tc>
-          <w:tcPr>
-            <w:tcW w:type="pct" w:w="1667"/>
-            <w:tcMar>
-              <w:top w:type="dxa" w:w="40"/>
-              <w:left w:type="dxa" w:w="100"/>
-              <w:bottom w:type="dxa" w:w="40"/>
-              <w:right w:type="dxa" w:w="100"/>
-            </w:tcMar>
-          </w:tcPr>
-          <w:p>
-            <w:pPr>
-              <w:spacing w:before="22" w:after="22"/>
-            </w:pPr>
-            <w:r>
-              <w:rPr>
-                <w:b/>
-                <w:bCs/>
-                <w:color w:val="8186EF"/>
-                <w:sz w:val="16"/>
-                <w:szCs w:val="16"/>
-              </w:rPr>
-              <w:t xml:space="preserve">21  </w:t>
-            </w:r>
-            <w:r>
-              <w:rPr>
-                <w:sz w:val="17"/>
-                <w:szCs w:val="17"/>
-              </w:rPr>
-              <w:t xml:space="preserve">T</w:t>
+              <w:t xml:space="preserve">A</w:t>
+            </w:r>
+          </w:p>
+        </w:tc>
+        <w:tc>
+          <w:tcPr>
+            <w:tcW w:type="pct" w:w="1667"/>
+            <w:tcMar>
+              <w:top w:type="dxa" w:w="40"/>
+              <w:left w:type="dxa" w:w="100"/>
+              <w:bottom w:type="dxa" w:w="40"/>
+              <w:right w:type="dxa" w:w="100"/>
+            </w:tcMar>
+          </w:tcPr>
+          <w:p>
+            <w:pPr>
+              <w:spacing w:before="22" w:after="22"/>
+            </w:pPr>
+            <w:r>
+              <w:rPr>
+                <w:b/>
+                <w:bCs/>
+                <w:color w:val="8186EF"/>
+                <w:sz w:val="16"/>
+                <w:szCs w:val="16"/>
+              </w:rPr>
+              <w:t xml:space="preserve">12  </w:t>
+            </w:r>
+            <w:r>
+              <w:rPr>
+                <w:sz w:val="17"/>
+                <w:szCs w:val="17"/>
+              </w:rPr>
+              <w:t xml:space="preserve">D</w:t>
+            </w:r>
+          </w:p>
+        </w:tc>
+        <w:tc>
+          <w:tcPr>
+            <w:tcW w:type="pct" w:w="1667"/>
+            <w:tcMar>
+              <w:top w:type="dxa" w:w="40"/>
+              <w:left w:type="dxa" w:w="100"/>
+              <w:bottom w:type="dxa" w:w="40"/>
+              <w:right w:type="dxa" w:w="100"/>
+            </w:tcMar>
+          </w:tcPr>
+          <w:p>
+            <w:pPr>
+              <w:spacing w:before="22" w:after="22"/>
+            </w:pPr>
+            <w:r>
+              <w:rPr>
+                <w:b/>
+                <w:bCs/>
+                <w:color w:val="8186EF"/>
+                <w:sz w:val="16"/>
+                <w:szCs w:val="16"/>
+              </w:rPr>
+              <w:t xml:space="preserve">19  </w:t>
+            </w:r>
+            <w:r>
+              <w:rPr>
+                <w:sz w:val="17"/>
+                <w:szCs w:val="17"/>
+              </w:rPr>
+              <w:t xml:space="preserve">The balance sheet is useful, but it is not a valuation of the company. Most assets are at historical cost, not current value: Orontes's land and buildings are shown at what they cost years ago. Many amounts depend on estimates, such as the allowance for credit losses and useful lives.</w:t>
             </w:r>
           </w:p>
         </w:tc>
@@ -7191,7 +6504,7 @@
                 <w:sz w:val="17"/>
                 <w:szCs w:val="17"/>
               </w:rPr>
-              <w:t xml:space="preserve">D</w:t>
+              <w:t xml:space="preserve">C</w:t>
             </w:r>
           </w:p>
         </w:tc>
@@ -7218,14 +6531,14 @@
                 <w:sz w:val="16"/>
                 <w:szCs w:val="16"/>
               </w:rPr>
-              <w:t xml:space="preserve">14  </w:t>
-            </w:r>
-            <w:r>
-              <w:rPr>
-                <w:sz w:val="17"/>
-                <w:szCs w:val="17"/>
-              </w:rPr>
-              <w:t xml:space="preserve">T</w:t>
+              <w:t xml:space="preserve">13  </w:t>
+            </w:r>
+            <w:r>
+              <w:rPr>
+                <w:sz w:val="17"/>
+                <w:szCs w:val="17"/>
+              </w:rPr>
+              <w:t xml:space="preserve">B</w:t>
             </w:r>
           </w:p>
         </w:tc>
@@ -7242,24 +6555,14 @@
           </w:tcPr>
           <w:p>
             <w:pPr>
-              <w:spacing w:before="22" w:after="22"/>
-            </w:pPr>
-            <w:r>
-              <w:rPr>
-                <w:b/>
-                <w:bCs/>
-                <w:color w:val="8186EF"/>
-                <w:sz w:val="16"/>
-                <w:szCs w:val="16"/>
-              </w:rPr>
-              <w:t xml:space="preserve">22  </w:t>
-            </w:r>
-            <w:r>
-              <w:rPr>
-                <w:sz w:val="17"/>
-                <w:szCs w:val="17"/>
-              </w:rPr>
-              <w:t xml:space="preserve">A</w:t>
+              <w:spacing w:before="24" w:after="24"/>
+            </w:pPr>
+            <w:r>
+              <w:rPr>
+                <w:sz w:val="16"/>
+                <w:szCs w:val="16"/>
+              </w:rPr>
+              <w:t xml:space="preserve"/>
             </w:r>
           </w:p>
         </w:tc>
@@ -7294,33 +6597,33 @@
                 <w:sz w:val="17"/>
                 <w:szCs w:val="17"/>
               </w:rPr>
-              <w:t xml:space="preserve">D</w:t>
-            </w:r>
-          </w:p>
-        </w:tc>
-        <w:tc>
-          <w:tcPr>
-            <w:tcW w:type="pct" w:w="1667"/>
-            <w:tcMar>
-              <w:top w:type="dxa" w:w="40"/>
-              <w:left w:type="dxa" w:w="100"/>
-              <w:bottom w:type="dxa" w:w="40"/>
-              <w:right w:type="dxa" w:w="100"/>
-            </w:tcMar>
-          </w:tcPr>
-          <w:p>
-            <w:pPr>
-              <w:spacing w:before="22" w:after="22"/>
-            </w:pPr>
-            <w:r>
-              <w:rPr>
-                <w:b/>
-                <w:bCs/>
-                <w:color w:val="8186EF"/>
-                <w:sz w:val="16"/>
-                <w:szCs w:val="16"/>
-              </w:rPr>
-              <w:t xml:space="preserve">15  </w:t>
+              <w:t xml:space="preserve">B</w:t>
+            </w:r>
+          </w:p>
+        </w:tc>
+        <w:tc>
+          <w:tcPr>
+            <w:tcW w:type="pct" w:w="1667"/>
+            <w:tcMar>
+              <w:top w:type="dxa" w:w="40"/>
+              <w:left w:type="dxa" w:w="100"/>
+              <w:bottom w:type="dxa" w:w="40"/>
+              <w:right w:type="dxa" w:w="100"/>
+            </w:tcMar>
+          </w:tcPr>
+          <w:p>
+            <w:pPr>
+              <w:spacing w:before="22" w:after="22"/>
+            </w:pPr>
+            <w:r>
+              <w:rPr>
+                <w:b/>
+                <w:bCs/>
+                <w:color w:val="8186EF"/>
+                <w:sz w:val="16"/>
+                <w:szCs w:val="16"/>
+              </w:rPr>
+              <w:t xml:space="preserve">14  </w:t>
             </w:r>
             <w:r>
               <w:rPr>
@@ -7343,128 +6646,14 @@
           </w:tcPr>
           <w:p>
             <w:pPr>
-              <w:spacing w:before="22" w:after="22"/>
-            </w:pPr>
-            <w:r>
-              <w:rPr>
-                <w:b/>
-                <w:bCs/>
-                <w:color w:val="8186EF"/>
-                <w:sz w:val="16"/>
-                <w:szCs w:val="16"/>
-              </w:rPr>
-              <w:t xml:space="preserve">23  </w:t>
-            </w:r>
-            <w:r>
-              <w:rPr>
-                <w:sz w:val="17"/>
-                <w:szCs w:val="17"/>
-              </w:rPr>
-              <w:t xml:space="preserve">Compare with the model earlier in this handout.</w:t>
-            </w:r>
-          </w:p>
-        </w:tc>
-      </w:tr>
-      <w:tr>
-        <w:tc>
-          <w:tcPr>
-            <w:tcW w:type="pct" w:w="1667"/>
-            <w:shd w:fill="FBFAF6" w:val="clear"/>
-            <w:tcMar>
-              <w:top w:type="dxa" w:w="40"/>
-              <w:left w:type="dxa" w:w="100"/>
-              <w:bottom w:type="dxa" w:w="40"/>
-              <w:right w:type="dxa" w:w="100"/>
-            </w:tcMar>
-          </w:tcPr>
-          <w:p>
-            <w:pPr>
-              <w:spacing w:before="22" w:after="22"/>
-            </w:pPr>
-            <w:r>
-              <w:rPr>
-                <w:b/>
-                <w:bCs/>
-                <w:color w:val="8186EF"/>
-                <w:sz w:val="16"/>
-                <w:szCs w:val="16"/>
-              </w:rPr>
-              <w:t xml:space="preserve">8  </w:t>
-            </w:r>
-            <w:r>
-              <w:rPr>
-                <w:sz w:val="17"/>
-                <w:szCs w:val="17"/>
-              </w:rPr>
-              <w:t xml:space="preserve">A</w:t>
-            </w:r>
-          </w:p>
-        </w:tc>
-        <w:tc>
-          <w:tcPr>
-            <w:tcW w:type="pct" w:w="1667"/>
-            <w:shd w:fill="FBFAF6" w:val="clear"/>
-            <w:tcMar>
-              <w:top w:type="dxa" w:w="40"/>
-              <w:left w:type="dxa" w:w="100"/>
-              <w:bottom w:type="dxa" w:w="40"/>
-              <w:right w:type="dxa" w:w="100"/>
-            </w:tcMar>
-          </w:tcPr>
-          <w:p>
-            <w:pPr>
-              <w:spacing w:before="22" w:after="22"/>
-            </w:pPr>
-            <w:r>
-              <w:rPr>
-                <w:b/>
-                <w:bCs/>
-                <w:color w:val="8186EF"/>
-                <w:sz w:val="16"/>
-                <w:szCs w:val="16"/>
-              </w:rPr>
-              <w:t xml:space="preserve">16  </w:t>
-            </w:r>
-            <w:r>
-              <w:rPr>
-                <w:sz w:val="17"/>
-                <w:szCs w:val="17"/>
-              </w:rPr>
-              <w:t xml:space="preserve">T</w:t>
-            </w:r>
-          </w:p>
-        </w:tc>
-        <w:tc>
-          <w:tcPr>
-            <w:tcW w:type="pct" w:w="1667"/>
-            <w:shd w:fill="FBFAF6" w:val="clear"/>
-            <w:tcMar>
-              <w:top w:type="dxa" w:w="40"/>
-              <w:left w:type="dxa" w:w="100"/>
-              <w:bottom w:type="dxa" w:w="40"/>
-              <w:right w:type="dxa" w:w="100"/>
-            </w:tcMar>
-          </w:tcPr>
-          <w:p>
-            <w:pPr>
-              <w:spacing w:before="22" w:after="22"/>
-            </w:pPr>
-            <w:r>
-              <w:rPr>
-                <w:b/>
-                <w:bCs/>
-                <w:color w:val="8186EF"/>
-                <w:sz w:val="16"/>
-                <w:szCs w:val="16"/>
-              </w:rPr>
-              <w:t xml:space="preserve">24  </w:t>
-            </w:r>
-            <w:r>
-              <w:rPr>
-                <w:sz w:val="17"/>
-                <w:szCs w:val="17"/>
-              </w:rPr>
-              <w:t xml:space="preserve">The balance sheet is useful, but it is not a valuation of the company. Most assets are at historical cost, not current value: Orontes's land and buildings are shown at what they cost years ago. Many amounts depend on estimates, such as the allowance for credit losses and useful lives.</w:t>
+              <w:spacing w:before="24" w:after="24"/>
+            </w:pPr>
+            <w:r>
+              <w:rPr>
+                <w:sz w:val="16"/>
+                <w:szCs w:val="16"/>
+              </w:rPr>
+              <w:t xml:space="preserve"/>
             </w:r>
           </w:p>
         </w:tc>
@@ -7506,6 +6695,98 @@
           <w:sz w:val="16"/>
           <w:szCs w:val="16"/>
         </w:rPr>
+        <w:t xml:space="preserve">The book writes: “The balance sheet is useful, but it is not a valuation of the company. Most assets are at historical cost, not current value: Orontes's land and buildings are shown at what they cost years ago. Many amounts depend on estimates, such as the allowance for credit losses and useful lives.”</w:t>
+      </w:r>
+    </w:p>
+    <w:p>
+      <w:pPr>
+        <w:spacing w:after="18"/>
+        <w:ind w:left="300" w:hanging="300"/>
+      </w:pPr>
+      <w:r>
+        <w:rPr>
+          <w:b/>
+          <w:bCs/>
+          <w:color w:val="8186EF"/>
+          <w:sz w:val="16"/>
+          <w:szCs w:val="16"/>
+        </w:rPr>
+        <w:t xml:space="preserve">2  </w:t>
+      </w:r>
+      <w:r>
+        <w:rPr>
+          <w:sz w:val="16"/>
+          <w:szCs w:val="16"/>
+        </w:rPr>
+        <w:t xml:space="preserve">The book writes: “Finally, the balance sheet shows one day. A company can improve its year-end picture, for example by delaying payments to suppliers for a few days. Readers therefore compare several dates and read the other statements too.”</w:t>
+      </w:r>
+    </w:p>
+    <w:p>
+      <w:pPr>
+        <w:spacing w:after="18"/>
+        <w:ind w:left="300" w:hanging="300"/>
+      </w:pPr>
+      <w:r>
+        <w:rPr>
+          <w:b/>
+          <w:bCs/>
+          <w:color w:val="8186EF"/>
+          <w:sz w:val="16"/>
+          <w:szCs w:val="16"/>
+        </w:rPr>
+        <w:t xml:space="preserve">3  </w:t>
+      </w:r>
+      <w:r>
+        <w:rPr>
+          <w:sz w:val="16"/>
+          <w:szCs w:val="16"/>
+        </w:rPr>
+        <w:t xml:space="preserve">The book writes: “The net change in cash in the statement of cash flows explains the change in the balance-sheet cash. Other comprehensive income works the same way. Total stockholders' equity is a book amount.”</w:t>
+      </w:r>
+    </w:p>
+    <w:p>
+      <w:pPr>
+        <w:spacing w:after="18"/>
+        <w:ind w:left="300" w:hanging="300"/>
+      </w:pPr>
+      <w:r>
+        <w:rPr>
+          <w:b/>
+          <w:bCs/>
+          <w:color w:val="8186EF"/>
+          <w:sz w:val="16"/>
+          <w:szCs w:val="16"/>
+        </w:rPr>
+        <w:t xml:space="preserve">4  </w:t>
+      </w:r>
+      <w:r>
+        <w:rPr>
+          <w:sz w:val="16"/>
+          <w:szCs w:val="16"/>
+        </w:rPr>
+        <w:t xml:space="preserve">The framework defines the elements, and every amount belongs to one of them.</w:t>
+      </w:r>
+    </w:p>
+    <w:p>
+      <w:pPr>
+        <w:spacing w:after="18"/>
+        <w:ind w:left="300" w:hanging="300"/>
+      </w:pPr>
+      <w:r>
+        <w:rPr>
+          <w:b/>
+          <w:bCs/>
+          <w:color w:val="8186EF"/>
+          <w:sz w:val="16"/>
+          <w:szCs w:val="16"/>
+        </w:rPr>
+        <w:t xml:space="preserve">5  </w:t>
+      </w:r>
+      <w:r>
+        <w:rPr>
+          <w:sz w:val="16"/>
+          <w:szCs w:val="16"/>
+        </w:rPr>
         <w:t xml:space="preserve">The book numbers “Purpose and structure of the balance sheet” as section 2.1.</w:t>
       </w:r>
     </w:p>
@@ -7522,7 +6803,7 @@
           <w:sz w:val="16"/>
           <w:szCs w:val="16"/>
         </w:rPr>
-        <w:t xml:space="preserve">2  </w:t>
+        <w:t xml:space="preserve">6  </w:t>
       </w:r>
       <w:r>
         <w:rPr>
@@ -7545,7 +6826,7 @@
           <w:sz w:val="16"/>
           <w:szCs w:val="16"/>
         </w:rPr>
-        <w:t xml:space="preserve">3  </w:t>
+        <w:t xml:space="preserve">7  </w:t>
       </w:r>
       <w:r>
         <w:rPr>
@@ -7568,7 +6849,7 @@
           <w:sz w:val="16"/>
           <w:szCs w:val="16"/>
         </w:rPr>
-        <w:t xml:space="preserve">4  </w:t>
+        <w:t xml:space="preserve">8  </w:t>
       </w:r>
       <w:r>
         <w:rPr>
@@ -7591,98 +6872,6 @@
           <w:sz w:val="16"/>
           <w:szCs w:val="16"/>
         </w:rPr>
-        <w:t xml:space="preserve">5  </w:t>
-      </w:r>
-      <w:r>
-        <w:rPr>
-          <w:sz w:val="16"/>
-          <w:szCs w:val="16"/>
-        </w:rPr>
-        <w:t xml:space="preserve">The book numbers “Limitations and links to the other statements” as section 2.5.</w:t>
-      </w:r>
-    </w:p>
-    <w:p>
-      <w:pPr>
-        <w:spacing w:after="18"/>
-        <w:ind w:left="300" w:hanging="300"/>
-      </w:pPr>
-      <w:r>
-        <w:rPr>
-          <w:b/>
-          <w:bCs/>
-          <w:color w:val="8186EF"/>
-          <w:sz w:val="16"/>
-          <w:szCs w:val="16"/>
-        </w:rPr>
-        <w:t xml:space="preserve">6  </w:t>
-      </w:r>
-      <w:r>
-        <w:rPr>
-          <w:sz w:val="16"/>
-          <w:szCs w:val="16"/>
-        </w:rPr>
-        <w:t xml:space="preserve">The book’s own table gives Current asset as the category of Prepaid rent.</w:t>
-      </w:r>
-    </w:p>
-    <w:p>
-      <w:pPr>
-        <w:spacing w:after="18"/>
-        <w:ind w:left="300" w:hanging="300"/>
-      </w:pPr>
-      <w:r>
-        <w:rPr>
-          <w:b/>
-          <w:bCs/>
-          <w:color w:val="8186EF"/>
-          <w:sz w:val="16"/>
-          <w:szCs w:val="16"/>
-        </w:rPr>
-        <w:t xml:space="preserve">7  </w:t>
-      </w:r>
-      <w:r>
-        <w:rPr>
-          <w:sz w:val="16"/>
-          <w:szCs w:val="16"/>
-        </w:rPr>
-        <w:t xml:space="preserve">The book’s own table gives Noncurrent asset as the category of Land.</w:t>
-      </w:r>
-    </w:p>
-    <w:p>
-      <w:pPr>
-        <w:spacing w:after="18"/>
-        <w:ind w:left="300" w:hanging="300"/>
-      </w:pPr>
-      <w:r>
-        <w:rPr>
-          <w:b/>
-          <w:bCs/>
-          <w:color w:val="8186EF"/>
-          <w:sz w:val="16"/>
-          <w:szCs w:val="16"/>
-        </w:rPr>
-        <w:t xml:space="preserve">8  </w:t>
-      </w:r>
-      <w:r>
-        <w:rPr>
-          <w:sz w:val="16"/>
-          <w:szCs w:val="16"/>
-        </w:rPr>
-        <w:t xml:space="preserve">The book’s own table gives Current asset as the category of Allowance for credit losses.</w:t>
-      </w:r>
-    </w:p>
-    <w:p>
-      <w:pPr>
-        <w:spacing w:after="18"/>
-        <w:ind w:left="300" w:hanging="300"/>
-      </w:pPr>
-      <w:r>
-        <w:rPr>
-          <w:b/>
-          <w:bCs/>
-          <w:color w:val="8186EF"/>
-          <w:sz w:val="16"/>
-          <w:szCs w:val="16"/>
-        </w:rPr>
         <w:t xml:space="preserve">9  </w:t>
       </w:r>
       <w:r>
@@ -7690,7 +6879,7 @@
           <w:sz w:val="16"/>
           <w:szCs w:val="16"/>
         </w:rPr>
-        <w:t xml:space="preserve">The framework defines the elements, and every amount belongs to one of them.</w:t>
+        <w:t xml:space="preserve">Compare your sentence with the book’s wording in the key.</w:t>
       </w:r>
     </w:p>
     <w:p>
@@ -7713,7 +6902,7 @@
           <w:sz w:val="16"/>
           <w:szCs w:val="16"/>
         </w:rPr>
-        <w:t xml:space="preserve">The book numbers “Purpose and structure of the balance sheet” as section 2.1.</w:t>
+        <w:t xml:space="preserve">Every cycle settles one rule and shows where it comes from.</w:t>
       </w:r>
     </w:p>
     <w:p>
@@ -7736,99 +6925,7 @@
           <w:sz w:val="16"/>
           <w:szCs w:val="16"/>
         </w:rPr>
-        <w:t xml:space="preserve">The book numbers “Current and noncurrent items” as section 2.2.</w:t>
-      </w:r>
-    </w:p>
-    <w:p>
-      <w:pPr>
-        <w:spacing w:after="18"/>
-        <w:ind w:left="300" w:hanging="300"/>
-      </w:pPr>
-      <w:r>
-        <w:rPr>
-          <w:b/>
-          <w:bCs/>
-          <w:color w:val="8186EF"/>
-          <w:sz w:val="16"/>
-          <w:szCs w:val="16"/>
-        </w:rPr>
-        <w:t xml:space="preserve">12  </w:t>
-      </w:r>
-      <w:r>
-        <w:rPr>
-          <w:sz w:val="16"/>
-          <w:szCs w:val="16"/>
-        </w:rPr>
-        <w:t xml:space="preserve">The book numbers “Classifying debt” as section 2.3.</w:t>
-      </w:r>
-    </w:p>
-    <w:p>
-      <w:pPr>
-        <w:spacing w:after="18"/>
-        <w:ind w:left="300" w:hanging="300"/>
-      </w:pPr>
-      <w:r>
-        <w:rPr>
-          <w:b/>
-          <w:bCs/>
-          <w:color w:val="8186EF"/>
-          <w:sz w:val="16"/>
-          <w:szCs w:val="16"/>
-        </w:rPr>
-        <w:t xml:space="preserve">13  </w:t>
-      </w:r>
-      <w:r>
-        <w:rPr>
-          <w:sz w:val="16"/>
-          <w:szCs w:val="16"/>
-        </w:rPr>
-        <w:t xml:space="preserve">The book numbers “Other presentation matters” as section 2.4.</w:t>
-      </w:r>
-    </w:p>
-    <w:p>
-      <w:pPr>
-        <w:spacing w:after="18"/>
-        <w:ind w:left="300" w:hanging="300"/>
-      </w:pPr>
-      <w:r>
-        <w:rPr>
-          <w:b/>
-          <w:bCs/>
-          <w:color w:val="8186EF"/>
-          <w:sz w:val="16"/>
-          <w:szCs w:val="16"/>
-        </w:rPr>
-        <w:t xml:space="preserve">14  </w:t>
-      </w:r>
-      <w:r>
-        <w:rPr>
-          <w:sz w:val="16"/>
-          <w:szCs w:val="16"/>
-        </w:rPr>
-        <w:t xml:space="preserve">Compare your sentence with the book’s wording in the key.</w:t>
-      </w:r>
-    </w:p>
-    <w:p>
-      <w:pPr>
-        <w:spacing w:after="18"/>
-        <w:ind w:left="300" w:hanging="300"/>
-      </w:pPr>
-      <w:r>
-        <w:rPr>
-          <w:b/>
-          <w:bCs/>
-          <w:color w:val="8186EF"/>
-          <w:sz w:val="16"/>
-          <w:szCs w:val="16"/>
-        </w:rPr>
-        <w:t xml:space="preserve">15  </w:t>
-      </w:r>
-      <w:r>
-        <w:rPr>
-          <w:sz w:val="16"/>
-          <w:szCs w:val="16"/>
-        </w:rPr>
-        <w:t xml:space="preserve">Every cycle settles one rule and shows where it comes from.</w:t>
+        <w:t xml:space="preserve">CMA questions use exact terms, and one word can change the answer.</w:t>
       </w:r>
     </w:p>
     <w:p>
@@ -7851,29 +6948,6 @@
           <w:sz w:val="16"/>
           <w:szCs w:val="16"/>
         </w:rPr>
-        <w:t xml:space="preserve">CMA questions use exact terms, and one word can change the answer.</w:t>
-      </w:r>
-    </w:p>
-    <w:p>
-      <w:pPr>
-        <w:spacing w:after="18"/>
-        <w:ind w:left="300" w:hanging="300"/>
-      </w:pPr>
-      <w:r>
-        <w:rPr>
-          <w:b/>
-          <w:bCs/>
-          <w:color w:val="8186EF"/>
-          <w:sz w:val="16"/>
-          <w:szCs w:val="16"/>
-        </w:rPr>
-        <w:t xml:space="preserve">21  </w:t>
-      </w:r>
-      <w:r>
-        <w:rPr>
-          <w:sz w:val="16"/>
-          <w:szCs w:val="16"/>
-        </w:rPr>
         <w:t xml:space="preserve">The exam marks the term, so the English word is the answer.</w:t>
       </w:r>
     </w:p>
@@ -7890,7 +6964,7 @@
           <w:sz w:val="16"/>
           <w:szCs w:val="16"/>
         </w:rPr>
-        <w:t xml:space="preserve">22  </w:t>
+        <w:t xml:space="preserve">17  </w:t>
       </w:r>
       <w:r>
         <w:rPr>
@@ -8007,33 +7081,66 @@
                 <w:sz w:val="17"/>
                 <w:szCs w:val="17"/>
               </w:rPr>
-              <w:t xml:space="preserve">B</w:t>
-            </w:r>
-          </w:p>
-        </w:tc>
-        <w:tc>
-          <w:tcPr>
-            <w:tcW w:type="pct" w:w="1667"/>
-            <w:tcMar>
-              <w:top w:type="dxa" w:w="40"/>
-              <w:left w:type="dxa" w:w="100"/>
-              <w:bottom w:type="dxa" w:w="40"/>
-              <w:right w:type="dxa" w:w="100"/>
-            </w:tcMar>
-          </w:tcPr>
-          <w:p>
-            <w:pPr>
-              <w:spacing w:before="22" w:after="22"/>
-            </w:pPr>
-            <w:r>
-              <w:rPr>
-                <w:b/>
-                <w:bCs/>
-                <w:color w:val="8186EF"/>
-                <w:sz w:val="16"/>
-                <w:szCs w:val="16"/>
-              </w:rPr>
-              <w:t xml:space="preserve">11  </w:t>
+              <w:t xml:space="preserve">current portion of long-term debt · Working capital · current assets · current liabilities · current ratio</w:t>
+            </w:r>
+          </w:p>
+        </w:tc>
+        <w:tc>
+          <w:tcPr>
+            <w:tcW w:type="pct" w:w="1667"/>
+            <w:tcMar>
+              <w:top w:type="dxa" w:w="40"/>
+              <w:left w:type="dxa" w:w="100"/>
+              <w:bottom w:type="dxa" w:w="40"/>
+              <w:right w:type="dxa" w:w="100"/>
+            </w:tcMar>
+          </w:tcPr>
+          <w:p>
+            <w:pPr>
+              <w:spacing w:before="22" w:after="22"/>
+            </w:pPr>
+            <w:r>
+              <w:rPr>
+                <w:b/>
+                <w:bCs/>
+                <w:color w:val="8186EF"/>
+                <w:sz w:val="16"/>
+                <w:szCs w:val="16"/>
+              </w:rPr>
+              <w:t xml:space="preserve">10  </w:t>
+            </w:r>
+            <w:r>
+              <w:rPr>
+                <w:sz w:val="17"/>
+                <w:szCs w:val="17"/>
+              </w:rPr>
+              <w:t xml:space="preserve">C</w:t>
+            </w:r>
+          </w:p>
+        </w:tc>
+        <w:tc>
+          <w:tcPr>
+            <w:tcW w:type="pct" w:w="1667"/>
+            <w:tcMar>
+              <w:top w:type="dxa" w:w="40"/>
+              <w:left w:type="dxa" w:w="100"/>
+              <w:bottom w:type="dxa" w:w="40"/>
+              <w:right w:type="dxa" w:w="100"/>
+            </w:tcMar>
+          </w:tcPr>
+          <w:p>
+            <w:pPr>
+              <w:spacing w:before="22" w:after="22"/>
+            </w:pPr>
+            <w:r>
+              <w:rPr>
+                <w:b/>
+                <w:bCs/>
+                <w:color w:val="8186EF"/>
+                <w:sz w:val="16"/>
+                <w:szCs w:val="16"/>
+              </w:rPr>
+              <w:t xml:space="preserve">19  </w:t>
             </w:r>
             <w:r>
               <w:rPr>
@@ -8041,39 +7148,6 @@
                 <w:szCs w:val="17"/>
               </w:rPr>
               <w:t xml:space="preserve">A</w:t>
-            </w:r>
-          </w:p>
-        </w:tc>
-        <w:tc>
-          <w:tcPr>
-            <w:tcW w:type="pct" w:w="1667"/>
-            <w:tcMar>
-              <w:top w:type="dxa" w:w="40"/>
-              <w:left w:type="dxa" w:w="100"/>
-              <w:bottom w:type="dxa" w:w="40"/>
-              <w:right w:type="dxa" w:w="100"/>
-            </w:tcMar>
-          </w:tcPr>
-          <w:p>
-            <w:pPr>
-              <w:spacing w:before="22" w:after="22"/>
-            </w:pPr>
-            <w:r>
-              <w:rPr>
-                <w:b/>
-                <w:bCs/>
-                <w:color w:val="8186EF"/>
-                <w:sz w:val="16"/>
-                <w:szCs w:val="16"/>
-              </w:rPr>
-              <w:t xml:space="preserve">21  </w:t>
-            </w:r>
-            <w:r>
-              <w:rPr>
-                <w:sz w:val="17"/>
-                <w:szCs w:val="17"/>
-              </w:rPr>
-              <w:t xml:space="preserve">D</w:t>
             </w:r>
           </w:p>
         </w:tc>
@@ -8109,6 +7183,40 @@
                 <w:sz w:val="17"/>
                 <w:szCs w:val="17"/>
               </w:rPr>
+              <w:t xml:space="preserve">current assets · current liabilities · working capital · current ratio</w:t>
+            </w:r>
+          </w:p>
+        </w:tc>
+        <w:tc>
+          <w:tcPr>
+            <w:tcW w:type="pct" w:w="1667"/>
+            <w:shd w:fill="FBFAF6" w:val="clear"/>
+            <w:tcMar>
+              <w:top w:type="dxa" w:w="40"/>
+              <w:left w:type="dxa" w:w="100"/>
+              <w:bottom w:type="dxa" w:w="40"/>
+              <w:right w:type="dxa" w:w="100"/>
+            </w:tcMar>
+          </w:tcPr>
+          <w:p>
+            <w:pPr>
+              <w:spacing w:before="22" w:after="22"/>
+            </w:pPr>
+            <w:r>
+              <w:rPr>
+                <w:b/>
+                <w:bCs/>
+                <w:color w:val="8186EF"/>
+                <w:sz w:val="16"/>
+                <w:szCs w:val="16"/>
+              </w:rPr>
+              <w:t xml:space="preserve">11  </w:t>
+            </w:r>
+            <w:r>
+              <w:rPr>
+                <w:sz w:val="17"/>
+                <w:szCs w:val="17"/>
+              </w:rPr>
               <w:t xml:space="preserve">D</w:t>
             </w:r>
           </w:p>
@@ -8136,48 +7244,14 @@
                 <w:sz w:val="16"/>
                 <w:szCs w:val="16"/>
               </w:rPr>
-              <w:t xml:space="preserve">12  </w:t>
-            </w:r>
-            <w:r>
-              <w:rPr>
-                <w:sz w:val="17"/>
-                <w:szCs w:val="17"/>
-              </w:rPr>
-              <w:t xml:space="preserve">B</w:t>
-            </w:r>
-          </w:p>
-        </w:tc>
-        <w:tc>
-          <w:tcPr>
-            <w:tcW w:type="pct" w:w="1667"/>
-            <w:shd w:fill="FBFAF6" w:val="clear"/>
-            <w:tcMar>
-              <w:top w:type="dxa" w:w="40"/>
-              <w:left w:type="dxa" w:w="100"/>
-              <w:bottom w:type="dxa" w:w="40"/>
-              <w:right w:type="dxa" w:w="100"/>
-            </w:tcMar>
-          </w:tcPr>
-          <w:p>
-            <w:pPr>
-              <w:spacing w:before="22" w:after="22"/>
-            </w:pPr>
-            <w:r>
-              <w:rPr>
-                <w:b/>
-                <w:bCs/>
-                <w:color w:val="8186EF"/>
-                <w:sz w:val="16"/>
-                <w:szCs w:val="16"/>
-              </w:rPr>
-              <w:t xml:space="preserve">22  </w:t>
-            </w:r>
-            <w:r>
-              <w:rPr>
-                <w:sz w:val="17"/>
-                <w:szCs w:val="17"/>
-              </w:rPr>
-              <w:t xml:space="preserve">A</w:t>
+              <w:t xml:space="preserve">20  </w:t>
+            </w:r>
+            <w:r>
+              <w:rPr>
+                <w:sz w:val="17"/>
+                <w:szCs w:val="17"/>
+              </w:rPr>
+              <w:t xml:space="preserve">C</w:t>
             </w:r>
           </w:p>
         </w:tc>
@@ -8212,73 +7286,73 @@
                 <w:sz w:val="17"/>
                 <w:szCs w:val="17"/>
               </w:rPr>
+              <w:t xml:space="preserve">Subsequent events · balance sheet</w:t>
+            </w:r>
+          </w:p>
+        </w:tc>
+        <w:tc>
+          <w:tcPr>
+            <w:tcW w:type="pct" w:w="1667"/>
+            <w:tcMar>
+              <w:top w:type="dxa" w:w="40"/>
+              <w:left w:type="dxa" w:w="100"/>
+              <w:bottom w:type="dxa" w:w="40"/>
+              <w:right w:type="dxa" w:w="100"/>
+            </w:tcMar>
+          </w:tcPr>
+          <w:p>
+            <w:pPr>
+              <w:spacing w:before="22" w:after="22"/>
+            </w:pPr>
+            <w:r>
+              <w:rPr>
+                <w:b/>
+                <w:bCs/>
+                <w:color w:val="8186EF"/>
+                <w:sz w:val="16"/>
+                <w:szCs w:val="16"/>
+              </w:rPr>
+              <w:t xml:space="preserve">12  </w:t>
+            </w:r>
+            <w:r>
+              <w:rPr>
+                <w:sz w:val="17"/>
+                <w:szCs w:val="17"/>
+              </w:rPr>
+              <w:t xml:space="preserve">E</w:t>
+            </w:r>
+          </w:p>
+        </w:tc>
+        <w:tc>
+          <w:tcPr>
+            <w:tcW w:type="pct" w:w="1667"/>
+            <w:tcMar>
+              <w:top w:type="dxa" w:w="40"/>
+              <w:left w:type="dxa" w:w="100"/>
+              <w:bottom w:type="dxa" w:w="40"/>
+              <w:right w:type="dxa" w:w="100"/>
+            </w:tcMar>
+          </w:tcPr>
+          <w:p>
+            <w:pPr>
+              <w:spacing w:before="22" w:after="22"/>
+            </w:pPr>
+            <w:r>
+              <w:rPr>
+                <w:b/>
+                <w:bCs/>
+                <w:color w:val="8186EF"/>
+                <w:sz w:val="16"/>
+                <w:szCs w:val="16"/>
+              </w:rPr>
+              <w:t xml:space="preserve">21  </w:t>
+            </w:r>
+            <w:r>
+              <w:rPr>
+                <w:sz w:val="17"/>
+                <w:szCs w:val="17"/>
+              </w:rPr>
               <w:t xml:space="preserve">A</w:t>
-            </w:r>
-          </w:p>
-        </w:tc>
-        <w:tc>
-          <w:tcPr>
-            <w:tcW w:type="pct" w:w="1667"/>
-            <w:tcMar>
-              <w:top w:type="dxa" w:w="40"/>
-              <w:left w:type="dxa" w:w="100"/>
-              <w:bottom w:type="dxa" w:w="40"/>
-              <w:right w:type="dxa" w:w="100"/>
-            </w:tcMar>
-          </w:tcPr>
-          <w:p>
-            <w:pPr>
-              <w:spacing w:before="22" w:after="22"/>
-            </w:pPr>
-            <w:r>
-              <w:rPr>
-                <w:b/>
-                <w:bCs/>
-                <w:color w:val="8186EF"/>
-                <w:sz w:val="16"/>
-                <w:szCs w:val="16"/>
-              </w:rPr>
-              <w:t xml:space="preserve">13  </w:t>
-            </w:r>
-            <w:r>
-              <w:rPr>
-                <w:sz w:val="17"/>
-                <w:szCs w:val="17"/>
-              </w:rPr>
-              <w:t xml:space="preserve">C</w:t>
-            </w:r>
-          </w:p>
-        </w:tc>
-        <w:tc>
-          <w:tcPr>
-            <w:tcW w:type="pct" w:w="1667"/>
-            <w:tcMar>
-              <w:top w:type="dxa" w:w="40"/>
-              <w:left w:type="dxa" w:w="100"/>
-              <w:bottom w:type="dxa" w:w="40"/>
-              <w:right w:type="dxa" w:w="100"/>
-            </w:tcMar>
-          </w:tcPr>
-          <w:p>
-            <w:pPr>
-              <w:spacing w:before="22" w:after="22"/>
-            </w:pPr>
-            <w:r>
-              <w:rPr>
-                <w:b/>
-                <w:bCs/>
-                <w:color w:val="8186EF"/>
-                <w:sz w:val="16"/>
-                <w:szCs w:val="16"/>
-              </w:rPr>
-              <w:t xml:space="preserve">23  </w:t>
-            </w:r>
-            <w:r>
-              <w:rPr>
-                <w:sz w:val="17"/>
-                <w:szCs w:val="17"/>
-              </w:rPr>
-              <w:t xml:space="preserve">C</w:t>
             </w:r>
           </w:p>
         </w:tc>
@@ -8314,7 +7388,7 @@
                 <w:sz w:val="17"/>
                 <w:szCs w:val="17"/>
               </w:rPr>
-              <w:t xml:space="preserve">C</w:t>
+              <w:t xml:space="preserve">T</w:t>
             </w:r>
           </w:p>
         </w:tc>
@@ -8341,14 +7415,14 @@
                 <w:sz w:val="16"/>
                 <w:szCs w:val="16"/>
               </w:rPr>
-              <w:t xml:space="preserve">14  </w:t>
-            </w:r>
-            <w:r>
-              <w:rPr>
-                <w:sz w:val="17"/>
-                <w:szCs w:val="17"/>
-              </w:rPr>
-              <w:t xml:space="preserve">D</w:t>
+              <w:t xml:space="preserve">13  </w:t>
+            </w:r>
+            <w:r>
+              <w:rPr>
+                <w:sz w:val="17"/>
+                <w:szCs w:val="17"/>
+              </w:rPr>
+              <w:t xml:space="preserve">A</w:t>
             </w:r>
           </w:p>
         </w:tc>
@@ -8375,14 +7449,14 @@
                 <w:sz w:val="16"/>
                 <w:szCs w:val="16"/>
               </w:rPr>
-              <w:t xml:space="preserve">24  </w:t>
-            </w:r>
-            <w:r>
-              <w:rPr>
-                <w:sz w:val="17"/>
-                <w:szCs w:val="17"/>
-              </w:rPr>
-              <w:t xml:space="preserve">A</w:t>
+              <w:t xml:space="preserve">22  </w:t>
+            </w:r>
+            <w:r>
+              <w:rPr>
+                <w:sz w:val="17"/>
+                <w:szCs w:val="17"/>
+              </w:rPr>
+              <w:t xml:space="preserve">B</w:t>
             </w:r>
           </w:p>
         </w:tc>
@@ -8417,66 +7491,33 @@
                 <w:sz w:val="17"/>
                 <w:szCs w:val="17"/>
               </w:rPr>
-              <w:t xml:space="preserve">A</w:t>
-            </w:r>
-          </w:p>
-        </w:tc>
-        <w:tc>
-          <w:tcPr>
-            <w:tcW w:type="pct" w:w="1667"/>
-            <w:tcMar>
-              <w:top w:type="dxa" w:w="40"/>
-              <w:left w:type="dxa" w:w="100"/>
-              <w:bottom w:type="dxa" w:w="40"/>
-              <w:right w:type="dxa" w:w="100"/>
-            </w:tcMar>
-          </w:tcPr>
-          <w:p>
-            <w:pPr>
-              <w:spacing w:before="22" w:after="22"/>
-            </w:pPr>
-            <w:r>
-              <w:rPr>
-                <w:b/>
-                <w:bCs/>
-                <w:color w:val="8186EF"/>
-                <w:sz w:val="16"/>
-                <w:szCs w:val="16"/>
-              </w:rPr>
-              <w:t xml:space="preserve">15  </w:t>
-            </w:r>
-            <w:r>
-              <w:rPr>
-                <w:sz w:val="17"/>
-                <w:szCs w:val="17"/>
-              </w:rPr>
-              <w:t xml:space="preserve">E</w:t>
-            </w:r>
-          </w:p>
-        </w:tc>
-        <w:tc>
-          <w:tcPr>
-            <w:tcW w:type="pct" w:w="1667"/>
-            <w:tcMar>
-              <w:top w:type="dxa" w:w="40"/>
-              <w:left w:type="dxa" w:w="100"/>
-              <w:bottom w:type="dxa" w:w="40"/>
-              <w:right w:type="dxa" w:w="100"/>
-            </w:tcMar>
-          </w:tcPr>
-          <w:p>
-            <w:pPr>
-              <w:spacing w:before="22" w:after="22"/>
-            </w:pPr>
-            <w:r>
-              <w:rPr>
-                <w:b/>
-                <w:bCs/>
-                <w:color w:val="8186EF"/>
-                <w:sz w:val="16"/>
-                <w:szCs w:val="16"/>
-              </w:rPr>
-              <w:t xml:space="preserve">25  </w:t>
+              <w:t xml:space="preserve">D</w:t>
+            </w:r>
+          </w:p>
+        </w:tc>
+        <w:tc>
+          <w:tcPr>
+            <w:tcW w:type="pct" w:w="1667"/>
+            <w:tcMar>
+              <w:top w:type="dxa" w:w="40"/>
+              <w:left w:type="dxa" w:w="100"/>
+              <w:bottom w:type="dxa" w:w="40"/>
+              <w:right w:type="dxa" w:w="100"/>
+            </w:tcMar>
+          </w:tcPr>
+          <w:p>
+            <w:pPr>
+              <w:spacing w:before="22" w:after="22"/>
+            </w:pPr>
+            <w:r>
+              <w:rPr>
+                <w:b/>
+                <w:bCs/>
+                <w:color w:val="8186EF"/>
+                <w:sz w:val="16"/>
+                <w:szCs w:val="16"/>
+              </w:rPr>
+              <w:t xml:space="preserve">14  </w:t>
             </w:r>
             <w:r>
               <w:rPr>
@@ -8484,6 +7525,39 @@
                 <w:szCs w:val="17"/>
               </w:rPr>
               <w:t xml:space="preserve">B</w:t>
+            </w:r>
+          </w:p>
+        </w:tc>
+        <w:tc>
+          <w:tcPr>
+            <w:tcW w:type="pct" w:w="1667"/>
+            <w:tcMar>
+              <w:top w:type="dxa" w:w="40"/>
+              <w:left w:type="dxa" w:w="100"/>
+              <w:bottom w:type="dxa" w:w="40"/>
+              <w:right w:type="dxa" w:w="100"/>
+            </w:tcMar>
+          </w:tcPr>
+          <w:p>
+            <w:pPr>
+              <w:spacing w:before="22" w:after="22"/>
+            </w:pPr>
+            <w:r>
+              <w:rPr>
+                <w:b/>
+                <w:bCs/>
+                <w:color w:val="8186EF"/>
+                <w:sz w:val="16"/>
+                <w:szCs w:val="16"/>
+              </w:rPr>
+              <w:t xml:space="preserve">23  </w:t>
+            </w:r>
+            <w:r>
+              <w:rPr>
+                <w:sz w:val="17"/>
+                <w:szCs w:val="17"/>
+              </w:rPr>
+              <w:t xml:space="preserve">D</w:t>
             </w:r>
           </w:p>
         </w:tc>
@@ -8519,75 +7593,75 @@
                 <w:sz w:val="17"/>
                 <w:szCs w:val="17"/>
               </w:rPr>
+              <w:t xml:space="preserve">C</w:t>
+            </w:r>
+          </w:p>
+        </w:tc>
+        <w:tc>
+          <w:tcPr>
+            <w:tcW w:type="pct" w:w="1667"/>
+            <w:shd w:fill="FBFAF6" w:val="clear"/>
+            <w:tcMar>
+              <w:top w:type="dxa" w:w="40"/>
+              <w:left w:type="dxa" w:w="100"/>
+              <w:bottom w:type="dxa" w:w="40"/>
+              <w:right w:type="dxa" w:w="100"/>
+            </w:tcMar>
+          </w:tcPr>
+          <w:p>
+            <w:pPr>
+              <w:spacing w:before="22" w:after="22"/>
+            </w:pPr>
+            <w:r>
+              <w:rPr>
+                <w:b/>
+                <w:bCs/>
+                <w:color w:val="8186EF"/>
+                <w:sz w:val="16"/>
+                <w:szCs w:val="16"/>
+              </w:rPr>
+              <w:t xml:space="preserve">15  </w:t>
+            </w:r>
+            <w:r>
+              <w:rPr>
+                <w:sz w:val="17"/>
+                <w:szCs w:val="17"/>
+              </w:rPr>
+              <w:t xml:space="preserve">T</w:t>
+            </w:r>
+          </w:p>
+        </w:tc>
+        <w:tc>
+          <w:tcPr>
+            <w:tcW w:type="pct" w:w="1667"/>
+            <w:shd w:fill="FBFAF6" w:val="clear"/>
+            <w:tcMar>
+              <w:top w:type="dxa" w:w="40"/>
+              <w:left w:type="dxa" w:w="100"/>
+              <w:bottom w:type="dxa" w:w="40"/>
+              <w:right w:type="dxa" w:w="100"/>
+            </w:tcMar>
+          </w:tcPr>
+          <w:p>
+            <w:pPr>
+              <w:spacing w:before="22" w:after="22"/>
+            </w:pPr>
+            <w:r>
+              <w:rPr>
+                <w:b/>
+                <w:bCs/>
+                <w:color w:val="8186EF"/>
+                <w:sz w:val="16"/>
+                <w:szCs w:val="16"/>
+              </w:rPr>
+              <w:t xml:space="preserve">24  </w:t>
+            </w:r>
+            <w:r>
+              <w:rPr>
+                <w:sz w:val="17"/>
+                <w:szCs w:val="17"/>
+              </w:rPr>
               <w:t xml:space="preserve">A</w:t>
-            </w:r>
-          </w:p>
-        </w:tc>
-        <w:tc>
-          <w:tcPr>
-            <w:tcW w:type="pct" w:w="1667"/>
-            <w:shd w:fill="FBFAF6" w:val="clear"/>
-            <w:tcMar>
-              <w:top w:type="dxa" w:w="40"/>
-              <w:left w:type="dxa" w:w="100"/>
-              <w:bottom w:type="dxa" w:w="40"/>
-              <w:right w:type="dxa" w:w="100"/>
-            </w:tcMar>
-          </w:tcPr>
-          <w:p>
-            <w:pPr>
-              <w:spacing w:before="22" w:after="22"/>
-            </w:pPr>
-            <w:r>
-              <w:rPr>
-                <w:b/>
-                <w:bCs/>
-                <w:color w:val="8186EF"/>
-                <w:sz w:val="16"/>
-                <w:szCs w:val="16"/>
-              </w:rPr>
-              <w:t xml:space="preserve">16  </w:t>
-            </w:r>
-            <w:r>
-              <w:rPr>
-                <w:sz w:val="17"/>
-                <w:szCs w:val="17"/>
-              </w:rPr>
-              <w:t xml:space="preserve">A</w:t>
-            </w:r>
-          </w:p>
-        </w:tc>
-        <w:tc>
-          <w:tcPr>
-            <w:tcW w:type="pct" w:w="1667"/>
-            <w:shd w:fill="FBFAF6" w:val="clear"/>
-            <w:tcMar>
-              <w:top w:type="dxa" w:w="40"/>
-              <w:left w:type="dxa" w:w="100"/>
-              <w:bottom w:type="dxa" w:w="40"/>
-              <w:right w:type="dxa" w:w="100"/>
-            </w:tcMar>
-          </w:tcPr>
-          <w:p>
-            <w:pPr>
-              <w:spacing w:before="22" w:after="22"/>
-            </w:pPr>
-            <w:r>
-              <w:rPr>
-                <w:b/>
-                <w:bCs/>
-                <w:color w:val="8186EF"/>
-                <w:sz w:val="16"/>
-                <w:szCs w:val="16"/>
-              </w:rPr>
-              <w:t xml:space="preserve">26  </w:t>
-            </w:r>
-            <w:r>
-              <w:rPr>
-                <w:sz w:val="17"/>
-                <w:szCs w:val="17"/>
-              </w:rPr>
-              <w:t xml:space="preserve">D</w:t>
             </w:r>
           </w:p>
         </w:tc>
@@ -8622,39 +7696,6 @@
                 <w:sz w:val="17"/>
                 <w:szCs w:val="17"/>
               </w:rPr>
-              <w:t xml:space="preserve">T</w:t>
-            </w:r>
-          </w:p>
-        </w:tc>
-        <w:tc>
-          <w:tcPr>
-            <w:tcW w:type="pct" w:w="1667"/>
-            <w:tcMar>
-              <w:top w:type="dxa" w:w="40"/>
-              <w:left w:type="dxa" w:w="100"/>
-              <w:bottom w:type="dxa" w:w="40"/>
-              <w:right w:type="dxa" w:w="100"/>
-            </w:tcMar>
-          </w:tcPr>
-          <w:p>
-            <w:pPr>
-              <w:spacing w:before="22" w:after="22"/>
-            </w:pPr>
-            <w:r>
-              <w:rPr>
-                <w:b/>
-                <w:bCs/>
-                <w:color w:val="8186EF"/>
-                <w:sz w:val="16"/>
-                <w:szCs w:val="16"/>
-              </w:rPr>
-              <w:t xml:space="preserve">17  </w:t>
-            </w:r>
-            <w:r>
-              <w:rPr>
-                <w:sz w:val="17"/>
-                <w:szCs w:val="17"/>
-              </w:rPr>
               <w:t xml:space="preserve">B</w:t>
             </w:r>
           </w:p>
@@ -8681,14 +7722,47 @@
                 <w:sz w:val="16"/>
                 <w:szCs w:val="16"/>
               </w:rPr>
-              <w:t xml:space="preserve">27  </w:t>
-            </w:r>
-            <w:r>
-              <w:rPr>
-                <w:sz w:val="17"/>
-                <w:szCs w:val="17"/>
-              </w:rPr>
-              <w:t xml:space="preserve">A</w:t>
+              <w:t xml:space="preserve">16  </w:t>
+            </w:r>
+            <w:r>
+              <w:rPr>
+                <w:sz w:val="17"/>
+                <w:szCs w:val="17"/>
+              </w:rPr>
+              <w:t xml:space="preserve">D</w:t>
+            </w:r>
+          </w:p>
+        </w:tc>
+        <w:tc>
+          <w:tcPr>
+            <w:tcW w:type="pct" w:w="1667"/>
+            <w:tcMar>
+              <w:top w:type="dxa" w:w="40"/>
+              <w:left w:type="dxa" w:w="100"/>
+              <w:bottom w:type="dxa" w:w="40"/>
+              <w:right w:type="dxa" w:w="100"/>
+            </w:tcMar>
+          </w:tcPr>
+          <w:p>
+            <w:pPr>
+              <w:spacing w:before="22" w:after="22"/>
+            </w:pPr>
+            <w:r>
+              <w:rPr>
+                <w:b/>
+                <w:bCs/>
+                <w:color w:val="8186EF"/>
+                <w:sz w:val="16"/>
+                <w:szCs w:val="16"/>
+              </w:rPr>
+              <w:t xml:space="preserve">25  </w:t>
+            </w:r>
+            <w:r>
+              <w:rPr>
+                <w:sz w:val="17"/>
+                <w:szCs w:val="17"/>
+              </w:rPr>
+              <w:t xml:space="preserve">Compare with the model earlier in this handout.</w:t>
             </w:r>
           </w:p>
         </w:tc>
@@ -8724,7 +7798,7 @@
                 <w:sz w:val="17"/>
                 <w:szCs w:val="17"/>
               </w:rPr>
-              <w:t xml:space="preserve">D</w:t>
+              <w:t xml:space="preserve">A</w:t>
             </w:r>
           </w:p>
         </w:tc>
@@ -8751,14 +7825,14 @@
                 <w:sz w:val="16"/>
                 <w:szCs w:val="16"/>
               </w:rPr>
-              <w:t xml:space="preserve">18  </w:t>
-            </w:r>
-            <w:r>
-              <w:rPr>
-                <w:sz w:val="17"/>
-                <w:szCs w:val="17"/>
-              </w:rPr>
-              <w:t xml:space="preserve">T</w:t>
+              <w:t xml:space="preserve">17  </w:t>
+            </w:r>
+            <w:r>
+              <w:rPr>
+                <w:sz w:val="17"/>
+                <w:szCs w:val="17"/>
+              </w:rPr>
+              <w:t xml:space="preserve">C</w:t>
             </w:r>
           </w:p>
         </w:tc>
@@ -8785,14 +7859,14 @@
                 <w:sz w:val="16"/>
                 <w:szCs w:val="16"/>
               </w:rPr>
-              <w:t xml:space="preserve">28  </w:t>
-            </w:r>
-            <w:r>
-              <w:rPr>
-                <w:sz w:val="17"/>
-                <w:szCs w:val="17"/>
-              </w:rPr>
-              <w:t xml:space="preserve">Compare with the model earlier in this handout.</w:t>
+              <w:t xml:space="preserve">26  </w:t>
+            </w:r>
+            <w:r>
+              <w:rPr>
+                <w:sz w:val="17"/>
+                <w:szCs w:val="17"/>
+              </w:rPr>
+              <w:t xml:space="preserve">2.1: Purpose and structure of the balance sheet. 2.2: Current and noncurrent items. 2.3: Classifying debt. 2.4: Other presentation matters. 2.5: Limitations and links to the other statements.</w:t>
             </w:r>
           </w:p>
         </w:tc>
@@ -8827,33 +7901,33 @@
                 <w:sz w:val="17"/>
                 <w:szCs w:val="17"/>
               </w:rPr>
-              <w:t xml:space="preserve">C</w:t>
-            </w:r>
-          </w:p>
-        </w:tc>
-        <w:tc>
-          <w:tcPr>
-            <w:tcW w:type="pct" w:w="1667"/>
-            <w:tcMar>
-              <w:top w:type="dxa" w:w="40"/>
-              <w:left w:type="dxa" w:w="100"/>
-              <w:bottom w:type="dxa" w:w="40"/>
-              <w:right w:type="dxa" w:w="100"/>
-            </w:tcMar>
-          </w:tcPr>
-          <w:p>
-            <w:pPr>
-              <w:spacing w:before="22" w:after="22"/>
-            </w:pPr>
-            <w:r>
-              <w:rPr>
-                <w:b/>
-                <w:bCs/>
-                <w:color w:val="8186EF"/>
-                <w:sz w:val="16"/>
-                <w:szCs w:val="16"/>
-              </w:rPr>
-              <w:t xml:space="preserve">19  </w:t>
+              <w:t xml:space="preserve">B</w:t>
+            </w:r>
+          </w:p>
+        </w:tc>
+        <w:tc>
+          <w:tcPr>
+            <w:tcW w:type="pct" w:w="1667"/>
+            <w:tcMar>
+              <w:top w:type="dxa" w:w="40"/>
+              <w:left w:type="dxa" w:w="100"/>
+              <w:bottom w:type="dxa" w:w="40"/>
+              <w:right w:type="dxa" w:w="100"/>
+            </w:tcMar>
+          </w:tcPr>
+          <w:p>
+            <w:pPr>
+              <w:spacing w:before="22" w:after="22"/>
+            </w:pPr>
+            <w:r>
+              <w:rPr>
+                <w:b/>
+                <w:bCs/>
+                <w:color w:val="8186EF"/>
+                <w:sz w:val="16"/>
+                <w:szCs w:val="16"/>
+              </w:rPr>
+              <w:t xml:space="preserve">18  </w:t>
             </w:r>
             <w:r>
               <w:rPr>
@@ -8867,110 +7941,6 @@
         <w:tc>
           <w:tcPr>
             <w:tcW w:type="pct" w:w="1667"/>
-            <w:tcMar>
-              <w:top w:type="dxa" w:w="40"/>
-              <w:left w:type="dxa" w:w="100"/>
-              <w:bottom w:type="dxa" w:w="40"/>
-              <w:right w:type="dxa" w:w="100"/>
-            </w:tcMar>
-          </w:tcPr>
-          <w:p>
-            <w:pPr>
-              <w:spacing w:before="22" w:after="22"/>
-            </w:pPr>
-            <w:r>
-              <w:rPr>
-                <w:b/>
-                <w:bCs/>
-                <w:color w:val="8186EF"/>
-                <w:sz w:val="16"/>
-                <w:szCs w:val="16"/>
-              </w:rPr>
-              <w:t xml:space="preserve">29  </w:t>
-            </w:r>
-            <w:r>
-              <w:rPr>
-                <w:sz w:val="17"/>
-                <w:szCs w:val="17"/>
-              </w:rPr>
-              <w:t xml:space="preserve">2.1: Purpose and structure of the balance sheet. 2.2: Current and noncurrent items. 2.3: Classifying debt. 2.4: Other presentation matters. 2.5: Limitations and links to the other statements.</w:t>
-            </w:r>
-          </w:p>
-        </w:tc>
-      </w:tr>
-      <w:tr>
-        <w:tc>
-          <w:tcPr>
-            <w:tcW w:type="pct" w:w="1667"/>
-            <w:shd w:fill="FBFAF6" w:val="clear"/>
-            <w:tcMar>
-              <w:top w:type="dxa" w:w="40"/>
-              <w:left w:type="dxa" w:w="100"/>
-              <w:bottom w:type="dxa" w:w="40"/>
-              <w:right w:type="dxa" w:w="100"/>
-            </w:tcMar>
-          </w:tcPr>
-          <w:p>
-            <w:pPr>
-              <w:spacing w:before="22" w:after="22"/>
-            </w:pPr>
-            <w:r>
-              <w:rPr>
-                <w:b/>
-                <w:bCs/>
-                <w:color w:val="8186EF"/>
-                <w:sz w:val="16"/>
-                <w:szCs w:val="16"/>
-              </w:rPr>
-              <w:t xml:space="preserve">10  </w:t>
-            </w:r>
-            <w:r>
-              <w:rPr>
-                <w:sz w:val="17"/>
-                <w:szCs w:val="17"/>
-              </w:rPr>
-              <w:t xml:space="preserve">B</w:t>
-            </w:r>
-          </w:p>
-        </w:tc>
-        <w:tc>
-          <w:tcPr>
-            <w:tcW w:type="pct" w:w="1667"/>
-            <w:shd w:fill="FBFAF6" w:val="clear"/>
-            <w:tcMar>
-              <w:top w:type="dxa" w:w="40"/>
-              <w:left w:type="dxa" w:w="100"/>
-              <w:bottom w:type="dxa" w:w="40"/>
-              <w:right w:type="dxa" w:w="100"/>
-            </w:tcMar>
-          </w:tcPr>
-          <w:p>
-            <w:pPr>
-              <w:spacing w:before="22" w:after="22"/>
-            </w:pPr>
-            <w:r>
-              <w:rPr>
-                <w:b/>
-                <w:bCs/>
-                <w:color w:val="8186EF"/>
-                <w:sz w:val="16"/>
-                <w:szCs w:val="16"/>
-              </w:rPr>
-              <w:t xml:space="preserve">20  </w:t>
-            </w:r>
-            <w:r>
-              <w:rPr>
-                <w:sz w:val="17"/>
-                <w:szCs w:val="17"/>
-              </w:rPr>
-              <w:t xml:space="preserve">C</w:t>
-            </w:r>
-          </w:p>
-        </w:tc>
-        <w:tc>
-          <w:tcPr>
-            <w:tcW w:type="pct" w:w="1667"/>
-            <w:shd w:fill="FBFAF6" w:val="clear"/>
             <w:tcMar>
               <w:top w:type="dxa" w:w="40"/>
               <w:left w:type="dxa" w:w="100"/>
@@ -9029,6 +7999,190 @@
           <w:sz w:val="16"/>
           <w:szCs w:val="16"/>
         </w:rPr>
+        <w:t xml:space="preserve">The book writes: “On the liability side, current portion of long-term debt is current, because that part of the principal is due within a year. Two measures come directly from these totals. Working capital is current assets minus current liabilities. The current ratio is current assets divided by current liabilities.”</w:t>
+      </w:r>
+    </w:p>
+    <w:p>
+      <w:pPr>
+        <w:spacing w:after="18"/>
+        <w:ind w:left="300" w:hanging="300"/>
+      </w:pPr>
+      <w:r>
+        <w:rPr>
+          <w:b/>
+          <w:bCs/>
+          <w:color w:val="8186EF"/>
+          <w:sz w:val="16"/>
+          <w:szCs w:val="16"/>
+        </w:rPr>
+        <w:t xml:space="preserve">2  </w:t>
+      </w:r>
+      <w:r>
+        <w:rPr>
+          <w:sz w:val="16"/>
+          <w:szCs w:val="16"/>
+        </w:rPr>
+        <w:t xml:space="preserve">The book writes: “Paying a supplier in cash reduces current assets and current liabilities by the same amount: working capital does not change, but the current ratio changes. Reclassifying debt from current to noncurrent increases working capital and the current ratio.”</w:t>
+      </w:r>
+    </w:p>
+    <w:p>
+      <w:pPr>
+        <w:spacing w:after="18"/>
+        <w:ind w:left="300" w:hanging="300"/>
+      </w:pPr>
+      <w:r>
+        <w:rPr>
+          <w:b/>
+          <w:bCs/>
+          <w:color w:val="8186EF"/>
+          <w:sz w:val="16"/>
+          <w:szCs w:val="16"/>
+        </w:rPr>
+        <w:t xml:space="preserve">3  </w:t>
+      </w:r>
+      <w:r>
+        <w:rPr>
+          <w:sz w:val="16"/>
+          <w:szCs w:val="16"/>
+        </w:rPr>
+        <w:t xml:space="preserve">The book writes: “If it is only reasonably possible, the company discloses it in a note. If it is remote, the company does nothing. Gain contingencies are never recorded before they are realized. Subsequent events happen after the balance sheet date but before the statements are issued.”</w:t>
+      </w:r>
+    </w:p>
+    <w:p>
+      <w:pPr>
+        <w:spacing w:after="18"/>
+        <w:ind w:left="300" w:hanging="300"/>
+      </w:pPr>
+      <w:r>
+        <w:rPr>
+          <w:b/>
+          <w:bCs/>
+          <w:color w:val="8186EF"/>
+          <w:sz w:val="16"/>
+          <w:szCs w:val="16"/>
+        </w:rPr>
+        <w:t xml:space="preserve">4  </w:t>
+      </w:r>
+      <w:r>
+        <w:rPr>
+          <w:sz w:val="16"/>
+          <w:szCs w:val="16"/>
+        </w:rPr>
+        <w:t xml:space="preserve">The map shows the order the decisions have to be taken in.</w:t>
+      </w:r>
+    </w:p>
+    <w:p>
+      <w:pPr>
+        <w:spacing w:after="18"/>
+        <w:ind w:left="300" w:hanging="300"/>
+      </w:pPr>
+      <w:r>
+        <w:rPr>
+          <w:b/>
+          <w:bCs/>
+          <w:color w:val="8186EF"/>
+          <w:sz w:val="16"/>
+          <w:szCs w:val="16"/>
+        </w:rPr>
+        <w:t xml:space="preserve">5  </w:t>
+      </w:r>
+      <w:r>
+        <w:rPr>
+          <w:sz w:val="16"/>
+          <w:szCs w:val="16"/>
+        </w:rPr>
+        <w:t xml:space="preserve">The book numbers it 2.1.</w:t>
+      </w:r>
+    </w:p>
+    <w:p>
+      <w:pPr>
+        <w:spacing w:after="18"/>
+        <w:ind w:left="300" w:hanging="300"/>
+      </w:pPr>
+      <w:r>
+        <w:rPr>
+          <w:b/>
+          <w:bCs/>
+          <w:color w:val="8186EF"/>
+          <w:sz w:val="16"/>
+          <w:szCs w:val="16"/>
+        </w:rPr>
+        <w:t xml:space="preserve">6  </w:t>
+      </w:r>
+      <w:r>
+        <w:rPr>
+          <w:sz w:val="16"/>
+          <w:szCs w:val="16"/>
+        </w:rPr>
+        <w:t xml:space="preserve">The book numbers it 2.2.</w:t>
+      </w:r>
+    </w:p>
+    <w:p>
+      <w:pPr>
+        <w:spacing w:after="18"/>
+        <w:ind w:left="300" w:hanging="300"/>
+      </w:pPr>
+      <w:r>
+        <w:rPr>
+          <w:b/>
+          <w:bCs/>
+          <w:color w:val="8186EF"/>
+          <w:sz w:val="16"/>
+          <w:szCs w:val="16"/>
+        </w:rPr>
+        <w:t xml:space="preserve">7  </w:t>
+      </w:r>
+      <w:r>
+        <w:rPr>
+          <w:sz w:val="16"/>
+          <w:szCs w:val="16"/>
+        </w:rPr>
+        <w:t xml:space="preserve">The book numbers it 2.3.</w:t>
+      </w:r>
+    </w:p>
+    <w:p>
+      <w:pPr>
+        <w:spacing w:after="18"/>
+        <w:ind w:left="300" w:hanging="300"/>
+      </w:pPr>
+      <w:r>
+        <w:rPr>
+          <w:b/>
+          <w:bCs/>
+          <w:color w:val="8186EF"/>
+          <w:sz w:val="16"/>
+          <w:szCs w:val="16"/>
+        </w:rPr>
+        <w:t xml:space="preserve">13  </w:t>
+      </w:r>
+      <w:r>
+        <w:rPr>
+          <w:sz w:val="16"/>
+          <w:szCs w:val="16"/>
+        </w:rPr>
+        <w:t xml:space="preserve">Most assets, including land, are at historical cost. B is wrong: The balance sheet is not a valuation; land stays at cost. C is wrong: There is no averaging of cost and value.</w:t>
+      </w:r>
+    </w:p>
+    <w:p>
+      <w:pPr>
+        <w:spacing w:after="18"/>
+        <w:ind w:left="300" w:hanging="300"/>
+      </w:pPr>
+      <w:r>
+        <w:rPr>
+          <w:b/>
+          <w:bCs/>
+          <w:color w:val="8186EF"/>
+          <w:sz w:val="16"/>
+          <w:szCs w:val="16"/>
+        </w:rPr>
+        <w:t xml:space="preserve">14  </w:t>
+      </w:r>
+      <w:r>
+        <w:rPr>
+          <w:sz w:val="16"/>
+          <w:szCs w:val="16"/>
+        </w:rPr>
         <w:t xml:space="preserve">Principal due within one year is the current portion of long-term debt. A is wrong: The part due within a year must be moved to current liabilities. C is wrong: Cash is paid only when the installment is paid.</w:t>
       </w:r>
     </w:p>
@@ -9045,7 +8199,191 @@
           <w:sz w:val="16"/>
           <w:szCs w:val="16"/>
         </w:rPr>
-        <w:t xml:space="preserve">2  </w:t>
+        <w:t xml:space="preserve">15  </w:t>
+      </w:r>
+      <w:r>
+        <w:rPr>
+          <w:sz w:val="16"/>
+          <w:szCs w:val="16"/>
+        </w:rPr>
+        <w:t xml:space="preserve">Every later answer depends on the adjusted exhibit.</w:t>
+      </w:r>
+    </w:p>
+    <w:p>
+      <w:pPr>
+        <w:spacing w:after="18"/>
+        <w:ind w:left="300" w:hanging="300"/>
+      </w:pPr>
+      <w:r>
+        <w:rPr>
+          <w:b/>
+          <w:bCs/>
+          <w:color w:val="8186EF"/>
+          <w:sz w:val="16"/>
+          <w:szCs w:val="16"/>
+        </w:rPr>
+        <w:t xml:space="preserve">16  </w:t>
+      </w:r>
+      <w:r>
+        <w:rPr>
+          <w:sz w:val="16"/>
+          <w:szCs w:val="16"/>
+        </w:rPr>
+        <w:t xml:space="preserve">The book states item C2-1 in those words.</w:t>
+      </w:r>
+    </w:p>
+    <w:p>
+      <w:pPr>
+        <w:spacing w:after="18"/>
+        <w:ind w:left="300" w:hanging="300"/>
+      </w:pPr>
+      <w:r>
+        <w:rPr>
+          <w:b/>
+          <w:bCs/>
+          <w:color w:val="8186EF"/>
+          <w:sz w:val="16"/>
+          <w:szCs w:val="16"/>
+        </w:rPr>
+        <w:t xml:space="preserve">17  </w:t>
+      </w:r>
+      <w:r>
+        <w:rPr>
+          <w:sz w:val="16"/>
+          <w:szCs w:val="16"/>
+        </w:rPr>
+        <w:t xml:space="preserve">The book states item C2-2 in those words.</w:t>
+      </w:r>
+    </w:p>
+    <w:p>
+      <w:pPr>
+        <w:spacing w:after="18"/>
+        <w:ind w:left="300" w:hanging="300"/>
+      </w:pPr>
+      <w:r>
+        <w:rPr>
+          <w:b/>
+          <w:bCs/>
+          <w:color w:val="8186EF"/>
+          <w:sz w:val="16"/>
+          <w:szCs w:val="16"/>
+        </w:rPr>
+        <w:t xml:space="preserve">18  </w:t>
+      </w:r>
+      <w:r>
+        <w:rPr>
+          <w:sz w:val="16"/>
+          <w:szCs w:val="16"/>
+        </w:rPr>
+        <w:t xml:space="preserve">The book states item C2-3 in those words.</w:t>
+      </w:r>
+    </w:p>
+    <w:p>
+      <w:pPr>
+        <w:spacing w:after="18"/>
+        <w:ind w:left="300" w:hanging="300"/>
+      </w:pPr>
+      <w:r>
+        <w:rPr>
+          <w:b/>
+          <w:bCs/>
+          <w:color w:val="8186EF"/>
+          <w:sz w:val="16"/>
+          <w:szCs w:val="16"/>
+        </w:rPr>
+        <w:t xml:space="preserve">19  </w:t>
+      </w:r>
+      <w:r>
+        <w:rPr>
+          <w:sz w:val="16"/>
+          <w:szCs w:val="16"/>
+        </w:rPr>
+        <w:t xml:space="preserve">The book states item C2-4 in those words.</w:t>
+      </w:r>
+    </w:p>
+    <w:p>
+      <w:pPr>
+        <w:spacing w:after="18"/>
+        <w:ind w:left="300" w:hanging="300"/>
+      </w:pPr>
+      <w:r>
+        <w:rPr>
+          <w:b/>
+          <w:bCs/>
+          <w:color w:val="8186EF"/>
+          <w:sz w:val="16"/>
+          <w:szCs w:val="16"/>
+        </w:rPr>
+        <w:t xml:space="preserve">20  </w:t>
+      </w:r>
+      <w:r>
+        <w:rPr>
+          <w:sz w:val="16"/>
+          <w:szCs w:val="16"/>
+        </w:rPr>
+        <w:t xml:space="preserve">The book states item C2-5 in those words.</w:t>
+      </w:r>
+    </w:p>
+    <w:p>
+      <w:pPr>
+        <w:spacing w:after="18"/>
+        <w:ind w:left="300" w:hanging="300"/>
+      </w:pPr>
+      <w:r>
+        <w:rPr>
+          <w:b/>
+          <w:bCs/>
+          <w:color w:val="8186EF"/>
+          <w:sz w:val="16"/>
+          <w:szCs w:val="16"/>
+        </w:rPr>
+        <w:t xml:space="preserve">21  </w:t>
+      </w:r>
+      <w:r>
+        <w:rPr>
+          <w:sz w:val="16"/>
+          <w:szCs w:val="16"/>
+        </w:rPr>
+        <w:t xml:space="preserve">The book states item C2-6 in those words.</w:t>
+      </w:r>
+    </w:p>
+    <w:p>
+      <w:pPr>
+        <w:spacing w:after="18"/>
+        <w:ind w:left="300" w:hanging="300"/>
+      </w:pPr>
+      <w:r>
+        <w:rPr>
+          <w:b/>
+          <w:bCs/>
+          <w:color w:val="8186EF"/>
+          <w:sz w:val="16"/>
+          <w:szCs w:val="16"/>
+        </w:rPr>
+        <w:t xml:space="preserve">22  </w:t>
+      </w:r>
+      <w:r>
+        <w:rPr>
+          <w:sz w:val="16"/>
+          <w:szCs w:val="16"/>
+        </w:rPr>
+        <w:t xml:space="preserve">Principal due within one year is the current portion of long-term debt. A is wrong: The part due within a year must be moved to current liabilities. C is wrong: Cash is paid only when the installment is paid.</w:t>
+      </w:r>
+    </w:p>
+    <w:p>
+      <w:pPr>
+        <w:spacing w:after="18"/>
+        <w:ind w:left="300" w:hanging="300"/>
+      </w:pPr>
+      <w:r>
+        <w:rPr>
+          <w:b/>
+          <w:bCs/>
+          <w:color w:val="8186EF"/>
+          <w:sz w:val="16"/>
+          <w:szCs w:val="16"/>
+        </w:rPr>
+        <w:t xml:space="preserve">23  </w:t>
       </w:r>
       <w:r>
         <w:rPr>
@@ -9068,237 +8406,7 @@
           <w:sz w:val="16"/>
           <w:szCs w:val="16"/>
         </w:rPr>
-        <w:t xml:space="preserve">3  </w:t>
-      </w:r>
-      <w:r>
-        <w:rPr>
-          <w:sz w:val="16"/>
-          <w:szCs w:val="16"/>
-        </w:rPr>
-        <w:t xml:space="preserve">Reasonably possible losses are disclosed, not accrued. B is wrong: Accrual needs a probable loss. C is wrong: Reasonably possible losses must be disclosed.</w:t>
-      </w:r>
-    </w:p>
-    <w:p>
-      <w:pPr>
-        <w:spacing w:after="18"/>
-        <w:ind w:left="300" w:hanging="300"/>
-      </w:pPr>
-      <w:r>
-        <w:rPr>
-          <w:b/>
-          <w:bCs/>
-          <w:color w:val="8186EF"/>
-          <w:sz w:val="16"/>
-          <w:szCs w:val="16"/>
-        </w:rPr>
-        <w:t xml:space="preserve">4  </w:t>
-      </w:r>
-      <w:r>
-        <w:rPr>
-          <w:sz w:val="16"/>
-          <w:szCs w:val="16"/>
-        </w:rPr>
-        <w:t xml:space="preserve">The flood happened after year-end, so it is a nonrecognized event. A is wrong: Only conditions that existed at year-end are recorded. B is wrong: No entry is made for a condition that arose after year-end.</w:t>
-      </w:r>
-    </w:p>
-    <w:p>
-      <w:pPr>
-        <w:spacing w:after="18"/>
-        <w:ind w:left="300" w:hanging="300"/>
-      </w:pPr>
-      <w:r>
-        <w:rPr>
-          <w:b/>
-          <w:bCs/>
-          <w:color w:val="8186EF"/>
-          <w:sz w:val="16"/>
-          <w:szCs w:val="16"/>
-        </w:rPr>
-        <w:t xml:space="preserve">5  </w:t>
-      </w:r>
-      <w:r>
-        <w:rPr>
-          <w:sz w:val="16"/>
-          <w:szCs w:val="16"/>
-        </w:rPr>
-        <w:t xml:space="preserve">Most assets, including land, are at historical cost. B is wrong: The balance sheet is not a valuation; land stays at cost. C is wrong: There is no averaging of cost and value.</w:t>
-      </w:r>
-    </w:p>
-    <w:p>
-      <w:pPr>
-        <w:spacing w:after="18"/>
-        <w:ind w:left="300" w:hanging="300"/>
-      </w:pPr>
-      <w:r>
-        <w:rPr>
-          <w:b/>
-          <w:bCs/>
-          <w:color w:val="8186EF"/>
-          <w:sz w:val="16"/>
-          <w:szCs w:val="16"/>
-        </w:rPr>
-        <w:t xml:space="preserve">6  </w:t>
-      </w:r>
-      <w:r>
-        <w:rPr>
-          <w:sz w:val="16"/>
-          <w:szCs w:val="16"/>
-        </w:rPr>
-        <w:t xml:space="preserve">The book numbers “Purpose and structure of the balance sheet” as section 2.1.</w:t>
-      </w:r>
-    </w:p>
-    <w:p>
-      <w:pPr>
-        <w:spacing w:after="18"/>
-        <w:ind w:left="300" w:hanging="300"/>
-      </w:pPr>
-      <w:r>
-        <w:rPr>
-          <w:b/>
-          <w:bCs/>
-          <w:color w:val="8186EF"/>
-          <w:sz w:val="16"/>
-          <w:szCs w:val="16"/>
-        </w:rPr>
-        <w:t xml:space="preserve">7  </w:t>
-      </w:r>
-      <w:r>
-        <w:rPr>
-          <w:sz w:val="16"/>
-          <w:szCs w:val="16"/>
-        </w:rPr>
-        <w:t xml:space="preserve">The map shows the order the decisions have to be taken in.</w:t>
-      </w:r>
-    </w:p>
-    <w:p>
-      <w:pPr>
-        <w:spacing w:after="18"/>
-        <w:ind w:left="300" w:hanging="300"/>
-      </w:pPr>
-      <w:r>
-        <w:rPr>
-          <w:b/>
-          <w:bCs/>
-          <w:color w:val="8186EF"/>
-          <w:sz w:val="16"/>
-          <w:szCs w:val="16"/>
-        </w:rPr>
-        <w:t xml:space="preserve">8  </w:t>
-      </w:r>
-      <w:r>
-        <w:rPr>
-          <w:sz w:val="16"/>
-          <w:szCs w:val="16"/>
-        </w:rPr>
-        <w:t xml:space="preserve">The book numbers it 2.1.</w:t>
-      </w:r>
-    </w:p>
-    <w:p>
-      <w:pPr>
-        <w:spacing w:after="18"/>
-        <w:ind w:left="300" w:hanging="300"/>
-      </w:pPr>
-      <w:r>
-        <w:rPr>
-          <w:b/>
-          <w:bCs/>
-          <w:color w:val="8186EF"/>
-          <w:sz w:val="16"/>
-          <w:szCs w:val="16"/>
-        </w:rPr>
-        <w:t xml:space="preserve">9  </w:t>
-      </w:r>
-      <w:r>
-        <w:rPr>
-          <w:sz w:val="16"/>
-          <w:szCs w:val="16"/>
-        </w:rPr>
-        <w:t xml:space="preserve">The book numbers it 2.2.</w:t>
-      </w:r>
-    </w:p>
-    <w:p>
-      <w:pPr>
-        <w:spacing w:after="18"/>
-        <w:ind w:left="300" w:hanging="300"/>
-      </w:pPr>
-      <w:r>
-        <w:rPr>
-          <w:b/>
-          <w:bCs/>
-          <w:color w:val="8186EF"/>
-          <w:sz w:val="16"/>
-          <w:szCs w:val="16"/>
-        </w:rPr>
-        <w:t xml:space="preserve">10  </w:t>
-      </w:r>
-      <w:r>
-        <w:rPr>
-          <w:sz w:val="16"/>
-          <w:szCs w:val="16"/>
-        </w:rPr>
-        <w:t xml:space="preserve">The book numbers it 2.3.</w:t>
-      </w:r>
-    </w:p>
-    <w:p>
-      <w:pPr>
-        <w:spacing w:after="18"/>
-        <w:ind w:left="300" w:hanging="300"/>
-      </w:pPr>
-      <w:r>
-        <w:rPr>
-          <w:b/>
-          <w:bCs/>
-          <w:color w:val="8186EF"/>
-          <w:sz w:val="16"/>
-          <w:szCs w:val="16"/>
-        </w:rPr>
-        <w:t xml:space="preserve">16  </w:t>
-      </w:r>
-      <w:r>
-        <w:rPr>
-          <w:sz w:val="16"/>
-          <w:szCs w:val="16"/>
-        </w:rPr>
-        <w:t xml:space="preserve">Most assets, including land, are at historical cost. B is wrong: The balance sheet is not a valuation; land stays at cost. C is wrong: There is no averaging of cost and value.</w:t>
-      </w:r>
-    </w:p>
-    <w:p>
-      <w:pPr>
-        <w:spacing w:after="18"/>
-        <w:ind w:left="300" w:hanging="300"/>
-      </w:pPr>
-      <w:r>
-        <w:rPr>
-          <w:b/>
-          <w:bCs/>
-          <w:color w:val="8186EF"/>
-          <w:sz w:val="16"/>
-          <w:szCs w:val="16"/>
-        </w:rPr>
-        <w:t xml:space="preserve">17  </w:t>
-      </w:r>
-      <w:r>
-        <w:rPr>
-          <w:sz w:val="16"/>
-          <w:szCs w:val="16"/>
-        </w:rPr>
-        <w:t xml:space="preserve">Principal due within one year is the current portion of long-term debt. A is wrong: The part due within a year must be moved to current liabilities. C is wrong: Cash is paid only when the installment is paid.</w:t>
-      </w:r>
-    </w:p>
-    <w:p>
-      <w:pPr>
-        <w:spacing w:after="18"/>
-        <w:ind w:left="300" w:hanging="300"/>
-      </w:pPr>
-      <w:r>
-        <w:rPr>
-          <w:b/>
-          <w:bCs/>
-          <w:color w:val="8186EF"/>
-          <w:sz w:val="16"/>
-          <w:szCs w:val="16"/>
-        </w:rPr>
-        <w:t xml:space="preserve">18  </w:t>
+        <w:t xml:space="preserve">24  </w:t>
       </w:r>
       <w:r>
         <w:rPr>
@@ -9306,167 +8414,6 @@
           <w:szCs w:val="16"/>
         </w:rPr>
         <w:t xml:space="preserve">Every later answer depends on the adjusted exhibit.</w:t>
-      </w:r>
-    </w:p>
-    <w:p>
-      <w:pPr>
-        <w:spacing w:after="18"/>
-        <w:ind w:left="300" w:hanging="300"/>
-      </w:pPr>
-      <w:r>
-        <w:rPr>
-          <w:b/>
-          <w:bCs/>
-          <w:color w:val="8186EF"/>
-          <w:sz w:val="16"/>
-          <w:szCs w:val="16"/>
-        </w:rPr>
-        <w:t xml:space="preserve">19  </w:t>
-      </w:r>
-      <w:r>
-        <w:rPr>
-          <w:sz w:val="16"/>
-          <w:szCs w:val="16"/>
-        </w:rPr>
-        <w:t xml:space="preserve">The book states item C2-1 in those words.</w:t>
-      </w:r>
-    </w:p>
-    <w:p>
-      <w:pPr>
-        <w:spacing w:after="18"/>
-        <w:ind w:left="300" w:hanging="300"/>
-      </w:pPr>
-      <w:r>
-        <w:rPr>
-          <w:b/>
-          <w:bCs/>
-          <w:color w:val="8186EF"/>
-          <w:sz w:val="16"/>
-          <w:szCs w:val="16"/>
-        </w:rPr>
-        <w:t xml:space="preserve">20  </w:t>
-      </w:r>
-      <w:r>
-        <w:rPr>
-          <w:sz w:val="16"/>
-          <w:szCs w:val="16"/>
-        </w:rPr>
-        <w:t xml:space="preserve">The book states item C2-2 in those words.</w:t>
-      </w:r>
-    </w:p>
-    <w:p>
-      <w:pPr>
-        <w:spacing w:after="18"/>
-        <w:ind w:left="300" w:hanging="300"/>
-      </w:pPr>
-      <w:r>
-        <w:rPr>
-          <w:b/>
-          <w:bCs/>
-          <w:color w:val="8186EF"/>
-          <w:sz w:val="16"/>
-          <w:szCs w:val="16"/>
-        </w:rPr>
-        <w:t xml:space="preserve">21  </w:t>
-      </w:r>
-      <w:r>
-        <w:rPr>
-          <w:sz w:val="16"/>
-          <w:szCs w:val="16"/>
-        </w:rPr>
-        <w:t xml:space="preserve">The book states item C2-3 in those words.</w:t>
-      </w:r>
-    </w:p>
-    <w:p>
-      <w:pPr>
-        <w:spacing w:after="18"/>
-        <w:ind w:left="300" w:hanging="300"/>
-      </w:pPr>
-      <w:r>
-        <w:rPr>
-          <w:b/>
-          <w:bCs/>
-          <w:color w:val="8186EF"/>
-          <w:sz w:val="16"/>
-          <w:szCs w:val="16"/>
-        </w:rPr>
-        <w:t xml:space="preserve">22  </w:t>
-      </w:r>
-      <w:r>
-        <w:rPr>
-          <w:sz w:val="16"/>
-          <w:szCs w:val="16"/>
-        </w:rPr>
-        <w:t xml:space="preserve">The book states item C2-4 in those words.</w:t>
-      </w:r>
-    </w:p>
-    <w:p>
-      <w:pPr>
-        <w:spacing w:after="18"/>
-        <w:ind w:left="300" w:hanging="300"/>
-      </w:pPr>
-      <w:r>
-        <w:rPr>
-          <w:b/>
-          <w:bCs/>
-          <w:color w:val="8186EF"/>
-          <w:sz w:val="16"/>
-          <w:szCs w:val="16"/>
-        </w:rPr>
-        <w:t xml:space="preserve">23  </w:t>
-      </w:r>
-      <w:r>
-        <w:rPr>
-          <w:sz w:val="16"/>
-          <w:szCs w:val="16"/>
-        </w:rPr>
-        <w:t xml:space="preserve">The book states item C2-5 in those words.</w:t>
-      </w:r>
-    </w:p>
-    <w:p>
-      <w:pPr>
-        <w:spacing w:after="18"/>
-        <w:ind w:left="300" w:hanging="300"/>
-      </w:pPr>
-      <w:r>
-        <w:rPr>
-          <w:b/>
-          <w:bCs/>
-          <w:color w:val="8186EF"/>
-          <w:sz w:val="16"/>
-          <w:szCs w:val="16"/>
-        </w:rPr>
-        <w:t xml:space="preserve">24  </w:t>
-      </w:r>
-      <w:r>
-        <w:rPr>
-          <w:sz w:val="16"/>
-          <w:szCs w:val="16"/>
-        </w:rPr>
-        <w:t xml:space="preserve">The book states item C2-6 in those words.</w:t>
-      </w:r>
-    </w:p>
-    <w:p>
-      <w:pPr>
-        <w:spacing w:after="18"/>
-        <w:ind w:left="300" w:hanging="300"/>
-      </w:pPr>
-      <w:r>
-        <w:rPr>
-          <w:b/>
-          <w:bCs/>
-          <w:color w:val="8186EF"/>
-          <w:sz w:val="16"/>
-          <w:szCs w:val="16"/>
-        </w:rPr>
-        <w:t xml:space="preserve">25  </w:t>
-      </w:r>
-      <w:r>
-        <w:rPr>
-          <w:sz w:val="16"/>
-          <w:szCs w:val="16"/>
-        </w:rPr>
-        <w:t xml:space="preserve">Principal due within one year is the current portion of long-term debt. A is wrong: The part due within a year must be moved to current liabilities. C is wrong: Cash is paid only when the installment is paid.</w:t>
       </w:r>
     </w:p>
     <w:p/>

--- a/CMA_W_B1_Ch02_AnswerKeys.docx
+++ b/CMA_W_B1_Ch02_AnswerKeys.docx
@@ -8091,7 +8091,7 @@
           <w:sz w:val="16"/>
           <w:szCs w:val="16"/>
         </w:rPr>
-        <w:t xml:space="preserve">The book numbers it 2.1.</w:t>
+        <w:t xml:space="preserve">The book numbers “Purpose and structure of the balance sheet” as section 2.1.</w:t>
       </w:r>
     </w:p>
     <w:p>
@@ -8114,7 +8114,7 @@
           <w:sz w:val="16"/>
           <w:szCs w:val="16"/>
         </w:rPr>
-        <w:t xml:space="preserve">The book numbers it 2.2.</w:t>
+        <w:t xml:space="preserve">The book numbers “Current and noncurrent items” as section 2.2.</w:t>
       </w:r>
     </w:p>
     <w:p>
@@ -8137,7 +8137,7 @@
           <w:sz w:val="16"/>
           <w:szCs w:val="16"/>
         </w:rPr>
-        <w:t xml:space="preserve">The book numbers it 2.3.</w:t>
+        <w:t xml:space="preserve">The book numbers “Classifying debt” as section 2.3.</w:t>
       </w:r>
     </w:p>
     <w:p>

--- a/CMA_W_B1_Ch02_AnswerKeys.docx
+++ b/CMA_W_B1_Ch02_AnswerKeys.docx
@@ -123,40 +123,40 @@
                 <w:sz w:val="16"/>
                 <w:szCs w:val="16"/>
               </w:rPr>
-              <w:t xml:space="preserve">10  </w:t>
-            </w:r>
-            <w:r>
-              <w:rPr>
-                <w:sz w:val="17"/>
-                <w:szCs w:val="17"/>
-              </w:rPr>
-              <w:t xml:space="preserve">B</w:t>
-            </w:r>
-          </w:p>
-        </w:tc>
-        <w:tc>
-          <w:tcPr>
-            <w:tcW w:type="pct" w:w="1667"/>
-            <w:tcMar>
-              <w:top w:type="dxa" w:w="40"/>
-              <w:left w:type="dxa" w:w="100"/>
-              <w:bottom w:type="dxa" w:w="40"/>
-              <w:right w:type="dxa" w:w="100"/>
-            </w:tcMar>
-          </w:tcPr>
-          <w:p>
-            <w:pPr>
-              <w:spacing w:before="22" w:after="22"/>
-            </w:pPr>
-            <w:r>
-              <w:rPr>
-                <w:b/>
-                <w:bCs/>
-                <w:color w:val="8186EF"/>
-                <w:sz w:val="16"/>
-                <w:szCs w:val="16"/>
-              </w:rPr>
-              <w:t xml:space="preserve">19  </w:t>
+              <w:t xml:space="preserve">9  </w:t>
+            </w:r>
+            <w:r>
+              <w:rPr>
+                <w:sz w:val="17"/>
+                <w:szCs w:val="17"/>
+              </w:rPr>
+              <w:t xml:space="preserve">C</w:t>
+            </w:r>
+          </w:p>
+        </w:tc>
+        <w:tc>
+          <w:tcPr>
+            <w:tcW w:type="pct" w:w="1667"/>
+            <w:tcMar>
+              <w:top w:type="dxa" w:w="40"/>
+              <w:left w:type="dxa" w:w="100"/>
+              <w:bottom w:type="dxa" w:w="40"/>
+              <w:right w:type="dxa" w:w="100"/>
+            </w:tcMar>
+          </w:tcPr>
+          <w:p>
+            <w:pPr>
+              <w:spacing w:before="22" w:after="22"/>
+            </w:pPr>
+            <w:r>
+              <w:rPr>
+                <w:b/>
+                <w:bCs/>
+                <w:color w:val="8186EF"/>
+                <w:sz w:val="16"/>
+                <w:szCs w:val="16"/>
+              </w:rPr>
+              <w:t xml:space="preserve">17  </w:t>
             </w:r>
             <w:r>
               <w:rPr>
@@ -199,7 +199,7 @@
                 <w:sz w:val="17"/>
                 <w:szCs w:val="17"/>
               </w:rPr>
-              <w:t xml:space="preserve">liquidity · Current assets</w:t>
+              <w:t xml:space="preserve">classified balance sheet · liquidity</w:t>
             </w:r>
           </w:p>
         </w:tc>
@@ -226,7 +226,7 @@
                 <w:sz w:val="16"/>
                 <w:szCs w:val="16"/>
               </w:rPr>
-              <w:t xml:space="preserve">11  </w:t>
+              <w:t xml:space="preserve">10  </w:t>
             </w:r>
             <w:r>
               <w:rPr>
@@ -260,14 +260,14 @@
                 <w:sz w:val="16"/>
                 <w:szCs w:val="16"/>
               </w:rPr>
-              <w:t xml:space="preserve">20  </w:t>
-            </w:r>
-            <w:r>
-              <w:rPr>
-                <w:sz w:val="17"/>
-                <w:szCs w:val="17"/>
-              </w:rPr>
-              <w:t xml:space="preserve">D</w:t>
+              <w:t xml:space="preserve">18  </w:t>
+            </w:r>
+            <w:r>
+              <w:rPr>
+                <w:sz w:val="17"/>
+                <w:szCs w:val="17"/>
+              </w:rPr>
+              <w:t xml:space="preserve">A</w:t>
             </w:r>
           </w:p>
         </w:tc>
@@ -302,73 +302,73 @@
                 <w:sz w:val="17"/>
                 <w:szCs w:val="17"/>
               </w:rPr>
-              <w:t xml:space="preserve">liquidity · solvency · financial flexibility</w:t>
-            </w:r>
-          </w:p>
-        </w:tc>
-        <w:tc>
-          <w:tcPr>
-            <w:tcW w:type="pct" w:w="1667"/>
-            <w:tcMar>
-              <w:top w:type="dxa" w:w="40"/>
-              <w:left w:type="dxa" w:w="100"/>
-              <w:bottom w:type="dxa" w:w="40"/>
-              <w:right w:type="dxa" w:w="100"/>
-            </w:tcMar>
-          </w:tcPr>
-          <w:p>
-            <w:pPr>
-              <w:spacing w:before="22" w:after="22"/>
-            </w:pPr>
-            <w:r>
-              <w:rPr>
-                <w:b/>
-                <w:bCs/>
-                <w:color w:val="8186EF"/>
-                <w:sz w:val="16"/>
-                <w:szCs w:val="16"/>
-              </w:rPr>
-              <w:t xml:space="preserve">12  </w:t>
-            </w:r>
-            <w:r>
-              <w:rPr>
-                <w:sz w:val="17"/>
-                <w:szCs w:val="17"/>
-              </w:rPr>
-              <w:t xml:space="preserve">D</w:t>
-            </w:r>
-          </w:p>
-        </w:tc>
-        <w:tc>
-          <w:tcPr>
-            <w:tcW w:type="pct" w:w="1667"/>
-            <w:tcMar>
-              <w:top w:type="dxa" w:w="40"/>
-              <w:left w:type="dxa" w:w="100"/>
-              <w:bottom w:type="dxa" w:w="40"/>
-              <w:right w:type="dxa" w:w="100"/>
-            </w:tcMar>
-          </w:tcPr>
-          <w:p>
-            <w:pPr>
-              <w:spacing w:before="22" w:after="22"/>
-            </w:pPr>
-            <w:r>
-              <w:rPr>
-                <w:b/>
-                <w:bCs/>
-                <w:color w:val="8186EF"/>
-                <w:sz w:val="16"/>
-                <w:szCs w:val="16"/>
-              </w:rPr>
-              <w:t xml:space="preserve">21  </w:t>
-            </w:r>
-            <w:r>
-              <w:rPr>
-                <w:sz w:val="17"/>
-                <w:szCs w:val="17"/>
-              </w:rPr>
-              <w:t xml:space="preserve">D</w:t>
+              <w:t xml:space="preserve">accumulated · depreciation · contingencies</w:t>
+            </w:r>
+          </w:p>
+        </w:tc>
+        <w:tc>
+          <w:tcPr>
+            <w:tcW w:type="pct" w:w="1667"/>
+            <w:tcMar>
+              <w:top w:type="dxa" w:w="40"/>
+              <w:left w:type="dxa" w:w="100"/>
+              <w:bottom w:type="dxa" w:w="40"/>
+              <w:right w:type="dxa" w:w="100"/>
+            </w:tcMar>
+          </w:tcPr>
+          <w:p>
+            <w:pPr>
+              <w:spacing w:before="22" w:after="22"/>
+            </w:pPr>
+            <w:r>
+              <w:rPr>
+                <w:b/>
+                <w:bCs/>
+                <w:color w:val="8186EF"/>
+                <w:sz w:val="16"/>
+                <w:szCs w:val="16"/>
+              </w:rPr>
+              <w:t xml:space="preserve">11  </w:t>
+            </w:r>
+            <w:r>
+              <w:rPr>
+                <w:sz w:val="17"/>
+                <w:szCs w:val="17"/>
+              </w:rPr>
+              <w:t xml:space="preserve">T</w:t>
+            </w:r>
+          </w:p>
+        </w:tc>
+        <w:tc>
+          <w:tcPr>
+            <w:tcW w:type="pct" w:w="1667"/>
+            <w:tcMar>
+              <w:top w:type="dxa" w:w="40"/>
+              <w:left w:type="dxa" w:w="100"/>
+              <w:bottom w:type="dxa" w:w="40"/>
+              <w:right w:type="dxa" w:w="100"/>
+            </w:tcMar>
+          </w:tcPr>
+          <w:p>
+            <w:pPr>
+              <w:spacing w:before="22" w:after="22"/>
+            </w:pPr>
+            <w:r>
+              <w:rPr>
+                <w:b/>
+                <w:bCs/>
+                <w:color w:val="8186EF"/>
+                <w:sz w:val="16"/>
+                <w:szCs w:val="16"/>
+              </w:rPr>
+              <w:t xml:space="preserve">19  </w:t>
+            </w:r>
+            <w:r>
+              <w:rPr>
+                <w:sz w:val="17"/>
+                <w:szCs w:val="17"/>
+              </w:rPr>
+              <w:t xml:space="preserve">A</w:t>
             </w:r>
           </w:p>
         </w:tc>
@@ -431,14 +431,14 @@
                 <w:sz w:val="16"/>
                 <w:szCs w:val="16"/>
               </w:rPr>
-              <w:t xml:space="preserve">13  </w:t>
-            </w:r>
-            <w:r>
-              <w:rPr>
-                <w:sz w:val="17"/>
-                <w:szCs w:val="17"/>
-              </w:rPr>
-              <w:t xml:space="preserve">D</w:t>
+              <w:t xml:space="preserve">12  </w:t>
+            </w:r>
+            <w:r>
+              <w:rPr>
+                <w:sz w:val="17"/>
+                <w:szCs w:val="17"/>
+              </w:rPr>
+              <w:t xml:space="preserve">B</w:t>
             </w:r>
           </w:p>
         </w:tc>
@@ -465,7 +465,7 @@
                 <w:sz w:val="16"/>
                 <w:szCs w:val="16"/>
               </w:rPr>
-              <w:t xml:space="preserve">22  </w:t>
+              <w:t xml:space="preserve">20  </w:t>
             </w:r>
             <w:r>
               <w:rPr>
@@ -533,47 +533,47 @@
                 <w:sz w:val="16"/>
                 <w:szCs w:val="16"/>
               </w:rPr>
-              <w:t xml:space="preserve">14  </w:t>
-            </w:r>
-            <w:r>
-              <w:rPr>
-                <w:sz w:val="17"/>
-                <w:szCs w:val="17"/>
-              </w:rPr>
-              <w:t xml:space="preserve">T</w:t>
-            </w:r>
-          </w:p>
-        </w:tc>
-        <w:tc>
-          <w:tcPr>
-            <w:tcW w:type="pct" w:w="1667"/>
-            <w:tcMar>
-              <w:top w:type="dxa" w:w="40"/>
-              <w:left w:type="dxa" w:w="100"/>
-              <w:bottom w:type="dxa" w:w="40"/>
-              <w:right w:type="dxa" w:w="100"/>
-            </w:tcMar>
-          </w:tcPr>
-          <w:p>
-            <w:pPr>
-              <w:spacing w:before="22" w:after="22"/>
-            </w:pPr>
-            <w:r>
-              <w:rPr>
-                <w:b/>
-                <w:bCs/>
-                <w:color w:val="8186EF"/>
-                <w:sz w:val="16"/>
-                <w:szCs w:val="16"/>
-              </w:rPr>
-              <w:t xml:space="preserve">23  </w:t>
-            </w:r>
-            <w:r>
-              <w:rPr>
-                <w:sz w:val="17"/>
-                <w:szCs w:val="17"/>
-              </w:rPr>
-              <w:t xml:space="preserve">B</w:t>
+              <w:t xml:space="preserve">13  </w:t>
+            </w:r>
+            <w:r>
+              <w:rPr>
+                <w:sz w:val="17"/>
+                <w:szCs w:val="17"/>
+              </w:rPr>
+              <w:t xml:space="preserve">E</w:t>
+            </w:r>
+          </w:p>
+        </w:tc>
+        <w:tc>
+          <w:tcPr>
+            <w:tcW w:type="pct" w:w="1667"/>
+            <w:tcMar>
+              <w:top w:type="dxa" w:w="40"/>
+              <w:left w:type="dxa" w:w="100"/>
+              <w:bottom w:type="dxa" w:w="40"/>
+              <w:right w:type="dxa" w:w="100"/>
+            </w:tcMar>
+          </w:tcPr>
+          <w:p>
+            <w:pPr>
+              <w:spacing w:before="22" w:after="22"/>
+            </w:pPr>
+            <w:r>
+              <w:rPr>
+                <w:b/>
+                <w:bCs/>
+                <w:color w:val="8186EF"/>
+                <w:sz w:val="16"/>
+                <w:szCs w:val="16"/>
+              </w:rPr>
+              <w:t xml:space="preserve">21  </w:t>
+            </w:r>
+            <w:r>
+              <w:rPr>
+                <w:sz w:val="17"/>
+                <w:szCs w:val="17"/>
+              </w:rPr>
+              <w:t xml:space="preserve">A</w:t>
             </w:r>
           </w:p>
         </w:tc>
@@ -609,7 +609,7 @@
                 <w:sz w:val="17"/>
                 <w:szCs w:val="17"/>
               </w:rPr>
-              <w:t xml:space="preserve">C</w:t>
+              <w:t xml:space="preserve">D</w:t>
             </w:r>
           </w:p>
         </w:tc>
@@ -636,14 +636,14 @@
                 <w:sz w:val="16"/>
                 <w:szCs w:val="16"/>
               </w:rPr>
-              <w:t xml:space="preserve">15  </w:t>
-            </w:r>
-            <w:r>
-              <w:rPr>
-                <w:sz w:val="17"/>
-                <w:szCs w:val="17"/>
-              </w:rPr>
-              <w:t xml:space="preserve">B</w:t>
+              <w:t xml:space="preserve">14  </w:t>
+            </w:r>
+            <w:r>
+              <w:rPr>
+                <w:sz w:val="17"/>
+                <w:szCs w:val="17"/>
+              </w:rPr>
+              <w:t xml:space="preserve">D</w:t>
             </w:r>
           </w:p>
         </w:tc>
@@ -670,14 +670,14 @@
                 <w:sz w:val="16"/>
                 <w:szCs w:val="16"/>
               </w:rPr>
-              <w:t xml:space="preserve">24  </w:t>
-            </w:r>
-            <w:r>
-              <w:rPr>
-                <w:sz w:val="17"/>
-                <w:szCs w:val="17"/>
-              </w:rPr>
-              <w:t xml:space="preserve">C</w:t>
+              <w:t xml:space="preserve">22  </w:t>
+            </w:r>
+            <w:r>
+              <w:rPr>
+                <w:sz w:val="17"/>
+                <w:szCs w:val="17"/>
+              </w:rPr>
+              <w:t xml:space="preserve">Compare with the model earlier in this handout.</w:t>
             </w:r>
           </w:p>
         </w:tc>
@@ -712,73 +712,73 @@
                 <w:sz w:val="17"/>
                 <w:szCs w:val="17"/>
               </w:rPr>
-              <w:t xml:space="preserve">B</w:t>
-            </w:r>
-          </w:p>
-        </w:tc>
-        <w:tc>
-          <w:tcPr>
-            <w:tcW w:type="pct" w:w="1667"/>
-            <w:tcMar>
-              <w:top w:type="dxa" w:w="40"/>
-              <w:left w:type="dxa" w:w="100"/>
-              <w:bottom w:type="dxa" w:w="40"/>
-              <w:right w:type="dxa" w:w="100"/>
-            </w:tcMar>
-          </w:tcPr>
-          <w:p>
-            <w:pPr>
-              <w:spacing w:before="22" w:after="22"/>
-            </w:pPr>
-            <w:r>
-              <w:rPr>
-                <w:b/>
-                <w:bCs/>
-                <w:color w:val="8186EF"/>
-                <w:sz w:val="16"/>
-                <w:szCs w:val="16"/>
-              </w:rPr>
-              <w:t xml:space="preserve">16  </w:t>
-            </w:r>
-            <w:r>
-              <w:rPr>
-                <w:sz w:val="17"/>
-                <w:szCs w:val="17"/>
-              </w:rPr>
-              <w:t xml:space="preserve">E</w:t>
-            </w:r>
-          </w:p>
-        </w:tc>
-        <w:tc>
-          <w:tcPr>
-            <w:tcW w:type="pct" w:w="1667"/>
-            <w:tcMar>
-              <w:top w:type="dxa" w:w="40"/>
-              <w:left w:type="dxa" w:w="100"/>
-              <w:bottom w:type="dxa" w:w="40"/>
-              <w:right w:type="dxa" w:w="100"/>
-            </w:tcMar>
-          </w:tcPr>
-          <w:p>
-            <w:pPr>
-              <w:spacing w:before="22" w:after="22"/>
-            </w:pPr>
-            <w:r>
-              <w:rPr>
-                <w:b/>
-                <w:bCs/>
-                <w:color w:val="8186EF"/>
-                <w:sz w:val="16"/>
-                <w:szCs w:val="16"/>
-              </w:rPr>
-              <w:t xml:space="preserve">25  </w:t>
-            </w:r>
-            <w:r>
-              <w:rPr>
-                <w:sz w:val="17"/>
-                <w:szCs w:val="17"/>
-              </w:rPr>
               <w:t xml:space="preserve">A</w:t>
+            </w:r>
+          </w:p>
+        </w:tc>
+        <w:tc>
+          <w:tcPr>
+            <w:tcW w:type="pct" w:w="1667"/>
+            <w:tcMar>
+              <w:top w:type="dxa" w:w="40"/>
+              <w:left w:type="dxa" w:w="100"/>
+              <w:bottom w:type="dxa" w:w="40"/>
+              <w:right w:type="dxa" w:w="100"/>
+            </w:tcMar>
+          </w:tcPr>
+          <w:p>
+            <w:pPr>
+              <w:spacing w:before="22" w:after="22"/>
+            </w:pPr>
+            <w:r>
+              <w:rPr>
+                <w:b/>
+                <w:bCs/>
+                <w:color w:val="8186EF"/>
+                <w:sz w:val="16"/>
+                <w:szCs w:val="16"/>
+              </w:rPr>
+              <w:t xml:space="preserve">15  </w:t>
+            </w:r>
+            <w:r>
+              <w:rPr>
+                <w:sz w:val="17"/>
+                <w:szCs w:val="17"/>
+              </w:rPr>
+              <w:t xml:space="preserve">C</w:t>
+            </w:r>
+          </w:p>
+        </w:tc>
+        <w:tc>
+          <w:tcPr>
+            <w:tcW w:type="pct" w:w="1667"/>
+            <w:tcMar>
+              <w:top w:type="dxa" w:w="40"/>
+              <w:left w:type="dxa" w:w="100"/>
+              <w:bottom w:type="dxa" w:w="40"/>
+              <w:right w:type="dxa" w:w="100"/>
+            </w:tcMar>
+          </w:tcPr>
+          <w:p>
+            <w:pPr>
+              <w:spacing w:before="22" w:after="22"/>
+            </w:pPr>
+            <w:r>
+              <w:rPr>
+                <w:b/>
+                <w:bCs/>
+                <w:color w:val="8186EF"/>
+                <w:sz w:val="16"/>
+                <w:szCs w:val="16"/>
+              </w:rPr>
+              <w:t xml:space="preserve">23  </w:t>
+            </w:r>
+            <w:r>
+              <w:rPr>
+                <w:sz w:val="17"/>
+                <w:szCs w:val="17"/>
+              </w:rPr>
+              <w:t xml:space="preserve">The balance sheet reports a company's assets, liabilities and equity at one point in time. It answers three questions for investors and lenders. Can the company pay its bills in the coming months? This is liquidity. Can it pay all its debts over time? This is solvency. Can it raise cash or change its plans if something unexpected happens? This is financial f</w:t>
             </w:r>
           </w:p>
         </w:tc>
@@ -814,7 +814,7 @@
                 <w:sz w:val="17"/>
                 <w:szCs w:val="17"/>
               </w:rPr>
-              <w:t xml:space="preserve">C</w:t>
+              <w:t xml:space="preserve">D</w:t>
             </w:r>
           </w:p>
         </w:tc>
@@ -841,14 +841,14 @@
                 <w:sz w:val="16"/>
                 <w:szCs w:val="16"/>
               </w:rPr>
-              <w:t xml:space="preserve">17  </w:t>
-            </w:r>
-            <w:r>
-              <w:rPr>
-                <w:sz w:val="17"/>
-                <w:szCs w:val="17"/>
-              </w:rPr>
-              <w:t xml:space="preserve">D</w:t>
+              <w:t xml:space="preserve">16  </w:t>
+            </w:r>
+            <w:r>
+              <w:rPr>
+                <w:sz w:val="17"/>
+                <w:szCs w:val="17"/>
+              </w:rPr>
+              <w:t xml:space="preserve">A</w:t>
             </w:r>
           </w:p>
         </w:tc>
@@ -865,125 +865,14 @@
           </w:tcPr>
           <w:p>
             <w:pPr>
-              <w:spacing w:before="22" w:after="22"/>
-            </w:pPr>
-            <w:r>
-              <w:rPr>
-                <w:b/>
-                <w:bCs/>
-                <w:color w:val="8186EF"/>
-                <w:sz w:val="16"/>
-                <w:szCs w:val="16"/>
-              </w:rPr>
-              <w:t xml:space="preserve">26  </w:t>
-            </w:r>
-            <w:r>
-              <w:rPr>
-                <w:sz w:val="17"/>
-                <w:szCs w:val="17"/>
-              </w:rPr>
-              <w:t xml:space="preserve">Compare with the model earlier in this handout.</w:t>
-            </w:r>
-          </w:p>
-        </w:tc>
-      </w:tr>
-      <w:tr>
-        <w:tc>
-          <w:tcPr>
-            <w:tcW w:type="pct" w:w="1667"/>
-            <w:tcMar>
-              <w:top w:type="dxa" w:w="40"/>
-              <w:left w:type="dxa" w:w="100"/>
-              <w:bottom w:type="dxa" w:w="40"/>
-              <w:right w:type="dxa" w:w="100"/>
-            </w:tcMar>
-          </w:tcPr>
-          <w:p>
-            <w:pPr>
-              <w:spacing w:before="22" w:after="22"/>
-            </w:pPr>
-            <w:r>
-              <w:rPr>
-                <w:b/>
-                <w:bCs/>
-                <w:color w:val="8186EF"/>
-                <w:sz w:val="16"/>
-                <w:szCs w:val="16"/>
-              </w:rPr>
-              <w:t xml:space="preserve">9  </w:t>
-            </w:r>
-            <w:r>
-              <w:rPr>
-                <w:sz w:val="17"/>
-                <w:szCs w:val="17"/>
-              </w:rPr>
-              <w:t xml:space="preserve">D</w:t>
-            </w:r>
-          </w:p>
-        </w:tc>
-        <w:tc>
-          <w:tcPr>
-            <w:tcW w:type="pct" w:w="1667"/>
-            <w:tcMar>
-              <w:top w:type="dxa" w:w="40"/>
-              <w:left w:type="dxa" w:w="100"/>
-              <w:bottom w:type="dxa" w:w="40"/>
-              <w:right w:type="dxa" w:w="100"/>
-            </w:tcMar>
-          </w:tcPr>
-          <w:p>
-            <w:pPr>
-              <w:spacing w:before="22" w:after="22"/>
-            </w:pPr>
-            <w:r>
-              <w:rPr>
-                <w:b/>
-                <w:bCs/>
-                <w:color w:val="8186EF"/>
-                <w:sz w:val="16"/>
-                <w:szCs w:val="16"/>
-              </w:rPr>
-              <w:t xml:space="preserve">18  </w:t>
-            </w:r>
-            <w:r>
-              <w:rPr>
-                <w:sz w:val="17"/>
-                <w:szCs w:val="17"/>
-              </w:rPr>
-              <w:t xml:space="preserve">C</w:t>
-            </w:r>
-          </w:p>
-        </w:tc>
-        <w:tc>
-          <w:tcPr>
-            <w:tcW w:type="pct" w:w="1667"/>
-            <w:tcMar>
-              <w:top w:type="dxa" w:w="40"/>
-              <w:left w:type="dxa" w:w="100"/>
-              <w:bottom w:type="dxa" w:w="40"/>
-              <w:right w:type="dxa" w:w="100"/>
-            </w:tcMar>
-          </w:tcPr>
-          <w:p>
-            <w:pPr>
-              <w:spacing w:before="22" w:after="22"/>
-            </w:pPr>
-            <w:r>
-              <w:rPr>
-                <w:b/>
-                <w:bCs/>
-                <w:color w:val="8186EF"/>
-                <w:sz w:val="16"/>
-                <w:szCs w:val="16"/>
-              </w:rPr>
-              <w:t xml:space="preserve">27  </w:t>
-            </w:r>
-            <w:r>
-              <w:rPr>
-                <w:sz w:val="17"/>
-                <w:szCs w:val="17"/>
-              </w:rPr>
-              <w:t xml:space="preserve">The balance sheet reports a company's assets, liabilities and equity at one point in time. It answers three questions for investors and lenders. Can the company pay its bills in the coming months? This is liquidity. Can it pay all its debts over time? This is solvency. Can it raise cash or change its plans if something unexpected happens? This is financial f</w:t>
+              <w:spacing w:before="24" w:after="24"/>
+            </w:pPr>
+            <w:r>
+              <w:rPr>
+                <w:sz w:val="16"/>
+                <w:szCs w:val="16"/>
+              </w:rPr>
+              <w:t xml:space="preserve"/>
             </w:r>
           </w:p>
         </w:tc>
@@ -1048,7 +937,7 @@
           <w:sz w:val="16"/>
           <w:szCs w:val="16"/>
         </w:rPr>
-        <w:t xml:space="preserve">The book writes: “Some companies, such as banks, list items in order of liquidity instead, without a current subtotal. All the amounts come from the same records as the earlier chapters on receivables, inventory, investments and long-lived assets. For example, the equity-method investments include Jordan Glass Co. Current assets come first, from cash down to assets held for sale.”</w:t>
+        <w:t xml:space="preserve">The book writes: “U.S. companies that file with the SEC present a classified balance sheet. It separates current from noncurrent assets and current from noncurrent liabilities, so users can see the short-term position at once. Some companies, such as banks, list items in order of liquidity instead, without a current subtotal.”</w:t>
       </w:r>
     </w:p>
     <w:p>
@@ -1071,7 +960,7 @@
           <w:sz w:val="16"/>
           <w:szCs w:val="16"/>
         </w:rPr>
-        <w:t xml:space="preserve">The book writes: “Can the company pay its bills in the coming months? This is liquidity. Can it pay all its debts over time? This is solvency. Can it raise cash or change its plans if something unexpected happens? This is financial flexibility.”</w:t>
+        <w:t xml:space="preserve">The book writes: “Contra accounts, such as the allowance for credit losses and accumulated depreciation, are shown with the asset they reduce. The line Commitments and contingencies has no amount; it tells the reader to look at a note.”</w:t>
       </w:r>
     </w:p>
     <w:p>
@@ -1140,7 +1029,7 @@
           <w:sz w:val="16"/>
           <w:szCs w:val="16"/>
         </w:rPr>
-        <w:t xml:space="preserve">The book numbers “Current and noncurrent items” as section 2.2.</w:t>
+        <w:t xml:space="preserve">The balance sheet shows resources and obligations for judging liquidity and solvency. A is wrong: Profitability is shown on the income statement. B is wrong: Operating cash flow is on the statement of cash flows.</w:t>
       </w:r>
     </w:p>
     <w:p>
@@ -1163,7 +1052,7 @@
           <w:sz w:val="16"/>
           <w:szCs w:val="16"/>
         </w:rPr>
-        <w:t xml:space="preserve">The book numbers “Classifying debt” as section 2.3.</w:t>
+        <w:t xml:space="preserve">Classification shows the short-term position clearly. B is wrong: Classification does not change measurement. C is wrong: Equity is a book amount.</w:t>
       </w:r>
     </w:p>
     <w:p>
@@ -1186,7 +1075,7 @@
           <w:sz w:val="16"/>
           <w:szCs w:val="16"/>
         </w:rPr>
-        <w:t xml:space="preserve">The book numbers “Other presentation matters” as section 2.4.</w:t>
+        <w:t xml:space="preserve">Cash surrender value is excluded from current assets. A is wrong: Prepaid rent for six months will be used up within a year. B is wrong: Trading securities are held for sale soon.</w:t>
       </w:r>
     </w:p>
     <w:p>
@@ -1209,7 +1098,7 @@
           <w:sz w:val="16"/>
           <w:szCs w:val="16"/>
         </w:rPr>
-        <w:t xml:space="preserve">The balance sheet shows resources and obligations for judging liquidity and solvency. A is wrong: Profitability is shown on the income statement. B is wrong: Operating cash flow is on the statement of cash flows.</w:t>
+        <w:t xml:space="preserve">Without a right of setoff, assets and liabilities are shown gross. A is wrong: Netting needs a legal right of setoff. B is wrong: Netting needs a right of setoff, and the sign is also wrong.</w:t>
       </w:r>
     </w:p>
     <w:p>
@@ -1232,7 +1121,7 @@
           <w:sz w:val="16"/>
           <w:szCs w:val="16"/>
         </w:rPr>
-        <w:t xml:space="preserve">Financial flexibility is the ability to respond to unexpected needs and opportunities. A is wrong: Liquidity is about meeting short-term obligations. C is wrong: Solvency is about meeting all obligations over time.</w:t>
+        <w:t xml:space="preserve">Every cycle settles one rule and shows where it comes from.</w:t>
       </w:r>
     </w:p>
     <w:p>
@@ -1255,75 +1144,6 @@
           <w:sz w:val="16"/>
           <w:szCs w:val="16"/>
         </w:rPr>
-        <w:t xml:space="preserve">Classification shows the short-term position clearly. B is wrong: Classification does not change measurement. C is wrong: Equity is a book amount.</w:t>
-      </w:r>
-    </w:p>
-    <w:p>
-      <w:pPr>
-        <w:spacing w:after="18"/>
-        <w:ind w:left="300" w:hanging="300"/>
-      </w:pPr>
-      <w:r>
-        <w:rPr>
-          <w:b/>
-          <w:bCs/>
-          <w:color w:val="8186EF"/>
-          <w:sz w:val="16"/>
-          <w:szCs w:val="16"/>
-        </w:rPr>
-        <w:t xml:space="preserve">12  </w:t>
-      </w:r>
-      <w:r>
-        <w:rPr>
-          <w:sz w:val="16"/>
-          <w:szCs w:val="16"/>
-        </w:rPr>
-        <w:t xml:space="preserve">Cash surrender value is excluded from current assets. A is wrong: Prepaid rent for six months will be used up within a year. B is wrong: Trading securities are held for sale soon.</w:t>
-      </w:r>
-    </w:p>
-    <w:p>
-      <w:pPr>
-        <w:spacing w:after="18"/>
-        <w:ind w:left="300" w:hanging="300"/>
-      </w:pPr>
-      <w:r>
-        <w:rPr>
-          <w:b/>
-          <w:bCs/>
-          <w:color w:val="8186EF"/>
-          <w:sz w:val="16"/>
-          <w:szCs w:val="16"/>
-        </w:rPr>
-        <w:t xml:space="preserve">13  </w:t>
-      </w:r>
-      <w:r>
-        <w:rPr>
-          <w:sz w:val="16"/>
-          <w:szCs w:val="16"/>
-        </w:rPr>
-        <w:t xml:space="preserve">The balance sheet shows resources and obligations for judging liquidity and solvency. A is wrong: Profitability is shown on the income statement. B is wrong: Operating cash flow is on the statement of cash flows.</w:t>
-      </w:r>
-    </w:p>
-    <w:p>
-      <w:pPr>
-        <w:spacing w:after="18"/>
-        <w:ind w:left="300" w:hanging="300"/>
-      </w:pPr>
-      <w:r>
-        <w:rPr>
-          <w:b/>
-          <w:bCs/>
-          <w:color w:val="8186EF"/>
-          <w:sz w:val="16"/>
-          <w:szCs w:val="16"/>
-        </w:rPr>
-        <w:t xml:space="preserve">14  </w:t>
-      </w:r>
-      <w:r>
-        <w:rPr>
-          <w:sz w:val="16"/>
-          <w:szCs w:val="16"/>
-        </w:rPr>
         <w:t xml:space="preserve">CMA questions use exact terms, and one word can change the answer.</w:t>
       </w:r>
     </w:p>
@@ -1340,6 +1160,75 @@
           <w:sz w:val="16"/>
           <w:szCs w:val="16"/>
         </w:rPr>
+        <w:t xml:space="preserve">17  </w:t>
+      </w:r>
+      <w:r>
+        <w:rPr>
+          <w:sz w:val="16"/>
+          <w:szCs w:val="16"/>
+        </w:rPr>
+        <w:t xml:space="preserve">The book’s own table gives Current asset as the category of Prepaid rent.</w:t>
+      </w:r>
+    </w:p>
+    <w:p>
+      <w:pPr>
+        <w:spacing w:after="18"/>
+        <w:ind w:left="300" w:hanging="300"/>
+      </w:pPr>
+      <w:r>
+        <w:rPr>
+          <w:b/>
+          <w:bCs/>
+          <w:color w:val="8186EF"/>
+          <w:sz w:val="16"/>
+          <w:szCs w:val="16"/>
+        </w:rPr>
+        <w:t xml:space="preserve">18  </w:t>
+      </w:r>
+      <w:r>
+        <w:rPr>
+          <w:sz w:val="16"/>
+          <w:szCs w:val="16"/>
+        </w:rPr>
+        <w:t xml:space="preserve">The book’s own table gives Noncurrent asset as the category of Land.</w:t>
+      </w:r>
+    </w:p>
+    <w:p>
+      <w:pPr>
+        <w:spacing w:after="18"/>
+        <w:ind w:left="300" w:hanging="300"/>
+      </w:pPr>
+      <w:r>
+        <w:rPr>
+          <w:b/>
+          <w:bCs/>
+          <w:color w:val="8186EF"/>
+          <w:sz w:val="16"/>
+          <w:szCs w:val="16"/>
+        </w:rPr>
+        <w:t xml:space="preserve">19  </w:t>
+      </w:r>
+      <w:r>
+        <w:rPr>
+          <w:sz w:val="16"/>
+          <w:szCs w:val="16"/>
+        </w:rPr>
+        <w:t xml:space="preserve">The book’s own table gives Current asset as the category of Allowance for credit losses.</w:t>
+      </w:r>
+    </w:p>
+    <w:p>
+      <w:pPr>
+        <w:spacing w:after="18"/>
+        <w:ind w:left="300" w:hanging="300"/>
+      </w:pPr>
+      <w:r>
+        <w:rPr>
+          <w:b/>
+          <w:bCs/>
+          <w:color w:val="8186EF"/>
+          <w:sz w:val="16"/>
+          <w:szCs w:val="16"/>
+        </w:rPr>
         <w:t xml:space="preserve">20  </w:t>
       </w:r>
       <w:r>
@@ -1347,7 +1236,7 @@
           <w:sz w:val="16"/>
           <w:szCs w:val="16"/>
         </w:rPr>
-        <w:t xml:space="preserve">The book’s own table gives Current asset as the category of Prepaid rent.</w:t>
+        <w:t xml:space="preserve">The glossary on this page pairs “الميزانية العمومية” with balance sheet.</w:t>
       </w:r>
     </w:p>
     <w:p>
@@ -1364,98 +1253,6 @@
           <w:szCs w:val="16"/>
         </w:rPr>
         <w:t xml:space="preserve">21  </w:t>
-      </w:r>
-      <w:r>
-        <w:rPr>
-          <w:sz w:val="16"/>
-          <w:szCs w:val="16"/>
-        </w:rPr>
-        <w:t xml:space="preserve">The book’s own table gives Noncurrent asset as the category of Land.</w:t>
-      </w:r>
-    </w:p>
-    <w:p>
-      <w:pPr>
-        <w:spacing w:after="18"/>
-        <w:ind w:left="300" w:hanging="300"/>
-      </w:pPr>
-      <w:r>
-        <w:rPr>
-          <w:b/>
-          <w:bCs/>
-          <w:color w:val="8186EF"/>
-          <w:sz w:val="16"/>
-          <w:szCs w:val="16"/>
-        </w:rPr>
-        <w:t xml:space="preserve">22  </w:t>
-      </w:r>
-      <w:r>
-        <w:rPr>
-          <w:sz w:val="16"/>
-          <w:szCs w:val="16"/>
-        </w:rPr>
-        <w:t xml:space="preserve">The book’s own table gives Current asset as the category of Allowance for credit losses.</w:t>
-      </w:r>
-    </w:p>
-    <w:p>
-      <w:pPr>
-        <w:spacing w:after="18"/>
-        <w:ind w:left="300" w:hanging="300"/>
-      </w:pPr>
-      <w:r>
-        <w:rPr>
-          <w:b/>
-          <w:bCs/>
-          <w:color w:val="8186EF"/>
-          <w:sz w:val="16"/>
-          <w:szCs w:val="16"/>
-        </w:rPr>
-        <w:t xml:space="preserve">23  </w:t>
-      </w:r>
-      <w:r>
-        <w:rPr>
-          <w:sz w:val="16"/>
-          <w:szCs w:val="16"/>
-        </w:rPr>
-        <w:t xml:space="preserve">$14,188,100 − $4,280,000 = $9,908,100. A is wrong: This subtracts total liabilities. C is wrong: This adds back the allowance; receivables are included net.</w:t>
-      </w:r>
-    </w:p>
-    <w:p>
-      <w:pPr>
-        <w:spacing w:after="18"/>
-        <w:ind w:left="300" w:hanging="300"/>
-      </w:pPr>
-      <w:r>
-        <w:rPr>
-          <w:b/>
-          <w:bCs/>
-          <w:color w:val="8186EF"/>
-          <w:sz w:val="16"/>
-          <w:szCs w:val="16"/>
-        </w:rPr>
-        <w:t xml:space="preserve">24  </w:t>
-      </w:r>
-      <w:r>
-        <w:rPr>
-          <w:sz w:val="16"/>
-          <w:szCs w:val="16"/>
-        </w:rPr>
-        <w:t xml:space="preserve">$14,188,100 ÷ $4,280,000. A is wrong: This divides current liabilities by current assets. B is wrong: This is the 2024 ratio.</w:t>
-      </w:r>
-    </w:p>
-    <w:p>
-      <w:pPr>
-        <w:spacing w:after="18"/>
-        <w:ind w:left="300" w:hanging="300"/>
-      </w:pPr>
-      <w:r>
-        <w:rPr>
-          <w:b/>
-          <w:bCs/>
-          <w:color w:val="8186EF"/>
-          <w:sz w:val="16"/>
-          <w:szCs w:val="16"/>
-        </w:rPr>
-        <w:t xml:space="preserve">25  </w:t>
       </w:r>
       <w:r>
         <w:rPr>
@@ -1572,66 +1369,66 @@
                 <w:sz w:val="17"/>
                 <w:szCs w:val="17"/>
               </w:rPr>
-              <w:t xml:space="preserve">operating cycle · Current liabilities · current assets</w:t>
-            </w:r>
-          </w:p>
-        </w:tc>
-        <w:tc>
-          <w:tcPr>
-            <w:tcW w:type="pct" w:w="1667"/>
-            <w:tcMar>
-              <w:top w:type="dxa" w:w="40"/>
-              <w:left w:type="dxa" w:w="100"/>
-              <w:bottom w:type="dxa" w:w="40"/>
-              <w:right w:type="dxa" w:w="100"/>
-            </w:tcMar>
-          </w:tcPr>
-          <w:p>
-            <w:pPr>
-              <w:spacing w:before="22" w:after="22"/>
-            </w:pPr>
-            <w:r>
-              <w:rPr>
-                <w:b/>
-                <w:bCs/>
-                <w:color w:val="8186EF"/>
-                <w:sz w:val="16"/>
-                <w:szCs w:val="16"/>
-              </w:rPr>
-              <w:t xml:space="preserve">12  </w:t>
-            </w:r>
-            <w:r>
-              <w:rPr>
-                <w:sz w:val="17"/>
-                <w:szCs w:val="17"/>
-              </w:rPr>
-              <w:t xml:space="preserve">A</w:t>
-            </w:r>
-          </w:p>
-        </w:tc>
-        <w:tc>
-          <w:tcPr>
-            <w:tcW w:type="pct" w:w="1667"/>
-            <w:tcMar>
-              <w:top w:type="dxa" w:w="40"/>
-              <w:left w:type="dxa" w:w="100"/>
-              <w:bottom w:type="dxa" w:w="40"/>
-              <w:right w:type="dxa" w:w="100"/>
-            </w:tcMar>
-          </w:tcPr>
-          <w:p>
-            <w:pPr>
-              <w:spacing w:before="22" w:after="22"/>
-            </w:pPr>
-            <w:r>
-              <w:rPr>
-                <w:b/>
-                <w:bCs/>
-                <w:color w:val="8186EF"/>
-                <w:sz w:val="16"/>
-                <w:szCs w:val="16"/>
-              </w:rPr>
-              <w:t xml:space="preserve">23  </w:t>
+              <w:t xml:space="preserve">operating cycle · Current liabilities · current assets · Restricted cash</w:t>
+            </w:r>
+          </w:p>
+        </w:tc>
+        <w:tc>
+          <w:tcPr>
+            <w:tcW w:type="pct" w:w="1667"/>
+            <w:tcMar>
+              <w:top w:type="dxa" w:w="40"/>
+              <w:left w:type="dxa" w:w="100"/>
+              <w:bottom w:type="dxa" w:w="40"/>
+              <w:right w:type="dxa" w:w="100"/>
+            </w:tcMar>
+          </w:tcPr>
+          <w:p>
+            <w:pPr>
+              <w:spacing w:before="22" w:after="22"/>
+            </w:pPr>
+            <w:r>
+              <w:rPr>
+                <w:b/>
+                <w:bCs/>
+                <w:color w:val="8186EF"/>
+                <w:sz w:val="16"/>
+                <w:szCs w:val="16"/>
+              </w:rPr>
+              <w:t xml:space="preserve">9  </w:t>
+            </w:r>
+            <w:r>
+              <w:rPr>
+                <w:sz w:val="17"/>
+                <w:szCs w:val="17"/>
+              </w:rPr>
+              <w:t xml:space="preserve">B</w:t>
+            </w:r>
+          </w:p>
+        </w:tc>
+        <w:tc>
+          <w:tcPr>
+            <w:tcW w:type="pct" w:w="1667"/>
+            <w:tcMar>
+              <w:top w:type="dxa" w:w="40"/>
+              <w:left w:type="dxa" w:w="100"/>
+              <w:bottom w:type="dxa" w:w="40"/>
+              <w:right w:type="dxa" w:w="100"/>
+            </w:tcMar>
+          </w:tcPr>
+          <w:p>
+            <w:pPr>
+              <w:spacing w:before="22" w:after="22"/>
+            </w:pPr>
+            <w:r>
+              <w:rPr>
+                <w:b/>
+                <w:bCs/>
+                <w:color w:val="8186EF"/>
+                <w:sz w:val="16"/>
+                <w:szCs w:val="16"/>
+              </w:rPr>
+              <w:t xml:space="preserve">17  </w:t>
             </w:r>
             <w:r>
               <w:rPr>
@@ -1674,7 +1471,7 @@
                 <w:sz w:val="17"/>
                 <w:szCs w:val="17"/>
               </w:rPr>
-              <w:t xml:space="preserve">current portion of long-term debt · Working capital · current assets · current liabilities · current ratio</w:t>
+              <w:t xml:space="preserve">current assets · current liabilities · working capital · current ratio</w:t>
             </w:r>
           </w:p>
         </w:tc>
@@ -1701,7 +1498,7 @@
                 <w:sz w:val="16"/>
                 <w:szCs w:val="16"/>
               </w:rPr>
-              <w:t xml:space="preserve">13  </w:t>
+              <w:t xml:space="preserve">10  </w:t>
             </w:r>
             <w:r>
               <w:rPr>
@@ -1735,14 +1532,14 @@
                 <w:sz w:val="16"/>
                 <w:szCs w:val="16"/>
               </w:rPr>
-              <w:t xml:space="preserve">24  </w:t>
-            </w:r>
-            <w:r>
-              <w:rPr>
-                <w:sz w:val="17"/>
-                <w:szCs w:val="17"/>
-              </w:rPr>
-              <w:t xml:space="preserve">B</w:t>
+              <w:t xml:space="preserve">18  </w:t>
+            </w:r>
+            <w:r>
+              <w:rPr>
+                <w:sz w:val="17"/>
+                <w:szCs w:val="17"/>
+              </w:rPr>
+              <w:t xml:space="preserve">A</w:t>
             </w:r>
           </w:p>
         </w:tc>
@@ -1777,73 +1574,73 @@
                 <w:sz w:val="17"/>
                 <w:szCs w:val="17"/>
               </w:rPr>
-              <w:t xml:space="preserve">current assets · current liabilities · working capital · current ratio</w:t>
-            </w:r>
-          </w:p>
-        </w:tc>
-        <w:tc>
-          <w:tcPr>
-            <w:tcW w:type="pct" w:w="1667"/>
-            <w:tcMar>
-              <w:top w:type="dxa" w:w="40"/>
-              <w:left w:type="dxa" w:w="100"/>
-              <w:bottom w:type="dxa" w:w="40"/>
-              <w:right w:type="dxa" w:w="100"/>
-            </w:tcMar>
-          </w:tcPr>
-          <w:p>
-            <w:pPr>
-              <w:spacing w:before="22" w:after="22"/>
-            </w:pPr>
-            <w:r>
-              <w:rPr>
-                <w:b/>
-                <w:bCs/>
-                <w:color w:val="8186EF"/>
-                <w:sz w:val="16"/>
-                <w:szCs w:val="16"/>
-              </w:rPr>
-              <w:t xml:space="preserve">14  </w:t>
-            </w:r>
-            <w:r>
-              <w:rPr>
-                <w:sz w:val="17"/>
-                <w:szCs w:val="17"/>
-              </w:rPr>
-              <w:t xml:space="preserve">C</w:t>
-            </w:r>
-          </w:p>
-        </w:tc>
-        <w:tc>
-          <w:tcPr>
-            <w:tcW w:type="pct" w:w="1667"/>
-            <w:tcMar>
-              <w:top w:type="dxa" w:w="40"/>
-              <w:left w:type="dxa" w:w="100"/>
-              <w:bottom w:type="dxa" w:w="40"/>
-              <w:right w:type="dxa" w:w="100"/>
-            </w:tcMar>
-          </w:tcPr>
-          <w:p>
-            <w:pPr>
-              <w:spacing w:before="22" w:after="22"/>
-            </w:pPr>
-            <w:r>
-              <w:rPr>
-                <w:b/>
-                <w:bCs/>
-                <w:color w:val="8186EF"/>
-                <w:sz w:val="16"/>
-                <w:szCs w:val="16"/>
-              </w:rPr>
-              <w:t xml:space="preserve">25  </w:t>
-            </w:r>
-            <w:r>
-              <w:rPr>
-                <w:sz w:val="17"/>
-                <w:szCs w:val="17"/>
-              </w:rPr>
-              <w:t xml:space="preserve">C</w:t>
+              <w:t xml:space="preserve">equity-method · investments · noncurrent</w:t>
+            </w:r>
+          </w:p>
+        </w:tc>
+        <w:tc>
+          <w:tcPr>
+            <w:tcW w:type="pct" w:w="1667"/>
+            <w:tcMar>
+              <w:top w:type="dxa" w:w="40"/>
+              <w:left w:type="dxa" w:w="100"/>
+              <w:bottom w:type="dxa" w:w="40"/>
+              <w:right w:type="dxa" w:w="100"/>
+            </w:tcMar>
+          </w:tcPr>
+          <w:p>
+            <w:pPr>
+              <w:spacing w:before="22" w:after="22"/>
+            </w:pPr>
+            <w:r>
+              <w:rPr>
+                <w:b/>
+                <w:bCs/>
+                <w:color w:val="8186EF"/>
+                <w:sz w:val="16"/>
+                <w:szCs w:val="16"/>
+              </w:rPr>
+              <w:t xml:space="preserve">11  </w:t>
+            </w:r>
+            <w:r>
+              <w:rPr>
+                <w:sz w:val="17"/>
+                <w:szCs w:val="17"/>
+              </w:rPr>
+              <w:t xml:space="preserve">A</w:t>
+            </w:r>
+          </w:p>
+        </w:tc>
+        <w:tc>
+          <w:tcPr>
+            <w:tcW w:type="pct" w:w="1667"/>
+            <w:tcMar>
+              <w:top w:type="dxa" w:w="40"/>
+              <w:left w:type="dxa" w:w="100"/>
+              <w:bottom w:type="dxa" w:w="40"/>
+              <w:right w:type="dxa" w:w="100"/>
+            </w:tcMar>
+          </w:tcPr>
+          <w:p>
+            <w:pPr>
+              <w:spacing w:before="22" w:after="22"/>
+            </w:pPr>
+            <w:r>
+              <w:rPr>
+                <w:b/>
+                <w:bCs/>
+                <w:color w:val="8186EF"/>
+                <w:sz w:val="16"/>
+                <w:szCs w:val="16"/>
+              </w:rPr>
+              <w:t xml:space="preserve">19  </w:t>
+            </w:r>
+            <w:r>
+              <w:rPr>
+                <w:sz w:val="17"/>
+                <w:szCs w:val="17"/>
+              </w:rPr>
+              <w:t xml:space="preserve">B</w:t>
             </w:r>
           </w:p>
         </w:tc>
@@ -1906,7 +1703,41 @@
                 <w:sz w:val="16"/>
                 <w:szCs w:val="16"/>
               </w:rPr>
-              <w:t xml:space="preserve">15  </w:t>
+              <w:t xml:space="preserve">12  </w:t>
+            </w:r>
+            <w:r>
+              <w:rPr>
+                <w:sz w:val="17"/>
+                <w:szCs w:val="17"/>
+              </w:rPr>
+              <w:t xml:space="preserve">T</w:t>
+            </w:r>
+          </w:p>
+        </w:tc>
+        <w:tc>
+          <w:tcPr>
+            <w:tcW w:type="pct" w:w="1667"/>
+            <w:shd w:fill="FBFAF6" w:val="clear"/>
+            <w:tcMar>
+              <w:top w:type="dxa" w:w="40"/>
+              <w:left w:type="dxa" w:w="100"/>
+              <w:bottom w:type="dxa" w:w="40"/>
+              <w:right w:type="dxa" w:w="100"/>
+            </w:tcMar>
+          </w:tcPr>
+          <w:p>
+            <w:pPr>
+              <w:spacing w:before="22" w:after="22"/>
+            </w:pPr>
+            <w:r>
+              <w:rPr>
+                <w:b/>
+                <w:bCs/>
+                <w:color w:val="8186EF"/>
+                <w:sz w:val="16"/>
+                <w:szCs w:val="16"/>
+              </w:rPr>
+              <w:t xml:space="preserve">20  </w:t>
             </w:r>
             <w:r>
               <w:rPr>
@@ -1914,40 +1745,6 @@
                 <w:szCs w:val="17"/>
               </w:rPr>
               <w:t xml:space="preserve">A</w:t>
-            </w:r>
-          </w:p>
-        </w:tc>
-        <w:tc>
-          <w:tcPr>
-            <w:tcW w:type="pct" w:w="1667"/>
-            <w:shd w:fill="FBFAF6" w:val="clear"/>
-            <w:tcMar>
-              <w:top w:type="dxa" w:w="40"/>
-              <w:left w:type="dxa" w:w="100"/>
-              <w:bottom w:type="dxa" w:w="40"/>
-              <w:right w:type="dxa" w:w="100"/>
-            </w:tcMar>
-          </w:tcPr>
-          <w:p>
-            <w:pPr>
-              <w:spacing w:before="22" w:after="22"/>
-            </w:pPr>
-            <w:r>
-              <w:rPr>
-                <w:b/>
-                <w:bCs/>
-                <w:color w:val="8186EF"/>
-                <w:sz w:val="16"/>
-                <w:szCs w:val="16"/>
-              </w:rPr>
-              <w:t xml:space="preserve">26  </w:t>
-            </w:r>
-            <w:r>
-              <w:rPr>
-                <w:sz w:val="17"/>
-                <w:szCs w:val="17"/>
-              </w:rPr>
-              <w:t xml:space="preserve">C</w:t>
             </w:r>
           </w:p>
         </w:tc>
@@ -1982,33 +1779,33 @@
                 <w:sz w:val="17"/>
                 <w:szCs w:val="17"/>
               </w:rPr>
-              <w:t xml:space="preserve">C</w:t>
-            </w:r>
-          </w:p>
-        </w:tc>
-        <w:tc>
-          <w:tcPr>
-            <w:tcW w:type="pct" w:w="1667"/>
-            <w:tcMar>
-              <w:top w:type="dxa" w:w="40"/>
-              <w:left w:type="dxa" w:w="100"/>
-              <w:bottom w:type="dxa" w:w="40"/>
-              <w:right w:type="dxa" w:w="100"/>
-            </w:tcMar>
-          </w:tcPr>
-          <w:p>
-            <w:pPr>
-              <w:spacing w:before="22" w:after="22"/>
-            </w:pPr>
-            <w:r>
-              <w:rPr>
-                <w:b/>
-                <w:bCs/>
-                <w:color w:val="8186EF"/>
-                <w:sz w:val="16"/>
-                <w:szCs w:val="16"/>
-              </w:rPr>
-              <w:t xml:space="preserve">16  </w:t>
+              <w:t xml:space="preserve">T</w:t>
+            </w:r>
+          </w:p>
+        </w:tc>
+        <w:tc>
+          <w:tcPr>
+            <w:tcW w:type="pct" w:w="1667"/>
+            <w:tcMar>
+              <w:top w:type="dxa" w:w="40"/>
+              <w:left w:type="dxa" w:w="100"/>
+              <w:bottom w:type="dxa" w:w="40"/>
+              <w:right w:type="dxa" w:w="100"/>
+            </w:tcMar>
+          </w:tcPr>
+          <w:p>
+            <w:pPr>
+              <w:spacing w:before="22" w:after="22"/>
+            </w:pPr>
+            <w:r>
+              <w:rPr>
+                <w:b/>
+                <w:bCs/>
+                <w:color w:val="8186EF"/>
+                <w:sz w:val="16"/>
+                <w:szCs w:val="16"/>
+              </w:rPr>
+              <w:t xml:space="preserve">13  </w:t>
             </w:r>
             <w:r>
               <w:rPr>
@@ -2041,14 +1838,14 @@
                 <w:sz w:val="16"/>
                 <w:szCs w:val="16"/>
               </w:rPr>
-              <w:t xml:space="preserve">27  </w:t>
-            </w:r>
-            <w:r>
-              <w:rPr>
-                <w:sz w:val="17"/>
-                <w:szCs w:val="17"/>
-              </w:rPr>
-              <w:t xml:space="preserve">C</w:t>
+              <w:t xml:space="preserve">21  </w:t>
+            </w:r>
+            <w:r>
+              <w:rPr>
+                <w:sz w:val="17"/>
+                <w:szCs w:val="17"/>
+              </w:rPr>
+              <w:t xml:space="preserve">B</w:t>
             </w:r>
           </w:p>
         </w:tc>
@@ -2084,7 +1881,7 @@
                 <w:sz w:val="17"/>
                 <w:szCs w:val="17"/>
               </w:rPr>
-              <w:t xml:space="preserve">C</w:t>
+              <w:t xml:space="preserve">current assets · current liabilities · working capital</w:t>
             </w:r>
           </w:p>
         </w:tc>
@@ -2111,14 +1908,14 @@
                 <w:sz w:val="16"/>
                 <w:szCs w:val="16"/>
               </w:rPr>
-              <w:t xml:space="preserve">17  </w:t>
-            </w:r>
-            <w:r>
-              <w:rPr>
-                <w:sz w:val="17"/>
-                <w:szCs w:val="17"/>
-              </w:rPr>
-              <w:t xml:space="preserve">B</w:t>
+              <w:t xml:space="preserve">14  </w:t>
+            </w:r>
+            <w:r>
+              <w:rPr>
+                <w:sz w:val="17"/>
+                <w:szCs w:val="17"/>
+              </w:rPr>
+              <w:t xml:space="preserve">A</w:t>
             </w:r>
           </w:p>
         </w:tc>
@@ -2145,14 +1942,14 @@
                 <w:sz w:val="16"/>
                 <w:szCs w:val="16"/>
               </w:rPr>
-              <w:t xml:space="preserve">28  </w:t>
-            </w:r>
-            <w:r>
-              <w:rPr>
-                <w:sz w:val="17"/>
-                <w:szCs w:val="17"/>
-              </w:rPr>
-              <w:t xml:space="preserve">C</w:t>
+              <w:t xml:space="preserve">22  </w:t>
+            </w:r>
+            <w:r>
+              <w:rPr>
+                <w:sz w:val="17"/>
+                <w:szCs w:val="17"/>
+              </w:rPr>
+              <w:t xml:space="preserve">A</w:t>
             </w:r>
           </w:p>
         </w:tc>
@@ -2187,6 +1984,39 @@
                 <w:sz w:val="17"/>
                 <w:szCs w:val="17"/>
               </w:rPr>
+              <w:t xml:space="preserve">A</w:t>
+            </w:r>
+          </w:p>
+        </w:tc>
+        <w:tc>
+          <w:tcPr>
+            <w:tcW w:type="pct" w:w="1667"/>
+            <w:tcMar>
+              <w:top w:type="dxa" w:w="40"/>
+              <w:left w:type="dxa" w:w="100"/>
+              <w:bottom w:type="dxa" w:w="40"/>
+              <w:right w:type="dxa" w:w="100"/>
+            </w:tcMar>
+          </w:tcPr>
+          <w:p>
+            <w:pPr>
+              <w:spacing w:before="22" w:after="22"/>
+            </w:pPr>
+            <w:r>
+              <w:rPr>
+                <w:b/>
+                <w:bCs/>
+                <w:color w:val="8186EF"/>
+                <w:sz w:val="16"/>
+                <w:szCs w:val="16"/>
+              </w:rPr>
+              <w:t xml:space="preserve">15  </w:t>
+            </w:r>
+            <w:r>
+              <w:rPr>
+                <w:sz w:val="17"/>
+                <w:szCs w:val="17"/>
+              </w:rPr>
               <w:t xml:space="preserve">C</w:t>
             </w:r>
           </w:p>
@@ -2213,47 +2043,14 @@
                 <w:sz w:val="16"/>
                 <w:szCs w:val="16"/>
               </w:rPr>
-              <w:t xml:space="preserve">18  </w:t>
-            </w:r>
-            <w:r>
-              <w:rPr>
-                <w:sz w:val="17"/>
-                <w:szCs w:val="17"/>
-              </w:rPr>
-              <w:t xml:space="preserve">B</w:t>
-            </w:r>
-          </w:p>
-        </w:tc>
-        <w:tc>
-          <w:tcPr>
-            <w:tcW w:type="pct" w:w="1667"/>
-            <w:tcMar>
-              <w:top w:type="dxa" w:w="40"/>
-              <w:left w:type="dxa" w:w="100"/>
-              <w:bottom w:type="dxa" w:w="40"/>
-              <w:right w:type="dxa" w:w="100"/>
-            </w:tcMar>
-          </w:tcPr>
-          <w:p>
-            <w:pPr>
-              <w:spacing w:before="22" w:after="22"/>
-            </w:pPr>
-            <w:r>
-              <w:rPr>
-                <w:b/>
-                <w:bCs/>
-                <w:color w:val="8186EF"/>
-                <w:sz w:val="16"/>
-                <w:szCs w:val="16"/>
-              </w:rPr>
-              <w:t xml:space="preserve">29  </w:t>
-            </w:r>
-            <w:r>
-              <w:rPr>
-                <w:sz w:val="17"/>
-                <w:szCs w:val="17"/>
-              </w:rPr>
-              <w:t xml:space="preserve">B</w:t>
+              <w:t xml:space="preserve">23  </w:t>
+            </w:r>
+            <w:r>
+              <w:rPr>
+                <w:sz w:val="17"/>
+                <w:szCs w:val="17"/>
+              </w:rPr>
+              <w:t xml:space="preserve">Compare with the model earlier in this handout.</w:t>
             </w:r>
           </w:p>
         </w:tc>
@@ -2289,7 +2086,7 @@
                 <w:sz w:val="17"/>
                 <w:szCs w:val="17"/>
               </w:rPr>
-              <w:t xml:space="preserve">C</w:t>
+              <w:t xml:space="preserve">B</w:t>
             </w:r>
           </w:p>
         </w:tc>
@@ -2316,14 +2113,14 @@
                 <w:sz w:val="16"/>
                 <w:szCs w:val="16"/>
               </w:rPr>
-              <w:t xml:space="preserve">19  </w:t>
-            </w:r>
-            <w:r>
-              <w:rPr>
-                <w:sz w:val="17"/>
-                <w:szCs w:val="17"/>
-              </w:rPr>
-              <w:t xml:space="preserve">A</w:t>
+              <w:t xml:space="preserve">16  </w:t>
+            </w:r>
+            <w:r>
+              <w:rPr>
+                <w:sz w:val="17"/>
+                <w:szCs w:val="17"/>
+              </w:rPr>
+              <w:t xml:space="preserve">B</w:t>
             </w:r>
           </w:p>
         </w:tc>
@@ -2350,313 +2147,7 @@
                 <w:sz w:val="16"/>
                 <w:szCs w:val="16"/>
               </w:rPr>
-              <w:t xml:space="preserve">30  </w:t>
-            </w:r>
-            <w:r>
-              <w:rPr>
-                <w:sz w:val="17"/>
-                <w:szCs w:val="17"/>
-              </w:rPr>
-              <w:t xml:space="preserve">A</w:t>
-            </w:r>
-          </w:p>
-        </w:tc>
-      </w:tr>
-      <w:tr>
-        <w:tc>
-          <w:tcPr>
-            <w:tcW w:type="pct" w:w="1667"/>
-            <w:tcMar>
-              <w:top w:type="dxa" w:w="40"/>
-              <w:left w:type="dxa" w:w="100"/>
-              <w:bottom w:type="dxa" w:w="40"/>
-              <w:right w:type="dxa" w:w="100"/>
-            </w:tcMar>
-          </w:tcPr>
-          <w:p>
-            <w:pPr>
-              <w:spacing w:before="22" w:after="22"/>
-            </w:pPr>
-            <w:r>
-              <w:rPr>
-                <w:b/>
-                <w:bCs/>
-                <w:color w:val="8186EF"/>
-                <w:sz w:val="16"/>
-                <w:szCs w:val="16"/>
-              </w:rPr>
-              <w:t xml:space="preserve">9  </w:t>
-            </w:r>
-            <w:r>
-              <w:rPr>
-                <w:sz w:val="17"/>
-                <w:szCs w:val="17"/>
-              </w:rPr>
-              <w:t xml:space="preserve">T</w:t>
-            </w:r>
-          </w:p>
-        </w:tc>
-        <w:tc>
-          <w:tcPr>
-            <w:tcW w:type="pct" w:w="1667"/>
-            <w:tcMar>
-              <w:top w:type="dxa" w:w="40"/>
-              <w:left w:type="dxa" w:w="100"/>
-              <w:bottom w:type="dxa" w:w="40"/>
-              <w:right w:type="dxa" w:w="100"/>
-            </w:tcMar>
-          </w:tcPr>
-          <w:p>
-            <w:pPr>
-              <w:spacing w:before="22" w:after="22"/>
-            </w:pPr>
-            <w:r>
-              <w:rPr>
-                <w:b/>
-                <w:bCs/>
-                <w:color w:val="8186EF"/>
-                <w:sz w:val="16"/>
-                <w:szCs w:val="16"/>
-              </w:rPr>
-              <w:t xml:space="preserve">20  </w:t>
-            </w:r>
-            <w:r>
-              <w:rPr>
-                <w:sz w:val="17"/>
-                <w:szCs w:val="17"/>
-              </w:rPr>
-              <w:t xml:space="preserve">T</w:t>
-            </w:r>
-          </w:p>
-        </w:tc>
-        <w:tc>
-          <w:tcPr>
-            <w:tcW w:type="pct" w:w="1667"/>
-            <w:tcMar>
-              <w:top w:type="dxa" w:w="40"/>
-              <w:left w:type="dxa" w:w="100"/>
-              <w:bottom w:type="dxa" w:w="40"/>
-              <w:right w:type="dxa" w:w="100"/>
-            </w:tcMar>
-          </w:tcPr>
-          <w:p>
-            <w:pPr>
-              <w:spacing w:before="22" w:after="22"/>
-            </w:pPr>
-            <w:r>
-              <w:rPr>
-                <w:b/>
-                <w:bCs/>
-                <w:color w:val="8186EF"/>
-                <w:sz w:val="16"/>
-                <w:szCs w:val="16"/>
-              </w:rPr>
-              <w:t xml:space="preserve">31  </w:t>
-            </w:r>
-            <w:r>
-              <w:rPr>
-                <w:sz w:val="17"/>
-                <w:szCs w:val="17"/>
-              </w:rPr>
-              <w:t xml:space="preserve">A</w:t>
-            </w:r>
-          </w:p>
-        </w:tc>
-      </w:tr>
-      <w:tr>
-        <w:tc>
-          <w:tcPr>
-            <w:tcW w:type="pct" w:w="1667"/>
-            <w:shd w:fill="FBFAF6" w:val="clear"/>
-            <w:tcMar>
-              <w:top w:type="dxa" w:w="40"/>
-              <w:left w:type="dxa" w:w="100"/>
-              <w:bottom w:type="dxa" w:w="40"/>
-              <w:right w:type="dxa" w:w="100"/>
-            </w:tcMar>
-          </w:tcPr>
-          <w:p>
-            <w:pPr>
-              <w:spacing w:before="22" w:after="22"/>
-            </w:pPr>
-            <w:r>
-              <w:rPr>
-                <w:b/>
-                <w:bCs/>
-                <w:color w:val="8186EF"/>
-                <w:sz w:val="16"/>
-                <w:szCs w:val="16"/>
-              </w:rPr>
-              <w:t xml:space="preserve">10  </w:t>
-            </w:r>
-            <w:r>
-              <w:rPr>
-                <w:sz w:val="17"/>
-                <w:szCs w:val="17"/>
-              </w:rPr>
-              <w:t xml:space="preserve">F</w:t>
-            </w:r>
-          </w:p>
-        </w:tc>
-        <w:tc>
-          <w:tcPr>
-            <w:tcW w:type="pct" w:w="1667"/>
-            <w:shd w:fill="FBFAF6" w:val="clear"/>
-            <w:tcMar>
-              <w:top w:type="dxa" w:w="40"/>
-              <w:left w:type="dxa" w:w="100"/>
-              <w:bottom w:type="dxa" w:w="40"/>
-              <w:right w:type="dxa" w:w="100"/>
-            </w:tcMar>
-          </w:tcPr>
-          <w:p>
-            <w:pPr>
-              <w:spacing w:before="22" w:after="22"/>
-            </w:pPr>
-            <w:r>
-              <w:rPr>
-                <w:b/>
-                <w:bCs/>
-                <w:color w:val="8186EF"/>
-                <w:sz w:val="16"/>
-                <w:szCs w:val="16"/>
-              </w:rPr>
-              <w:t xml:space="preserve">21  </w:t>
-            </w:r>
-            <w:r>
-              <w:rPr>
-                <w:sz w:val="17"/>
-                <w:szCs w:val="17"/>
-              </w:rPr>
-              <w:t xml:space="preserve">D</w:t>
-            </w:r>
-          </w:p>
-        </w:tc>
-        <w:tc>
-          <w:tcPr>
-            <w:tcW w:type="pct" w:w="1667"/>
-            <w:shd w:fill="FBFAF6" w:val="clear"/>
-            <w:tcMar>
-              <w:top w:type="dxa" w:w="40"/>
-              <w:left w:type="dxa" w:w="100"/>
-              <w:bottom w:type="dxa" w:w="40"/>
-              <w:right w:type="dxa" w:w="100"/>
-            </w:tcMar>
-          </w:tcPr>
-          <w:p>
-            <w:pPr>
-              <w:spacing w:before="22" w:after="22"/>
-            </w:pPr>
-            <w:r>
-              <w:rPr>
-                <w:b/>
-                <w:bCs/>
-                <w:color w:val="8186EF"/>
-                <w:sz w:val="16"/>
-                <w:szCs w:val="16"/>
-              </w:rPr>
-              <w:t xml:space="preserve">32  </w:t>
-            </w:r>
-            <w:r>
-              <w:rPr>
-                <w:sz w:val="17"/>
-                <w:szCs w:val="17"/>
-              </w:rPr>
-              <w:t xml:space="preserve">Compare with the model earlier in this handout.</w:t>
-            </w:r>
-          </w:p>
-        </w:tc>
-      </w:tr>
-      <w:tr>
-        <w:tc>
-          <w:tcPr>
-            <w:tcW w:type="pct" w:w="1667"/>
-            <w:tcMar>
-              <w:top w:type="dxa" w:w="40"/>
-              <w:left w:type="dxa" w:w="100"/>
-              <w:bottom w:type="dxa" w:w="40"/>
-              <w:right w:type="dxa" w:w="100"/>
-            </w:tcMar>
-          </w:tcPr>
-          <w:p>
-            <w:pPr>
-              <w:spacing w:before="22" w:after="22"/>
-            </w:pPr>
-            <w:r>
-              <w:rPr>
-                <w:b/>
-                <w:bCs/>
-                <w:color w:val="8186EF"/>
-                <w:sz w:val="16"/>
-                <w:szCs w:val="16"/>
-              </w:rPr>
-              <w:t xml:space="preserve">11  </w:t>
-            </w:r>
-            <w:r>
-              <w:rPr>
-                <w:sz w:val="17"/>
-                <w:szCs w:val="17"/>
-              </w:rPr>
-              <w:t xml:space="preserve">current assets · current liabilities · working capital</w:t>
-            </w:r>
-          </w:p>
-        </w:tc>
-        <w:tc>
-          <w:tcPr>
-            <w:tcW w:type="pct" w:w="1667"/>
-            <w:tcMar>
-              <w:top w:type="dxa" w:w="40"/>
-              <w:left w:type="dxa" w:w="100"/>
-              <w:bottom w:type="dxa" w:w="40"/>
-              <w:right w:type="dxa" w:w="100"/>
-            </w:tcMar>
-          </w:tcPr>
-          <w:p>
-            <w:pPr>
-              <w:spacing w:before="22" w:after="22"/>
-            </w:pPr>
-            <w:r>
-              <w:rPr>
-                <w:b/>
-                <w:bCs/>
-                <w:color w:val="8186EF"/>
-                <w:sz w:val="16"/>
-                <w:szCs w:val="16"/>
-              </w:rPr>
-              <w:t xml:space="preserve">22  </w:t>
-            </w:r>
-            <w:r>
-              <w:rPr>
-                <w:sz w:val="17"/>
-                <w:szCs w:val="17"/>
-              </w:rPr>
-              <w:t xml:space="preserve">A</w:t>
-            </w:r>
-          </w:p>
-        </w:tc>
-        <w:tc>
-          <w:tcPr>
-            <w:tcW w:type="pct" w:w="1667"/>
-            <w:tcMar>
-              <w:top w:type="dxa" w:w="40"/>
-              <w:left w:type="dxa" w:w="100"/>
-              <w:bottom w:type="dxa" w:w="40"/>
-              <w:right w:type="dxa" w:w="100"/>
-            </w:tcMar>
-          </w:tcPr>
-          <w:p>
-            <w:pPr>
-              <w:spacing w:before="22" w:after="22"/>
-            </w:pPr>
-            <w:r>
-              <w:rPr>
-                <w:b/>
-                <w:bCs/>
-                <w:color w:val="8186EF"/>
-                <w:sz w:val="16"/>
-                <w:szCs w:val="16"/>
-              </w:rPr>
-              <w:t xml:space="preserve">33  </w:t>
+              <w:t xml:space="preserve">24  </w:t>
             </w:r>
             <w:r>
               <w:rPr>
@@ -2710,7 +2201,7 @@
                 <w:sz w:val="17"/>
                 <w:szCs w:val="17"/>
               </w:rPr>
-              <w:t xml:space="preserve">11  </w:t>
+              <w:t xml:space="preserve">6  </w:t>
             </w:r>
             <w:r>
               <w:rPr>
@@ -2775,7 +2266,7 @@
           <w:sz w:val="16"/>
           <w:szCs w:val="16"/>
         </w:rPr>
-        <w:t xml:space="preserve">The book writes: “The operating cycle is the average time from buying materials to collecting cash from customers. Current liabilities are obligations the company expects to settle by using current assets or by creating other current liabilities.”</w:t>
+        <w:t xml:space="preserve">The book writes: “The operating cycle is the average time from buying materials to collecting cash from customers. Current liabilities are obligations the company expects to settle by using current assets or by creating other current liabilities. Some assets that look current are not. Restricted cash set aside to repay long-term debt or to build a plant is noncurrent.”</w:t>
       </w:r>
     </w:p>
     <w:p>
@@ -2798,7 +2289,7 @@
           <w:sz w:val="16"/>
           <w:szCs w:val="16"/>
         </w:rPr>
-        <w:t xml:space="preserve">The book writes: “On the liability side, current portion of long-term debt is current, because that part of the principal is due within a year. Two measures come directly from these totals. Working capital is current assets minus current liabilities. The current ratio is current assets divided by current liabilities.”</w:t>
+        <w:t xml:space="preserve">The book writes: “A year earlier the ratio was 2.35. Part 2 of the CMA exam analyzes these ratios in depth. Paying a supplier in cash reduces current assets and current liabilities by the same amount: working capital does not change, but the current ratio changes.”</w:t>
       </w:r>
     </w:p>
     <w:p>
@@ -2821,7 +2312,7 @@
           <w:sz w:val="16"/>
           <w:szCs w:val="16"/>
         </w:rPr>
-        <w:t xml:space="preserve">The book writes: “Paying a supplier in cash reduces current assets and current liabilities by the same amount: working capital does not change, but the current ratio changes. Reclassifying debt from current to noncurrent increases working capital and the current ratio.”</w:t>
+        <w:t xml:space="preserve">The book writes: “Orontes expects to sell it within the year, so it is a current asset, outside PP&amp;E. Step 3. The equity-method investments, $1,807,000. Orontes plans to hold them for the long term, so they are noncurrent assets.”</w:t>
       </w:r>
     </w:p>
     <w:p>
@@ -2844,7 +2335,7 @@
           <w:sz w:val="16"/>
           <w:szCs w:val="16"/>
         </w:rPr>
-        <w:t xml:space="preserve">The book pairs Cash set aside in a sinking fund to repay bonds in 2029 with “Noncurrent asset”.</w:t>
+        <w:t xml:space="preserve">The book pairs Customer deposits for orders to be delivered next month with “________”.</w:t>
       </w:r>
     </w:p>
     <w:p>
@@ -2867,30 +2358,7 @@
           <w:sz w:val="16"/>
           <w:szCs w:val="16"/>
         </w:rPr>
-        <w:t xml:space="preserve">The book’s own table gives Noncurrent asset as the classification of Cash set aside in a sinking fund to repay bonds in 2029.</w:t>
-      </w:r>
-    </w:p>
-    <w:p>
-      <w:pPr>
-        <w:spacing w:after="18"/>
-        <w:ind w:left="300" w:hanging="300"/>
-      </w:pPr>
-      <w:r>
-        <w:rPr>
-          <w:b/>
-          <w:bCs/>
-          <w:color w:val="8186EF"/>
-          <w:sz w:val="16"/>
-          <w:szCs w:val="16"/>
-        </w:rPr>
-        <w:t xml:space="preserve">6  </w:t>
-      </w:r>
-      <w:r>
-        <w:rPr>
-          <w:sz w:val="16"/>
-          <w:szCs w:val="16"/>
-        </w:rPr>
-        <w:t xml:space="preserve">The book’s own table gives Current asset as the classification of Date vinegar that Orontes ages for 18 months before sale.</w:t>
+        <w:t xml:space="preserve">The book pairs Date vinegar that Orontes ages for 18 months before sale with “The operating cycle is longer than one year, so the cycle applies”.</w:t>
       </w:r>
     </w:p>
     <w:p>
@@ -2913,7 +2381,7 @@
           <w:sz w:val="16"/>
           <w:szCs w:val="16"/>
         </w:rPr>
-        <w:t xml:space="preserve">The book’s own table gives ________ as the classification of Cash surrender value of an executive life insurance policy.</w:t>
+        <w:t xml:space="preserve">The book gives Restricted for a noncurrent purpose as the reason of Cash set aside in a sinking fund to repay bonds in 2029.</w:t>
       </w:r>
     </w:p>
     <w:p>
@@ -2936,7 +2404,7 @@
           <w:sz w:val="16"/>
           <w:szCs w:val="16"/>
         </w:rPr>
-        <w:t xml:space="preserve">The book’s own table gives ________ as the classification of Bank loan due on demand; the bank has never asked for repayment.</w:t>
+        <w:t xml:space="preserve">Financial flexibility is the ability to respond to unexpected needs and opportunities. A is wrong: Liquidity is about meeting short-term obligations. C is wrong: Solvency is about meeting all obligations over time.</w:t>
       </w:r>
     </w:p>
     <w:p>
@@ -2959,7 +2427,7 @@
           <w:sz w:val="16"/>
           <w:szCs w:val="16"/>
         </w:rPr>
-        <w:t xml:space="preserve">The book pairs Cash set aside in a sinking fund to repay bonds in 2029 with “Restricted for a noncurrent purpose”.</w:t>
+        <w:t xml:space="preserve">Current means one year or the operating cycle, whichever is longer. A is wrong: The one-year test applies only when the operating cycle is shorter. C is wrong: Inventory in the normal cycle is not split.</w:t>
       </w:r>
     </w:p>
     <w:p>
@@ -2982,7 +2450,30 @@
           <w:sz w:val="16"/>
           <w:szCs w:val="16"/>
         </w:rPr>
-        <w:t xml:space="preserve">The book pairs Date vinegar that Orontes ages for 18 months before sale with “The operating cycle is longer than one year, so the cycle applies”, not with “________”.</w:t>
+        <w:t xml:space="preserve">Current assets of $8,380,000 minus current liabilities of $3,570,000. A is wrong: This subtracts total liabilities, not current liabilities. C is wrong: These are current assets only; current liabilities are not deducted.</w:t>
+      </w:r>
+    </w:p>
+    <w:p>
+      <w:pPr>
+        <w:spacing w:after="18"/>
+        <w:ind w:left="300" w:hanging="300"/>
+      </w:pPr>
+      <w:r>
+        <w:rPr>
+          <w:b/>
+          <w:bCs/>
+          <w:color w:val="8186EF"/>
+          <w:sz w:val="16"/>
+          <w:szCs w:val="16"/>
+        </w:rPr>
+        <w:t xml:space="preserve">11  </w:t>
+      </w:r>
+      <w:r>
+        <w:rPr>
+          <w:sz w:val="16"/>
+          <w:szCs w:val="16"/>
+        </w:rPr>
+        <w:t xml:space="preserve">Liquidity is the ability to pay short-term obligations as they fall due. B is wrong: Solvency is about paying all debts over the long term. C is wrong: Profitability is measured on the income statement, not by short-term payment ability.</w:t>
       </w:r>
     </w:p>
     <w:p>
@@ -3005,99 +2496,7 @@
           <w:sz w:val="16"/>
           <w:szCs w:val="16"/>
         </w:rPr>
-        <w:t xml:space="preserve">The book gives Restricted for a noncurrent purpose as the reason of Cash set aside in a sinking fund to repay bonds in 2029.</w:t>
-      </w:r>
-    </w:p>
-    <w:p>
-      <w:pPr>
-        <w:spacing w:after="18"/>
-        <w:ind w:left="300" w:hanging="300"/>
-      </w:pPr>
-      <w:r>
-        <w:rPr>
-          <w:b/>
-          <w:bCs/>
-          <w:color w:val="8186EF"/>
-          <w:sz w:val="16"/>
-          <w:szCs w:val="16"/>
-        </w:rPr>
-        <w:t xml:space="preserve">13  </w:t>
-      </w:r>
-      <w:r>
-        <w:rPr>
-          <w:sz w:val="16"/>
-          <w:szCs w:val="16"/>
-        </w:rPr>
-        <w:t xml:space="preserve">Current means one year or the operating cycle, whichever is longer. A is wrong: The one-year test applies only when the operating cycle is shorter. C is wrong: Inventory in the normal cycle is not split.</w:t>
-      </w:r>
-    </w:p>
-    <w:p>
-      <w:pPr>
-        <w:spacing w:after="18"/>
-        <w:ind w:left="300" w:hanging="300"/>
-      </w:pPr>
-      <w:r>
-        <w:rPr>
-          <w:b/>
-          <w:bCs/>
-          <w:color w:val="8186EF"/>
-          <w:sz w:val="16"/>
-          <w:szCs w:val="16"/>
-        </w:rPr>
-        <w:t xml:space="preserve">14  </w:t>
-      </w:r>
-      <w:r>
-        <w:rPr>
-          <w:sz w:val="16"/>
-          <w:szCs w:val="16"/>
-        </w:rPr>
-        <w:t xml:space="preserve">Current assets and current liabilities fall by the same amount; with a ratio above 1, the ratio rises. A is wrong: Working capital is unchanged because both sides fall equally. B is wrong: Working capital is the difference, which does not change; the ratio does.</w:t>
-      </w:r>
-    </w:p>
-    <w:p>
-      <w:pPr>
-        <w:spacing w:after="18"/>
-        <w:ind w:left="300" w:hanging="300"/>
-      </w:pPr>
-      <w:r>
-        <w:rPr>
-          <w:b/>
-          <w:bCs/>
-          <w:color w:val="8186EF"/>
-          <w:sz w:val="16"/>
-          <w:szCs w:val="16"/>
-        </w:rPr>
-        <w:t xml:space="preserve">15  </w:t>
-      </w:r>
-      <w:r>
-        <w:rPr>
-          <w:sz w:val="16"/>
-          <w:szCs w:val="16"/>
-        </w:rPr>
-        <w:t xml:space="preserve">Adding the same amount to both terms moves a ratio below 1 toward 1. B is wrong: A ratio falls only if it starts above 1. C is wrong: Equal changes leave working capital, not the ratio, unchanged.</w:t>
-      </w:r>
-    </w:p>
-    <w:p>
-      <w:pPr>
-        <w:spacing w:after="18"/>
-        <w:ind w:left="300" w:hanging="300"/>
-      </w:pPr>
-      <w:r>
-        <w:rPr>
-          <w:b/>
-          <w:bCs/>
-          <w:color w:val="8186EF"/>
-          <w:sz w:val="16"/>
-          <w:szCs w:val="16"/>
-        </w:rPr>
-        <w:t xml:space="preserve">16  </w:t>
-      </w:r>
-      <w:r>
-        <w:rPr>
-          <w:sz w:val="16"/>
-          <w:szCs w:val="16"/>
-        </w:rPr>
-        <w:t xml:space="preserve">A waiver for more than one year obtained before issuance keeps the debt noncurrent. A is wrong: This is the IFRS answer. B is wrong: The waiver removes the lender's right to demand payment.</w:t>
+        <w:t xml:space="preserve">CMA questions use exact terms, and one word can change the answer.</w:t>
       </w:r>
     </w:p>
     <w:p>
@@ -3120,7 +2519,7 @@
           <w:sz w:val="16"/>
           <w:szCs w:val="16"/>
         </w:rPr>
-        <w:t xml:space="preserve">Debt due on demand is current regardless of expectations. A is wrong: The lender's legal right, not expected behaviour, decides. C is wrong: The right to demand payment makes it current now.</w:t>
+        <w:t xml:space="preserve">A balance sheet is at one date, not for a period. A is wrong: 'For the year ended' is used for the income statement, not the balance sheet. B is wrong: A period heading describes a flow statement.</w:t>
       </w:r>
     </w:p>
     <w:p>
@@ -3143,6 +2542,75 @@
           <w:sz w:val="16"/>
           <w:szCs w:val="16"/>
         </w:rPr>
+        <w:t xml:space="preserve">Liquidity is the ability to pay short-term obligations as they fall due. B is wrong: Solvency is about paying all debts over the long term. C is wrong: Profitability is measured on the income statement, not by short-term payment ability.</w:t>
+      </w:r>
+    </w:p>
+    <w:p>
+      <w:pPr>
+        <w:spacing w:after="18"/>
+        <w:ind w:left="300" w:hanging="300"/>
+      </w:pPr>
+      <w:r>
+        <w:rPr>
+          <w:b/>
+          <w:bCs/>
+          <w:color w:val="8186EF"/>
+          <w:sz w:val="16"/>
+          <w:szCs w:val="16"/>
+        </w:rPr>
+        <w:t xml:space="preserve">19  </w:t>
+      </w:r>
+      <w:r>
+        <w:rPr>
+          <w:sz w:val="16"/>
+          <w:szCs w:val="16"/>
+        </w:rPr>
+        <w:t xml:space="preserve">Principal due within one year is the current portion of long-term debt. A is wrong: The part due within a year must be moved to current liabilities. C is wrong: Cash is paid only when the installment is paid.</w:t>
+      </w:r>
+    </w:p>
+    <w:p>
+      <w:pPr>
+        <w:spacing w:after="18"/>
+        <w:ind w:left="300" w:hanging="300"/>
+      </w:pPr>
+      <w:r>
+        <w:rPr>
+          <w:b/>
+          <w:bCs/>
+          <w:color w:val="8186EF"/>
+          <w:sz w:val="16"/>
+          <w:szCs w:val="16"/>
+        </w:rPr>
+        <w:t xml:space="preserve">20  </w:t>
+      </w:r>
+      <w:r>
+        <w:rPr>
+          <w:sz w:val="16"/>
+          <w:szCs w:val="16"/>
+        </w:rPr>
+        <w:t xml:space="preserve">Reasonably possible losses are disclosed, not accrued. B is wrong: Accrual needs a probable loss. C is wrong: Reasonably possible losses must be disclosed.</w:t>
+      </w:r>
+    </w:p>
+    <w:p>
+      <w:pPr>
+        <w:spacing w:after="18"/>
+        <w:ind w:left="300" w:hanging="300"/>
+      </w:pPr>
+      <w:r>
+        <w:rPr>
+          <w:b/>
+          <w:bCs/>
+          <w:color w:val="8186EF"/>
+          <w:sz w:val="16"/>
+          <w:szCs w:val="16"/>
+        </w:rPr>
+        <w:t xml:space="preserve">21  </w:t>
+      </w:r>
+      <w:r>
+        <w:rPr>
+          <w:sz w:val="16"/>
+          <w:szCs w:val="16"/>
+        </w:rPr>
         <w:t xml:space="preserve">Current assets of $8,380,000 minus current liabilities of $3,570,000. A is wrong: This subtracts total liabilities, not current liabilities. C is wrong: These are current assets only; current liabilities are not deducted.</w:t>
       </w:r>
     </w:p>
@@ -3159,60 +2627,14 @@
           <w:sz w:val="16"/>
           <w:szCs w:val="16"/>
         </w:rPr>
-        <w:t xml:space="preserve">19  </w:t>
-      </w:r>
-      <w:r>
-        <w:rPr>
-          <w:sz w:val="16"/>
-          <w:szCs w:val="16"/>
-        </w:rPr>
-        <w:t xml:space="preserve">Liquidity is the ability to pay short-term obligations as they fall due. B is wrong: Solvency is about paying all debts over the long term. C is wrong: Profitability is measured on the income statement, not by short-term payment ability.</w:t>
-      </w:r>
-    </w:p>
-    <w:p>
-      <w:pPr>
-        <w:spacing w:after="18"/>
-        <w:ind w:left="300" w:hanging="300"/>
-      </w:pPr>
-      <w:r>
-        <w:rPr>
-          <w:b/>
-          <w:bCs/>
-          <w:color w:val="8186EF"/>
-          <w:sz w:val="16"/>
-          <w:szCs w:val="16"/>
-        </w:rPr>
-        <w:t xml:space="preserve">20  </w:t>
-      </w:r>
-      <w:r>
-        <w:rPr>
-          <w:sz w:val="16"/>
-          <w:szCs w:val="16"/>
-        </w:rPr>
-        <w:t xml:space="preserve">CMA questions use exact terms, and one word can change the answer.</w:t>
-      </w:r>
-    </w:p>
-    <w:p>
-      <w:pPr>
-        <w:spacing w:after="18"/>
-        <w:ind w:left="300" w:hanging="300"/>
-      </w:pPr>
-      <w:r>
-        <w:rPr>
-          <w:b/>
-          <w:bCs/>
-          <w:color w:val="8186EF"/>
-          <w:sz w:val="16"/>
-          <w:szCs w:val="16"/>
-        </w:rPr>
-        <w:t xml:space="preserve">25  </w:t>
-      </w:r>
-      <w:r>
-        <w:rPr>
-          <w:sz w:val="16"/>
-          <w:szCs w:val="16"/>
-        </w:rPr>
-        <w:t xml:space="preserve">The book’s own table pairs Cash surrender value with “Noncurrent asset: it is not expected to be turned into cash in the operating cycle.”.</w:t>
+        <w:t xml:space="preserve">22  </w:t>
+      </w:r>
+      <w:r>
+        <w:rPr>
+          <w:sz w:val="16"/>
+          <w:szCs w:val="16"/>
+        </w:rPr>
+        <w:t xml:space="preserve">Every item on a Workshop sheet is settled by something printed on the same sheet.</w:t>
       </w:r>
     </w:p>
     <w:p/>
@@ -3322,66 +2744,66 @@
                 <w:sz w:val="17"/>
                 <w:szCs w:val="17"/>
               </w:rPr>
-              <w:t xml:space="preserve">covenant · callable debt · waiver · grace period</w:t>
-            </w:r>
-          </w:p>
-        </w:tc>
-        <w:tc>
-          <w:tcPr>
-            <w:tcW w:type="pct" w:w="1667"/>
-            <w:tcMar>
-              <w:top w:type="dxa" w:w="40"/>
-              <w:left w:type="dxa" w:w="100"/>
-              <w:bottom w:type="dxa" w:w="40"/>
-              <w:right w:type="dxa" w:w="100"/>
-            </w:tcMar>
-          </w:tcPr>
-          <w:p>
-            <w:pPr>
-              <w:spacing w:before="22" w:after="22"/>
-            </w:pPr>
-            <w:r>
-              <w:rPr>
-                <w:b/>
-                <w:bCs/>
-                <w:color w:val="8186EF"/>
-                <w:sz w:val="16"/>
-                <w:szCs w:val="16"/>
-              </w:rPr>
-              <w:t xml:space="preserve">9  </w:t>
-            </w:r>
-            <w:r>
-              <w:rPr>
-                <w:sz w:val="17"/>
-                <w:szCs w:val="17"/>
-              </w:rPr>
-              <w:t xml:space="preserve">D</w:t>
-            </w:r>
-          </w:p>
-        </w:tc>
-        <w:tc>
-          <w:tcPr>
-            <w:tcW w:type="pct" w:w="1667"/>
-            <w:tcMar>
-              <w:top w:type="dxa" w:w="40"/>
-              <w:left w:type="dxa" w:w="100"/>
-              <w:bottom w:type="dxa" w:w="40"/>
-              <w:right w:type="dxa" w:w="100"/>
-            </w:tcMar>
-          </w:tcPr>
-          <w:p>
-            <w:pPr>
-              <w:spacing w:before="22" w:after="22"/>
-            </w:pPr>
-            <w:r>
-              <w:rPr>
-                <w:b/>
-                <w:bCs/>
-                <w:color w:val="8186EF"/>
-                <w:sz w:val="16"/>
-                <w:szCs w:val="16"/>
-              </w:rPr>
-              <w:t xml:space="preserve">17  </w:t>
+              <w:t xml:space="preserve">classification · installments · current portion of long-term debt</w:t>
+            </w:r>
+          </w:p>
+        </w:tc>
+        <w:tc>
+          <w:tcPr>
+            <w:tcW w:type="pct" w:w="1667"/>
+            <w:tcMar>
+              <w:top w:type="dxa" w:w="40"/>
+              <w:left w:type="dxa" w:w="100"/>
+              <w:bottom w:type="dxa" w:w="40"/>
+              <w:right w:type="dxa" w:w="100"/>
+            </w:tcMar>
+          </w:tcPr>
+          <w:p>
+            <w:pPr>
+              <w:spacing w:before="22" w:after="22"/>
+            </w:pPr>
+            <w:r>
+              <w:rPr>
+                <w:b/>
+                <w:bCs/>
+                <w:color w:val="8186EF"/>
+                <w:sz w:val="16"/>
+                <w:szCs w:val="16"/>
+              </w:rPr>
+              <w:t xml:space="preserve">8  </w:t>
+            </w:r>
+            <w:r>
+              <w:rPr>
+                <w:sz w:val="17"/>
+                <w:szCs w:val="17"/>
+              </w:rPr>
+              <w:t xml:space="preserve">T</w:t>
+            </w:r>
+          </w:p>
+        </w:tc>
+        <w:tc>
+          <w:tcPr>
+            <w:tcW w:type="pct" w:w="1667"/>
+            <w:tcMar>
+              <w:top w:type="dxa" w:w="40"/>
+              <w:left w:type="dxa" w:w="100"/>
+              <w:bottom w:type="dxa" w:w="40"/>
+              <w:right w:type="dxa" w:w="100"/>
+            </w:tcMar>
+          </w:tcPr>
+          <w:p>
+            <w:pPr>
+              <w:spacing w:before="22" w:after="22"/>
+            </w:pPr>
+            <w:r>
+              <w:rPr>
+                <w:b/>
+                <w:bCs/>
+                <w:color w:val="8186EF"/>
+                <w:sz w:val="16"/>
+                <w:szCs w:val="16"/>
+              </w:rPr>
+              <w:t xml:space="preserve">15  </w:t>
             </w:r>
             <w:r>
               <w:rPr>
@@ -3424,7 +2846,7 @@
                 <w:sz w:val="17"/>
                 <w:szCs w:val="17"/>
               </w:rPr>
-              <w:t xml:space="preserve">waiver · refinancing</w:t>
+              <w:t xml:space="preserve">refinancing · balance sheet</w:t>
             </w:r>
           </w:p>
         </w:tc>
@@ -3451,14 +2873,14 @@
                 <w:sz w:val="16"/>
                 <w:szCs w:val="16"/>
               </w:rPr>
-              <w:t xml:space="preserve">10  </w:t>
-            </w:r>
-            <w:r>
-              <w:rPr>
-                <w:sz w:val="17"/>
-                <w:szCs w:val="17"/>
-              </w:rPr>
-              <w:t xml:space="preserve">A</w:t>
+              <w:t xml:space="preserve">9  </w:t>
+            </w:r>
+            <w:r>
+              <w:rPr>
+                <w:sz w:val="17"/>
+                <w:szCs w:val="17"/>
+              </w:rPr>
+              <w:t xml:space="preserve">D</w:t>
             </w:r>
           </w:p>
         </w:tc>
@@ -3485,14 +2907,14 @@
                 <w:sz w:val="16"/>
                 <w:szCs w:val="16"/>
               </w:rPr>
-              <w:t xml:space="preserve">18  </w:t>
-            </w:r>
-            <w:r>
-              <w:rPr>
-                <w:sz w:val="17"/>
-                <w:szCs w:val="17"/>
-              </w:rPr>
-              <w:t xml:space="preserve">A</w:t>
+              <w:t xml:space="preserve">16  </w:t>
+            </w:r>
+            <w:r>
+              <w:rPr>
+                <w:sz w:val="17"/>
+                <w:szCs w:val="17"/>
+              </w:rPr>
+              <w:t xml:space="preserve">E</w:t>
             </w:r>
           </w:p>
         </w:tc>
@@ -3527,73 +2949,73 @@
                 <w:sz w:val="17"/>
                 <w:szCs w:val="17"/>
               </w:rPr>
-              <w:t xml:space="preserve">covenant · waiver</w:t>
-            </w:r>
-          </w:p>
-        </w:tc>
-        <w:tc>
-          <w:tcPr>
-            <w:tcW w:type="pct" w:w="1667"/>
-            <w:tcMar>
-              <w:top w:type="dxa" w:w="40"/>
-              <w:left w:type="dxa" w:w="100"/>
-              <w:bottom w:type="dxa" w:w="40"/>
-              <w:right w:type="dxa" w:w="100"/>
-            </w:tcMar>
-          </w:tcPr>
-          <w:p>
-            <w:pPr>
-              <w:spacing w:before="22" w:after="22"/>
-            </w:pPr>
-            <w:r>
-              <w:rPr>
-                <w:b/>
-                <w:bCs/>
-                <w:color w:val="8186EF"/>
-                <w:sz w:val="16"/>
-                <w:szCs w:val="16"/>
-              </w:rPr>
-              <w:t xml:space="preserve">11  </w:t>
-            </w:r>
-            <w:r>
-              <w:rPr>
-                <w:sz w:val="17"/>
-                <w:szCs w:val="17"/>
-              </w:rPr>
-              <w:t xml:space="preserve">B</w:t>
-            </w:r>
-          </w:p>
-        </w:tc>
-        <w:tc>
-          <w:tcPr>
-            <w:tcW w:type="pct" w:w="1667"/>
-            <w:tcMar>
-              <w:top w:type="dxa" w:w="40"/>
-              <w:left w:type="dxa" w:w="100"/>
-              <w:bottom w:type="dxa" w:w="40"/>
-              <w:right w:type="dxa" w:w="100"/>
-            </w:tcMar>
-          </w:tcPr>
-          <w:p>
-            <w:pPr>
-              <w:spacing w:before="22" w:after="22"/>
-            </w:pPr>
-            <w:r>
-              <w:rPr>
-                <w:b/>
-                <w:bCs/>
-                <w:color w:val="8186EF"/>
-                <w:sz w:val="16"/>
-                <w:szCs w:val="16"/>
-              </w:rPr>
-              <w:t xml:space="preserve">19  </w:t>
-            </w:r>
-            <w:r>
-              <w:rPr>
-                <w:sz w:val="17"/>
-                <w:szCs w:val="17"/>
-              </w:rPr>
-              <w:t xml:space="preserve">D</w:t>
+              <w:t xml:space="preserve">Refinanced · noncurrent · waiver</w:t>
+            </w:r>
+          </w:p>
+        </w:tc>
+        <w:tc>
+          <w:tcPr>
+            <w:tcW w:type="pct" w:w="1667"/>
+            <w:tcMar>
+              <w:top w:type="dxa" w:w="40"/>
+              <w:left w:type="dxa" w:w="100"/>
+              <w:bottom w:type="dxa" w:w="40"/>
+              <w:right w:type="dxa" w:w="100"/>
+            </w:tcMar>
+          </w:tcPr>
+          <w:p>
+            <w:pPr>
+              <w:spacing w:before="22" w:after="22"/>
+            </w:pPr>
+            <w:r>
+              <w:rPr>
+                <w:b/>
+                <w:bCs/>
+                <w:color w:val="8186EF"/>
+                <w:sz w:val="16"/>
+                <w:szCs w:val="16"/>
+              </w:rPr>
+              <w:t xml:space="preserve">10  </w:t>
+            </w:r>
+            <w:r>
+              <w:rPr>
+                <w:sz w:val="17"/>
+                <w:szCs w:val="17"/>
+              </w:rPr>
+              <w:t xml:space="preserve">C</w:t>
+            </w:r>
+          </w:p>
+        </w:tc>
+        <w:tc>
+          <w:tcPr>
+            <w:tcW w:type="pct" w:w="1667"/>
+            <w:tcMar>
+              <w:top w:type="dxa" w:w="40"/>
+              <w:left w:type="dxa" w:w="100"/>
+              <w:bottom w:type="dxa" w:w="40"/>
+              <w:right w:type="dxa" w:w="100"/>
+            </w:tcMar>
+          </w:tcPr>
+          <w:p>
+            <w:pPr>
+              <w:spacing w:before="22" w:after="22"/>
+            </w:pPr>
+            <w:r>
+              <w:rPr>
+                <w:b/>
+                <w:bCs/>
+                <w:color w:val="8186EF"/>
+                <w:sz w:val="16"/>
+                <w:szCs w:val="16"/>
+              </w:rPr>
+              <w:t xml:space="preserve">17  </w:t>
+            </w:r>
+            <w:r>
+              <w:rPr>
+                <w:sz w:val="17"/>
+                <w:szCs w:val="17"/>
+              </w:rPr>
+              <w:t xml:space="preserve">C</w:t>
             </w:r>
           </w:p>
         </w:tc>
@@ -3656,14 +3078,14 @@
                 <w:sz w:val="16"/>
                 <w:szCs w:val="16"/>
               </w:rPr>
-              <w:t xml:space="preserve">12  </w:t>
-            </w:r>
-            <w:r>
-              <w:rPr>
-                <w:sz w:val="17"/>
-                <w:szCs w:val="17"/>
-              </w:rPr>
-              <w:t xml:space="preserve">C</w:t>
+              <w:t xml:space="preserve">11  </w:t>
+            </w:r>
+            <w:r>
+              <w:rPr>
+                <w:sz w:val="17"/>
+                <w:szCs w:val="17"/>
+              </w:rPr>
+              <w:t xml:space="preserve">B</w:t>
             </w:r>
           </w:p>
         </w:tc>
@@ -3690,14 +3112,14 @@
                 <w:sz w:val="16"/>
                 <w:szCs w:val="16"/>
               </w:rPr>
-              <w:t xml:space="preserve">20  </w:t>
-            </w:r>
-            <w:r>
-              <w:rPr>
-                <w:sz w:val="17"/>
-                <w:szCs w:val="17"/>
-              </w:rPr>
-              <w:t xml:space="preserve">D</w:t>
+              <w:t xml:space="preserve">18  </w:t>
+            </w:r>
+            <w:r>
+              <w:rPr>
+                <w:sz w:val="17"/>
+                <w:szCs w:val="17"/>
+              </w:rPr>
+              <w:t xml:space="preserve">B</w:t>
             </w:r>
           </w:p>
         </w:tc>
@@ -3758,40 +3180,40 @@
                 <w:sz w:val="16"/>
                 <w:szCs w:val="16"/>
               </w:rPr>
-              <w:t xml:space="preserve">13  </w:t>
-            </w:r>
-            <w:r>
-              <w:rPr>
-                <w:sz w:val="17"/>
-                <w:szCs w:val="17"/>
-              </w:rPr>
-              <w:t xml:space="preserve">D</w:t>
-            </w:r>
-          </w:p>
-        </w:tc>
-        <w:tc>
-          <w:tcPr>
-            <w:tcW w:type="pct" w:w="1667"/>
-            <w:tcMar>
-              <w:top w:type="dxa" w:w="40"/>
-              <w:left w:type="dxa" w:w="100"/>
-              <w:bottom w:type="dxa" w:w="40"/>
-              <w:right w:type="dxa" w:w="100"/>
-            </w:tcMar>
-          </w:tcPr>
-          <w:p>
-            <w:pPr>
-              <w:spacing w:before="22" w:after="22"/>
-            </w:pPr>
-            <w:r>
-              <w:rPr>
-                <w:b/>
-                <w:bCs/>
-                <w:color w:val="8186EF"/>
-                <w:sz w:val="16"/>
-                <w:szCs w:val="16"/>
-              </w:rPr>
-              <w:t xml:space="preserve">21  </w:t>
+              <w:t xml:space="preserve">12  </w:t>
+            </w:r>
+            <w:r>
+              <w:rPr>
+                <w:sz w:val="17"/>
+                <w:szCs w:val="17"/>
+              </w:rPr>
+              <w:t xml:space="preserve">A</w:t>
+            </w:r>
+          </w:p>
+        </w:tc>
+        <w:tc>
+          <w:tcPr>
+            <w:tcW w:type="pct" w:w="1667"/>
+            <w:tcMar>
+              <w:top w:type="dxa" w:w="40"/>
+              <w:left w:type="dxa" w:w="100"/>
+              <w:bottom w:type="dxa" w:w="40"/>
+              <w:right w:type="dxa" w:w="100"/>
+            </w:tcMar>
+          </w:tcPr>
+          <w:p>
+            <w:pPr>
+              <w:spacing w:before="22" w:after="22"/>
+            </w:pPr>
+            <w:r>
+              <w:rPr>
+                <w:b/>
+                <w:bCs/>
+                <w:color w:val="8186EF"/>
+                <w:sz w:val="16"/>
+                <w:szCs w:val="16"/>
+              </w:rPr>
+              <w:t xml:space="preserve">19  </w:t>
             </w:r>
             <w:r>
               <w:rPr>
@@ -3834,7 +3256,7 @@
                 <w:sz w:val="17"/>
                 <w:szCs w:val="17"/>
               </w:rPr>
-              <w:t xml:space="preserve">C</w:t>
+              <w:t xml:space="preserve">B</w:t>
             </w:r>
           </w:p>
         </w:tc>
@@ -3861,14 +3283,14 @@
                 <w:sz w:val="16"/>
                 <w:szCs w:val="16"/>
               </w:rPr>
-              <w:t xml:space="preserve">14  </w:t>
-            </w:r>
-            <w:r>
-              <w:rPr>
-                <w:sz w:val="17"/>
-                <w:szCs w:val="17"/>
-              </w:rPr>
-              <w:t xml:space="preserve">T</w:t>
+              <w:t xml:space="preserve">13  </w:t>
+            </w:r>
+            <w:r>
+              <w:rPr>
+                <w:sz w:val="17"/>
+                <w:szCs w:val="17"/>
+              </w:rPr>
+              <w:t xml:space="preserve">A</w:t>
             </w:r>
           </w:p>
         </w:tc>
@@ -3895,7 +3317,7 @@
                 <w:sz w:val="16"/>
                 <w:szCs w:val="16"/>
               </w:rPr>
-              <w:t xml:space="preserve">22  </w:t>
+              <w:t xml:space="preserve">20  </w:t>
             </w:r>
             <w:r>
               <w:rPr>
@@ -3937,33 +3359,33 @@
                 <w:sz w:val="17"/>
                 <w:szCs w:val="17"/>
               </w:rPr>
-              <w:t xml:space="preserve">B</w:t>
-            </w:r>
-          </w:p>
-        </w:tc>
-        <w:tc>
-          <w:tcPr>
-            <w:tcW w:type="pct" w:w="1667"/>
-            <w:tcMar>
-              <w:top w:type="dxa" w:w="40"/>
-              <w:left w:type="dxa" w:w="100"/>
-              <w:bottom w:type="dxa" w:w="40"/>
-              <w:right w:type="dxa" w:w="100"/>
-            </w:tcMar>
-          </w:tcPr>
-          <w:p>
-            <w:pPr>
-              <w:spacing w:before="22" w:after="22"/>
-            </w:pPr>
-            <w:r>
-              <w:rPr>
-                <w:b/>
-                <w:bCs/>
-                <w:color w:val="8186EF"/>
-                <w:sz w:val="16"/>
-                <w:szCs w:val="16"/>
-              </w:rPr>
-              <w:t xml:space="preserve">15  </w:t>
+              <w:t xml:space="preserve">A</w:t>
+            </w:r>
+          </w:p>
+        </w:tc>
+        <w:tc>
+          <w:tcPr>
+            <w:tcW w:type="pct" w:w="1667"/>
+            <w:tcMar>
+              <w:top w:type="dxa" w:w="40"/>
+              <w:left w:type="dxa" w:w="100"/>
+              <w:bottom w:type="dxa" w:w="40"/>
+              <w:right w:type="dxa" w:w="100"/>
+            </w:tcMar>
+          </w:tcPr>
+          <w:p>
+            <w:pPr>
+              <w:spacing w:before="22" w:after="22"/>
+            </w:pPr>
+            <w:r>
+              <w:rPr>
+                <w:b/>
+                <w:bCs/>
+                <w:color w:val="8186EF"/>
+                <w:sz w:val="16"/>
+                <w:szCs w:val="16"/>
+              </w:rPr>
+              <w:t xml:space="preserve">14  </w:t>
             </w:r>
             <w:r>
               <w:rPr>
@@ -3996,7 +3418,7 @@
                 <w:sz w:val="16"/>
                 <w:szCs w:val="16"/>
               </w:rPr>
-              <w:t xml:space="preserve">23  </w:t>
+              <w:t xml:space="preserve">21  </w:t>
             </w:r>
             <w:r>
               <w:rPr>
@@ -4004,100 +3426,6 @@
                 <w:szCs w:val="17"/>
               </w:rPr>
               <w:t xml:space="preserve">Debt is where classification gets difficult, and where the exam likes to test. Long-term debt that is due in installments is split: the current portion of long-term debt is current and the rest is noncurrent. Orontes shows $400,000 as current and $6,000,000 as long-term.</w:t>
-            </w:r>
-          </w:p>
-        </w:tc>
-      </w:tr>
-      <w:tr>
-        <w:tc>
-          <w:tcPr>
-            <w:tcW w:type="pct" w:w="1667"/>
-            <w:shd w:fill="FBFAF6" w:val="clear"/>
-            <w:tcMar>
-              <w:top w:type="dxa" w:w="40"/>
-              <w:left w:type="dxa" w:w="100"/>
-              <w:bottom w:type="dxa" w:w="40"/>
-              <w:right w:type="dxa" w:w="100"/>
-            </w:tcMar>
-          </w:tcPr>
-          <w:p>
-            <w:pPr>
-              <w:spacing w:before="22" w:after="22"/>
-            </w:pPr>
-            <w:r>
-              <w:rPr>
-                <w:b/>
-                <w:bCs/>
-                <w:color w:val="8186EF"/>
-                <w:sz w:val="16"/>
-                <w:szCs w:val="16"/>
-              </w:rPr>
-              <w:t xml:space="preserve">8  </w:t>
-            </w:r>
-            <w:r>
-              <w:rPr>
-                <w:sz w:val="17"/>
-                <w:szCs w:val="17"/>
-              </w:rPr>
-              <w:t xml:space="preserve">C</w:t>
-            </w:r>
-          </w:p>
-        </w:tc>
-        <w:tc>
-          <w:tcPr>
-            <w:tcW w:type="pct" w:w="1667"/>
-            <w:shd w:fill="FBFAF6" w:val="clear"/>
-            <w:tcMar>
-              <w:top w:type="dxa" w:w="40"/>
-              <w:left w:type="dxa" w:w="100"/>
-              <w:bottom w:type="dxa" w:w="40"/>
-              <w:right w:type="dxa" w:w="100"/>
-            </w:tcMar>
-          </w:tcPr>
-          <w:p>
-            <w:pPr>
-              <w:spacing w:before="22" w:after="22"/>
-            </w:pPr>
-            <w:r>
-              <w:rPr>
-                <w:b/>
-                <w:bCs/>
-                <w:color w:val="8186EF"/>
-                <w:sz w:val="16"/>
-                <w:szCs w:val="16"/>
-              </w:rPr>
-              <w:t xml:space="preserve">16  </w:t>
-            </w:r>
-            <w:r>
-              <w:rPr>
-                <w:sz w:val="17"/>
-                <w:szCs w:val="17"/>
-              </w:rPr>
-              <w:t xml:space="preserve">C</w:t>
-            </w:r>
-          </w:p>
-        </w:tc>
-        <w:tc>
-          <w:tcPr>
-            <w:tcW w:type="pct" w:w="1667"/>
-            <w:shd w:fill="FBFAF6" w:val="clear"/>
-            <w:tcMar>
-              <w:top w:type="dxa" w:w="40"/>
-              <w:left w:type="dxa" w:w="100"/>
-              <w:bottom w:type="dxa" w:w="40"/>
-              <w:right w:type="dxa" w:w="100"/>
-            </w:tcMar>
-          </w:tcPr>
-          <w:p>
-            <w:pPr>
-              <w:spacing w:before="24" w:after="24"/>
-            </w:pPr>
-            <w:r>
-              <w:rPr>
-                <w:sz w:val="16"/>
-                <w:szCs w:val="16"/>
-              </w:rPr>
-              <w:t xml:space="preserve"/>
             </w:r>
           </w:p>
         </w:tc>
@@ -4139,7 +3467,7 @@
           <w:sz w:val="16"/>
           <w:szCs w:val="16"/>
         </w:rPr>
-        <w:t xml:space="preserve">The book writes: “If a company breaks a covenant, the lender may be able to demand repayment at once. Such callable debt is current, even if the company does not expect the lender to act. It stays noncurrent only if, before the statements are issued, the lender gives a waiver for more than one year, or a grace period exists and the company will probably cure the violation within it.”</w:t>
+        <w:t xml:space="preserve">The book writes: “Debt is where classification gets difficult, and where the exam likes to test. Long-term debt that is due in installments is split: the current portion of long-term debt is current and the rest is noncurrent. Orontes shows $400,000 as current and $6,000,000 as long-term.”</w:t>
       </w:r>
     </w:p>
     <w:p>
@@ -4162,7 +3490,7 @@
           <w:sz w:val="16"/>
           <w:szCs w:val="16"/>
         </w:rPr>
-        <w:t xml:space="preserve">The book writes: “Decision tree for classifying debt as current or noncurrent under U.S. IAS 1 asks one question: at the reporting date, does the company have a right to defer settlement for at least twelve months? A waiver or refinancing obtained after the reporting date does not count.”</w:t>
+        <w:t xml:space="preserve">The book writes: “Short-term debt can be shown as noncurrent through refinancing, but only if the company intends to refinance it on a long-term basis and shows that it can. It shows this by issuing long-term debt or shares after the balance sheet date but before the statements are issued, or by signing a qualifying financing agreement.”</w:t>
       </w:r>
     </w:p>
     <w:p>
@@ -4185,7 +3513,7 @@
           <w:sz w:val="16"/>
           <w:szCs w:val="16"/>
         </w:rPr>
-        <w:t xml:space="preserve">The book writes: “SC2-5 A five-year loan is repaid in equal annual installments. SC2-6 At December 31 a company breaks a loan covenant, so the loan is payable on demand. On January 15, before the statements are issued, the bank gives an 18-month waiver.”</w:t>
+        <w:t xml:space="preserve">The book writes: “Do not use the old proposal on the exam. Refinanced after year-end but before issuance: noncurrent under U.S. GAAP, current under IFRS. Due on demand: always current. A waiver obtained before issuance, for more than a year: noncurrent under U.S. GAAP.”</w:t>
       </w:r>
     </w:p>
     <w:p>
@@ -4254,7 +3582,7 @@
           <w:sz w:val="16"/>
           <w:szCs w:val="16"/>
         </w:rPr>
-        <w:t xml:space="preserve">The book numbers “Current and noncurrent items” as section 2.2.</w:t>
+        <w:t xml:space="preserve">$14,188,100 − $4,280,000 = $9,908,100. A is wrong: This subtracts total liabilities. C is wrong: This adds back the allowance; receivables are included net.</w:t>
       </w:r>
     </w:p>
     <w:p>
@@ -4277,7 +3605,7 @@
           <w:sz w:val="16"/>
           <w:szCs w:val="16"/>
         </w:rPr>
-        <w:t xml:space="preserve">The book numbers “Classifying debt” as section 2.3.</w:t>
+        <w:t xml:space="preserve">Every cycle settles one rule and shows where it comes from.</w:t>
       </w:r>
     </w:p>
     <w:p>
@@ -4300,144 +3628,6 @@
           <w:sz w:val="16"/>
           <w:szCs w:val="16"/>
         </w:rPr>
-        <w:t xml:space="preserve">The book numbers “Other presentation matters” as section 2.4.</w:t>
-      </w:r>
-    </w:p>
-    <w:p>
-      <w:pPr>
-        <w:spacing w:after="18"/>
-        <w:ind w:left="300" w:hanging="300"/>
-      </w:pPr>
-      <w:r>
-        <w:rPr>
-          <w:b/>
-          <w:bCs/>
-          <w:color w:val="8186EF"/>
-          <w:sz w:val="16"/>
-          <w:szCs w:val="16"/>
-        </w:rPr>
-        <w:t xml:space="preserve">9  </w:t>
-      </w:r>
-      <w:r>
-        <w:rPr>
-          <w:sz w:val="16"/>
-          <w:szCs w:val="16"/>
-        </w:rPr>
-        <w:t xml:space="preserve">With no best estimate in the range, U.S. GAAP accrues the minimum. A is wrong: The midpoint is the IFRS approach. B is wrong: The maximum is not required.</w:t>
-      </w:r>
-    </w:p>
-    <w:p>
-      <w:pPr>
-        <w:spacing w:after="18"/>
-        <w:ind w:left="300" w:hanging="300"/>
-      </w:pPr>
-      <w:r>
-        <w:rPr>
-          <w:b/>
-          <w:bCs/>
-          <w:color w:val="8186EF"/>
-          <w:sz w:val="16"/>
-          <w:szCs w:val="16"/>
-        </w:rPr>
-        <w:t xml:space="preserve">10  </w:t>
-      </w:r>
-      <w:r>
-        <w:rPr>
-          <w:sz w:val="16"/>
-          <w:szCs w:val="16"/>
-        </w:rPr>
-        <w:t xml:space="preserve">The condition, the customer's weak finances, existed at year-end, so it is a recognized event. B is wrong: Disclosure only is for conditions that arose after year-end. C is wrong: The loss belongs to the year in which the condition existed.</w:t>
-      </w:r>
-    </w:p>
-    <w:p>
-      <w:pPr>
-        <w:spacing w:after="18"/>
-        <w:ind w:left="300" w:hanging="300"/>
-      </w:pPr>
-      <w:r>
-        <w:rPr>
-          <w:b/>
-          <w:bCs/>
-          <w:color w:val="8186EF"/>
-          <w:sz w:val="16"/>
-          <w:szCs w:val="16"/>
-        </w:rPr>
-        <w:t xml:space="preserve">11  </w:t>
-      </w:r>
-      <w:r>
-        <w:rPr>
-          <w:sz w:val="16"/>
-          <w:szCs w:val="16"/>
-        </w:rPr>
-        <w:t xml:space="preserve">All deferred tax assets and liabilities are noncurrent. A is wrong: The old current/noncurrent split was removed. C is wrong: It cannot be offset against taxes payable without a right of setoff.</w:t>
-      </w:r>
-    </w:p>
-    <w:p>
-      <w:pPr>
-        <w:spacing w:after="18"/>
-        <w:ind w:left="300" w:hanging="300"/>
-      </w:pPr>
-      <w:r>
-        <w:rPr>
-          <w:b/>
-          <w:bCs/>
-          <w:color w:val="8186EF"/>
-          <w:sz w:val="16"/>
-          <w:szCs w:val="16"/>
-        </w:rPr>
-        <w:t xml:space="preserve">12  </w:t>
-      </w:r>
-      <w:r>
-        <w:rPr>
-          <w:sz w:val="16"/>
-          <w:szCs w:val="16"/>
-        </w:rPr>
-        <w:t xml:space="preserve">Internally developed intangibles are not recognized as assets. A is wrong: A purchased brand is recorded at its cost. B is wrong: Acquired goodwill is recorded.</w:t>
-      </w:r>
-    </w:p>
-    <w:p>
-      <w:pPr>
-        <w:spacing w:after="18"/>
-        <w:ind w:left="300" w:hanging="300"/>
-      </w:pPr>
-      <w:r>
-        <w:rPr>
-          <w:b/>
-          <w:bCs/>
-          <w:color w:val="8186EF"/>
-          <w:sz w:val="16"/>
-          <w:szCs w:val="16"/>
-        </w:rPr>
-        <w:t xml:space="preserve">13  </w:t>
-      </w:r>
-      <w:r>
-        <w:rPr>
-          <w:sz w:val="16"/>
-          <w:szCs w:val="16"/>
-        </w:rPr>
-        <w:t xml:space="preserve">With no best estimate in the range, U.S. GAAP accrues the minimum. A is wrong: The midpoint is the IFRS approach. B is wrong: The maximum is not required.</w:t>
-      </w:r>
-    </w:p>
-    <w:p>
-      <w:pPr>
-        <w:spacing w:after="18"/>
-        <w:ind w:left="300" w:hanging="300"/>
-      </w:pPr>
-      <w:r>
-        <w:rPr>
-          <w:b/>
-          <w:bCs/>
-          <w:color w:val="8186EF"/>
-          <w:sz w:val="16"/>
-          <w:szCs w:val="16"/>
-        </w:rPr>
-        <w:t xml:space="preserve">14  </w:t>
-      </w:r>
-      <w:r>
-        <w:rPr>
-          <w:sz w:val="16"/>
-          <w:szCs w:val="16"/>
-        </w:rPr>
         <w:t xml:space="preserve">CMA questions use exact terms, and one word can change the answer.</w:t>
       </w:r>
     </w:p>
@@ -4454,53 +3644,30 @@
           <w:sz w:val="16"/>
           <w:szCs w:val="16"/>
         </w:rPr>
+        <w:t xml:space="preserve">18  </w:t>
+      </w:r>
+      <w:r>
+        <w:rPr>
+          <w:sz w:val="16"/>
+          <w:szCs w:val="16"/>
+        </w:rPr>
+        <w:t xml:space="preserve">$14,188,100 − $4,280,000 = $9,908,100. A is wrong: This subtracts total liabilities. C is wrong: This adds back the allowance; receivables are included net.</w:t>
+      </w:r>
+    </w:p>
+    <w:p>
+      <w:pPr>
+        <w:spacing w:after="18"/>
+        <w:ind w:left="300" w:hanging="300"/>
+      </w:pPr>
+      <w:r>
+        <w:rPr>
+          <w:b/>
+          <w:bCs/>
+          <w:color w:val="8186EF"/>
+          <w:sz w:val="16"/>
+          <w:szCs w:val="16"/>
+        </w:rPr>
         <w:t xml:space="preserve">19  </w:t>
-      </w:r>
-      <w:r>
-        <w:rPr>
-          <w:sz w:val="16"/>
-          <w:szCs w:val="16"/>
-        </w:rPr>
-        <w:t xml:space="preserve">Year-end amounts can be managed because the statement shows a single day. A is wrong: Cash and payables are not measured at historical cost in this sense. B is wrong: No intangible is involved.</w:t>
-      </w:r>
-    </w:p>
-    <w:p>
-      <w:pPr>
-        <w:spacing w:after="18"/>
-        <w:ind w:left="300" w:hanging="300"/>
-      </w:pPr>
-      <w:r>
-        <w:rPr>
-          <w:b/>
-          <w:bCs/>
-          <w:color w:val="8186EF"/>
-          <w:sz w:val="16"/>
-          <w:szCs w:val="16"/>
-        </w:rPr>
-        <w:t xml:space="preserve">20  </w:t>
-      </w:r>
-      <w:r>
-        <w:rPr>
-          <w:sz w:val="16"/>
-          <w:szCs w:val="16"/>
-        </w:rPr>
-        <w:t xml:space="preserve">Equity is assets minus liabilities as recorded. A is wrong: Market value depends on share prices, not on book amounts. B is wrong: Equity is not a cash amount.</w:t>
-      </w:r>
-    </w:p>
-    <w:p>
-      <w:pPr>
-        <w:spacing w:after="18"/>
-        <w:ind w:left="300" w:hanging="300"/>
-      </w:pPr>
-      <w:r>
-        <w:rPr>
-          <w:b/>
-          <w:bCs/>
-          <w:color w:val="8186EF"/>
-          <w:sz w:val="16"/>
-          <w:szCs w:val="16"/>
-        </w:rPr>
-        <w:t xml:space="preserve">21  </w:t>
       </w:r>
       <w:r>
         <w:rPr>
@@ -4617,66 +3784,33 @@
                 <w:sz w:val="17"/>
                 <w:szCs w:val="17"/>
               </w:rPr>
-              <w:t xml:space="preserve">balance sheet · loss contingency</w:t>
-            </w:r>
-          </w:p>
-        </w:tc>
-        <w:tc>
-          <w:tcPr>
-            <w:tcW w:type="pct" w:w="1667"/>
-            <w:tcMar>
-              <w:top w:type="dxa" w:w="40"/>
-              <w:left w:type="dxa" w:w="100"/>
-              <w:bottom w:type="dxa" w:w="40"/>
-              <w:right w:type="dxa" w:w="100"/>
-            </w:tcMar>
-          </w:tcPr>
-          <w:p>
-            <w:pPr>
-              <w:spacing w:before="22" w:after="22"/>
-            </w:pPr>
-            <w:r>
-              <w:rPr>
-                <w:b/>
-                <w:bCs/>
-                <w:color w:val="8186EF"/>
-                <w:sz w:val="16"/>
-                <w:szCs w:val="16"/>
-              </w:rPr>
-              <w:t xml:space="preserve">9  </w:t>
-            </w:r>
-            <w:r>
-              <w:rPr>
-                <w:sz w:val="17"/>
-                <w:szCs w:val="17"/>
-              </w:rPr>
-              <w:t xml:space="preserve">T</w:t>
-            </w:r>
-          </w:p>
-        </w:tc>
-        <w:tc>
-          <w:tcPr>
-            <w:tcW w:type="pct" w:w="1667"/>
-            <w:tcMar>
-              <w:top w:type="dxa" w:w="40"/>
-              <w:left w:type="dxa" w:w="100"/>
-              <w:bottom w:type="dxa" w:w="40"/>
-              <w:right w:type="dxa" w:w="100"/>
-            </w:tcMar>
-          </w:tcPr>
-          <w:p>
-            <w:pPr>
-              <w:spacing w:before="22" w:after="22"/>
-            </w:pPr>
-            <w:r>
-              <w:rPr>
-                <w:b/>
-                <w:bCs/>
-                <w:color w:val="8186EF"/>
-                <w:sz w:val="16"/>
-                <w:szCs w:val="16"/>
-              </w:rPr>
-              <w:t xml:space="preserve">17  </w:t>
+              <w:t xml:space="preserve">balance sheet · liabilities · noncurrent</w:t>
+            </w:r>
+          </w:p>
+        </w:tc>
+        <w:tc>
+          <w:tcPr>
+            <w:tcW w:type="pct" w:w="1667"/>
+            <w:tcMar>
+              <w:top w:type="dxa" w:w="40"/>
+              <w:left w:type="dxa" w:w="100"/>
+              <w:bottom w:type="dxa" w:w="40"/>
+              <w:right w:type="dxa" w:w="100"/>
+            </w:tcMar>
+          </w:tcPr>
+          <w:p>
+            <w:pPr>
+              <w:spacing w:before="22" w:after="22"/>
+            </w:pPr>
+            <w:r>
+              <w:rPr>
+                <w:b/>
+                <w:bCs/>
+                <w:color w:val="8186EF"/>
+                <w:sz w:val="16"/>
+                <w:szCs w:val="16"/>
+              </w:rPr>
+              <w:t xml:space="preserve">7  </w:t>
             </w:r>
             <w:r>
               <w:rPr>
@@ -4684,6 +3818,39 @@
                 <w:szCs w:val="17"/>
               </w:rPr>
               <w:t xml:space="preserve">C</w:t>
+            </w:r>
+          </w:p>
+        </w:tc>
+        <w:tc>
+          <w:tcPr>
+            <w:tcW w:type="pct" w:w="1667"/>
+            <w:tcMar>
+              <w:top w:type="dxa" w:w="40"/>
+              <w:left w:type="dxa" w:w="100"/>
+              <w:bottom w:type="dxa" w:w="40"/>
+              <w:right w:type="dxa" w:w="100"/>
+            </w:tcMar>
+          </w:tcPr>
+          <w:p>
+            <w:pPr>
+              <w:spacing w:before="22" w:after="22"/>
+            </w:pPr>
+            <w:r>
+              <w:rPr>
+                <w:b/>
+                <w:bCs/>
+                <w:color w:val="8186EF"/>
+                <w:sz w:val="16"/>
+                <w:szCs w:val="16"/>
+              </w:rPr>
+              <w:t xml:space="preserve">13  </w:t>
+            </w:r>
+            <w:r>
+              <w:rPr>
+                <w:sz w:val="17"/>
+                <w:szCs w:val="17"/>
+              </w:rPr>
+              <w:t xml:space="preserve">B</w:t>
             </w:r>
           </w:p>
         </w:tc>
@@ -4719,7 +3886,7 @@
                 <w:sz w:val="17"/>
                 <w:szCs w:val="17"/>
               </w:rPr>
-              <w:t xml:space="preserve">Subsequent events · balance sheet</w:t>
+              <w:t xml:space="preserve">information · condition · statements</w:t>
             </w:r>
           </w:p>
         </w:tc>
@@ -4746,14 +3913,14 @@
                 <w:sz w:val="16"/>
                 <w:szCs w:val="16"/>
               </w:rPr>
-              <w:t xml:space="preserve">10  </w:t>
-            </w:r>
-            <w:r>
-              <w:rPr>
-                <w:sz w:val="17"/>
-                <w:szCs w:val="17"/>
-              </w:rPr>
-              <w:t xml:space="preserve">F</w:t>
+              <w:t xml:space="preserve">8  </w:t>
+            </w:r>
+            <w:r>
+              <w:rPr>
+                <w:sz w:val="17"/>
+                <w:szCs w:val="17"/>
+              </w:rPr>
+              <w:t xml:space="preserve">A</w:t>
             </w:r>
           </w:p>
         </w:tc>
@@ -4780,7 +3947,7 @@
                 <w:sz w:val="16"/>
                 <w:szCs w:val="16"/>
               </w:rPr>
-              <w:t xml:space="preserve">18  </w:t>
+              <w:t xml:space="preserve">14  </w:t>
             </w:r>
             <w:r>
               <w:rPr>
@@ -4822,73 +3989,73 @@
                 <w:sz w:val="17"/>
                 <w:szCs w:val="17"/>
               </w:rPr>
-              <w:t xml:space="preserve">Subsequent events · balance sheet</w:t>
-            </w:r>
-          </w:p>
-        </w:tc>
-        <w:tc>
-          <w:tcPr>
-            <w:tcW w:type="pct" w:w="1667"/>
-            <w:tcMar>
-              <w:top w:type="dxa" w:w="40"/>
-              <w:left w:type="dxa" w:w="100"/>
-              <w:bottom w:type="dxa" w:w="40"/>
-              <w:right w:type="dxa" w:w="100"/>
-            </w:tcMar>
-          </w:tcPr>
-          <w:p>
-            <w:pPr>
-              <w:spacing w:before="22" w:after="22"/>
-            </w:pPr>
-            <w:r>
-              <w:rPr>
-                <w:b/>
-                <w:bCs/>
-                <w:color w:val="8186EF"/>
-                <w:sz w:val="16"/>
-                <w:szCs w:val="16"/>
-              </w:rPr>
-              <w:t xml:space="preserve">11  </w:t>
-            </w:r>
-            <w:r>
-              <w:rPr>
-                <w:sz w:val="17"/>
-                <w:szCs w:val="17"/>
-              </w:rPr>
-              <w:t xml:space="preserve">Subsequent events · balance sheet</w:t>
-            </w:r>
-          </w:p>
-        </w:tc>
-        <w:tc>
-          <w:tcPr>
-            <w:tcW w:type="pct" w:w="1667"/>
-            <w:tcMar>
-              <w:top w:type="dxa" w:w="40"/>
-              <w:left w:type="dxa" w:w="100"/>
-              <w:bottom w:type="dxa" w:w="40"/>
-              <w:right w:type="dxa" w:w="100"/>
-            </w:tcMar>
-          </w:tcPr>
-          <w:p>
-            <w:pPr>
-              <w:spacing w:before="22" w:after="22"/>
-            </w:pPr>
-            <w:r>
-              <w:rPr>
-                <w:b/>
-                <w:bCs/>
-                <w:color w:val="8186EF"/>
-                <w:sz w:val="16"/>
-                <w:szCs w:val="16"/>
-              </w:rPr>
-              <w:t xml:space="preserve">19  </w:t>
-            </w:r>
-            <w:r>
-              <w:rPr>
-                <w:sz w:val="17"/>
-                <w:szCs w:val="17"/>
-              </w:rPr>
-              <w:t xml:space="preserve">D</w:t>
+              <w:t xml:space="preserve">contra-asset · contra-assets · loss contingency</w:t>
+            </w:r>
+          </w:p>
+        </w:tc>
+        <w:tc>
+          <w:tcPr>
+            <w:tcW w:type="pct" w:w="1667"/>
+            <w:tcMar>
+              <w:top w:type="dxa" w:w="40"/>
+              <w:left w:type="dxa" w:w="100"/>
+              <w:bottom w:type="dxa" w:w="40"/>
+              <w:right w:type="dxa" w:w="100"/>
+            </w:tcMar>
+          </w:tcPr>
+          <w:p>
+            <w:pPr>
+              <w:spacing w:before="22" w:after="22"/>
+            </w:pPr>
+            <w:r>
+              <w:rPr>
+                <w:b/>
+                <w:bCs/>
+                <w:color w:val="8186EF"/>
+                <w:sz w:val="16"/>
+                <w:szCs w:val="16"/>
+              </w:rPr>
+              <w:t xml:space="preserve">9  </w:t>
+            </w:r>
+            <w:r>
+              <w:rPr>
+                <w:sz w:val="17"/>
+                <w:szCs w:val="17"/>
+              </w:rPr>
+              <w:t xml:space="preserve">T</w:t>
+            </w:r>
+          </w:p>
+        </w:tc>
+        <w:tc>
+          <w:tcPr>
+            <w:tcW w:type="pct" w:w="1667"/>
+            <w:tcMar>
+              <w:top w:type="dxa" w:w="40"/>
+              <w:left w:type="dxa" w:w="100"/>
+              <w:bottom w:type="dxa" w:w="40"/>
+              <w:right w:type="dxa" w:w="100"/>
+            </w:tcMar>
+          </w:tcPr>
+          <w:p>
+            <w:pPr>
+              <w:spacing w:before="22" w:after="22"/>
+            </w:pPr>
+            <w:r>
+              <w:rPr>
+                <w:b/>
+                <w:bCs/>
+                <w:color w:val="8186EF"/>
+                <w:sz w:val="16"/>
+                <w:szCs w:val="16"/>
+              </w:rPr>
+              <w:t xml:space="preserve">15  </w:t>
+            </w:r>
+            <w:r>
+              <w:rPr>
+                <w:sz w:val="17"/>
+                <w:szCs w:val="17"/>
+              </w:rPr>
+              <w:t xml:space="preserve">Compare with the model earlier in this handout.</w:t>
             </w:r>
           </w:p>
         </w:tc>
@@ -4951,14 +4118,14 @@
                 <w:sz w:val="16"/>
                 <w:szCs w:val="16"/>
               </w:rPr>
-              <w:t xml:space="preserve">12  </w:t>
-            </w:r>
-            <w:r>
-              <w:rPr>
-                <w:sz w:val="17"/>
-                <w:szCs w:val="17"/>
-              </w:rPr>
-              <w:t xml:space="preserve">A</w:t>
+              <w:t xml:space="preserve">10  </w:t>
+            </w:r>
+            <w:r>
+              <w:rPr>
+                <w:sz w:val="17"/>
+                <w:szCs w:val="17"/>
+              </w:rPr>
+              <w:t xml:space="preserve">C</w:t>
             </w:r>
           </w:p>
         </w:tc>
@@ -4985,14 +4152,14 @@
                 <w:sz w:val="16"/>
                 <w:szCs w:val="16"/>
               </w:rPr>
-              <w:t xml:space="preserve">20  </w:t>
-            </w:r>
-            <w:r>
-              <w:rPr>
-                <w:sz w:val="17"/>
-                <w:szCs w:val="17"/>
-              </w:rPr>
-              <w:t xml:space="preserve">B</w:t>
+              <w:t xml:space="preserve">16  </w:t>
+            </w:r>
+            <w:r>
+              <w:rPr>
+                <w:sz w:val="17"/>
+                <w:szCs w:val="17"/>
+              </w:rPr>
+              <w:t xml:space="preserve">A few more rules decide what appears on the balance sheet and how. All deferred tax assets and liabilities are noncurrent. Orontes shows its deferred tax liability of $999,625 below long-term debt. Assets and liabilities may be offset only when a right of setoff exists: the two parties owe each other determinable amounts, the company has the legal right and </w:t>
             </w:r>
           </w:p>
         </w:tc>
@@ -5053,47 +4220,37 @@
                 <w:sz w:val="16"/>
                 <w:szCs w:val="16"/>
               </w:rPr>
-              <w:t xml:space="preserve">13  </w:t>
-            </w:r>
-            <w:r>
-              <w:rPr>
-                <w:sz w:val="17"/>
-                <w:szCs w:val="17"/>
-              </w:rPr>
-              <w:t xml:space="preserve">B</w:t>
-            </w:r>
-          </w:p>
-        </w:tc>
-        <w:tc>
-          <w:tcPr>
-            <w:tcW w:type="pct" w:w="1667"/>
-            <w:tcMar>
-              <w:top w:type="dxa" w:w="40"/>
-              <w:left w:type="dxa" w:w="100"/>
-              <w:bottom w:type="dxa" w:w="40"/>
-              <w:right w:type="dxa" w:w="100"/>
-            </w:tcMar>
-          </w:tcPr>
-          <w:p>
-            <w:pPr>
-              <w:spacing w:before="22" w:after="22"/>
-            </w:pPr>
-            <w:r>
-              <w:rPr>
-                <w:b/>
-                <w:bCs/>
-                <w:color w:val="8186EF"/>
-                <w:sz w:val="16"/>
-                <w:szCs w:val="16"/>
-              </w:rPr>
-              <w:t xml:space="preserve">21  </w:t>
-            </w:r>
-            <w:r>
-              <w:rPr>
-                <w:sz w:val="17"/>
-                <w:szCs w:val="17"/>
-              </w:rPr>
-              <w:t xml:space="preserve">T</w:t>
+              <w:t xml:space="preserve">11  </w:t>
+            </w:r>
+            <w:r>
+              <w:rPr>
+                <w:sz w:val="17"/>
+                <w:szCs w:val="17"/>
+              </w:rPr>
+              <w:t xml:space="preserve">A</w:t>
+            </w:r>
+          </w:p>
+        </w:tc>
+        <w:tc>
+          <w:tcPr>
+            <w:tcW w:type="pct" w:w="1667"/>
+            <w:tcMar>
+              <w:top w:type="dxa" w:w="40"/>
+              <w:left w:type="dxa" w:w="100"/>
+              <w:bottom w:type="dxa" w:w="40"/>
+              <w:right w:type="dxa" w:w="100"/>
+            </w:tcMar>
+          </w:tcPr>
+          <w:p>
+            <w:pPr>
+              <w:spacing w:before="24" w:after="24"/>
+            </w:pPr>
+            <w:r>
+              <w:rPr>
+                <w:sz w:val="16"/>
+                <w:szCs w:val="16"/>
+              </w:rPr>
+              <w:t xml:space="preserve"/>
             </w:r>
           </w:p>
         </w:tc>
@@ -5156,14 +4313,14 @@
                 <w:sz w:val="16"/>
                 <w:szCs w:val="16"/>
               </w:rPr>
-              <w:t xml:space="preserve">14  </w:t>
-            </w:r>
-            <w:r>
-              <w:rPr>
-                <w:sz w:val="17"/>
-                <w:szCs w:val="17"/>
-              </w:rPr>
-              <w:t xml:space="preserve">C</w:t>
+              <w:t xml:space="preserve">12  </w:t>
+            </w:r>
+            <w:r>
+              <w:rPr>
+                <w:sz w:val="17"/>
+                <w:szCs w:val="17"/>
+              </w:rPr>
+              <w:t xml:space="preserve">D</w:t>
             </w:r>
           </w:p>
         </w:tc>
@@ -5180,305 +4337,20 @@
           </w:tcPr>
           <w:p>
             <w:pPr>
-              <w:spacing w:before="22" w:after="22"/>
-            </w:pPr>
-            <w:r>
-              <w:rPr>
-                <w:b/>
-                <w:bCs/>
-                <w:color w:val="8186EF"/>
-                <w:sz w:val="16"/>
-                <w:szCs w:val="16"/>
-              </w:rPr>
-              <w:t xml:space="preserve">22  </w:t>
-            </w:r>
-            <w:r>
-              <w:rPr>
-                <w:sz w:val="17"/>
-                <w:szCs w:val="17"/>
-              </w:rPr>
-              <w:t xml:space="preserve">A</w:t>
-            </w:r>
-          </w:p>
-        </w:tc>
-      </w:tr>
-      <w:tr>
-        <w:tc>
-          <w:tcPr>
-            <w:tcW w:type="pct" w:w="1667"/>
-            <w:tcMar>
-              <w:top w:type="dxa" w:w="40"/>
-              <w:left w:type="dxa" w:w="100"/>
-              <w:bottom w:type="dxa" w:w="40"/>
-              <w:right w:type="dxa" w:w="100"/>
-            </w:tcMar>
-          </w:tcPr>
-          <w:p>
-            <w:pPr>
-              <w:spacing w:before="22" w:after="22"/>
-            </w:pPr>
-            <w:r>
-              <w:rPr>
-                <w:b/>
-                <w:bCs/>
-                <w:color w:val="8186EF"/>
-                <w:sz w:val="16"/>
-                <w:szCs w:val="16"/>
-              </w:rPr>
-              <w:t xml:space="preserve">7  </w:t>
-            </w:r>
-            <w:r>
-              <w:rPr>
-                <w:sz w:val="17"/>
-                <w:szCs w:val="17"/>
-              </w:rPr>
-              <w:t xml:space="preserve">A</w:t>
-            </w:r>
-          </w:p>
-        </w:tc>
-        <w:tc>
-          <w:tcPr>
-            <w:tcW w:type="pct" w:w="1667"/>
-            <w:tcMar>
-              <w:top w:type="dxa" w:w="40"/>
-              <w:left w:type="dxa" w:w="100"/>
-              <w:bottom w:type="dxa" w:w="40"/>
-              <w:right w:type="dxa" w:w="100"/>
-            </w:tcMar>
-          </w:tcPr>
-          <w:p>
-            <w:pPr>
-              <w:spacing w:before="22" w:after="22"/>
-            </w:pPr>
-            <w:r>
-              <w:rPr>
-                <w:b/>
-                <w:bCs/>
-                <w:color w:val="8186EF"/>
-                <w:sz w:val="16"/>
-                <w:szCs w:val="16"/>
-              </w:rPr>
-              <w:t xml:space="preserve">15  </w:t>
-            </w:r>
-            <w:r>
-              <w:rPr>
-                <w:sz w:val="17"/>
-                <w:szCs w:val="17"/>
-              </w:rPr>
-              <w:t xml:space="preserve">B</w:t>
-            </w:r>
-          </w:p>
-        </w:tc>
-        <w:tc>
-          <w:tcPr>
-            <w:tcW w:type="pct" w:w="1667"/>
-            <w:tcMar>
-              <w:top w:type="dxa" w:w="40"/>
-              <w:left w:type="dxa" w:w="100"/>
-              <w:bottom w:type="dxa" w:w="40"/>
-              <w:right w:type="dxa" w:w="100"/>
-            </w:tcMar>
-          </w:tcPr>
-          <w:p>
-            <w:pPr>
-              <w:spacing w:before="22" w:after="22"/>
-            </w:pPr>
-            <w:r>
-              <w:rPr>
-                <w:b/>
-                <w:bCs/>
-                <w:color w:val="8186EF"/>
-                <w:sz w:val="16"/>
-                <w:szCs w:val="16"/>
-              </w:rPr>
-              <w:t xml:space="preserve">23  </w:t>
-            </w:r>
-            <w:r>
-              <w:rPr>
-                <w:sz w:val="17"/>
-                <w:szCs w:val="17"/>
-              </w:rPr>
-              <w:t xml:space="preserve">Compare with the model earlier in this handout.</w:t>
-            </w:r>
-          </w:p>
-        </w:tc>
-      </w:tr>
-      <w:tr>
-        <w:tc>
-          <w:tcPr>
-            <w:tcW w:type="pct" w:w="1667"/>
-            <w:shd w:fill="FBFAF6" w:val="clear"/>
-            <w:tcMar>
-              <w:top w:type="dxa" w:w="40"/>
-              <w:left w:type="dxa" w:w="100"/>
-              <w:bottom w:type="dxa" w:w="40"/>
-              <w:right w:type="dxa" w:w="100"/>
-            </w:tcMar>
-          </w:tcPr>
-          <w:p>
-            <w:pPr>
-              <w:spacing w:before="22" w:after="22"/>
-            </w:pPr>
-            <w:r>
-              <w:rPr>
-                <w:b/>
-                <w:bCs/>
-                <w:color w:val="8186EF"/>
-                <w:sz w:val="16"/>
-                <w:szCs w:val="16"/>
-              </w:rPr>
-              <w:t xml:space="preserve">8  </w:t>
-            </w:r>
-            <w:r>
-              <w:rPr>
-                <w:sz w:val="17"/>
-                <w:szCs w:val="17"/>
-              </w:rPr>
-              <w:t xml:space="preserve">B</w:t>
-            </w:r>
-          </w:p>
-        </w:tc>
-        <w:tc>
-          <w:tcPr>
-            <w:tcW w:type="pct" w:w="1667"/>
-            <w:shd w:fill="FBFAF6" w:val="clear"/>
-            <w:tcMar>
-              <w:top w:type="dxa" w:w="40"/>
-              <w:left w:type="dxa" w:w="100"/>
-              <w:bottom w:type="dxa" w:w="40"/>
-              <w:right w:type="dxa" w:w="100"/>
-            </w:tcMar>
-          </w:tcPr>
-          <w:p>
-            <w:pPr>
-              <w:spacing w:before="22" w:after="22"/>
-            </w:pPr>
-            <w:r>
-              <w:rPr>
-                <w:b/>
-                <w:bCs/>
-                <w:color w:val="8186EF"/>
-                <w:sz w:val="16"/>
-                <w:szCs w:val="16"/>
-              </w:rPr>
-              <w:t xml:space="preserve">16  </w:t>
-            </w:r>
-            <w:r>
-              <w:rPr>
-                <w:sz w:val="17"/>
-                <w:szCs w:val="17"/>
-              </w:rPr>
-              <w:t xml:space="preserve">T</w:t>
-            </w:r>
-          </w:p>
-        </w:tc>
-        <w:tc>
-          <w:tcPr>
-            <w:tcW w:type="pct" w:w="1667"/>
-            <w:shd w:fill="FBFAF6" w:val="clear"/>
-            <w:tcMar>
-              <w:top w:type="dxa" w:w="40"/>
-              <w:left w:type="dxa" w:w="100"/>
-              <w:bottom w:type="dxa" w:w="40"/>
-              <w:right w:type="dxa" w:w="100"/>
-            </w:tcMar>
-          </w:tcPr>
-          <w:p>
-            <w:pPr>
-              <w:spacing w:before="22" w:after="22"/>
-            </w:pPr>
-            <w:r>
-              <w:rPr>
-                <w:b/>
-                <w:bCs/>
-                <w:color w:val="8186EF"/>
-                <w:sz w:val="16"/>
-                <w:szCs w:val="16"/>
-              </w:rPr>
-              <w:t xml:space="preserve">24  </w:t>
-            </w:r>
-            <w:r>
-              <w:rPr>
-                <w:sz w:val="17"/>
-                <w:szCs w:val="17"/>
-              </w:rPr>
-              <w:t xml:space="preserve">A few more rules decide what appears on the balance sheet and how. All deferred tax assets and liabilities are noncurrent. Orontes shows its deferred tax liability of $999,625 below long-term debt. Assets and liabilities may be offset only when a right of setoff exists: the two parties owe each other determinable amounts, the company has the legal right and </w:t>
+              <w:spacing w:before="24" w:after="24"/>
+            </w:pPr>
+            <w:r>
+              <w:rPr>
+                <w:sz w:val="16"/>
+                <w:szCs w:val="16"/>
+              </w:rPr>
+              <w:t xml:space="preserve"/>
             </w:r>
           </w:p>
         </w:tc>
       </w:tr>
     </w:tbl>
     <w:p/>
-    <w:tbl>
-      <w:tblPr>
-        <w:tblW w:type="pct" w:w="100%"/>
-        <w:tblLayout w:type="fixed"/>
-        <w:tblBorders>
-          <w:top w:val="single" w:color="1F7A6A" w:sz="8"/>
-          <w:left w:val="single" w:color="1F7A6A" w:sz="8"/>
-          <w:bottom w:val="single" w:color="1F7A6A" w:sz="8"/>
-          <w:right w:val="single" w:color="1F7A6A" w:sz="8"/>
-          <w:insideH w:val="single" w:color="1F7A6A" w:sz="8"/>
-          <w:insideV w:val="single" w:color="1F7A6A" w:sz="8"/>
-        </w:tblBorders>
-      </w:tblPr>
-      <w:tblGrid>
-        <w:gridCol w:w="9600"/>
-      </w:tblGrid>
-      <w:tr>
-        <w:tc>
-          <w:tcPr>
-            <w:tcW w:type="pct" w:w="5000"/>
-            <w:shd w:fill="EEF6F4" w:val="clear"/>
-            <w:tcMar>
-              <w:top w:type="dxa" w:w="70"/>
-              <w:left w:type="dxa" w:w="130"/>
-              <w:bottom w:type="dxa" w:w="70"/>
-              <w:right w:type="dxa" w:w="130"/>
-            </w:tcMar>
-          </w:tcPr>
-          <w:p>
-            <w:pPr>
-              <w:spacing w:before="34" w:after="18"/>
-            </w:pPr>
-            <w:r>
-              <w:rPr>
-                <w:b/>
-                <w:bCs/>
-                <w:color w:val="1F7A6A"/>
-                <w:sz w:val="17"/>
-                <w:szCs w:val="17"/>
-              </w:rPr>
-              <w:t xml:space="preserve">11  </w:t>
-            </w:r>
-            <w:r>
-              <w:rPr>
-                <w:b/>
-                <w:bCs/>
-                <w:color w:val="1F7A6A"/>
-                <w:sz w:val="16"/>
-                <w:szCs w:val="16"/>
-              </w:rPr>
-              <w:t xml:space="preserve">what the book says</w:t>
-            </w:r>
-          </w:p>
-          <w:p>
-            <w:pPr>
-              <w:spacing w:after="34"/>
-              <w:ind w:left="300"/>
-            </w:pPr>
-            <w:r>
-              <w:rPr>
-                <w:sz w:val="17"/>
-                <w:szCs w:val="17"/>
-              </w:rPr>
-              <w:t xml:space="preserve">Subsequent events happen after the balance sheet date but before the statements are issued.</w:t>
-            </w:r>
-          </w:p>
-        </w:tc>
-      </w:tr>
-    </w:tbl>
-    <w:p/>
     <w:p>
       <w:pPr>
         <w:spacing w:before="60" w:after="20"/>
@@ -5514,7 +4386,7 @@
           <w:sz w:val="16"/>
           <w:szCs w:val="16"/>
         </w:rPr>
-        <w:t xml:space="preserve">The book writes: “A few more rules decide what appears on the balance sheet and how. All deferred tax assets and liabilities are noncurrent. A loss contingency is an existing situation that may cause a loss, such as a lawsuit.”</w:t>
+        <w:t xml:space="preserve">The book writes: “A few more rules decide what appears on the balance sheet and how. All deferred tax assets and liabilities are noncurrent. Orontes shows its deferred tax liability of $999,625 below long-term debt.”</w:t>
       </w:r>
     </w:p>
     <w:p>
@@ -5537,7 +4409,7 @@
           <w:sz w:val="16"/>
           <w:szCs w:val="16"/>
         </w:rPr>
-        <w:t xml:space="preserve">The book writes: “Gain contingencies are never recorded before they are realized. Subsequent events happen after the balance sheet date but before the statements are issued. If an event gives more information about a condition that already existed at year-end, the company adjusts the statements.”</w:t>
+        <w:t xml:space="preserve">The book writes: “If an event gives more information about a condition that already existed at year-end, the company adjusts the statements. If the condition arose after year-end, the company only discloses it.”</w:t>
       </w:r>
     </w:p>
     <w:p>
@@ -5560,7 +4432,7 @@
           <w:sz w:val="16"/>
           <w:szCs w:val="16"/>
         </w:rPr>
-        <w:t xml:space="preserve">The book writes: “If it is only reasonably possible, the company discloses it in a note. If it is remote, the company does nothing. Gain contingencies are never recorded before they are realized. Subsequent events happen after the balance sheet date but before the statements are issued.”</w:t>
+        <w:t xml:space="preserve">The book writes: “Arabic مخصص can mean an allowance (a contra-asset), a provision (a liability) or even a reserve in equity (احتياطي). In U.S. GAAP answers, use allowance for contra-assets, accrued liability or loss contingency for liabilities, and never call either a reserve.”</w:t>
       </w:r>
     </w:p>
     <w:p>
@@ -5629,7 +4501,7 @@
           <w:sz w:val="16"/>
           <w:szCs w:val="16"/>
         </w:rPr>
-        <w:t xml:space="preserve">The book’s own table pairs Reasonably possible with “No accrual”.</w:t>
+        <w:t xml:space="preserve">The book’s own table gives Disclose the nature and an estimate (or say it cannot be estimated) as the disclosure of Reasonably possible.</w:t>
       </w:r>
     </w:p>
     <w:p>
@@ -5652,7 +4524,7 @@
           <w:sz w:val="16"/>
           <w:szCs w:val="16"/>
         </w:rPr>
-        <w:t xml:space="preserve">The book’s own table pairs Remote with “No accrual”.</w:t>
+        <w:t xml:space="preserve">$14,188,100 ÷ $4,280,000. A is wrong: This divides current liabilities by current assets. B is wrong: This is the 2024 ratio.</w:t>
       </w:r>
     </w:p>
     <w:p>
@@ -5675,7 +4547,7 @@
           <w:sz w:val="16"/>
           <w:szCs w:val="16"/>
         </w:rPr>
-        <w:t xml:space="preserve">The book’s own table pairs Gain contingency with “Never recognized before it is realized”.</w:t>
+        <w:t xml:space="preserve">Every cycle settles one rule and shows where it comes from.</w:t>
       </w:r>
     </w:p>
     <w:p>
@@ -5698,76 +4570,7 @@
           <w:sz w:val="16"/>
           <w:szCs w:val="16"/>
         </w:rPr>
-        <w:t xml:space="preserve">The book pairs Probable with “Accrue and disclose”.</w:t>
-      </w:r>
-    </w:p>
-    <w:p>
-      <w:pPr>
-        <w:spacing w:after="18"/>
-        <w:ind w:left="300" w:hanging="300"/>
-      </w:pPr>
-      <w:r>
-        <w:rPr>
-          <w:b/>
-          <w:bCs/>
-          <w:color w:val="8186EF"/>
-          <w:sz w:val="16"/>
-          <w:szCs w:val="16"/>
-        </w:rPr>
-        <w:t xml:space="preserve">10  </w:t>
-      </w:r>
-      <w:r>
-        <w:rPr>
-          <w:sz w:val="16"/>
-          <w:szCs w:val="16"/>
-        </w:rPr>
-        <w:t xml:space="preserve">The book pairs Reasonably possible with “Disclose the nature and an estimate (or say it cannot be estimated)”, not with “Disclose carefully, without misleading”.</w:t>
-      </w:r>
-    </w:p>
-    <w:p>
-      <w:pPr>
-        <w:spacing w:after="18"/>
-        <w:ind w:left="300" w:hanging="300"/>
-      </w:pPr>
-      <w:r>
-        <w:rPr>
-          <w:b/>
-          <w:bCs/>
-          <w:color w:val="8186EF"/>
-          <w:sz w:val="16"/>
-          <w:szCs w:val="16"/>
-        </w:rPr>
-        <w:t xml:space="preserve">12  </w:t>
-      </w:r>
-      <w:r>
-        <w:rPr>
-          <w:sz w:val="16"/>
-          <w:szCs w:val="16"/>
-        </w:rPr>
-        <w:t xml:space="preserve">The book gives Accrue and disclose as the disclosure of Probable.</w:t>
-      </w:r>
-    </w:p>
-    <w:p>
-      <w:pPr>
-        <w:spacing w:after="18"/>
-        <w:ind w:left="300" w:hanging="300"/>
-      </w:pPr>
-      <w:r>
-        <w:rPr>
-          <w:b/>
-          <w:bCs/>
-          <w:color w:val="8186EF"/>
-          <w:sz w:val="16"/>
-          <w:szCs w:val="16"/>
-        </w:rPr>
-        <w:t xml:space="preserve">13  </w:t>
-      </w:r>
-      <w:r>
-        <w:rPr>
-          <w:sz w:val="16"/>
-          <w:szCs w:val="16"/>
-        </w:rPr>
-        <w:t xml:space="preserve">Opening + net income − dividends declared. OCI goes to AOCI, not retained earnings. A is wrong: This puts OCI into retained earnings. C is wrong: This deducts only the dividends paid, not those declared.</w:t>
+        <w:t xml:space="preserve">CMA questions use exact terms, and one word can change the answer.</w:t>
       </w:r>
     </w:p>
     <w:p>
@@ -5784,98 +4587,6 @@
           <w:szCs w:val="16"/>
         </w:rPr>
         <w:t xml:space="preserve">14  </w:t>
-      </w:r>
-      <w:r>
-        <w:rPr>
-          <w:sz w:val="16"/>
-          <w:szCs w:val="16"/>
-        </w:rPr>
-        <w:t xml:space="preserve">Without a right of setoff, assets and liabilities are shown gross. A is wrong: Netting needs a legal right of setoff. B is wrong: Netting needs a right of setoff, and the sign is also wrong.</w:t>
-      </w:r>
-    </w:p>
-    <w:p>
-      <w:pPr>
-        <w:spacing w:after="18"/>
-        <w:ind w:left="300" w:hanging="300"/>
-      </w:pPr>
-      <w:r>
-        <w:rPr>
-          <w:b/>
-          <w:bCs/>
-          <w:color w:val="8186EF"/>
-          <w:sz w:val="16"/>
-          <w:szCs w:val="16"/>
-        </w:rPr>
-        <w:t xml:space="preserve">15  </w:t>
-      </w:r>
-      <w:r>
-        <w:rPr>
-          <w:sz w:val="16"/>
-          <w:szCs w:val="16"/>
-        </w:rPr>
-        <w:t xml:space="preserve">Opening + net income − dividends declared. OCI goes to AOCI, not retained earnings. A is wrong: This puts OCI into retained earnings. C is wrong: This deducts only the dividends paid, not those declared.</w:t>
-      </w:r>
-    </w:p>
-    <w:p>
-      <w:pPr>
-        <w:spacing w:after="18"/>
-        <w:ind w:left="300" w:hanging="300"/>
-      </w:pPr>
-      <w:r>
-        <w:rPr>
-          <w:b/>
-          <w:bCs/>
-          <w:color w:val="8186EF"/>
-          <w:sz w:val="16"/>
-          <w:szCs w:val="16"/>
-        </w:rPr>
-        <w:t xml:space="preserve">16  </w:t>
-      </w:r>
-      <w:r>
-        <w:rPr>
-          <w:sz w:val="16"/>
-          <w:szCs w:val="16"/>
-        </w:rPr>
-        <w:t xml:space="preserve">CMA questions use exact terms, and one word can change the answer.</w:t>
-      </w:r>
-    </w:p>
-    <w:p>
-      <w:pPr>
-        <w:spacing w:after="18"/>
-        <w:ind w:left="300" w:hanging="300"/>
-      </w:pPr>
-      <w:r>
-        <w:rPr>
-          <w:b/>
-          <w:bCs/>
-          <w:color w:val="8186EF"/>
-          <w:sz w:val="16"/>
-          <w:szCs w:val="16"/>
-        </w:rPr>
-        <w:t xml:space="preserve">21  </w:t>
-      </w:r>
-      <w:r>
-        <w:rPr>
-          <w:sz w:val="16"/>
-          <w:szCs w:val="16"/>
-        </w:rPr>
-        <w:t xml:space="preserve">The exam marks the term, so the English word is the answer.</w:t>
-      </w:r>
-    </w:p>
-    <w:p>
-      <w:pPr>
-        <w:spacing w:after="18"/>
-        <w:ind w:left="300" w:hanging="300"/>
-      </w:pPr>
-      <w:r>
-        <w:rPr>
-          <w:b/>
-          <w:bCs/>
-          <w:color w:val="8186EF"/>
-          <w:sz w:val="16"/>
-          <w:szCs w:val="16"/>
-        </w:rPr>
-        <w:t xml:space="preserve">22  </w:t>
       </w:r>
       <w:r>
         <w:rPr>
@@ -5992,73 +4703,73 @@
                 <w:sz w:val="17"/>
                 <w:szCs w:val="17"/>
               </w:rPr>
-              <w:t xml:space="preserve">valuation · historical · Orontes's</w:t>
-            </w:r>
-          </w:p>
-        </w:tc>
-        <w:tc>
-          <w:tcPr>
-            <w:tcW w:type="pct" w:w="1667"/>
-            <w:tcMar>
-              <w:top w:type="dxa" w:w="40"/>
-              <w:left w:type="dxa" w:w="100"/>
-              <w:bottom w:type="dxa" w:w="40"/>
-              <w:right w:type="dxa" w:w="100"/>
-            </w:tcMar>
-          </w:tcPr>
-          <w:p>
-            <w:pPr>
-              <w:spacing w:before="22" w:after="22"/>
-            </w:pPr>
-            <w:r>
-              <w:rPr>
-                <w:b/>
-                <w:bCs/>
-                <w:color w:val="8186EF"/>
-                <w:sz w:val="16"/>
-                <w:szCs w:val="16"/>
-              </w:rPr>
-              <w:t xml:space="preserve">8  </w:t>
-            </w:r>
-            <w:r>
-              <w:rPr>
-                <w:sz w:val="17"/>
-                <w:szCs w:val="17"/>
-              </w:rPr>
-              <w:t xml:space="preserve">C</w:t>
-            </w:r>
-          </w:p>
-        </w:tc>
-        <w:tc>
-          <w:tcPr>
-            <w:tcW w:type="pct" w:w="1667"/>
-            <w:tcMar>
-              <w:top w:type="dxa" w:w="40"/>
-              <w:left w:type="dxa" w:w="100"/>
-              <w:bottom w:type="dxa" w:w="40"/>
-              <w:right w:type="dxa" w:w="100"/>
-            </w:tcMar>
-          </w:tcPr>
-          <w:p>
-            <w:pPr>
-              <w:spacing w:before="22" w:after="22"/>
-            </w:pPr>
-            <w:r>
-              <w:rPr>
-                <w:b/>
-                <w:bCs/>
-                <w:color w:val="8186EF"/>
-                <w:sz w:val="16"/>
-                <w:szCs w:val="16"/>
-              </w:rPr>
-              <w:t xml:space="preserve">15  </w:t>
-            </w:r>
-            <w:r>
-              <w:rPr>
-                <w:sz w:val="17"/>
-                <w:szCs w:val="17"/>
-              </w:rPr>
-              <w:t xml:space="preserve">C</w:t>
+              <w:t xml:space="preserve">historical · Orontes's · buildings</w:t>
+            </w:r>
+          </w:p>
+        </w:tc>
+        <w:tc>
+          <w:tcPr>
+            <w:tcW w:type="pct" w:w="1667"/>
+            <w:tcMar>
+              <w:top w:type="dxa" w:w="40"/>
+              <w:left w:type="dxa" w:w="100"/>
+              <w:bottom w:type="dxa" w:w="40"/>
+              <w:right w:type="dxa" w:w="100"/>
+            </w:tcMar>
+          </w:tcPr>
+          <w:p>
+            <w:pPr>
+              <w:spacing w:before="22" w:after="22"/>
+            </w:pPr>
+            <w:r>
+              <w:rPr>
+                <w:b/>
+                <w:bCs/>
+                <w:color w:val="8186EF"/>
+                <w:sz w:val="16"/>
+                <w:szCs w:val="16"/>
+              </w:rPr>
+              <w:t xml:space="preserve">7  </w:t>
+            </w:r>
+            <w:r>
+              <w:rPr>
+                <w:sz w:val="17"/>
+                <w:szCs w:val="17"/>
+              </w:rPr>
+              <w:t xml:space="preserve">A</w:t>
+            </w:r>
+          </w:p>
+        </w:tc>
+        <w:tc>
+          <w:tcPr>
+            <w:tcW w:type="pct" w:w="1667"/>
+            <w:tcMar>
+              <w:top w:type="dxa" w:w="40"/>
+              <w:left w:type="dxa" w:w="100"/>
+              <w:bottom w:type="dxa" w:w="40"/>
+              <w:right w:type="dxa" w:w="100"/>
+            </w:tcMar>
+          </w:tcPr>
+          <w:p>
+            <w:pPr>
+              <w:spacing w:before="22" w:after="22"/>
+            </w:pPr>
+            <w:r>
+              <w:rPr>
+                <w:b/>
+                <w:bCs/>
+                <w:color w:val="8186EF"/>
+                <w:sz w:val="16"/>
+                <w:szCs w:val="16"/>
+              </w:rPr>
+              <w:t xml:space="preserve">13  </w:t>
+            </w:r>
+            <w:r>
+              <w:rPr>
+                <w:sz w:val="17"/>
+                <w:szCs w:val="17"/>
+              </w:rPr>
+              <w:t xml:space="preserve">B</w:t>
             </w:r>
           </w:p>
         </w:tc>
@@ -6094,7 +4805,7 @@
                 <w:sz w:val="17"/>
                 <w:szCs w:val="17"/>
               </w:rPr>
-              <w:t xml:space="preserve">suppliers · therefore · statements</w:t>
+              <w:t xml:space="preserve">balance sheet · suppliers · statements</w:t>
             </w:r>
           </w:p>
         </w:tc>
@@ -6121,7 +4832,7 @@
                 <w:sz w:val="16"/>
                 <w:szCs w:val="16"/>
               </w:rPr>
-              <w:t xml:space="preserve">9  </w:t>
+              <w:t xml:space="preserve">8  </w:t>
             </w:r>
             <w:r>
               <w:rPr>
@@ -6155,14 +4866,14 @@
                 <w:sz w:val="16"/>
                 <w:szCs w:val="16"/>
               </w:rPr>
-              <w:t xml:space="preserve">16  </w:t>
-            </w:r>
-            <w:r>
-              <w:rPr>
-                <w:sz w:val="17"/>
-                <w:szCs w:val="17"/>
-              </w:rPr>
-              <w:t xml:space="preserve">T</w:t>
+              <w:t xml:space="preserve">14  </w:t>
+            </w:r>
+            <w:r>
+              <w:rPr>
+                <w:sz w:val="17"/>
+                <w:szCs w:val="17"/>
+              </w:rPr>
+              <w:t xml:space="preserve">A</w:t>
             </w:r>
           </w:p>
         </w:tc>
@@ -6197,73 +4908,73 @@
                 <w:sz w:val="17"/>
                 <w:szCs w:val="17"/>
               </w:rPr>
-              <w:t xml:space="preserve">balance-sheet · comprehensive · stockholders'</w:t>
-            </w:r>
-          </w:p>
-        </w:tc>
-        <w:tc>
-          <w:tcPr>
-            <w:tcW w:type="pct" w:w="1667"/>
-            <w:tcMar>
-              <w:top w:type="dxa" w:w="40"/>
-              <w:left w:type="dxa" w:w="100"/>
-              <w:bottom w:type="dxa" w:w="40"/>
-              <w:right w:type="dxa" w:w="100"/>
-            </w:tcMar>
-          </w:tcPr>
-          <w:p>
-            <w:pPr>
-              <w:spacing w:before="22" w:after="22"/>
-            </w:pPr>
-            <w:r>
-              <w:rPr>
-                <w:b/>
-                <w:bCs/>
-                <w:color w:val="8186EF"/>
-                <w:sz w:val="16"/>
-                <w:szCs w:val="16"/>
-              </w:rPr>
-              <w:t xml:space="preserve">10  </w:t>
-            </w:r>
-            <w:r>
-              <w:rPr>
-                <w:sz w:val="17"/>
-                <w:szCs w:val="17"/>
-              </w:rPr>
-              <w:t xml:space="preserve">A</w:t>
-            </w:r>
-          </w:p>
-        </w:tc>
-        <w:tc>
-          <w:tcPr>
-            <w:tcW w:type="pct" w:w="1667"/>
-            <w:tcMar>
-              <w:top w:type="dxa" w:w="40"/>
-              <w:left w:type="dxa" w:w="100"/>
-              <w:bottom w:type="dxa" w:w="40"/>
-              <w:right w:type="dxa" w:w="100"/>
-            </w:tcMar>
-          </w:tcPr>
-          <w:p>
-            <w:pPr>
-              <w:spacing w:before="22" w:after="22"/>
-            </w:pPr>
-            <w:r>
-              <w:rPr>
-                <w:b/>
-                <w:bCs/>
-                <w:color w:val="8186EF"/>
-                <w:sz w:val="16"/>
-                <w:szCs w:val="16"/>
-              </w:rPr>
-              <w:t xml:space="preserve">17  </w:t>
-            </w:r>
-            <w:r>
-              <w:rPr>
-                <w:sz w:val="17"/>
-                <w:szCs w:val="17"/>
-              </w:rPr>
-              <w:t xml:space="preserve">A</w:t>
+              <w:t xml:space="preserve">comprehensive · balance sheet · stockholders'</w:t>
+            </w:r>
+          </w:p>
+        </w:tc>
+        <w:tc>
+          <w:tcPr>
+            <w:tcW w:type="pct" w:w="1667"/>
+            <w:tcMar>
+              <w:top w:type="dxa" w:w="40"/>
+              <w:left w:type="dxa" w:w="100"/>
+              <w:bottom w:type="dxa" w:w="40"/>
+              <w:right w:type="dxa" w:w="100"/>
+            </w:tcMar>
+          </w:tcPr>
+          <w:p>
+            <w:pPr>
+              <w:spacing w:before="22" w:after="22"/>
+            </w:pPr>
+            <w:r>
+              <w:rPr>
+                <w:b/>
+                <w:bCs/>
+                <w:color w:val="8186EF"/>
+                <w:sz w:val="16"/>
+                <w:szCs w:val="16"/>
+              </w:rPr>
+              <w:t xml:space="preserve">9  </w:t>
+            </w:r>
+            <w:r>
+              <w:rPr>
+                <w:sz w:val="17"/>
+                <w:szCs w:val="17"/>
+              </w:rPr>
+              <w:t xml:space="preserve">D</w:t>
+            </w:r>
+          </w:p>
+        </w:tc>
+        <w:tc>
+          <w:tcPr>
+            <w:tcW w:type="pct" w:w="1667"/>
+            <w:tcMar>
+              <w:top w:type="dxa" w:w="40"/>
+              <w:left w:type="dxa" w:w="100"/>
+              <w:bottom w:type="dxa" w:w="40"/>
+              <w:right w:type="dxa" w:w="100"/>
+            </w:tcMar>
+          </w:tcPr>
+          <w:p>
+            <w:pPr>
+              <w:spacing w:before="22" w:after="22"/>
+            </w:pPr>
+            <w:r>
+              <w:rPr>
+                <w:b/>
+                <w:bCs/>
+                <w:color w:val="8186EF"/>
+                <w:sz w:val="16"/>
+                <w:szCs w:val="16"/>
+              </w:rPr>
+              <w:t xml:space="preserve">15  </w:t>
+            </w:r>
+            <w:r>
+              <w:rPr>
+                <w:sz w:val="17"/>
+                <w:szCs w:val="17"/>
+              </w:rPr>
+              <w:t xml:space="preserve">Compare with the model earlier in this handout.</w:t>
             </w:r>
           </w:p>
         </w:tc>
@@ -6326,14 +5037,14 @@
                 <w:sz w:val="16"/>
                 <w:szCs w:val="16"/>
               </w:rPr>
-              <w:t xml:space="preserve">11  </w:t>
-            </w:r>
-            <w:r>
-              <w:rPr>
-                <w:sz w:val="17"/>
-                <w:szCs w:val="17"/>
-              </w:rPr>
-              <w:t xml:space="preserve">T</w:t>
+              <w:t xml:space="preserve">10  </w:t>
+            </w:r>
+            <w:r>
+              <w:rPr>
+                <w:sz w:val="17"/>
+                <w:szCs w:val="17"/>
+              </w:rPr>
+              <w:t xml:space="preserve">B</w:t>
             </w:r>
           </w:p>
         </w:tc>
@@ -6360,14 +5071,14 @@
                 <w:sz w:val="16"/>
                 <w:szCs w:val="16"/>
               </w:rPr>
-              <w:t xml:space="preserve">18  </w:t>
-            </w:r>
-            <w:r>
-              <w:rPr>
-                <w:sz w:val="17"/>
-                <w:szCs w:val="17"/>
-              </w:rPr>
-              <w:t xml:space="preserve">Compare with the model earlier in this handout.</w:t>
+              <w:t xml:space="preserve">16  </w:t>
+            </w:r>
+            <w:r>
+              <w:rPr>
+                <w:sz w:val="17"/>
+                <w:szCs w:val="17"/>
+              </w:rPr>
+              <w:t xml:space="preserve">The balance sheet is useful, but it is not a valuation of the company. Most assets are at historical cost, not current value: Orontes's land and buildings are shown at what they cost years ago. Many amounts depend on estimates, such as the allowance for credit losses and useful lives.</w:t>
             </w:r>
           </w:p>
         </w:tc>
@@ -6428,47 +5139,37 @@
                 <w:sz w:val="16"/>
                 <w:szCs w:val="16"/>
               </w:rPr>
-              <w:t xml:space="preserve">12  </w:t>
-            </w:r>
-            <w:r>
-              <w:rPr>
-                <w:sz w:val="17"/>
-                <w:szCs w:val="17"/>
-              </w:rPr>
-              <w:t xml:space="preserve">D</w:t>
-            </w:r>
-          </w:p>
-        </w:tc>
-        <w:tc>
-          <w:tcPr>
-            <w:tcW w:type="pct" w:w="1667"/>
-            <w:tcMar>
-              <w:top w:type="dxa" w:w="40"/>
-              <w:left w:type="dxa" w:w="100"/>
-              <w:bottom w:type="dxa" w:w="40"/>
-              <w:right w:type="dxa" w:w="100"/>
-            </w:tcMar>
-          </w:tcPr>
-          <w:p>
-            <w:pPr>
-              <w:spacing w:before="22" w:after="22"/>
-            </w:pPr>
-            <w:r>
-              <w:rPr>
-                <w:b/>
-                <w:bCs/>
-                <w:color w:val="8186EF"/>
-                <w:sz w:val="16"/>
-                <w:szCs w:val="16"/>
-              </w:rPr>
-              <w:t xml:space="preserve">19  </w:t>
-            </w:r>
-            <w:r>
-              <w:rPr>
-                <w:sz w:val="17"/>
-                <w:szCs w:val="17"/>
-              </w:rPr>
-              <w:t xml:space="preserve">The balance sheet is useful, but it is not a valuation of the company. Most assets are at historical cost, not current value: Orontes's land and buildings are shown at what they cost years ago. Many amounts depend on estimates, such as the allowance for credit losses and useful lives.</w:t>
+              <w:t xml:space="preserve">11  </w:t>
+            </w:r>
+            <w:r>
+              <w:rPr>
+                <w:sz w:val="17"/>
+                <w:szCs w:val="17"/>
+              </w:rPr>
+              <w:t xml:space="preserve">A</w:t>
+            </w:r>
+          </w:p>
+        </w:tc>
+        <w:tc>
+          <w:tcPr>
+            <w:tcW w:type="pct" w:w="1667"/>
+            <w:tcMar>
+              <w:top w:type="dxa" w:w="40"/>
+              <w:left w:type="dxa" w:w="100"/>
+              <w:bottom w:type="dxa" w:w="40"/>
+              <w:right w:type="dxa" w:w="100"/>
+            </w:tcMar>
+          </w:tcPr>
+          <w:p>
+            <w:pPr>
+              <w:spacing w:before="24" w:after="24"/>
+            </w:pPr>
+            <w:r>
+              <w:rPr>
+                <w:sz w:val="16"/>
+                <w:szCs w:val="16"/>
+              </w:rPr>
+              <w:t xml:space="preserve"/>
             </w:r>
           </w:p>
         </w:tc>
@@ -6531,14 +5232,14 @@
                 <w:sz w:val="16"/>
                 <w:szCs w:val="16"/>
               </w:rPr>
-              <w:t xml:space="preserve">13  </w:t>
-            </w:r>
-            <w:r>
-              <w:rPr>
-                <w:sz w:val="17"/>
-                <w:szCs w:val="17"/>
-              </w:rPr>
-              <w:t xml:space="preserve">B</w:t>
+              <w:t xml:space="preserve">12  </w:t>
+            </w:r>
+            <w:r>
+              <w:rPr>
+                <w:sz w:val="17"/>
+                <w:szCs w:val="17"/>
+              </w:rPr>
+              <w:t xml:space="preserve">C</w:t>
             </w:r>
           </w:p>
         </w:tc>
@@ -6546,97 +5247,6 @@
           <w:tcPr>
             <w:tcW w:type="pct" w:w="1667"/>
             <w:shd w:fill="FBFAF6" w:val="clear"/>
-            <w:tcMar>
-              <w:top w:type="dxa" w:w="40"/>
-              <w:left w:type="dxa" w:w="100"/>
-              <w:bottom w:type="dxa" w:w="40"/>
-              <w:right w:type="dxa" w:w="100"/>
-            </w:tcMar>
-          </w:tcPr>
-          <w:p>
-            <w:pPr>
-              <w:spacing w:before="24" w:after="24"/>
-            </w:pPr>
-            <w:r>
-              <w:rPr>
-                <w:sz w:val="16"/>
-                <w:szCs w:val="16"/>
-              </w:rPr>
-              <w:t xml:space="preserve"/>
-            </w:r>
-          </w:p>
-        </w:tc>
-      </w:tr>
-      <w:tr>
-        <w:tc>
-          <w:tcPr>
-            <w:tcW w:type="pct" w:w="1667"/>
-            <w:tcMar>
-              <w:top w:type="dxa" w:w="40"/>
-              <w:left w:type="dxa" w:w="100"/>
-              <w:bottom w:type="dxa" w:w="40"/>
-              <w:right w:type="dxa" w:w="100"/>
-            </w:tcMar>
-          </w:tcPr>
-          <w:p>
-            <w:pPr>
-              <w:spacing w:before="22" w:after="22"/>
-            </w:pPr>
-            <w:r>
-              <w:rPr>
-                <w:b/>
-                <w:bCs/>
-                <w:color w:val="8186EF"/>
-                <w:sz w:val="16"/>
-                <w:szCs w:val="16"/>
-              </w:rPr>
-              <w:t xml:space="preserve">7  </w:t>
-            </w:r>
-            <w:r>
-              <w:rPr>
-                <w:sz w:val="17"/>
-                <w:szCs w:val="17"/>
-              </w:rPr>
-              <w:t xml:space="preserve">B</w:t>
-            </w:r>
-          </w:p>
-        </w:tc>
-        <w:tc>
-          <w:tcPr>
-            <w:tcW w:type="pct" w:w="1667"/>
-            <w:tcMar>
-              <w:top w:type="dxa" w:w="40"/>
-              <w:left w:type="dxa" w:w="100"/>
-              <w:bottom w:type="dxa" w:w="40"/>
-              <w:right w:type="dxa" w:w="100"/>
-            </w:tcMar>
-          </w:tcPr>
-          <w:p>
-            <w:pPr>
-              <w:spacing w:before="22" w:after="22"/>
-            </w:pPr>
-            <w:r>
-              <w:rPr>
-                <w:b/>
-                <w:bCs/>
-                <w:color w:val="8186EF"/>
-                <w:sz w:val="16"/>
-                <w:szCs w:val="16"/>
-              </w:rPr>
-              <w:t xml:space="preserve">14  </w:t>
-            </w:r>
-            <w:r>
-              <w:rPr>
-                <w:sz w:val="17"/>
-                <w:szCs w:val="17"/>
-              </w:rPr>
-              <w:t xml:space="preserve">A</w:t>
-            </w:r>
-          </w:p>
-        </w:tc>
-        <w:tc>
-          <w:tcPr>
-            <w:tcW w:type="pct" w:w="1667"/>
             <w:tcMar>
               <w:top w:type="dxa" w:w="40"/>
               <w:left w:type="dxa" w:w="100"/>
@@ -6695,7 +5305,7 @@
           <w:sz w:val="16"/>
           <w:szCs w:val="16"/>
         </w:rPr>
-        <w:t xml:space="preserve">The book writes: “The balance sheet is useful, but it is not a valuation of the company. Most assets are at historical cost, not current value: Orontes's land and buildings are shown at what they cost years ago. Many amounts depend on estimates, such as the allowance for credit losses and useful lives.”</w:t>
+        <w:t xml:space="preserve">The book writes: “Most assets are at historical cost, not current value: Orontes's land and buildings are shown at what they cost years ago. Many amounts depend on estimates, such as the allowance for credit losses and useful lives. Important resources are missing.”</w:t>
       </w:r>
     </w:p>
     <w:p>
@@ -6718,7 +5328,7 @@
           <w:sz w:val="16"/>
           <w:szCs w:val="16"/>
         </w:rPr>
-        <w:t xml:space="preserve">The book writes: “Finally, the balance sheet shows one day. A company can improve its year-end picture, for example by delaying payments to suppliers for a few days. Readers therefore compare several dates and read the other statements too.”</w:t>
+        <w:t xml:space="preserve">The book writes: “Finally, the balance sheet shows one day. A company can improve its year-end picture, for example by delaying payments to suppliers for a few days. Readers therefore compare several dates and read the other statements too. The four statements are connected.”</w:t>
       </w:r>
     </w:p>
     <w:p>
@@ -6741,7 +5351,7 @@
           <w:sz w:val="16"/>
           <w:szCs w:val="16"/>
         </w:rPr>
-        <w:t xml:space="preserve">The book writes: “The net change in cash in the statement of cash flows explains the change in the balance-sheet cash. Other comprehensive income works the same way. Total stockholders' equity is a book amount.”</w:t>
+        <w:t xml:space="preserve">The book writes: “Other comprehensive income works the same way. Orontes's OCI of $(1,125) does not go into retained earnings. It goes into accumulated other comprehensive income, which is $(1,125) on the balance sheet. Total stockholders' equity is a book amount.”</w:t>
       </w:r>
     </w:p>
     <w:p>
@@ -6810,7 +5420,7 @@
           <w:sz w:val="16"/>
           <w:szCs w:val="16"/>
         </w:rPr>
-        <w:t xml:space="preserve">The book numbers “Current and noncurrent items” as section 2.2.</w:t>
+        <w:t xml:space="preserve">Current assets and current liabilities fall by the same amount; with a ratio above 1, the ratio rises. A is wrong: Working capital is unchanged because both sides fall equally. B is wrong: Working capital is the difference, which does not change; the ratio does.</w:t>
       </w:r>
     </w:p>
     <w:p>
@@ -6833,7 +5443,7 @@
           <w:sz w:val="16"/>
           <w:szCs w:val="16"/>
         </w:rPr>
-        <w:t xml:space="preserve">The book numbers “Classifying debt” as section 2.3.</w:t>
+        <w:t xml:space="preserve">Every cycle settles one rule and shows where it comes from.</w:t>
       </w:r>
     </w:p>
     <w:p>
@@ -6856,75 +5466,6 @@
           <w:sz w:val="16"/>
           <w:szCs w:val="16"/>
         </w:rPr>
-        <w:t xml:space="preserve">The book numbers “Other presentation matters” as section 2.4.</w:t>
-      </w:r>
-    </w:p>
-    <w:p>
-      <w:pPr>
-        <w:spacing w:after="18"/>
-        <w:ind w:left="300" w:hanging="300"/>
-      </w:pPr>
-      <w:r>
-        <w:rPr>
-          <w:b/>
-          <w:bCs/>
-          <w:color w:val="8186EF"/>
-          <w:sz w:val="16"/>
-          <w:szCs w:val="16"/>
-        </w:rPr>
-        <w:t xml:space="preserve">9  </w:t>
-      </w:r>
-      <w:r>
-        <w:rPr>
-          <w:sz w:val="16"/>
-          <w:szCs w:val="16"/>
-        </w:rPr>
-        <w:t xml:space="preserve">Compare your sentence with the book’s wording in the key.</w:t>
-      </w:r>
-    </w:p>
-    <w:p>
-      <w:pPr>
-        <w:spacing w:after="18"/>
-        <w:ind w:left="300" w:hanging="300"/>
-      </w:pPr>
-      <w:r>
-        <w:rPr>
-          <w:b/>
-          <w:bCs/>
-          <w:color w:val="8186EF"/>
-          <w:sz w:val="16"/>
-          <w:szCs w:val="16"/>
-        </w:rPr>
-        <w:t xml:space="preserve">10  </w:t>
-      </w:r>
-      <w:r>
-        <w:rPr>
-          <w:sz w:val="16"/>
-          <w:szCs w:val="16"/>
-        </w:rPr>
-        <w:t xml:space="preserve">Every cycle settles one rule and shows where it comes from.</w:t>
-      </w:r>
-    </w:p>
-    <w:p>
-      <w:pPr>
-        <w:spacing w:after="18"/>
-        <w:ind w:left="300" w:hanging="300"/>
-      </w:pPr>
-      <w:r>
-        <w:rPr>
-          <w:b/>
-          <w:bCs/>
-          <w:color w:val="8186EF"/>
-          <w:sz w:val="16"/>
-          <w:szCs w:val="16"/>
-        </w:rPr>
-        <w:t xml:space="preserve">11  </w:t>
-      </w:r>
-      <w:r>
-        <w:rPr>
-          <w:sz w:val="16"/>
-          <w:szCs w:val="16"/>
-        </w:rPr>
         <w:t xml:space="preserve">CMA questions use exact terms, and one word can change the answer.</w:t>
       </w:r>
     </w:p>
@@ -6941,30 +5482,30 @@
           <w:sz w:val="16"/>
           <w:szCs w:val="16"/>
         </w:rPr>
-        <w:t xml:space="preserve">16  </w:t>
-      </w:r>
-      <w:r>
-        <w:rPr>
-          <w:sz w:val="16"/>
-          <w:szCs w:val="16"/>
-        </w:rPr>
-        <w:t xml:space="preserve">The exam marks the term, so the English word is the answer.</w:t>
-      </w:r>
-    </w:p>
-    <w:p>
-      <w:pPr>
-        <w:spacing w:after="18"/>
-        <w:ind w:left="300" w:hanging="300"/>
-      </w:pPr>
-      <w:r>
-        <w:rPr>
-          <w:b/>
-          <w:bCs/>
-          <w:color w:val="8186EF"/>
-          <w:sz w:val="16"/>
-          <w:szCs w:val="16"/>
-        </w:rPr>
-        <w:t xml:space="preserve">17  </w:t>
+        <w:t xml:space="preserve">13  </w:t>
+      </w:r>
+      <w:r>
+        <w:rPr>
+          <w:sz w:val="16"/>
+          <w:szCs w:val="16"/>
+        </w:rPr>
+        <w:t xml:space="preserve">The glossary on this page pairs “دورة التشغيل” with operating cycle.</w:t>
+      </w:r>
+    </w:p>
+    <w:p>
+      <w:pPr>
+        <w:spacing w:after="18"/>
+        <w:ind w:left="300" w:hanging="300"/>
+      </w:pPr>
+      <w:r>
+        <w:rPr>
+          <w:b/>
+          <w:bCs/>
+          <w:color w:val="8186EF"/>
+          <w:sz w:val="16"/>
+          <w:szCs w:val="16"/>
+        </w:rPr>
+        <w:t xml:space="preserve">14  </w:t>
       </w:r>
       <w:r>
         <w:rPr>
@@ -7081,66 +5622,33 @@
                 <w:sz w:val="17"/>
                 <w:szCs w:val="17"/>
               </w:rPr>
-              <w:t xml:space="preserve">current portion of long-term debt · Working capital · current assets · current liabilities · current ratio</w:t>
-            </w:r>
-          </w:p>
-        </w:tc>
-        <w:tc>
-          <w:tcPr>
-            <w:tcW w:type="pct" w:w="1667"/>
-            <w:tcMar>
-              <w:top w:type="dxa" w:w="40"/>
-              <w:left w:type="dxa" w:w="100"/>
-              <w:bottom w:type="dxa" w:w="40"/>
-              <w:right w:type="dxa" w:w="100"/>
-            </w:tcMar>
-          </w:tcPr>
-          <w:p>
-            <w:pPr>
-              <w:spacing w:before="22" w:after="22"/>
-            </w:pPr>
-            <w:r>
-              <w:rPr>
-                <w:b/>
-                <w:bCs/>
-                <w:color w:val="8186EF"/>
-                <w:sz w:val="16"/>
-                <w:szCs w:val="16"/>
-              </w:rPr>
-              <w:t xml:space="preserve">10  </w:t>
-            </w:r>
-            <w:r>
-              <w:rPr>
-                <w:sz w:val="17"/>
-                <w:szCs w:val="17"/>
-              </w:rPr>
-              <w:t xml:space="preserve">C</w:t>
-            </w:r>
-          </w:p>
-        </w:tc>
-        <w:tc>
-          <w:tcPr>
-            <w:tcW w:type="pct" w:w="1667"/>
-            <w:tcMar>
-              <w:top w:type="dxa" w:w="40"/>
-              <w:left w:type="dxa" w:w="100"/>
-              <w:bottom w:type="dxa" w:w="40"/>
-              <w:right w:type="dxa" w:w="100"/>
-            </w:tcMar>
-          </w:tcPr>
-          <w:p>
-            <w:pPr>
-              <w:spacing w:before="22" w:after="22"/>
-            </w:pPr>
-            <w:r>
-              <w:rPr>
-                <w:b/>
-                <w:bCs/>
-                <w:color w:val="8186EF"/>
-                <w:sz w:val="16"/>
-                <w:szCs w:val="16"/>
-              </w:rPr>
-              <w:t xml:space="preserve">19  </w:t>
+              <w:t xml:space="preserve">liquidity · solvency · financial flexibility · classified balance sheet</w:t>
+            </w:r>
+          </w:p>
+        </w:tc>
+        <w:tc>
+          <w:tcPr>
+            <w:tcW w:type="pct" w:w="1667"/>
+            <w:tcMar>
+              <w:top w:type="dxa" w:w="40"/>
+              <w:left w:type="dxa" w:w="100"/>
+              <w:bottom w:type="dxa" w:w="40"/>
+              <w:right w:type="dxa" w:w="100"/>
+            </w:tcMar>
+          </w:tcPr>
+          <w:p>
+            <w:pPr>
+              <w:spacing w:before="22" w:after="22"/>
+            </w:pPr>
+            <w:r>
+              <w:rPr>
+                <w:b/>
+                <w:bCs/>
+                <w:color w:val="8186EF"/>
+                <w:sz w:val="16"/>
+                <w:szCs w:val="16"/>
+              </w:rPr>
+              <w:t xml:space="preserve">11  </w:t>
             </w:r>
             <w:r>
               <w:rPr>
@@ -7148,6 +5656,39 @@
                 <w:szCs w:val="17"/>
               </w:rPr>
               <w:t xml:space="preserve">A</w:t>
+            </w:r>
+          </w:p>
+        </w:tc>
+        <w:tc>
+          <w:tcPr>
+            <w:tcW w:type="pct" w:w="1667"/>
+            <w:tcMar>
+              <w:top w:type="dxa" w:w="40"/>
+              <w:left w:type="dxa" w:w="100"/>
+              <w:bottom w:type="dxa" w:w="40"/>
+              <w:right w:type="dxa" w:w="100"/>
+            </w:tcMar>
+          </w:tcPr>
+          <w:p>
+            <w:pPr>
+              <w:spacing w:before="22" w:after="22"/>
+            </w:pPr>
+            <w:r>
+              <w:rPr>
+                <w:b/>
+                <w:bCs/>
+                <w:color w:val="8186EF"/>
+                <w:sz w:val="16"/>
+                <w:szCs w:val="16"/>
+              </w:rPr>
+              <w:t xml:space="preserve">21  </w:t>
+            </w:r>
+            <w:r>
+              <w:rPr>
+                <w:sz w:val="17"/>
+                <w:szCs w:val="17"/>
+              </w:rPr>
+              <w:t xml:space="preserve">E</w:t>
             </w:r>
           </w:p>
         </w:tc>
@@ -7183,7 +5724,7 @@
                 <w:sz w:val="17"/>
                 <w:szCs w:val="17"/>
               </w:rPr>
-              <w:t xml:space="preserve">current assets · current liabilities · working capital · current ratio</w:t>
+              <w:t xml:space="preserve">covenant · callable debt · waiver · grace period</w:t>
             </w:r>
           </w:p>
         </w:tc>
@@ -7210,7 +5751,7 @@
                 <w:sz w:val="16"/>
                 <w:szCs w:val="16"/>
               </w:rPr>
-              <w:t xml:space="preserve">11  </w:t>
+              <w:t xml:space="preserve">12  </w:t>
             </w:r>
             <w:r>
               <w:rPr>
@@ -7244,14 +5785,14 @@
                 <w:sz w:val="16"/>
                 <w:szCs w:val="16"/>
               </w:rPr>
-              <w:t xml:space="preserve">20  </w:t>
-            </w:r>
-            <w:r>
-              <w:rPr>
-                <w:sz w:val="17"/>
-                <w:szCs w:val="17"/>
-              </w:rPr>
-              <w:t xml:space="preserve">C</w:t>
+              <w:t xml:space="preserve">22  </w:t>
+            </w:r>
+            <w:r>
+              <w:rPr>
+                <w:sz w:val="17"/>
+                <w:szCs w:val="17"/>
+              </w:rPr>
+              <w:t xml:space="preserve">B</w:t>
             </w:r>
           </w:p>
         </w:tc>
@@ -7286,66 +5827,33 @@
                 <w:sz w:val="17"/>
                 <w:szCs w:val="17"/>
               </w:rPr>
-              <w:t xml:space="preserve">Subsequent events · balance sheet</w:t>
-            </w:r>
-          </w:p>
-        </w:tc>
-        <w:tc>
-          <w:tcPr>
-            <w:tcW w:type="pct" w:w="1667"/>
-            <w:tcMar>
-              <w:top w:type="dxa" w:w="40"/>
-              <w:left w:type="dxa" w:w="100"/>
-              <w:bottom w:type="dxa" w:w="40"/>
-              <w:right w:type="dxa" w:w="100"/>
-            </w:tcMar>
-          </w:tcPr>
-          <w:p>
-            <w:pPr>
-              <w:spacing w:before="22" w:after="22"/>
-            </w:pPr>
-            <w:r>
-              <w:rPr>
-                <w:b/>
-                <w:bCs/>
-                <w:color w:val="8186EF"/>
-                <w:sz w:val="16"/>
-                <w:szCs w:val="16"/>
-              </w:rPr>
-              <w:t xml:space="preserve">12  </w:t>
-            </w:r>
-            <w:r>
-              <w:rPr>
-                <w:sz w:val="17"/>
-                <w:szCs w:val="17"/>
-              </w:rPr>
-              <w:t xml:space="preserve">E</w:t>
-            </w:r>
-          </w:p>
-        </w:tc>
-        <w:tc>
-          <w:tcPr>
-            <w:tcW w:type="pct" w:w="1667"/>
-            <w:tcMar>
-              <w:top w:type="dxa" w:w="40"/>
-              <w:left w:type="dxa" w:w="100"/>
-              <w:bottom w:type="dxa" w:w="40"/>
-              <w:right w:type="dxa" w:w="100"/>
-            </w:tcMar>
-          </w:tcPr>
-          <w:p>
-            <w:pPr>
-              <w:spacing w:before="22" w:after="22"/>
-            </w:pPr>
-            <w:r>
-              <w:rPr>
-                <w:b/>
-                <w:bCs/>
-                <w:color w:val="8186EF"/>
-                <w:sz w:val="16"/>
-                <w:szCs w:val="16"/>
-              </w:rPr>
-              <w:t xml:space="preserve">21  </w:t>
+              <w:t xml:space="preserve">significant · accounting · depreciation</w:t>
+            </w:r>
+          </w:p>
+        </w:tc>
+        <w:tc>
+          <w:tcPr>
+            <w:tcW w:type="pct" w:w="1667"/>
+            <w:tcMar>
+              <w:top w:type="dxa" w:w="40"/>
+              <w:left w:type="dxa" w:w="100"/>
+              <w:bottom w:type="dxa" w:w="40"/>
+              <w:right w:type="dxa" w:w="100"/>
+            </w:tcMar>
+          </w:tcPr>
+          <w:p>
+            <w:pPr>
+              <w:spacing w:before="22" w:after="22"/>
+            </w:pPr>
+            <w:r>
+              <w:rPr>
+                <w:b/>
+                <w:bCs/>
+                <w:color w:val="8186EF"/>
+                <w:sz w:val="16"/>
+                <w:szCs w:val="16"/>
+              </w:rPr>
+              <w:t xml:space="preserve">13  </w:t>
             </w:r>
             <w:r>
               <w:rPr>
@@ -7353,6 +5861,39 @@
                 <w:szCs w:val="17"/>
               </w:rPr>
               <w:t xml:space="preserve">A</w:t>
+            </w:r>
+          </w:p>
+        </w:tc>
+        <w:tc>
+          <w:tcPr>
+            <w:tcW w:type="pct" w:w="1667"/>
+            <w:tcMar>
+              <w:top w:type="dxa" w:w="40"/>
+              <w:left w:type="dxa" w:w="100"/>
+              <w:bottom w:type="dxa" w:w="40"/>
+              <w:right w:type="dxa" w:w="100"/>
+            </w:tcMar>
+          </w:tcPr>
+          <w:p>
+            <w:pPr>
+              <w:spacing w:before="22" w:after="22"/>
+            </w:pPr>
+            <w:r>
+              <w:rPr>
+                <w:b/>
+                <w:bCs/>
+                <w:color w:val="8186EF"/>
+                <w:sz w:val="16"/>
+                <w:szCs w:val="16"/>
+              </w:rPr>
+              <w:t xml:space="preserve">23  </w:t>
+            </w:r>
+            <w:r>
+              <w:rPr>
+                <w:sz w:val="17"/>
+                <w:szCs w:val="17"/>
+              </w:rPr>
+              <w:t xml:space="preserve">C</w:t>
             </w:r>
           </w:p>
         </w:tc>
@@ -7415,7 +5956,41 @@
                 <w:sz w:val="16"/>
                 <w:szCs w:val="16"/>
               </w:rPr>
-              <w:t xml:space="preserve">13  </w:t>
+              <w:t xml:space="preserve">14  </w:t>
+            </w:r>
+            <w:r>
+              <w:rPr>
+                <w:sz w:val="17"/>
+                <w:szCs w:val="17"/>
+              </w:rPr>
+              <w:t xml:space="preserve">B</w:t>
+            </w:r>
+          </w:p>
+        </w:tc>
+        <w:tc>
+          <w:tcPr>
+            <w:tcW w:type="pct" w:w="1667"/>
+            <w:shd w:fill="FBFAF6" w:val="clear"/>
+            <w:tcMar>
+              <w:top w:type="dxa" w:w="40"/>
+              <w:left w:type="dxa" w:w="100"/>
+              <w:bottom w:type="dxa" w:w="40"/>
+              <w:right w:type="dxa" w:w="100"/>
+            </w:tcMar>
+          </w:tcPr>
+          <w:p>
+            <w:pPr>
+              <w:spacing w:before="22" w:after="22"/>
+            </w:pPr>
+            <w:r>
+              <w:rPr>
+                <w:b/>
+                <w:bCs/>
+                <w:color w:val="8186EF"/>
+                <w:sz w:val="16"/>
+                <w:szCs w:val="16"/>
+              </w:rPr>
+              <w:t xml:space="preserve">24  </w:t>
             </w:r>
             <w:r>
               <w:rPr>
@@ -7423,40 +5998,6 @@
                 <w:szCs w:val="17"/>
               </w:rPr>
               <w:t xml:space="preserve">A</w:t>
-            </w:r>
-          </w:p>
-        </w:tc>
-        <w:tc>
-          <w:tcPr>
-            <w:tcW w:type="pct" w:w="1667"/>
-            <w:shd w:fill="FBFAF6" w:val="clear"/>
-            <w:tcMar>
-              <w:top w:type="dxa" w:w="40"/>
-              <w:left w:type="dxa" w:w="100"/>
-              <w:bottom w:type="dxa" w:w="40"/>
-              <w:right w:type="dxa" w:w="100"/>
-            </w:tcMar>
-          </w:tcPr>
-          <w:p>
-            <w:pPr>
-              <w:spacing w:before="22" w:after="22"/>
-            </w:pPr>
-            <w:r>
-              <w:rPr>
-                <w:b/>
-                <w:bCs/>
-                <w:color w:val="8186EF"/>
-                <w:sz w:val="16"/>
-                <w:szCs w:val="16"/>
-              </w:rPr>
-              <w:t xml:space="preserve">22  </w:t>
-            </w:r>
-            <w:r>
-              <w:rPr>
-                <w:sz w:val="17"/>
-                <w:szCs w:val="17"/>
-              </w:rPr>
-              <w:t xml:space="preserve">B</w:t>
             </w:r>
           </w:p>
         </w:tc>
@@ -7517,40 +6058,40 @@
                 <w:sz w:val="16"/>
                 <w:szCs w:val="16"/>
               </w:rPr>
-              <w:t xml:space="preserve">14  </w:t>
-            </w:r>
-            <w:r>
-              <w:rPr>
-                <w:sz w:val="17"/>
-                <w:szCs w:val="17"/>
-              </w:rPr>
-              <w:t xml:space="preserve">B</w:t>
-            </w:r>
-          </w:p>
-        </w:tc>
-        <w:tc>
-          <w:tcPr>
-            <w:tcW w:type="pct" w:w="1667"/>
-            <w:tcMar>
-              <w:top w:type="dxa" w:w="40"/>
-              <w:left w:type="dxa" w:w="100"/>
-              <w:bottom w:type="dxa" w:w="40"/>
-              <w:right w:type="dxa" w:w="100"/>
-            </w:tcMar>
-          </w:tcPr>
-          <w:p>
-            <w:pPr>
-              <w:spacing w:before="22" w:after="22"/>
-            </w:pPr>
-            <w:r>
-              <w:rPr>
-                <w:b/>
-                <w:bCs/>
-                <w:color w:val="8186EF"/>
-                <w:sz w:val="16"/>
-                <w:szCs w:val="16"/>
-              </w:rPr>
-              <w:t xml:space="preserve">23  </w:t>
+              <w:t xml:space="preserve">15  </w:t>
+            </w:r>
+            <w:r>
+              <w:rPr>
+                <w:sz w:val="17"/>
+                <w:szCs w:val="17"/>
+              </w:rPr>
+              <w:t xml:space="preserve">C</w:t>
+            </w:r>
+          </w:p>
+        </w:tc>
+        <w:tc>
+          <w:tcPr>
+            <w:tcW w:type="pct" w:w="1667"/>
+            <w:tcMar>
+              <w:top w:type="dxa" w:w="40"/>
+              <w:left w:type="dxa" w:w="100"/>
+              <w:bottom w:type="dxa" w:w="40"/>
+              <w:right w:type="dxa" w:w="100"/>
+            </w:tcMar>
+          </w:tcPr>
+          <w:p>
+            <w:pPr>
+              <w:spacing w:before="22" w:after="22"/>
+            </w:pPr>
+            <w:r>
+              <w:rPr>
+                <w:b/>
+                <w:bCs/>
+                <w:color w:val="8186EF"/>
+                <w:sz w:val="16"/>
+                <w:szCs w:val="16"/>
+              </w:rPr>
+              <w:t xml:space="preserve">25  </w:t>
             </w:r>
             <w:r>
               <w:rPr>
@@ -7593,7 +6134,7 @@
                 <w:sz w:val="17"/>
                 <w:szCs w:val="17"/>
               </w:rPr>
-              <w:t xml:space="preserve">C</w:t>
+              <w:t xml:space="preserve">A</w:t>
             </w:r>
           </w:p>
         </w:tc>
@@ -7620,14 +6161,14 @@
                 <w:sz w:val="16"/>
                 <w:szCs w:val="16"/>
               </w:rPr>
-              <w:t xml:space="preserve">15  </w:t>
-            </w:r>
-            <w:r>
-              <w:rPr>
-                <w:sz w:val="17"/>
-                <w:szCs w:val="17"/>
-              </w:rPr>
-              <w:t xml:space="preserve">T</w:t>
+              <w:t xml:space="preserve">16  </w:t>
+            </w:r>
+            <w:r>
+              <w:rPr>
+                <w:sz w:val="17"/>
+                <w:szCs w:val="17"/>
+              </w:rPr>
+              <w:t xml:space="preserve">D</w:t>
             </w:r>
           </w:p>
         </w:tc>
@@ -7654,14 +6195,14 @@
                 <w:sz w:val="16"/>
                 <w:szCs w:val="16"/>
               </w:rPr>
-              <w:t xml:space="preserve">24  </w:t>
-            </w:r>
-            <w:r>
-              <w:rPr>
-                <w:sz w:val="17"/>
-                <w:szCs w:val="17"/>
-              </w:rPr>
-              <w:t xml:space="preserve">A</w:t>
+              <w:t xml:space="preserve">26  </w:t>
+            </w:r>
+            <w:r>
+              <w:rPr>
+                <w:sz w:val="17"/>
+                <w:szCs w:val="17"/>
+              </w:rPr>
+              <w:t xml:space="preserve">B</w:t>
             </w:r>
           </w:p>
         </w:tc>
@@ -7722,47 +6263,47 @@
                 <w:sz w:val="16"/>
                 <w:szCs w:val="16"/>
               </w:rPr>
-              <w:t xml:space="preserve">16  </w:t>
-            </w:r>
-            <w:r>
-              <w:rPr>
-                <w:sz w:val="17"/>
-                <w:szCs w:val="17"/>
-              </w:rPr>
-              <w:t xml:space="preserve">D</w:t>
-            </w:r>
-          </w:p>
-        </w:tc>
-        <w:tc>
-          <w:tcPr>
-            <w:tcW w:type="pct" w:w="1667"/>
-            <w:tcMar>
-              <w:top w:type="dxa" w:w="40"/>
-              <w:left w:type="dxa" w:w="100"/>
-              <w:bottom w:type="dxa" w:w="40"/>
-              <w:right w:type="dxa" w:w="100"/>
-            </w:tcMar>
-          </w:tcPr>
-          <w:p>
-            <w:pPr>
-              <w:spacing w:before="22" w:after="22"/>
-            </w:pPr>
-            <w:r>
-              <w:rPr>
-                <w:b/>
-                <w:bCs/>
-                <w:color w:val="8186EF"/>
-                <w:sz w:val="16"/>
-                <w:szCs w:val="16"/>
-              </w:rPr>
-              <w:t xml:space="preserve">25  </w:t>
-            </w:r>
-            <w:r>
-              <w:rPr>
-                <w:sz w:val="17"/>
-                <w:szCs w:val="17"/>
-              </w:rPr>
-              <w:t xml:space="preserve">Compare with the model earlier in this handout.</w:t>
+              <w:t xml:space="preserve">17  </w:t>
+            </w:r>
+            <w:r>
+              <w:rPr>
+                <w:sz w:val="17"/>
+                <w:szCs w:val="17"/>
+              </w:rPr>
+              <w:t xml:space="preserve">A</w:t>
+            </w:r>
+          </w:p>
+        </w:tc>
+        <w:tc>
+          <w:tcPr>
+            <w:tcW w:type="pct" w:w="1667"/>
+            <w:tcMar>
+              <w:top w:type="dxa" w:w="40"/>
+              <w:left w:type="dxa" w:w="100"/>
+              <w:bottom w:type="dxa" w:w="40"/>
+              <w:right w:type="dxa" w:w="100"/>
+            </w:tcMar>
+          </w:tcPr>
+          <w:p>
+            <w:pPr>
+              <w:spacing w:before="22" w:after="22"/>
+            </w:pPr>
+            <w:r>
+              <w:rPr>
+                <w:b/>
+                <w:bCs/>
+                <w:color w:val="8186EF"/>
+                <w:sz w:val="16"/>
+                <w:szCs w:val="16"/>
+              </w:rPr>
+              <w:t xml:space="preserve">27  </w:t>
+            </w:r>
+            <w:r>
+              <w:rPr>
+                <w:sz w:val="17"/>
+                <w:szCs w:val="17"/>
+              </w:rPr>
+              <w:t xml:space="preserve">B</w:t>
             </w:r>
           </w:p>
         </w:tc>
@@ -7798,75 +6339,75 @@
                 <w:sz w:val="17"/>
                 <w:szCs w:val="17"/>
               </w:rPr>
+              <w:t xml:space="preserve">C</w:t>
+            </w:r>
+          </w:p>
+        </w:tc>
+        <w:tc>
+          <w:tcPr>
+            <w:tcW w:type="pct" w:w="1667"/>
+            <w:shd w:fill="FBFAF6" w:val="clear"/>
+            <w:tcMar>
+              <w:top w:type="dxa" w:w="40"/>
+              <w:left w:type="dxa" w:w="100"/>
+              <w:bottom w:type="dxa" w:w="40"/>
+              <w:right w:type="dxa" w:w="100"/>
+            </w:tcMar>
+          </w:tcPr>
+          <w:p>
+            <w:pPr>
+              <w:spacing w:before="22" w:after="22"/>
+            </w:pPr>
+            <w:r>
+              <w:rPr>
+                <w:b/>
+                <w:bCs/>
+                <w:color w:val="8186EF"/>
+                <w:sz w:val="16"/>
+                <w:szCs w:val="16"/>
+              </w:rPr>
+              <w:t xml:space="preserve">18  </w:t>
+            </w:r>
+            <w:r>
+              <w:rPr>
+                <w:sz w:val="17"/>
+                <w:szCs w:val="17"/>
+              </w:rPr>
+              <w:t xml:space="preserve">T</w:t>
+            </w:r>
+          </w:p>
+        </w:tc>
+        <w:tc>
+          <w:tcPr>
+            <w:tcW w:type="pct" w:w="1667"/>
+            <w:shd w:fill="FBFAF6" w:val="clear"/>
+            <w:tcMar>
+              <w:top w:type="dxa" w:w="40"/>
+              <w:left w:type="dxa" w:w="100"/>
+              <w:bottom w:type="dxa" w:w="40"/>
+              <w:right w:type="dxa" w:w="100"/>
+            </w:tcMar>
+          </w:tcPr>
+          <w:p>
+            <w:pPr>
+              <w:spacing w:before="22" w:after="22"/>
+            </w:pPr>
+            <w:r>
+              <w:rPr>
+                <w:b/>
+                <w:bCs/>
+                <w:color w:val="8186EF"/>
+                <w:sz w:val="16"/>
+                <w:szCs w:val="16"/>
+              </w:rPr>
+              <w:t xml:space="preserve">28  </w:t>
+            </w:r>
+            <w:r>
+              <w:rPr>
+                <w:sz w:val="17"/>
+                <w:szCs w:val="17"/>
+              </w:rPr>
               <w:t xml:space="preserve">A</w:t>
-            </w:r>
-          </w:p>
-        </w:tc>
-        <w:tc>
-          <w:tcPr>
-            <w:tcW w:type="pct" w:w="1667"/>
-            <w:shd w:fill="FBFAF6" w:val="clear"/>
-            <w:tcMar>
-              <w:top w:type="dxa" w:w="40"/>
-              <w:left w:type="dxa" w:w="100"/>
-              <w:bottom w:type="dxa" w:w="40"/>
-              <w:right w:type="dxa" w:w="100"/>
-            </w:tcMar>
-          </w:tcPr>
-          <w:p>
-            <w:pPr>
-              <w:spacing w:before="22" w:after="22"/>
-            </w:pPr>
-            <w:r>
-              <w:rPr>
-                <w:b/>
-                <w:bCs/>
-                <w:color w:val="8186EF"/>
-                <w:sz w:val="16"/>
-                <w:szCs w:val="16"/>
-              </w:rPr>
-              <w:t xml:space="preserve">17  </w:t>
-            </w:r>
-            <w:r>
-              <w:rPr>
-                <w:sz w:val="17"/>
-                <w:szCs w:val="17"/>
-              </w:rPr>
-              <w:t xml:space="preserve">C</w:t>
-            </w:r>
-          </w:p>
-        </w:tc>
-        <w:tc>
-          <w:tcPr>
-            <w:tcW w:type="pct" w:w="1667"/>
-            <w:shd w:fill="FBFAF6" w:val="clear"/>
-            <w:tcMar>
-              <w:top w:type="dxa" w:w="40"/>
-              <w:left w:type="dxa" w:w="100"/>
-              <w:bottom w:type="dxa" w:w="40"/>
-              <w:right w:type="dxa" w:w="100"/>
-            </w:tcMar>
-          </w:tcPr>
-          <w:p>
-            <w:pPr>
-              <w:spacing w:before="22" w:after="22"/>
-            </w:pPr>
-            <w:r>
-              <w:rPr>
-                <w:b/>
-                <w:bCs/>
-                <w:color w:val="8186EF"/>
-                <w:sz w:val="16"/>
-                <w:szCs w:val="16"/>
-              </w:rPr>
-              <w:t xml:space="preserve">26  </w:t>
-            </w:r>
-            <w:r>
-              <w:rPr>
-                <w:sz w:val="17"/>
-                <w:szCs w:val="17"/>
-              </w:rPr>
-              <w:t xml:space="preserve">2.1: Purpose and structure of the balance sheet. 2.2: Current and noncurrent items. 2.3: Classifying debt. 2.4: Other presentation matters. 2.5: Limitations and links to the other statements.</w:t>
             </w:r>
           </w:p>
         </w:tc>
@@ -7901,39 +6442,6 @@
                 <w:sz w:val="17"/>
                 <w:szCs w:val="17"/>
               </w:rPr>
-              <w:t xml:space="preserve">B</w:t>
-            </w:r>
-          </w:p>
-        </w:tc>
-        <w:tc>
-          <w:tcPr>
-            <w:tcW w:type="pct" w:w="1667"/>
-            <w:tcMar>
-              <w:top w:type="dxa" w:w="40"/>
-              <w:left w:type="dxa" w:w="100"/>
-              <w:bottom w:type="dxa" w:w="40"/>
-              <w:right w:type="dxa" w:w="100"/>
-            </w:tcMar>
-          </w:tcPr>
-          <w:p>
-            <w:pPr>
-              <w:spacing w:before="22" w:after="22"/>
-            </w:pPr>
-            <w:r>
-              <w:rPr>
-                <w:b/>
-                <w:bCs/>
-                <w:color w:val="8186EF"/>
-                <w:sz w:val="16"/>
-                <w:szCs w:val="16"/>
-              </w:rPr>
-              <w:t xml:space="preserve">18  </w:t>
-            </w:r>
-            <w:r>
-              <w:rPr>
-                <w:sz w:val="17"/>
-                <w:szCs w:val="17"/>
-              </w:rPr>
               <w:t xml:space="preserve">D</w:t>
             </w:r>
           </w:p>
@@ -7950,14 +6458,161 @@
           </w:tcPr>
           <w:p>
             <w:pPr>
-              <w:spacing w:before="24" w:after="24"/>
-            </w:pPr>
-            <w:r>
-              <w:rPr>
-                <w:sz w:val="16"/>
-                <w:szCs w:val="16"/>
-              </w:rPr>
-              <w:t xml:space="preserve"/>
+              <w:spacing w:before="22" w:after="22"/>
+            </w:pPr>
+            <w:r>
+              <w:rPr>
+                <w:b/>
+                <w:bCs/>
+                <w:color w:val="8186EF"/>
+                <w:sz w:val="16"/>
+                <w:szCs w:val="16"/>
+              </w:rPr>
+              <w:t xml:space="preserve">19  </w:t>
+            </w:r>
+            <w:r>
+              <w:rPr>
+                <w:sz w:val="17"/>
+                <w:szCs w:val="17"/>
+              </w:rPr>
+              <w:t xml:space="preserve">D</w:t>
+            </w:r>
+          </w:p>
+        </w:tc>
+        <w:tc>
+          <w:tcPr>
+            <w:tcW w:type="pct" w:w="1667"/>
+            <w:tcMar>
+              <w:top w:type="dxa" w:w="40"/>
+              <w:left w:type="dxa" w:w="100"/>
+              <w:bottom w:type="dxa" w:w="40"/>
+              <w:right w:type="dxa" w:w="100"/>
+            </w:tcMar>
+          </w:tcPr>
+          <w:p>
+            <w:pPr>
+              <w:spacing w:before="22" w:after="22"/>
+            </w:pPr>
+            <w:r>
+              <w:rPr>
+                <w:b/>
+                <w:bCs/>
+                <w:color w:val="8186EF"/>
+                <w:sz w:val="16"/>
+                <w:szCs w:val="16"/>
+              </w:rPr>
+              <w:t xml:space="preserve">29  </w:t>
+            </w:r>
+            <w:r>
+              <w:rPr>
+                <w:sz w:val="17"/>
+                <w:szCs w:val="17"/>
+              </w:rPr>
+              <w:t xml:space="preserve">Compare with the model earlier in this handout.</w:t>
+            </w:r>
+          </w:p>
+        </w:tc>
+      </w:tr>
+      <w:tr>
+        <w:tc>
+          <w:tcPr>
+            <w:tcW w:type="pct" w:w="1667"/>
+            <w:shd w:fill="FBFAF6" w:val="clear"/>
+            <w:tcMar>
+              <w:top w:type="dxa" w:w="40"/>
+              <w:left w:type="dxa" w:w="100"/>
+              <w:bottom w:type="dxa" w:w="40"/>
+              <w:right w:type="dxa" w:w="100"/>
+            </w:tcMar>
+          </w:tcPr>
+          <w:p>
+            <w:pPr>
+              <w:spacing w:before="22" w:after="22"/>
+            </w:pPr>
+            <w:r>
+              <w:rPr>
+                <w:b/>
+                <w:bCs/>
+                <w:color w:val="8186EF"/>
+                <w:sz w:val="16"/>
+                <w:szCs w:val="16"/>
+              </w:rPr>
+              <w:t xml:space="preserve">10  </w:t>
+            </w:r>
+            <w:r>
+              <w:rPr>
+                <w:sz w:val="17"/>
+                <w:szCs w:val="17"/>
+              </w:rPr>
+              <w:t xml:space="preserve">E</w:t>
+            </w:r>
+          </w:p>
+        </w:tc>
+        <w:tc>
+          <w:tcPr>
+            <w:tcW w:type="pct" w:w="1667"/>
+            <w:shd w:fill="FBFAF6" w:val="clear"/>
+            <w:tcMar>
+              <w:top w:type="dxa" w:w="40"/>
+              <w:left w:type="dxa" w:w="100"/>
+              <w:bottom w:type="dxa" w:w="40"/>
+              <w:right w:type="dxa" w:w="100"/>
+            </w:tcMar>
+          </w:tcPr>
+          <w:p>
+            <w:pPr>
+              <w:spacing w:before="22" w:after="22"/>
+            </w:pPr>
+            <w:r>
+              <w:rPr>
+                <w:b/>
+                <w:bCs/>
+                <w:color w:val="8186EF"/>
+                <w:sz w:val="16"/>
+                <w:szCs w:val="16"/>
+              </w:rPr>
+              <w:t xml:space="preserve">20  </w:t>
+            </w:r>
+            <w:r>
+              <w:rPr>
+                <w:sz w:val="17"/>
+                <w:szCs w:val="17"/>
+              </w:rPr>
+              <w:t xml:space="preserve">F</w:t>
+            </w:r>
+          </w:p>
+        </w:tc>
+        <w:tc>
+          <w:tcPr>
+            <w:tcW w:type="pct" w:w="1667"/>
+            <w:shd w:fill="FBFAF6" w:val="clear"/>
+            <w:tcMar>
+              <w:top w:type="dxa" w:w="40"/>
+              <w:left w:type="dxa" w:w="100"/>
+              <w:bottom w:type="dxa" w:w="40"/>
+              <w:right w:type="dxa" w:w="100"/>
+            </w:tcMar>
+          </w:tcPr>
+          <w:p>
+            <w:pPr>
+              <w:spacing w:before="22" w:after="22"/>
+            </w:pPr>
+            <w:r>
+              <w:rPr>
+                <w:b/>
+                <w:bCs/>
+                <w:color w:val="8186EF"/>
+                <w:sz w:val="16"/>
+                <w:szCs w:val="16"/>
+              </w:rPr>
+              <w:t xml:space="preserve">30  </w:t>
+            </w:r>
+            <w:r>
+              <w:rPr>
+                <w:sz w:val="17"/>
+                <w:szCs w:val="17"/>
+              </w:rPr>
+              <w:t xml:space="preserve">2.1: Purpose and structure of the balance sheet. 2.2: Current and noncurrent items. 2.3: Classifying debt. 2.4: Other presentation matters. 2.5: Limitations and links to the other statements.</w:t>
             </w:r>
           </w:p>
         </w:tc>
@@ -7999,7 +6654,7 @@
           <w:sz w:val="16"/>
           <w:szCs w:val="16"/>
         </w:rPr>
-        <w:t xml:space="preserve">The book writes: “On the liability side, current portion of long-term debt is current, because that part of the principal is due within a year. Two measures come directly from these totals. Working capital is current assets minus current liabilities. The current ratio is current assets divided by current liabilities.”</w:t>
+        <w:t xml:space="preserve">The book writes: “Can the company pay its bills in the coming months? This is liquidity. Can it pay all its debts over time? This is solvency. Can it raise cash or change its plans if something unexpected happens? This is financial flexibility. U.S. companies that file with the SEC present a classified balance sheet.”</w:t>
       </w:r>
     </w:p>
     <w:p>
@@ -8022,7 +6677,7 @@
           <w:sz w:val="16"/>
           <w:szCs w:val="16"/>
         </w:rPr>
-        <w:t xml:space="preserve">The book writes: “Paying a supplier in cash reduces current assets and current liabilities by the same amount: working capital does not change, but the current ratio changes. Reclassifying debt from current to noncurrent increases working capital and the current ratio.”</w:t>
+        <w:t xml:space="preserve">The book writes: “If a company breaks a covenant, the lender may be able to demand repayment at once. Such callable debt is current, even if the company does not expect the lender to act. It stays noncurrent only if, before the statements are issued, the lender gives a waiver for more than one year, or a grace period exists and the company will probably cure the violation within it.”</w:t>
       </w:r>
     </w:p>
     <w:p>
@@ -8045,7 +6700,7 @@
           <w:sz w:val="16"/>
           <w:szCs w:val="16"/>
         </w:rPr>
-        <w:t xml:space="preserve">The book writes: “If it is only reasonably possible, the company discloses it in a note. If it is remote, the company does nothing. Gain contingencies are never recorded before they are realized. Subsequent events happen after the balance sheet date but before the statements are issued.”</w:t>
+        <w:t xml:space="preserve">The book writes: “If the condition arose after year-end, the company only discloses it. Finally, the notes begin with a summary of significant accounting policies, such as the inventory method and depreciation methods. The notes are part of the statements, not an extra.”</w:t>
       </w:r>
     </w:p>
     <w:p>
@@ -8107,37 +6762,37 @@
           <w:sz w:val="16"/>
           <w:szCs w:val="16"/>
         </w:rPr>
-        <w:t xml:space="preserve">6  </w:t>
-      </w:r>
-      <w:r>
-        <w:rPr>
-          <w:sz w:val="16"/>
-          <w:szCs w:val="16"/>
-        </w:rPr>
-        <w:t xml:space="preserve">The book numbers “Current and noncurrent items” as section 2.2.</w:t>
-      </w:r>
-    </w:p>
-    <w:p>
-      <w:pPr>
-        <w:spacing w:after="18"/>
-        <w:ind w:left="300" w:hanging="300"/>
-      </w:pPr>
-      <w:r>
-        <w:rPr>
-          <w:b/>
-          <w:bCs/>
-          <w:color w:val="8186EF"/>
-          <w:sz w:val="16"/>
-          <w:szCs w:val="16"/>
-        </w:rPr>
-        <w:t xml:space="preserve">7  </w:t>
-      </w:r>
-      <w:r>
-        <w:rPr>
-          <w:sz w:val="16"/>
-          <w:szCs w:val="16"/>
-        </w:rPr>
-        <w:t xml:space="preserve">The book numbers “Classifying debt” as section 2.3.</w:t>
+        <w:t xml:space="preserve">11  </w:t>
+      </w:r>
+      <w:r>
+        <w:rPr>
+          <w:sz w:val="16"/>
+          <w:szCs w:val="16"/>
+        </w:rPr>
+        <w:t xml:space="preserve">A subjective acceleration clause makes debt current only if acceleration is probable. B is wrong: The clause alone does not make the debt current. C is wrong: Classification follows probability, not the clause.</w:t>
+      </w:r>
+    </w:p>
+    <w:p>
+      <w:pPr>
+        <w:spacing w:after="18"/>
+        <w:ind w:left="300" w:hanging="300"/>
+      </w:pPr>
+      <w:r>
+        <w:rPr>
+          <w:b/>
+          <w:bCs/>
+          <w:color w:val="8186EF"/>
+          <w:sz w:val="16"/>
+          <w:szCs w:val="16"/>
+        </w:rPr>
+        <w:t xml:space="preserve">12  </w:t>
+      </w:r>
+      <w:r>
+        <w:rPr>
+          <w:sz w:val="16"/>
+          <w:szCs w:val="16"/>
+        </w:rPr>
+        <w:t xml:space="preserve">With no best estimate in the range, U.S. GAAP accrues the minimum. A is wrong: The midpoint is the IFRS approach. B is wrong: The maximum is not required.</w:t>
       </w:r>
     </w:p>
     <w:p>
@@ -8160,7 +6815,7 @@
           <w:sz w:val="16"/>
           <w:szCs w:val="16"/>
         </w:rPr>
-        <w:t xml:space="preserve">Most assets, including land, are at historical cost. B is wrong: The balance sheet is not a valuation; land stays at cost. C is wrong: There is no averaging of cost and value.</w:t>
+        <w:t xml:space="preserve">The condition, the customer's weak finances, existed at year-end, so it is a recognized event. B is wrong: Disclosure only is for conditions that arose after year-end. C is wrong: The loss belongs to the year in which the condition existed.</w:t>
       </w:r>
     </w:p>
     <w:p>
@@ -8183,6 +6838,167 @@
           <w:sz w:val="16"/>
           <w:szCs w:val="16"/>
         </w:rPr>
+        <w:t xml:space="preserve">All deferred tax assets and liabilities are noncurrent. A is wrong: The old current/noncurrent split was removed. C is wrong: It cannot be offset against taxes payable without a right of setoff.</w:t>
+      </w:r>
+    </w:p>
+    <w:p>
+      <w:pPr>
+        <w:spacing w:after="18"/>
+        <w:ind w:left="300" w:hanging="300"/>
+      </w:pPr>
+      <w:r>
+        <w:rPr>
+          <w:b/>
+          <w:bCs/>
+          <w:color w:val="8186EF"/>
+          <w:sz w:val="16"/>
+          <w:szCs w:val="16"/>
+        </w:rPr>
+        <w:t xml:space="preserve">15  </w:t>
+      </w:r>
+      <w:r>
+        <w:rPr>
+          <w:sz w:val="16"/>
+          <w:szCs w:val="16"/>
+        </w:rPr>
+        <w:t xml:space="preserve">Internally developed intangibles are not recognized as assets. A is wrong: A purchased brand is recorded at its cost. B is wrong: Acquired goodwill is recorded.</w:t>
+      </w:r>
+    </w:p>
+    <w:p>
+      <w:pPr>
+        <w:spacing w:after="18"/>
+        <w:ind w:left="300" w:hanging="300"/>
+      </w:pPr>
+      <w:r>
+        <w:rPr>
+          <w:b/>
+          <w:bCs/>
+          <w:color w:val="8186EF"/>
+          <w:sz w:val="16"/>
+          <w:szCs w:val="16"/>
+        </w:rPr>
+        <w:t xml:space="preserve">16  </w:t>
+      </w:r>
+      <w:r>
+        <w:rPr>
+          <w:sz w:val="16"/>
+          <w:szCs w:val="16"/>
+        </w:rPr>
+        <w:t xml:space="preserve">Year-end amounts can be managed because the statement shows a single day. A is wrong: Cash and payables are not measured at historical cost in this sense. B is wrong: No intangible is involved.</w:t>
+      </w:r>
+    </w:p>
+    <w:p>
+      <w:pPr>
+        <w:spacing w:after="18"/>
+        <w:ind w:left="300" w:hanging="300"/>
+      </w:pPr>
+      <w:r>
+        <w:rPr>
+          <w:b/>
+          <w:bCs/>
+          <w:color w:val="8186EF"/>
+          <w:sz w:val="16"/>
+          <w:szCs w:val="16"/>
+        </w:rPr>
+        <w:t xml:space="preserve">17  </w:t>
+      </w:r>
+      <w:r>
+        <w:rPr>
+          <w:sz w:val="16"/>
+          <w:szCs w:val="16"/>
+        </w:rPr>
+        <w:t xml:space="preserve">Adding the same amount to both terms moves a ratio below 1 toward 1. B is wrong: A ratio falls only if it starts above 1. C is wrong: Equal changes leave working capital, not the ratio, unchanged.</w:t>
+      </w:r>
+    </w:p>
+    <w:p>
+      <w:pPr>
+        <w:spacing w:after="18"/>
+        <w:ind w:left="300" w:hanging="300"/>
+      </w:pPr>
+      <w:r>
+        <w:rPr>
+          <w:b/>
+          <w:bCs/>
+          <w:color w:val="8186EF"/>
+          <w:sz w:val="16"/>
+          <w:szCs w:val="16"/>
+        </w:rPr>
+        <w:t xml:space="preserve">18  </w:t>
+      </w:r>
+      <w:r>
+        <w:rPr>
+          <w:sz w:val="16"/>
+          <w:szCs w:val="16"/>
+        </w:rPr>
+        <w:t xml:space="preserve">Every later answer depends on the adjusted exhibit.</w:t>
+      </w:r>
+    </w:p>
+    <w:p>
+      <w:pPr>
+        <w:spacing w:after="18"/>
+        <w:ind w:left="300" w:hanging="300"/>
+      </w:pPr>
+      <w:r>
+        <w:rPr>
+          <w:b/>
+          <w:bCs/>
+          <w:color w:val="8186EF"/>
+          <w:sz w:val="16"/>
+          <w:szCs w:val="16"/>
+        </w:rPr>
+        <w:t xml:space="preserve">25  </w:t>
+      </w:r>
+      <w:r>
+        <w:rPr>
+          <w:sz w:val="16"/>
+          <w:szCs w:val="16"/>
+        </w:rPr>
+        <w:t xml:space="preserve">Equity is assets minus liabilities as recorded. A is wrong: Market value depends on share prices, not on book amounts. B is wrong: Equity is not a cash amount.</w:t>
+      </w:r>
+    </w:p>
+    <w:p>
+      <w:pPr>
+        <w:spacing w:after="18"/>
+        <w:ind w:left="300" w:hanging="300"/>
+      </w:pPr>
+      <w:r>
+        <w:rPr>
+          <w:b/>
+          <w:bCs/>
+          <w:color w:val="8186EF"/>
+          <w:sz w:val="16"/>
+          <w:szCs w:val="16"/>
+        </w:rPr>
+        <w:t xml:space="preserve">26  </w:t>
+      </w:r>
+      <w:r>
+        <w:rPr>
+          <w:sz w:val="16"/>
+          <w:szCs w:val="16"/>
+        </w:rPr>
+        <w:t xml:space="preserve">Opening + net income − dividends declared. OCI goes to AOCI, not retained earnings. A is wrong: This puts OCI into retained earnings. C is wrong: This deducts only the dividends paid, not those declared.</w:t>
+      </w:r>
+    </w:p>
+    <w:p>
+      <w:pPr>
+        <w:spacing w:after="18"/>
+        <w:ind w:left="300" w:hanging="300"/>
+      </w:pPr>
+      <w:r>
+        <w:rPr>
+          <w:b/>
+          <w:bCs/>
+          <w:color w:val="8186EF"/>
+          <w:sz w:val="16"/>
+          <w:szCs w:val="16"/>
+        </w:rPr>
+        <w:t xml:space="preserve">27  </w:t>
+      </w:r>
+      <w:r>
+        <w:rPr>
+          <w:sz w:val="16"/>
+          <w:szCs w:val="16"/>
+        </w:rPr>
         <w:t xml:space="preserve">Principal due within one year is the current portion of long-term debt. A is wrong: The part due within a year must be moved to current liabilities. C is wrong: Cash is paid only when the installment is paid.</w:t>
       </w:r>
     </w:p>
@@ -8199,214 +7015,7 @@
           <w:sz w:val="16"/>
           <w:szCs w:val="16"/>
         </w:rPr>
-        <w:t xml:space="preserve">15  </w:t>
-      </w:r>
-      <w:r>
-        <w:rPr>
-          <w:sz w:val="16"/>
-          <w:szCs w:val="16"/>
-        </w:rPr>
-        <w:t xml:space="preserve">Every later answer depends on the adjusted exhibit.</w:t>
-      </w:r>
-    </w:p>
-    <w:p>
-      <w:pPr>
-        <w:spacing w:after="18"/>
-        <w:ind w:left="300" w:hanging="300"/>
-      </w:pPr>
-      <w:r>
-        <w:rPr>
-          <w:b/>
-          <w:bCs/>
-          <w:color w:val="8186EF"/>
-          <w:sz w:val="16"/>
-          <w:szCs w:val="16"/>
-        </w:rPr>
-        <w:t xml:space="preserve">16  </w:t>
-      </w:r>
-      <w:r>
-        <w:rPr>
-          <w:sz w:val="16"/>
-          <w:szCs w:val="16"/>
-        </w:rPr>
-        <w:t xml:space="preserve">The book states item C2-1 in those words.</w:t>
-      </w:r>
-    </w:p>
-    <w:p>
-      <w:pPr>
-        <w:spacing w:after="18"/>
-        <w:ind w:left="300" w:hanging="300"/>
-      </w:pPr>
-      <w:r>
-        <w:rPr>
-          <w:b/>
-          <w:bCs/>
-          <w:color w:val="8186EF"/>
-          <w:sz w:val="16"/>
-          <w:szCs w:val="16"/>
-        </w:rPr>
-        <w:t xml:space="preserve">17  </w:t>
-      </w:r>
-      <w:r>
-        <w:rPr>
-          <w:sz w:val="16"/>
-          <w:szCs w:val="16"/>
-        </w:rPr>
-        <w:t xml:space="preserve">The book states item C2-2 in those words.</w:t>
-      </w:r>
-    </w:p>
-    <w:p>
-      <w:pPr>
-        <w:spacing w:after="18"/>
-        <w:ind w:left="300" w:hanging="300"/>
-      </w:pPr>
-      <w:r>
-        <w:rPr>
-          <w:b/>
-          <w:bCs/>
-          <w:color w:val="8186EF"/>
-          <w:sz w:val="16"/>
-          <w:szCs w:val="16"/>
-        </w:rPr>
-        <w:t xml:space="preserve">18  </w:t>
-      </w:r>
-      <w:r>
-        <w:rPr>
-          <w:sz w:val="16"/>
-          <w:szCs w:val="16"/>
-        </w:rPr>
-        <w:t xml:space="preserve">The book states item C2-3 in those words.</w:t>
-      </w:r>
-    </w:p>
-    <w:p>
-      <w:pPr>
-        <w:spacing w:after="18"/>
-        <w:ind w:left="300" w:hanging="300"/>
-      </w:pPr>
-      <w:r>
-        <w:rPr>
-          <w:b/>
-          <w:bCs/>
-          <w:color w:val="8186EF"/>
-          <w:sz w:val="16"/>
-          <w:szCs w:val="16"/>
-        </w:rPr>
-        <w:t xml:space="preserve">19  </w:t>
-      </w:r>
-      <w:r>
-        <w:rPr>
-          <w:sz w:val="16"/>
-          <w:szCs w:val="16"/>
-        </w:rPr>
-        <w:t xml:space="preserve">The book states item C2-4 in those words.</w:t>
-      </w:r>
-    </w:p>
-    <w:p>
-      <w:pPr>
-        <w:spacing w:after="18"/>
-        <w:ind w:left="300" w:hanging="300"/>
-      </w:pPr>
-      <w:r>
-        <w:rPr>
-          <w:b/>
-          <w:bCs/>
-          <w:color w:val="8186EF"/>
-          <w:sz w:val="16"/>
-          <w:szCs w:val="16"/>
-        </w:rPr>
-        <w:t xml:space="preserve">20  </w:t>
-      </w:r>
-      <w:r>
-        <w:rPr>
-          <w:sz w:val="16"/>
-          <w:szCs w:val="16"/>
-        </w:rPr>
-        <w:t xml:space="preserve">The book states item C2-5 in those words.</w:t>
-      </w:r>
-    </w:p>
-    <w:p>
-      <w:pPr>
-        <w:spacing w:after="18"/>
-        <w:ind w:left="300" w:hanging="300"/>
-      </w:pPr>
-      <w:r>
-        <w:rPr>
-          <w:b/>
-          <w:bCs/>
-          <w:color w:val="8186EF"/>
-          <w:sz w:val="16"/>
-          <w:szCs w:val="16"/>
-        </w:rPr>
-        <w:t xml:space="preserve">21  </w:t>
-      </w:r>
-      <w:r>
-        <w:rPr>
-          <w:sz w:val="16"/>
-          <w:szCs w:val="16"/>
-        </w:rPr>
-        <w:t xml:space="preserve">The book states item C2-6 in those words.</w:t>
-      </w:r>
-    </w:p>
-    <w:p>
-      <w:pPr>
-        <w:spacing w:after="18"/>
-        <w:ind w:left="300" w:hanging="300"/>
-      </w:pPr>
-      <w:r>
-        <w:rPr>
-          <w:b/>
-          <w:bCs/>
-          <w:color w:val="8186EF"/>
-          <w:sz w:val="16"/>
-          <w:szCs w:val="16"/>
-        </w:rPr>
-        <w:t xml:space="preserve">22  </w:t>
-      </w:r>
-      <w:r>
-        <w:rPr>
-          <w:sz w:val="16"/>
-          <w:szCs w:val="16"/>
-        </w:rPr>
-        <w:t xml:space="preserve">Principal due within one year is the current portion of long-term debt. A is wrong: The part due within a year must be moved to current liabilities. C is wrong: Cash is paid only when the installment is paid.</w:t>
-      </w:r>
-    </w:p>
-    <w:p>
-      <w:pPr>
-        <w:spacing w:after="18"/>
-        <w:ind w:left="300" w:hanging="300"/>
-      </w:pPr>
-      <w:r>
-        <w:rPr>
-          <w:b/>
-          <w:bCs/>
-          <w:color w:val="8186EF"/>
-          <w:sz w:val="16"/>
-          <w:szCs w:val="16"/>
-        </w:rPr>
-        <w:t xml:space="preserve">23  </w:t>
-      </w:r>
-      <w:r>
-        <w:rPr>
-          <w:sz w:val="16"/>
-          <w:szCs w:val="16"/>
-        </w:rPr>
-        <w:t xml:space="preserve">IFRS looks only at the right to defer that existed at the reporting date. A is wrong: This is the U.S. GAAP answer; under IFRS a waiver after the reporting date does not count. B is wrong: Expectations do not matter; the right at the reporting date does.</w:t>
-      </w:r>
-    </w:p>
-    <w:p>
-      <w:pPr>
-        <w:spacing w:after="18"/>
-        <w:ind w:left="300" w:hanging="300"/>
-      </w:pPr>
-      <w:r>
-        <w:rPr>
-          <w:b/>
-          <w:bCs/>
-          <w:color w:val="8186EF"/>
-          <w:sz w:val="16"/>
-          <w:szCs w:val="16"/>
-        </w:rPr>
-        <w:t xml:space="preserve">24  </w:t>
+        <w:t xml:space="preserve">28  </w:t>
       </w:r>
       <w:r>
         <w:rPr>
